--- a/Linux/automation_A4.docx
+++ b/Linux/automation_A4.docx
@@ -1,6 +1,6 @@
 
 <file path=word/document.xml><?xml version="1.0" encoding="utf-8"?>
-<w:document xmlns:wpc="http://schemas.microsoft.com/office/word/2010/wordprocessingCanvas" xmlns:cx="http://schemas.microsoft.com/office/drawing/2014/chartex" xmlns:cx1="http://schemas.microsoft.com/office/drawing/2015/9/8/chartex" xmlns:cx2="http://schemas.microsoft.com/office/drawing/2015/10/21/chartex" xmlns:cx3="http://schemas.microsoft.com/office/drawing/2016/5/9/chartex" xmlns:cx4="http://schemas.microsoft.com/office/drawing/2016/5/10/chartex" xmlns:cx5="http://schemas.microsoft.com/office/drawing/2016/5/11/chartex" xmlns:cx6="http://schemas.microsoft.com/office/drawing/2016/5/12/chartex" xmlns:cx7="http://schemas.microsoft.com/office/drawing/2016/5/13/chartex" xmlns:cx8="http://schemas.microsoft.com/office/drawing/2016/5/14/chartex" xmlns:mc="http://schemas.openxmlformats.org/markup-compatibility/2006" xmlns:aink="http://schemas.microsoft.com/office/drawing/2016/ink" xmlns:am3d="http://schemas.microsoft.com/office/drawing/2017/model3d" xmlns:o="urn:schemas-microsoft-com:office:office" xmlns:oel="http://schemas.microsoft.com/office/2019/extlst" xmlns:r="http://schemas.openxmlformats.org/officeDocument/2006/relationships" xmlns:m="http://schemas.openxmlformats.org/officeDocument/2006/math" xmlns:v="urn:schemas-microsoft-com:vml" xmlns:wp14="http://schemas.microsoft.com/office/word/2010/wordprocessingDrawing" xmlns:wp="http://schemas.openxmlformats.org/drawingml/2006/wordprocessingDrawing" xmlns:w10="urn:schemas-microsoft-com:office:word" xmlns:w="http://schemas.openxmlformats.org/wordprocessingml/2006/main" xmlns:w14="http://schemas.microsoft.com/office/word/2010/wordml" xmlns:w15="http://schemas.microsoft.com/office/word/2012/wordml" xmlns:w16cex="http://schemas.microsoft.com/office/word/2018/wordml/cex" xmlns:w16cid="http://schemas.microsoft.com/office/word/2016/wordml/cid" xmlns:w16="http://schemas.microsoft.com/office/word/2018/wordml" xmlns:w16du="http://schemas.microsoft.com/office/word/2023/wordml/word16du" xmlns:w16sdtdh="http://schemas.microsoft.com/office/word/2020/wordml/sdtdatahash" xmlns:w16sdtfl="http://schemas.microsoft.com/office/word/2024/wordml/sdtformatlock" xmlns:w16se="http://schemas.microsoft.com/office/word/2015/wordml/symex" xmlns:wpg="http://schemas.microsoft.com/office/word/2010/wordprocessingGroup" xmlns:wpi="http://schemas.microsoft.com/office/word/2010/wordprocessingInk" xmlns:wne="http://schemas.microsoft.com/office/word/2006/wordml" xmlns:wps="http://schemas.microsoft.com/office/word/2010/wordprocessingShape" mc:Ignorable="w14 w15 w16se w16cid w16 w16cex w16sdtdh w16sdtfl w16du wp14">
+<w:document xmlns:wpc="http://schemas.microsoft.com/office/word/2010/wordprocessingCanvas" xmlns:cx="http://schemas.microsoft.com/office/drawing/2014/chartex" xmlns:cx1="http://schemas.microsoft.com/office/drawing/2015/9/8/chartex" xmlns:cx2="http://schemas.microsoft.com/office/drawing/2015/10/21/chartex" xmlns:cx3="http://schemas.microsoft.com/office/drawing/2016/5/9/chartex" xmlns:cx4="http://schemas.microsoft.com/office/drawing/2016/5/10/chartex" xmlns:cx5="http://schemas.microsoft.com/office/drawing/2016/5/11/chartex" xmlns:cx6="http://schemas.microsoft.com/office/drawing/2016/5/12/chartex" xmlns:cx7="http://schemas.microsoft.com/office/drawing/2016/5/13/chartex" xmlns:cx8="http://schemas.microsoft.com/office/drawing/2016/5/14/chartex" xmlns:mc="http://schemas.openxmlformats.org/markup-compatibility/2006" xmlns:aink="http://schemas.microsoft.com/office/drawing/2016/ink" xmlns:am3d="http://schemas.microsoft.com/office/drawing/2017/model3d" xmlns:o="urn:schemas-microsoft-com:office:office" xmlns:oel="http://schemas.microsoft.com/office/2019/extlst" xmlns:r="http://schemas.openxmlformats.org/officeDocument/2006/relationships" xmlns:m="http://schemas.openxmlformats.org/officeDocument/2006/math" xmlns:v="urn:schemas-microsoft-com:vml" xmlns:wp14="http://schemas.microsoft.com/office/word/2010/wordprocessingDrawing" xmlns:wp="http://schemas.openxmlformats.org/drawingml/2006/wordprocessingDrawing" xmlns:w10="urn:schemas-microsoft-com:office:word" xmlns:w="http://schemas.openxmlformats.org/wordprocessingml/2006/main" xmlns:w14="http://schemas.microsoft.com/office/word/2010/wordml" xmlns:w15="http://schemas.microsoft.com/office/word/2012/wordml" xmlns:w16cex="http://schemas.microsoft.com/office/word/2018/wordml/cex" xmlns:w16cid="http://schemas.microsoft.com/office/word/2016/wordml/cid" xmlns:w16="http://schemas.microsoft.com/office/word/2018/wordml" xmlns:w16sdtdh="http://schemas.microsoft.com/office/word/2020/wordml/sdtdatahash" xmlns:w16se="http://schemas.microsoft.com/office/word/2015/wordml/symex" xmlns:wpg="http://schemas.microsoft.com/office/word/2010/wordprocessingGroup" xmlns:wpi="http://schemas.microsoft.com/office/word/2010/wordprocessingInk" xmlns:wne="http://schemas.microsoft.com/office/word/2006/wordml" xmlns:wps="http://schemas.microsoft.com/office/word/2010/wordprocessingShape" mc:Ignorable="w14 w15 w16se w16cid w16 w16cex w16sdtdh wp14">
   <w:body>
     <w:p>
       <w:pPr>
@@ -26,20 +26,37 @@
     </w:p>
     <w:p>
       <w:pPr>
-        <w:jc w:val="both"/>
-        <w:rPr>
-          <w:rFonts w:asciiTheme="majorBidi" w:hAnsiTheme="majorBidi" w:cstheme="majorBidi"/>
-          <w:sz w:val="28"/>
-          <w:szCs w:val="28"/>
-        </w:rPr>
-      </w:pPr>
-      <w:r>
-        <w:rPr>
-          <w:rFonts w:asciiTheme="majorBidi" w:hAnsiTheme="majorBidi" w:cstheme="majorBidi"/>
-          <w:sz w:val="28"/>
-          <w:szCs w:val="28"/>
-        </w:rPr>
-        <w:t>Linux systems often need tasks to run automatically at defined times or intervals—such as backups every night, log rotations daily, or cleanup scripts weekly. Instead of relying on administrators to run commands manually, Linux provides several scheduling mechanisms:</w:t>
+        <w:spacing w:after="60"/>
+        <w:jc w:val="both"/>
+        <w:rPr>
+          <w:rFonts w:asciiTheme="majorBidi" w:hAnsiTheme="majorBidi" w:cstheme="majorBidi"/>
+          <w:sz w:val="28"/>
+          <w:szCs w:val="28"/>
+        </w:rPr>
+      </w:pPr>
+      <w:r>
+        <w:rPr>
+          <w:rFonts w:asciiTheme="majorBidi" w:hAnsiTheme="majorBidi" w:cstheme="majorBidi"/>
+          <w:sz w:val="28"/>
+          <w:szCs w:val="28"/>
+        </w:rPr>
+        <w:t>Linux systems often need tasks to run automatically at defined times or intervals</w:t>
+      </w:r>
+      <w:r>
+        <w:rPr>
+          <w:rFonts w:asciiTheme="majorBidi" w:hAnsiTheme="majorBidi" w:cstheme="majorBidi"/>
+          <w:sz w:val="28"/>
+          <w:szCs w:val="28"/>
+        </w:rPr>
+        <w:t xml:space="preserve"> </w:t>
+      </w:r>
+      <w:r>
+        <w:rPr>
+          <w:rFonts w:asciiTheme="majorBidi" w:hAnsiTheme="majorBidi" w:cstheme="majorBidi"/>
+          <w:sz w:val="28"/>
+          <w:szCs w:val="28"/>
+        </w:rPr>
+        <w:t>such as backups every night, log rotations daily, or cleanup scripts weekly. Instead of relying on administrators to run commands manually, Linux provides several scheduling mechanisms:</w:t>
       </w:r>
     </w:p>
     <w:p>
@@ -49,6 +66,7 @@
           <w:ilvl w:val="0"/>
           <w:numId w:val="1"/>
         </w:numPr>
+        <w:ind w:left="360"/>
         <w:jc w:val="both"/>
         <w:rPr>
           <w:rFonts w:asciiTheme="majorBidi" w:hAnsiTheme="majorBidi" w:cstheme="majorBidi"/>
@@ -60,6 +78,10 @@
       <w:r>
         <w:rPr>
           <w:rFonts w:asciiTheme="majorBidi" w:hAnsiTheme="majorBidi" w:cstheme="majorBidi"/>
+          <w:b/>
+          <w:bCs/>
+          <w:i/>
+          <w:iCs/>
           <w:sz w:val="28"/>
           <w:szCs w:val="28"/>
         </w:rPr>
@@ -82,20 +104,33 @@
           <w:ilvl w:val="0"/>
           <w:numId w:val="1"/>
         </w:numPr>
-        <w:jc w:val="both"/>
-        <w:rPr>
-          <w:rFonts w:asciiTheme="majorBidi" w:hAnsiTheme="majorBidi" w:cstheme="majorBidi"/>
-          <w:sz w:val="28"/>
-          <w:szCs w:val="28"/>
-        </w:rPr>
-      </w:pPr>
-      <w:r>
-        <w:rPr>
-          <w:rFonts w:asciiTheme="majorBidi" w:hAnsiTheme="majorBidi" w:cstheme="majorBidi"/>
-          <w:sz w:val="28"/>
-          <w:szCs w:val="28"/>
-        </w:rPr>
-        <w:t>at → to run a task once at a specified time.</w:t>
+        <w:ind w:left="360"/>
+        <w:jc w:val="both"/>
+        <w:rPr>
+          <w:rFonts w:asciiTheme="majorBidi" w:hAnsiTheme="majorBidi" w:cstheme="majorBidi"/>
+          <w:sz w:val="28"/>
+          <w:szCs w:val="28"/>
+        </w:rPr>
+      </w:pPr>
+      <w:r>
+        <w:rPr>
+          <w:rFonts w:asciiTheme="majorBidi" w:hAnsiTheme="majorBidi" w:cstheme="majorBidi"/>
+          <w:b/>
+          <w:bCs/>
+          <w:i/>
+          <w:iCs/>
+          <w:sz w:val="28"/>
+          <w:szCs w:val="28"/>
+        </w:rPr>
+        <w:t>at</w:t>
+      </w:r>
+      <w:r>
+        <w:rPr>
+          <w:rFonts w:asciiTheme="majorBidi" w:hAnsiTheme="majorBidi" w:cstheme="majorBidi"/>
+          <w:sz w:val="28"/>
+          <w:szCs w:val="28"/>
+        </w:rPr>
+        <w:t xml:space="preserve"> → to run a task once at a specified time.</w:t>
       </w:r>
     </w:p>
     <w:p>
@@ -105,6 +140,7 @@
           <w:ilvl w:val="0"/>
           <w:numId w:val="1"/>
         </w:numPr>
+        <w:ind w:left="360"/>
         <w:jc w:val="both"/>
         <w:rPr>
           <w:rFonts w:asciiTheme="majorBidi" w:hAnsiTheme="majorBidi" w:cstheme="majorBidi"/>
@@ -169,46 +205,23 @@
     </w:p>
     <w:p>
       <w:pPr>
-        <w:jc w:val="both"/>
-        <w:rPr>
-          <w:rFonts w:asciiTheme="majorBidi" w:hAnsiTheme="majorBidi" w:cstheme="majorBidi"/>
-          <w:sz w:val="28"/>
-          <w:szCs w:val="28"/>
-        </w:rPr>
-      </w:pPr>
-      <w:r>
-        <w:rPr>
-          <w:rFonts w:asciiTheme="majorBidi" w:hAnsiTheme="majorBidi" w:cstheme="majorBidi"/>
-          <w:sz w:val="28"/>
-          <w:szCs w:val="28"/>
-        </w:rPr>
-        <w:t>In this section, we’ll explore these tools in detail, their syntax, and how to manage them.</w:t>
-      </w:r>
-    </w:p>
-    <w:p>
-      <w:pPr>
-        <w:pStyle w:val="ListParagraph"/>
-        <w:numPr>
-          <w:ilvl w:val="0"/>
-          <w:numId w:val="2"/>
-        </w:numPr>
-        <w:ind w:left="360"/>
-        <w:jc w:val="both"/>
-        <w:rPr>
-          <w:rFonts w:asciiTheme="majorBidi" w:hAnsiTheme="majorBidi" w:cstheme="majorBidi"/>
-          <w:b/>
-          <w:bCs/>
-          <w:sz w:val="32"/>
-          <w:szCs w:val="32"/>
-        </w:rPr>
-      </w:pPr>
-      <w:r>
-        <w:rPr>
-          <w:rFonts w:asciiTheme="majorBidi" w:hAnsiTheme="majorBidi" w:cstheme="majorBidi"/>
-          <w:b/>
-          <w:bCs/>
-          <w:sz w:val="32"/>
-          <w:szCs w:val="32"/>
+        <w:spacing w:after="120"/>
+        <w:jc w:val="both"/>
+        <w:rPr>
+          <w:rFonts w:asciiTheme="majorBidi" w:hAnsiTheme="majorBidi" w:cstheme="majorBidi"/>
+          <w:b/>
+          <w:bCs/>
+          <w:sz w:val="36"/>
+          <w:szCs w:val="36"/>
+        </w:rPr>
+      </w:pPr>
+      <w:r>
+        <w:rPr>
+          <w:rFonts w:asciiTheme="majorBidi" w:hAnsiTheme="majorBidi" w:cstheme="majorBidi"/>
+          <w:b/>
+          <w:bCs/>
+          <w:sz w:val="36"/>
+          <w:szCs w:val="36"/>
         </w:rPr>
         <w:t>Cron – Recurring Jobs</w:t>
       </w:r>
@@ -217,8 +230,8 @@
           <w:rFonts w:asciiTheme="majorBidi" w:hAnsiTheme="majorBidi" w:cstheme="majorBidi"/>
           <w:b/>
           <w:bCs/>
-          <w:sz w:val="32"/>
-          <w:szCs w:val="32"/>
+          <w:sz w:val="36"/>
+          <w:szCs w:val="36"/>
         </w:rPr>
         <w:t>:</w:t>
       </w:r>
@@ -613,7 +626,23 @@
                 <w:sz w:val="28"/>
                 <w:szCs w:val="28"/>
               </w:rPr>
-              <w:t>0–59</w:t>
+              <w:t>0</w:t>
+            </w:r>
+            <w:r>
+              <w:rPr>
+                <w:rFonts w:asciiTheme="majorBidi" w:hAnsiTheme="majorBidi" w:cstheme="majorBidi"/>
+                <w:sz w:val="28"/>
+                <w:szCs w:val="28"/>
+              </w:rPr>
+              <w:t xml:space="preserve"> - </w:t>
+            </w:r>
+            <w:r>
+              <w:rPr>
+                <w:rFonts w:asciiTheme="majorBidi" w:hAnsiTheme="majorBidi" w:cstheme="majorBidi"/>
+                <w:sz w:val="28"/>
+                <w:szCs w:val="28"/>
+              </w:rPr>
+              <w:t>59</w:t>
             </w:r>
           </w:p>
         </w:tc>
@@ -693,7 +722,23 @@
                 <w:sz w:val="28"/>
                 <w:szCs w:val="28"/>
               </w:rPr>
-              <w:t>0–23</w:t>
+              <w:t>0</w:t>
+            </w:r>
+            <w:r>
+              <w:rPr>
+                <w:rFonts w:asciiTheme="majorBidi" w:hAnsiTheme="majorBidi" w:cstheme="majorBidi"/>
+                <w:sz w:val="28"/>
+                <w:szCs w:val="28"/>
+              </w:rPr>
+              <w:t xml:space="preserve"> - </w:t>
+            </w:r>
+            <w:r>
+              <w:rPr>
+                <w:rFonts w:asciiTheme="majorBidi" w:hAnsiTheme="majorBidi" w:cstheme="majorBidi"/>
+                <w:sz w:val="28"/>
+                <w:szCs w:val="28"/>
+              </w:rPr>
+              <w:t>23</w:t>
             </w:r>
           </w:p>
         </w:tc>
@@ -776,7 +821,23 @@
                 <w:sz w:val="28"/>
                 <w:szCs w:val="28"/>
               </w:rPr>
-              <w:t>1–31</w:t>
+              <w:t>1</w:t>
+            </w:r>
+            <w:r>
+              <w:rPr>
+                <w:rFonts w:asciiTheme="majorBidi" w:hAnsiTheme="majorBidi" w:cstheme="majorBidi"/>
+                <w:sz w:val="28"/>
+                <w:szCs w:val="28"/>
+              </w:rPr>
+              <w:t xml:space="preserve"> - </w:t>
+            </w:r>
+            <w:r>
+              <w:rPr>
+                <w:rFonts w:asciiTheme="majorBidi" w:hAnsiTheme="majorBidi" w:cstheme="majorBidi"/>
+                <w:sz w:val="28"/>
+                <w:szCs w:val="28"/>
+              </w:rPr>
+              <w:t>31</w:t>
             </w:r>
           </w:p>
         </w:tc>
@@ -856,7 +917,23 @@
                 <w:sz w:val="28"/>
                 <w:szCs w:val="28"/>
               </w:rPr>
-              <w:t>1–12 or names (</w:t>
+              <w:t>1</w:t>
+            </w:r>
+            <w:r>
+              <w:rPr>
+                <w:rFonts w:asciiTheme="majorBidi" w:hAnsiTheme="majorBidi" w:cstheme="majorBidi"/>
+                <w:sz w:val="28"/>
+                <w:szCs w:val="28"/>
+              </w:rPr>
+              <w:t xml:space="preserve"> - </w:t>
+            </w:r>
+            <w:r>
+              <w:rPr>
+                <w:rFonts w:asciiTheme="majorBidi" w:hAnsiTheme="majorBidi" w:cstheme="majorBidi"/>
+                <w:sz w:val="28"/>
+                <w:szCs w:val="28"/>
+              </w:rPr>
+              <w:t>12 or names (</w:t>
             </w:r>
             <w:proofErr w:type="spellStart"/>
             <w:r>
@@ -975,7 +1052,23 @@
                 <w:sz w:val="28"/>
                 <w:szCs w:val="28"/>
               </w:rPr>
-              <w:t xml:space="preserve">0–7 (0/7 = Sunday, or </w:t>
+              <w:t>0</w:t>
+            </w:r>
+            <w:r>
+              <w:rPr>
+                <w:rFonts w:asciiTheme="majorBidi" w:hAnsiTheme="majorBidi" w:cstheme="majorBidi"/>
+                <w:sz w:val="28"/>
+                <w:szCs w:val="28"/>
+              </w:rPr>
+              <w:t xml:space="preserve"> - </w:t>
+            </w:r>
+            <w:r>
+              <w:rPr>
+                <w:rFonts w:asciiTheme="majorBidi" w:hAnsiTheme="majorBidi" w:cstheme="majorBidi"/>
+                <w:sz w:val="28"/>
+                <w:szCs w:val="28"/>
+              </w:rPr>
+              <w:t xml:space="preserve">7 (0/7 = Sunday, or </w:t>
             </w:r>
             <w:proofErr w:type="spellStart"/>
             <w:r>
@@ -1117,6 +1210,7 @@
     </w:p>
     <w:p>
       <w:pPr>
+        <w:spacing w:after="0"/>
         <w:jc w:val="both"/>
         <w:rPr>
           <w:rFonts w:asciiTheme="majorBidi" w:hAnsiTheme="majorBidi" w:cstheme="majorBidi"/>
@@ -1169,6 +1263,7 @@
     </w:p>
     <w:p>
       <w:pPr>
+        <w:spacing w:after="0"/>
         <w:jc w:val="both"/>
         <w:rPr>
           <w:rFonts w:asciiTheme="majorBidi" w:hAnsiTheme="majorBidi" w:cstheme="majorBidi"/>
@@ -1221,6 +1316,7 @@
     </w:p>
     <w:p>
       <w:pPr>
+        <w:spacing w:after="0"/>
         <w:jc w:val="both"/>
         <w:rPr>
           <w:rFonts w:asciiTheme="majorBidi" w:hAnsiTheme="majorBidi" w:cstheme="majorBidi"/>
@@ -1325,6 +1421,7 @@
     </w:p>
     <w:p>
       <w:pPr>
+        <w:spacing w:after="60"/>
         <w:jc w:val="both"/>
         <w:rPr>
           <w:rFonts w:asciiTheme="majorBidi" w:hAnsiTheme="majorBidi" w:cstheme="majorBidi"/>
@@ -1460,12 +1557,12 @@
           <w:sz w:val="28"/>
           <w:szCs w:val="28"/>
         </w:rPr>
-        <w:lastRenderedPageBreak/>
         <w:t>@yearly.</w:t>
       </w:r>
     </w:p>
     <w:p>
       <w:pPr>
+        <w:spacing w:after="60"/>
         <w:jc w:val="both"/>
         <w:rPr>
           <w:rFonts w:asciiTheme="majorBidi" w:hAnsiTheme="majorBidi" w:cstheme="majorBidi"/>
@@ -1622,6 +1719,7 @@
           <w:sz w:val="28"/>
           <w:szCs w:val="28"/>
         </w:rPr>
+        <w:lastRenderedPageBreak/>
         <w:t xml:space="preserve">15 14 1 * </w:t>
       </w:r>
       <w:proofErr w:type="gramStart"/>
@@ -1823,6 +1921,7 @@
     </w:p>
     <w:p>
       <w:pPr>
+        <w:spacing w:after="120"/>
         <w:jc w:val="both"/>
         <w:rPr>
           <w:rFonts w:asciiTheme="majorBidi" w:hAnsiTheme="majorBidi" w:cstheme="majorBidi"/>
@@ -1845,6 +1944,7 @@
     </w:p>
     <w:p>
       <w:pPr>
+        <w:spacing w:after="60"/>
         <w:jc w:val="both"/>
         <w:rPr>
           <w:rFonts w:asciiTheme="majorBidi" w:hAnsiTheme="majorBidi" w:cstheme="majorBidi"/>
@@ -1944,6 +2044,7 @@
           <w:ilvl w:val="0"/>
           <w:numId w:val="5"/>
         </w:numPr>
+        <w:spacing w:after="120"/>
         <w:ind w:left="360"/>
         <w:jc w:val="both"/>
         <w:rPr>
@@ -1997,6 +2098,7 @@
     </w:p>
     <w:p>
       <w:pPr>
+        <w:spacing w:after="120"/>
         <w:jc w:val="both"/>
         <w:rPr>
           <w:rFonts w:asciiTheme="majorBidi" w:hAnsiTheme="majorBidi" w:cstheme="majorBidi"/>
@@ -2130,6 +2232,7 @@
           <w:ilvl w:val="0"/>
           <w:numId w:val="6"/>
         </w:numPr>
+        <w:spacing w:after="120"/>
         <w:ind w:left="360"/>
         <w:jc w:val="both"/>
         <w:rPr>
@@ -2144,11 +2247,32 @@
           <w:sz w:val="28"/>
           <w:szCs w:val="28"/>
         </w:rPr>
-        <w:t>Do not edit these files directly. always use crontab -e.</w:t>
-      </w:r>
-    </w:p>
-    <w:p>
-      <w:pPr>
+        <w:t xml:space="preserve">Do not edit these files directly. always use </w:t>
+      </w:r>
+      <w:r>
+        <w:rPr>
+          <w:rFonts w:asciiTheme="majorBidi" w:hAnsiTheme="majorBidi" w:cstheme="majorBidi"/>
+          <w:b/>
+          <w:bCs/>
+          <w:i/>
+          <w:iCs/>
+          <w:sz w:val="28"/>
+          <w:szCs w:val="28"/>
+        </w:rPr>
+        <w:t>crontab -e</w:t>
+      </w:r>
+      <w:r>
+        <w:rPr>
+          <w:rFonts w:asciiTheme="majorBidi" w:hAnsiTheme="majorBidi" w:cstheme="majorBidi"/>
+          <w:sz w:val="28"/>
+          <w:szCs w:val="28"/>
+        </w:rPr>
+        <w:t>.</w:t>
+      </w:r>
+    </w:p>
+    <w:p>
+      <w:pPr>
+        <w:spacing w:after="120"/>
         <w:jc w:val="both"/>
         <w:rPr>
           <w:rFonts w:asciiTheme="majorBidi" w:hAnsiTheme="majorBidi" w:cstheme="majorBidi"/>
@@ -2183,6 +2307,7 @@
     </w:p>
     <w:p>
       <w:pPr>
+        <w:spacing w:after="120"/>
         <w:jc w:val="both"/>
         <w:rPr>
           <w:rFonts w:asciiTheme="majorBidi" w:hAnsiTheme="majorBidi" w:cstheme="majorBidi"/>
@@ -2253,26 +2378,30 @@
     </w:p>
     <w:p>
       <w:pPr>
-        <w:jc w:val="both"/>
-        <w:rPr>
-          <w:rFonts w:asciiTheme="majorBidi" w:hAnsiTheme="majorBidi" w:cstheme="majorBidi"/>
-          <w:sz w:val="28"/>
-          <w:szCs w:val="28"/>
-          <w:u w:val="single"/>
-        </w:rPr>
-      </w:pPr>
-      <w:r>
-        <w:rPr>
-          <w:rFonts w:asciiTheme="majorBidi" w:hAnsiTheme="majorBidi" w:cstheme="majorBidi"/>
-          <w:sz w:val="28"/>
-          <w:szCs w:val="28"/>
-          <w:u w:val="single"/>
+        <w:spacing w:after="60"/>
+        <w:jc w:val="both"/>
+        <w:rPr>
+          <w:rFonts w:asciiTheme="majorBidi" w:hAnsiTheme="majorBidi" w:cstheme="majorBidi"/>
+          <w:b/>
+          <w:bCs/>
+          <w:sz w:val="28"/>
+          <w:szCs w:val="28"/>
+        </w:rPr>
+      </w:pPr>
+      <w:r>
+        <w:rPr>
+          <w:rFonts w:asciiTheme="majorBidi" w:hAnsiTheme="majorBidi" w:cstheme="majorBidi"/>
+          <w:b/>
+          <w:bCs/>
+          <w:sz w:val="28"/>
+          <w:szCs w:val="28"/>
         </w:rPr>
         <w:t xml:space="preserve">In summary: </w:t>
       </w:r>
     </w:p>
     <w:p>
       <w:pPr>
+        <w:spacing w:after="120"/>
         <w:jc w:val="both"/>
         <w:rPr>
           <w:rFonts w:asciiTheme="majorBidi" w:hAnsiTheme="majorBidi" w:cstheme="majorBidi"/>
@@ -2363,6 +2492,7 @@
     </w:p>
     <w:p>
       <w:pPr>
+        <w:spacing w:after="120"/>
         <w:jc w:val="both"/>
         <w:rPr>
           <w:rFonts w:asciiTheme="majorBidi" w:hAnsiTheme="majorBidi" w:cstheme="majorBidi"/>
@@ -2391,116 +2521,6 @@
           <w:szCs w:val="32"/>
         </w:rPr>
         <w:t>:</w:t>
-      </w:r>
-    </w:p>
-    <w:p>
-      <w:pPr>
-        <w:jc w:val="both"/>
-        <w:rPr>
-          <w:rFonts w:asciiTheme="majorBidi" w:hAnsiTheme="majorBidi" w:cstheme="majorBidi"/>
-          <w:sz w:val="28"/>
-          <w:szCs w:val="28"/>
-        </w:rPr>
-      </w:pPr>
-      <w:r>
-        <w:rPr>
-          <w:rFonts w:asciiTheme="majorBidi" w:hAnsiTheme="majorBidi" w:cstheme="majorBidi"/>
-          <w:sz w:val="28"/>
-          <w:szCs w:val="28"/>
-        </w:rPr>
-        <w:t xml:space="preserve">The system-wide </w:t>
-      </w:r>
-      <w:proofErr w:type="spellStart"/>
-      <w:r>
-        <w:rPr>
-          <w:rFonts w:asciiTheme="majorBidi" w:hAnsiTheme="majorBidi" w:cstheme="majorBidi"/>
-          <w:b/>
-          <w:bCs/>
-          <w:sz w:val="28"/>
-          <w:szCs w:val="28"/>
-        </w:rPr>
-        <w:t>cron</w:t>
-      </w:r>
-      <w:proofErr w:type="spellEnd"/>
-      <w:r>
-        <w:rPr>
-          <w:rFonts w:asciiTheme="majorBidi" w:hAnsiTheme="majorBidi" w:cstheme="majorBidi"/>
-          <w:sz w:val="28"/>
-          <w:szCs w:val="28"/>
-        </w:rPr>
-        <w:t xml:space="preserve"> table is </w:t>
-      </w:r>
-      <w:r>
-        <w:rPr>
-          <w:rFonts w:asciiTheme="majorBidi" w:hAnsiTheme="majorBidi" w:cstheme="majorBidi"/>
-          <w:sz w:val="28"/>
-          <w:szCs w:val="28"/>
-        </w:rPr>
-        <w:t xml:space="preserve">in </w:t>
-      </w:r>
-      <w:r>
-        <w:rPr>
-          <w:rFonts w:asciiTheme="majorBidi" w:hAnsiTheme="majorBidi" w:cstheme="majorBidi"/>
-          <w:b/>
-          <w:bCs/>
-          <w:i/>
-          <w:iCs/>
-          <w:sz w:val="28"/>
-          <w:szCs w:val="28"/>
-        </w:rPr>
-        <w:t>/</w:t>
-      </w:r>
-      <w:proofErr w:type="spellStart"/>
-      <w:r>
-        <w:rPr>
-          <w:rFonts w:asciiTheme="majorBidi" w:hAnsiTheme="majorBidi" w:cstheme="majorBidi"/>
-          <w:b/>
-          <w:bCs/>
-          <w:i/>
-          <w:iCs/>
-          <w:sz w:val="28"/>
-          <w:szCs w:val="28"/>
-        </w:rPr>
-        <w:t>etc</w:t>
-      </w:r>
-      <w:proofErr w:type="spellEnd"/>
-      <w:r>
-        <w:rPr>
-          <w:rFonts w:asciiTheme="majorBidi" w:hAnsiTheme="majorBidi" w:cstheme="majorBidi"/>
-          <w:b/>
-          <w:bCs/>
-          <w:i/>
-          <w:iCs/>
-          <w:sz w:val="28"/>
-          <w:szCs w:val="28"/>
-        </w:rPr>
-        <w:t>/crontab</w:t>
-      </w:r>
-      <w:r>
-        <w:rPr>
-          <w:rFonts w:asciiTheme="majorBidi" w:hAnsiTheme="majorBidi" w:cstheme="majorBidi"/>
-          <w:b/>
-          <w:bCs/>
-          <w:sz w:val="28"/>
-          <w:szCs w:val="28"/>
-        </w:rPr>
-        <w:t>.</w:t>
-      </w:r>
-      <w:r>
-        <w:rPr>
-          <w:rFonts w:asciiTheme="majorBidi" w:hAnsiTheme="majorBidi" w:cstheme="majorBidi"/>
-          <w:sz w:val="28"/>
-          <w:szCs w:val="28"/>
-        </w:rPr>
-        <w:t xml:space="preserve"> </w:t>
-      </w:r>
-      <w:r>
-        <w:rPr>
-          <w:rFonts w:asciiTheme="majorBidi" w:hAnsiTheme="majorBidi" w:cstheme="majorBidi"/>
-          <w:sz w:val="28"/>
-          <w:szCs w:val="28"/>
-        </w:rPr>
-        <w:t>It has an extra user field, allowing you to specify which user the job runs as:</w:t>
       </w:r>
     </w:p>
     <w:p>
@@ -2522,16 +2542,16 @@
         <mc:AlternateContent>
           <mc:Choice Requires="wps">
             <w:drawing>
-              <wp:anchor distT="0" distB="0" distL="114300" distR="114300" simplePos="0" relativeHeight="251660288" behindDoc="0" locked="0" layoutInCell="1" allowOverlap="1" wp14:anchorId="2221ACE4" wp14:editId="2D2E283A">
+              <wp:anchor distT="0" distB="0" distL="114300" distR="114300" simplePos="0" relativeHeight="251660288" behindDoc="0" locked="0" layoutInCell="1" allowOverlap="1" wp14:anchorId="2221ACE4" wp14:editId="3075CDE6">
                 <wp:simplePos x="0" y="0"/>
                 <wp:positionH relativeFrom="margin">
                   <wp:align>left</wp:align>
                 </wp:positionH>
                 <wp:positionV relativeFrom="paragraph">
-                  <wp:posOffset>8890</wp:posOffset>
+                  <wp:posOffset>499110</wp:posOffset>
                 </wp:positionV>
-                <wp:extent cx="2667000" cy="371475"/>
-                <wp:effectExtent l="0" t="0" r="19050" b="28575"/>
+                <wp:extent cx="2857500" cy="342900"/>
+                <wp:effectExtent l="0" t="0" r="19050" b="19050"/>
                 <wp:wrapNone/>
                 <wp:docPr id="2" name="Rectangle 2"/>
                 <wp:cNvGraphicFramePr/>
@@ -2542,1171 +2562,7 @@
                       <wps:spPr>
                         <a:xfrm>
                           <a:off x="0" y="0"/>
-                          <a:ext cx="2667000" cy="371475"/>
-                        </a:xfrm>
-                        <a:prstGeom prst="rect">
-                          <a:avLst/>
-                        </a:prstGeom>
-                      </wps:spPr>
-                      <wps:style>
-                        <a:lnRef idx="2">
-                          <a:schemeClr val="dk1">
-                            <a:shade val="15000"/>
-                          </a:schemeClr>
-                        </a:lnRef>
-                        <a:fillRef idx="1">
-                          <a:schemeClr val="dk1"/>
-                        </a:fillRef>
-                        <a:effectRef idx="0">
-                          <a:schemeClr val="dk1"/>
-                        </a:effectRef>
-                        <a:fontRef idx="minor">
-                          <a:schemeClr val="lt1"/>
-                        </a:fontRef>
-                      </wps:style>
-                      <wps:txbx>
-                        <w:txbxContent>
-                          <w:p>
-                            <w:pPr>
-                              <w:rPr>
-                                <w:sz w:val="32"/>
-                                <w:szCs w:val="32"/>
-                              </w:rPr>
-                            </w:pPr>
-                            <w:proofErr w:type="gramStart"/>
-                            <w:r>
-                              <w:rPr>
-                                <w:sz w:val="32"/>
-                                <w:szCs w:val="32"/>
-                              </w:rPr>
-                              <w:t>A  B</w:t>
-                            </w:r>
-                            <w:proofErr w:type="gramEnd"/>
-                            <w:r>
-                              <w:rPr>
-                                <w:sz w:val="32"/>
-                                <w:szCs w:val="32"/>
-                              </w:rPr>
-                              <w:t xml:space="preserve">  </w:t>
-                            </w:r>
-                            <w:proofErr w:type="gramStart"/>
-                            <w:r>
-                              <w:rPr>
-                                <w:sz w:val="32"/>
-                                <w:szCs w:val="32"/>
-                              </w:rPr>
-                              <w:t>C  D</w:t>
-                            </w:r>
-                            <w:proofErr w:type="gramEnd"/>
-                            <w:r>
-                              <w:rPr>
-                                <w:sz w:val="32"/>
-                                <w:szCs w:val="32"/>
-                              </w:rPr>
-                              <w:t xml:space="preserve">  </w:t>
-                            </w:r>
-                            <w:proofErr w:type="gramStart"/>
-                            <w:r>
-                              <w:rPr>
-                                <w:sz w:val="32"/>
-                                <w:szCs w:val="32"/>
-                              </w:rPr>
-                              <w:t>E  USER</w:t>
-                            </w:r>
-                            <w:proofErr w:type="gramEnd"/>
-                            <w:r>
-                              <w:rPr>
-                                <w:sz w:val="32"/>
-                                <w:szCs w:val="32"/>
-                              </w:rPr>
-                              <w:t xml:space="preserve">  command</w:t>
-                            </w:r>
-                          </w:p>
-                        </w:txbxContent>
-                      </wps:txbx>
-                      <wps:bodyPr rot="0" spcFirstLastPara="0" vertOverflow="overflow" horzOverflow="overflow" vert="horz" wrap="square" lIns="91440" tIns="45720" rIns="91440" bIns="45720" numCol="1" spcCol="0" rtlCol="0" fromWordArt="0" anchor="ctr" anchorCtr="0" forceAA="0" compatLnSpc="1">
-                        <a:prstTxWarp prst="textNoShape">
-                          <a:avLst/>
-                        </a:prstTxWarp>
-                        <a:noAutofit/>
-                      </wps:bodyPr>
-                    </wps:wsp>
-                  </a:graphicData>
-                </a:graphic>
-                <wp14:sizeRelH relativeFrom="margin">
-                  <wp14:pctWidth>0</wp14:pctWidth>
-                </wp14:sizeRelH>
-                <wp14:sizeRelV relativeFrom="margin">
-                  <wp14:pctHeight>0</wp14:pctHeight>
-                </wp14:sizeRelV>
-              </wp:anchor>
-            </w:drawing>
-          </mc:Choice>
-          <mc:Fallback>
-            <w:pict>
-              <v:rect w14:anchorId="2221ACE4" id="Rectangle 2" o:spid="_x0000_s1027" style="position:absolute;left:0;text-align:left;margin-left:0;margin-top:.7pt;width:210pt;height:29.25pt;z-index:251660288;visibility:visible;mso-wrap-style:square;mso-width-percent:0;mso-height-percent:0;mso-wrap-distance-left:9pt;mso-wrap-distance-top:0;mso-wrap-distance-right:9pt;mso-wrap-distance-bottom:0;mso-position-horizontal:left;mso-position-horizontal-relative:margin;mso-position-vertical:absolute;mso-position-vertical-relative:text;mso-width-percent:0;mso-height-percent:0;mso-width-relative:margin;mso-height-relative:margin;v-text-anchor:middle" o:gfxdata="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" fillcolor="black [3200]" strokecolor="black [480]" strokeweight="1pt">
-                <v:textbox>
-                  <w:txbxContent>
-                    <w:p>
-                      <w:pPr>
-                        <w:rPr>
-                          <w:sz w:val="32"/>
-                          <w:szCs w:val="32"/>
-                        </w:rPr>
-                      </w:pPr>
-                      <w:proofErr w:type="gramStart"/>
-                      <w:r>
-                        <w:rPr>
-                          <w:sz w:val="32"/>
-                          <w:szCs w:val="32"/>
-                        </w:rPr>
-                        <w:t>A  B</w:t>
-                      </w:r>
-                      <w:proofErr w:type="gramEnd"/>
-                      <w:r>
-                        <w:rPr>
-                          <w:sz w:val="32"/>
-                          <w:szCs w:val="32"/>
-                        </w:rPr>
-                        <w:t xml:space="preserve">  </w:t>
-                      </w:r>
-                      <w:proofErr w:type="gramStart"/>
-                      <w:r>
-                        <w:rPr>
-                          <w:sz w:val="32"/>
-                          <w:szCs w:val="32"/>
-                        </w:rPr>
-                        <w:t>C  D</w:t>
-                      </w:r>
-                      <w:proofErr w:type="gramEnd"/>
-                      <w:r>
-                        <w:rPr>
-                          <w:sz w:val="32"/>
-                          <w:szCs w:val="32"/>
-                        </w:rPr>
-                        <w:t xml:space="preserve">  </w:t>
-                      </w:r>
-                      <w:proofErr w:type="gramStart"/>
-                      <w:r>
-                        <w:rPr>
-                          <w:sz w:val="32"/>
-                          <w:szCs w:val="32"/>
-                        </w:rPr>
-                        <w:t>E  USER</w:t>
-                      </w:r>
-                      <w:proofErr w:type="gramEnd"/>
-                      <w:r>
-                        <w:rPr>
-                          <w:sz w:val="32"/>
-                          <w:szCs w:val="32"/>
-                        </w:rPr>
-                        <w:t xml:space="preserve">  command</w:t>
-                      </w:r>
-                    </w:p>
-                  </w:txbxContent>
-                </v:textbox>
-                <w10:wrap anchorx="margin"/>
-              </v:rect>
-            </w:pict>
-          </mc:Fallback>
-        </mc:AlternateContent>
-      </w:r>
-    </w:p>
-    <w:p>
-      <w:pPr>
-        <w:jc w:val="both"/>
-        <w:rPr>
-          <w:rFonts w:asciiTheme="majorBidi" w:hAnsiTheme="majorBidi" w:cstheme="majorBidi"/>
-          <w:sz w:val="2"/>
-          <w:szCs w:val="2"/>
-        </w:rPr>
-      </w:pPr>
-    </w:p>
-    <w:p>
-      <w:pPr>
-        <w:jc w:val="both"/>
-        <w:rPr>
-          <w:rFonts w:asciiTheme="majorBidi" w:hAnsiTheme="majorBidi" w:cstheme="majorBidi"/>
-          <w:sz w:val="28"/>
-          <w:szCs w:val="28"/>
-          <w:u w:val="single"/>
-        </w:rPr>
-      </w:pPr>
-      <w:r>
-        <w:rPr>
-          <w:rFonts w:asciiTheme="majorBidi" w:hAnsiTheme="majorBidi" w:cstheme="majorBidi"/>
-          <w:sz w:val="28"/>
-          <w:szCs w:val="28"/>
-          <w:u w:val="single"/>
-        </w:rPr>
-        <w:t>Example:</w:t>
-      </w:r>
-    </w:p>
-    <w:p>
-      <w:pPr>
-        <w:jc w:val="both"/>
-        <w:rPr>
-          <w:rFonts w:asciiTheme="majorBidi" w:hAnsiTheme="majorBidi" w:cstheme="majorBidi"/>
-          <w:b/>
-          <w:bCs/>
-          <w:i/>
-          <w:iCs/>
-          <w:sz w:val="28"/>
-          <w:szCs w:val="28"/>
-        </w:rPr>
-      </w:pPr>
-      <w:r>
-        <w:rPr>
-          <w:rFonts w:asciiTheme="majorBidi" w:hAnsiTheme="majorBidi" w:cstheme="majorBidi"/>
-          <w:b/>
-          <w:bCs/>
-          <w:i/>
-          <w:iCs/>
-          <w:sz w:val="28"/>
-          <w:szCs w:val="28"/>
-        </w:rPr>
-        <w:t>*/15 * * * * root test -x /</w:t>
-      </w:r>
-      <w:proofErr w:type="spellStart"/>
-      <w:r>
-        <w:rPr>
-          <w:rFonts w:asciiTheme="majorBidi" w:hAnsiTheme="majorBidi" w:cstheme="majorBidi"/>
-          <w:b/>
-          <w:bCs/>
-          <w:i/>
-          <w:iCs/>
-          <w:sz w:val="28"/>
-          <w:szCs w:val="28"/>
-        </w:rPr>
-        <w:t>usr</w:t>
-      </w:r>
-      <w:proofErr w:type="spellEnd"/>
-      <w:r>
-        <w:rPr>
-          <w:rFonts w:asciiTheme="majorBidi" w:hAnsiTheme="majorBidi" w:cstheme="majorBidi"/>
-          <w:b/>
-          <w:bCs/>
-          <w:i/>
-          <w:iCs/>
-          <w:sz w:val="28"/>
-          <w:szCs w:val="28"/>
-        </w:rPr>
-        <w:t>/lib/</w:t>
-      </w:r>
-      <w:proofErr w:type="spellStart"/>
-      <w:r>
-        <w:rPr>
-          <w:rFonts w:asciiTheme="majorBidi" w:hAnsiTheme="majorBidi" w:cstheme="majorBidi"/>
-          <w:b/>
-          <w:bCs/>
-          <w:i/>
-          <w:iCs/>
-          <w:sz w:val="28"/>
-          <w:szCs w:val="28"/>
-        </w:rPr>
-        <w:t>cron</w:t>
-      </w:r>
-      <w:proofErr w:type="spellEnd"/>
-      <w:r>
-        <w:rPr>
-          <w:rFonts w:asciiTheme="majorBidi" w:hAnsiTheme="majorBidi" w:cstheme="majorBidi"/>
-          <w:b/>
-          <w:bCs/>
-          <w:i/>
-          <w:iCs/>
-          <w:sz w:val="28"/>
-          <w:szCs w:val="28"/>
-        </w:rPr>
-        <w:t>/run-</w:t>
-      </w:r>
-      <w:proofErr w:type="spellStart"/>
-      <w:r>
-        <w:rPr>
-          <w:rFonts w:asciiTheme="majorBidi" w:hAnsiTheme="majorBidi" w:cstheme="majorBidi"/>
-          <w:b/>
-          <w:bCs/>
-          <w:i/>
-          <w:iCs/>
-          <w:sz w:val="28"/>
-          <w:szCs w:val="28"/>
-        </w:rPr>
-        <w:t>crons</w:t>
-      </w:r>
-      <w:proofErr w:type="spellEnd"/>
-      <w:r>
-        <w:rPr>
-          <w:rFonts w:asciiTheme="majorBidi" w:hAnsiTheme="majorBidi" w:cstheme="majorBidi"/>
-          <w:b/>
-          <w:bCs/>
-          <w:i/>
-          <w:iCs/>
-          <w:sz w:val="28"/>
-          <w:szCs w:val="28"/>
-        </w:rPr>
-        <w:t xml:space="preserve"> &amp;&amp; /</w:t>
-      </w:r>
-      <w:proofErr w:type="spellStart"/>
-      <w:r>
-        <w:rPr>
-          <w:rFonts w:asciiTheme="majorBidi" w:hAnsiTheme="majorBidi" w:cstheme="majorBidi"/>
-          <w:b/>
-          <w:bCs/>
-          <w:i/>
-          <w:iCs/>
-          <w:sz w:val="28"/>
-          <w:szCs w:val="28"/>
-        </w:rPr>
-        <w:t>usr</w:t>
-      </w:r>
-      <w:proofErr w:type="spellEnd"/>
-      <w:r>
-        <w:rPr>
-          <w:rFonts w:asciiTheme="majorBidi" w:hAnsiTheme="majorBidi" w:cstheme="majorBidi"/>
-          <w:b/>
-          <w:bCs/>
-          <w:i/>
-          <w:iCs/>
-          <w:sz w:val="28"/>
-          <w:szCs w:val="28"/>
-        </w:rPr>
-        <w:t>/lib/</w:t>
-      </w:r>
-      <w:proofErr w:type="spellStart"/>
-      <w:r>
-        <w:rPr>
-          <w:rFonts w:asciiTheme="majorBidi" w:hAnsiTheme="majorBidi" w:cstheme="majorBidi"/>
-          <w:b/>
-          <w:bCs/>
-          <w:i/>
-          <w:iCs/>
-          <w:sz w:val="28"/>
-          <w:szCs w:val="28"/>
-        </w:rPr>
-        <w:t>cron</w:t>
-      </w:r>
-      <w:proofErr w:type="spellEnd"/>
-      <w:r>
-        <w:rPr>
-          <w:rFonts w:asciiTheme="majorBidi" w:hAnsiTheme="majorBidi" w:cstheme="majorBidi"/>
-          <w:b/>
-          <w:bCs/>
-          <w:i/>
-          <w:iCs/>
-          <w:sz w:val="28"/>
-          <w:szCs w:val="28"/>
-        </w:rPr>
-        <w:t>/run-</w:t>
-      </w:r>
-      <w:proofErr w:type="spellStart"/>
-      <w:r>
-        <w:rPr>
-          <w:rFonts w:asciiTheme="majorBidi" w:hAnsiTheme="majorBidi" w:cstheme="majorBidi"/>
-          <w:b/>
-          <w:bCs/>
-          <w:i/>
-          <w:iCs/>
-          <w:sz w:val="28"/>
-          <w:szCs w:val="28"/>
-        </w:rPr>
-        <w:t>crons</w:t>
-      </w:r>
-      <w:proofErr w:type="spellEnd"/>
-      <w:r>
-        <w:rPr>
-          <w:rFonts w:asciiTheme="majorBidi" w:hAnsiTheme="majorBidi" w:cstheme="majorBidi"/>
-          <w:b/>
-          <w:bCs/>
-          <w:i/>
-          <w:iCs/>
-          <w:sz w:val="28"/>
-          <w:szCs w:val="28"/>
-        </w:rPr>
-        <w:t xml:space="preserve"> &gt;/dev/null 2&gt;&amp;1</w:t>
-      </w:r>
-    </w:p>
-    <w:p>
-      <w:pPr>
-        <w:jc w:val="both"/>
-        <w:rPr>
-          <w:rFonts w:asciiTheme="majorBidi" w:hAnsiTheme="majorBidi" w:cstheme="majorBidi"/>
-          <w:sz w:val="28"/>
-          <w:szCs w:val="28"/>
-        </w:rPr>
-      </w:pPr>
-      <w:r>
-        <w:rPr>
-          <w:rFonts w:asciiTheme="majorBidi" w:hAnsiTheme="majorBidi" w:cstheme="majorBidi"/>
-          <w:sz w:val="28"/>
-          <w:szCs w:val="28"/>
-        </w:rPr>
-        <w:t xml:space="preserve">Additionally, </w:t>
-      </w:r>
-      <w:proofErr w:type="spellStart"/>
-      <w:r>
-        <w:rPr>
-          <w:rFonts w:asciiTheme="majorBidi" w:hAnsiTheme="majorBidi" w:cstheme="majorBidi"/>
-          <w:sz w:val="28"/>
-          <w:szCs w:val="28"/>
-        </w:rPr>
-        <w:t>cron</w:t>
-      </w:r>
-      <w:proofErr w:type="spellEnd"/>
-      <w:r>
-        <w:rPr>
-          <w:rFonts w:asciiTheme="majorBidi" w:hAnsiTheme="majorBidi" w:cstheme="majorBidi"/>
-          <w:sz w:val="28"/>
-          <w:szCs w:val="28"/>
-        </w:rPr>
-        <w:t xml:space="preserve"> runs all scripts inside these directories:</w:t>
-      </w:r>
-    </w:p>
-    <w:p>
-      <w:pPr>
-        <w:pStyle w:val="ListParagraph"/>
-        <w:numPr>
-          <w:ilvl w:val="0"/>
-          <w:numId w:val="7"/>
-        </w:numPr>
-        <w:ind w:left="360"/>
-        <w:jc w:val="both"/>
-        <w:rPr>
-          <w:rFonts w:asciiTheme="majorBidi" w:hAnsiTheme="majorBidi" w:cstheme="majorBidi"/>
-          <w:b/>
-          <w:bCs/>
-          <w:i/>
-          <w:iCs/>
-          <w:sz w:val="28"/>
-          <w:szCs w:val="28"/>
-        </w:rPr>
-      </w:pPr>
-      <w:r>
-        <w:rPr>
-          <w:rFonts w:asciiTheme="majorBidi" w:hAnsiTheme="majorBidi" w:cstheme="majorBidi"/>
-          <w:b/>
-          <w:bCs/>
-          <w:i/>
-          <w:iCs/>
-          <w:sz w:val="28"/>
-          <w:szCs w:val="28"/>
-        </w:rPr>
-        <w:t>/</w:t>
-      </w:r>
-      <w:proofErr w:type="spellStart"/>
-      <w:r>
-        <w:rPr>
-          <w:rFonts w:asciiTheme="majorBidi" w:hAnsiTheme="majorBidi" w:cstheme="majorBidi"/>
-          <w:b/>
-          <w:bCs/>
-          <w:i/>
-          <w:iCs/>
-          <w:sz w:val="28"/>
-          <w:szCs w:val="28"/>
-        </w:rPr>
-        <w:t>etc</w:t>
-      </w:r>
-      <w:proofErr w:type="spellEnd"/>
-      <w:r>
-        <w:rPr>
-          <w:rFonts w:asciiTheme="majorBidi" w:hAnsiTheme="majorBidi" w:cstheme="majorBidi"/>
-          <w:b/>
-          <w:bCs/>
-          <w:i/>
-          <w:iCs/>
-          <w:sz w:val="28"/>
-          <w:szCs w:val="28"/>
-        </w:rPr>
-        <w:t>/</w:t>
-      </w:r>
-      <w:proofErr w:type="spellStart"/>
-      <w:r>
-        <w:rPr>
-          <w:rFonts w:asciiTheme="majorBidi" w:hAnsiTheme="majorBidi" w:cstheme="majorBidi"/>
-          <w:b/>
-          <w:bCs/>
-          <w:i/>
-          <w:iCs/>
-          <w:sz w:val="28"/>
-          <w:szCs w:val="28"/>
-        </w:rPr>
-        <w:t>cron.hourly</w:t>
-      </w:r>
-      <w:proofErr w:type="spellEnd"/>
-      <w:r>
-        <w:rPr>
-          <w:rFonts w:asciiTheme="majorBidi" w:hAnsiTheme="majorBidi" w:cstheme="majorBidi"/>
-          <w:b/>
-          <w:bCs/>
-          <w:i/>
-          <w:iCs/>
-          <w:sz w:val="28"/>
-          <w:szCs w:val="28"/>
-        </w:rPr>
-        <w:t>/</w:t>
-      </w:r>
-    </w:p>
-    <w:p>
-      <w:pPr>
-        <w:pStyle w:val="ListParagraph"/>
-        <w:numPr>
-          <w:ilvl w:val="0"/>
-          <w:numId w:val="7"/>
-        </w:numPr>
-        <w:ind w:left="360"/>
-        <w:jc w:val="both"/>
-        <w:rPr>
-          <w:rFonts w:asciiTheme="majorBidi" w:hAnsiTheme="majorBidi" w:cstheme="majorBidi"/>
-          <w:b/>
-          <w:bCs/>
-          <w:i/>
-          <w:iCs/>
-          <w:sz w:val="28"/>
-          <w:szCs w:val="28"/>
-        </w:rPr>
-      </w:pPr>
-      <w:r>
-        <w:rPr>
-          <w:rFonts w:asciiTheme="majorBidi" w:hAnsiTheme="majorBidi" w:cstheme="majorBidi"/>
-          <w:b/>
-          <w:bCs/>
-          <w:i/>
-          <w:iCs/>
-          <w:sz w:val="28"/>
-          <w:szCs w:val="28"/>
-        </w:rPr>
-        <w:t>/</w:t>
-      </w:r>
-      <w:proofErr w:type="spellStart"/>
-      <w:r>
-        <w:rPr>
-          <w:rFonts w:asciiTheme="majorBidi" w:hAnsiTheme="majorBidi" w:cstheme="majorBidi"/>
-          <w:b/>
-          <w:bCs/>
-          <w:i/>
-          <w:iCs/>
-          <w:sz w:val="28"/>
-          <w:szCs w:val="28"/>
-        </w:rPr>
-        <w:t>etc</w:t>
-      </w:r>
-      <w:proofErr w:type="spellEnd"/>
-      <w:r>
-        <w:rPr>
-          <w:rFonts w:asciiTheme="majorBidi" w:hAnsiTheme="majorBidi" w:cstheme="majorBidi"/>
-          <w:b/>
-          <w:bCs/>
-          <w:i/>
-          <w:iCs/>
-          <w:sz w:val="28"/>
-          <w:szCs w:val="28"/>
-        </w:rPr>
-        <w:t>/</w:t>
-      </w:r>
-      <w:proofErr w:type="spellStart"/>
-      <w:r>
-        <w:rPr>
-          <w:rFonts w:asciiTheme="majorBidi" w:hAnsiTheme="majorBidi" w:cstheme="majorBidi"/>
-          <w:b/>
-          <w:bCs/>
-          <w:i/>
-          <w:iCs/>
-          <w:sz w:val="28"/>
-          <w:szCs w:val="28"/>
-        </w:rPr>
-        <w:t>cron.daily</w:t>
-      </w:r>
-      <w:proofErr w:type="spellEnd"/>
-      <w:r>
-        <w:rPr>
-          <w:rFonts w:asciiTheme="majorBidi" w:hAnsiTheme="majorBidi" w:cstheme="majorBidi"/>
-          <w:b/>
-          <w:bCs/>
-          <w:i/>
-          <w:iCs/>
-          <w:sz w:val="28"/>
-          <w:szCs w:val="28"/>
-        </w:rPr>
-        <w:t>/</w:t>
-      </w:r>
-    </w:p>
-    <w:p>
-      <w:pPr>
-        <w:pStyle w:val="ListParagraph"/>
-        <w:numPr>
-          <w:ilvl w:val="0"/>
-          <w:numId w:val="7"/>
-        </w:numPr>
-        <w:ind w:left="360"/>
-        <w:jc w:val="both"/>
-        <w:rPr>
-          <w:rFonts w:asciiTheme="majorBidi" w:hAnsiTheme="majorBidi" w:cstheme="majorBidi"/>
-          <w:b/>
-          <w:bCs/>
-          <w:i/>
-          <w:iCs/>
-          <w:sz w:val="28"/>
-          <w:szCs w:val="28"/>
-        </w:rPr>
-      </w:pPr>
-      <w:r>
-        <w:rPr>
-          <w:rFonts w:asciiTheme="majorBidi" w:hAnsiTheme="majorBidi" w:cstheme="majorBidi"/>
-          <w:b/>
-          <w:bCs/>
-          <w:i/>
-          <w:iCs/>
-          <w:sz w:val="28"/>
-          <w:szCs w:val="28"/>
-        </w:rPr>
-        <w:t>/</w:t>
-      </w:r>
-      <w:proofErr w:type="spellStart"/>
-      <w:r>
-        <w:rPr>
-          <w:rFonts w:asciiTheme="majorBidi" w:hAnsiTheme="majorBidi" w:cstheme="majorBidi"/>
-          <w:b/>
-          <w:bCs/>
-          <w:i/>
-          <w:iCs/>
-          <w:sz w:val="28"/>
-          <w:szCs w:val="28"/>
-        </w:rPr>
-        <w:t>etc</w:t>
-      </w:r>
-      <w:proofErr w:type="spellEnd"/>
-      <w:r>
-        <w:rPr>
-          <w:rFonts w:asciiTheme="majorBidi" w:hAnsiTheme="majorBidi" w:cstheme="majorBidi"/>
-          <w:b/>
-          <w:bCs/>
-          <w:i/>
-          <w:iCs/>
-          <w:sz w:val="28"/>
-          <w:szCs w:val="28"/>
-        </w:rPr>
-        <w:t>/</w:t>
-      </w:r>
-      <w:proofErr w:type="spellStart"/>
-      <w:r>
-        <w:rPr>
-          <w:rFonts w:asciiTheme="majorBidi" w:hAnsiTheme="majorBidi" w:cstheme="majorBidi"/>
-          <w:b/>
-          <w:bCs/>
-          <w:i/>
-          <w:iCs/>
-          <w:sz w:val="28"/>
-          <w:szCs w:val="28"/>
-        </w:rPr>
-        <w:t>cron.weekly</w:t>
-      </w:r>
-      <w:proofErr w:type="spellEnd"/>
-      <w:r>
-        <w:rPr>
-          <w:rFonts w:asciiTheme="majorBidi" w:hAnsiTheme="majorBidi" w:cstheme="majorBidi"/>
-          <w:b/>
-          <w:bCs/>
-          <w:i/>
-          <w:iCs/>
-          <w:sz w:val="28"/>
-          <w:szCs w:val="28"/>
-        </w:rPr>
-        <w:t>/</w:t>
-      </w:r>
-    </w:p>
-    <w:p>
-      <w:pPr>
-        <w:pStyle w:val="ListParagraph"/>
-        <w:numPr>
-          <w:ilvl w:val="0"/>
-          <w:numId w:val="7"/>
-        </w:numPr>
-        <w:ind w:left="360"/>
-        <w:jc w:val="both"/>
-        <w:rPr>
-          <w:rFonts w:asciiTheme="majorBidi" w:hAnsiTheme="majorBidi" w:cstheme="majorBidi"/>
-          <w:b/>
-          <w:bCs/>
-          <w:i/>
-          <w:iCs/>
-          <w:sz w:val="28"/>
-          <w:szCs w:val="28"/>
-        </w:rPr>
-      </w:pPr>
-      <w:r>
-        <w:rPr>
-          <w:rFonts w:asciiTheme="majorBidi" w:hAnsiTheme="majorBidi" w:cstheme="majorBidi"/>
-          <w:b/>
-          <w:bCs/>
-          <w:i/>
-          <w:iCs/>
-          <w:sz w:val="28"/>
-          <w:szCs w:val="28"/>
-        </w:rPr>
-        <w:t>/</w:t>
-      </w:r>
-      <w:proofErr w:type="spellStart"/>
-      <w:r>
-        <w:rPr>
-          <w:rFonts w:asciiTheme="majorBidi" w:hAnsiTheme="majorBidi" w:cstheme="majorBidi"/>
-          <w:b/>
-          <w:bCs/>
-          <w:i/>
-          <w:iCs/>
-          <w:sz w:val="28"/>
-          <w:szCs w:val="28"/>
-        </w:rPr>
-        <w:t>etc</w:t>
-      </w:r>
-      <w:proofErr w:type="spellEnd"/>
-      <w:r>
-        <w:rPr>
-          <w:rFonts w:asciiTheme="majorBidi" w:hAnsiTheme="majorBidi" w:cstheme="majorBidi"/>
-          <w:b/>
-          <w:bCs/>
-          <w:i/>
-          <w:iCs/>
-          <w:sz w:val="28"/>
-          <w:szCs w:val="28"/>
-        </w:rPr>
-        <w:t>/</w:t>
-      </w:r>
-      <w:proofErr w:type="spellStart"/>
-      <w:r>
-        <w:rPr>
-          <w:rFonts w:asciiTheme="majorBidi" w:hAnsiTheme="majorBidi" w:cstheme="majorBidi"/>
-          <w:b/>
-          <w:bCs/>
-          <w:i/>
-          <w:iCs/>
-          <w:sz w:val="28"/>
-          <w:szCs w:val="28"/>
-        </w:rPr>
-        <w:t>cron.monthly</w:t>
-      </w:r>
-      <w:proofErr w:type="spellEnd"/>
-      <w:r>
-        <w:rPr>
-          <w:rFonts w:asciiTheme="majorBidi" w:hAnsiTheme="majorBidi" w:cstheme="majorBidi"/>
-          <w:b/>
-          <w:bCs/>
-          <w:i/>
-          <w:iCs/>
-          <w:sz w:val="28"/>
-          <w:szCs w:val="28"/>
-        </w:rPr>
-        <w:t>/</w:t>
-      </w:r>
-    </w:p>
-    <w:p>
-      <w:pPr>
-        <w:jc w:val="both"/>
-        <w:rPr>
-          <w:rFonts w:asciiTheme="majorBidi" w:hAnsiTheme="majorBidi" w:cstheme="majorBidi"/>
-          <w:sz w:val="28"/>
-          <w:szCs w:val="28"/>
-        </w:rPr>
-      </w:pPr>
-      <w:r>
-        <w:rPr>
-          <w:rFonts w:asciiTheme="majorBidi" w:hAnsiTheme="majorBidi" w:cstheme="majorBidi"/>
-          <w:sz w:val="28"/>
-          <w:szCs w:val="28"/>
-        </w:rPr>
-        <w:lastRenderedPageBreak/>
-        <w:t>You can put your scripts inside these directories to run in</w:t>
-      </w:r>
-      <w:r>
-        <w:t xml:space="preserve"> </w:t>
-      </w:r>
-      <w:r>
-        <w:rPr>
-          <w:rFonts w:asciiTheme="majorBidi" w:hAnsiTheme="majorBidi" w:cstheme="majorBidi"/>
-          <w:sz w:val="28"/>
-          <w:szCs w:val="28"/>
-        </w:rPr>
-        <w:t>schedule</w:t>
-      </w:r>
-      <w:r>
-        <w:rPr>
-          <w:rFonts w:asciiTheme="majorBidi" w:hAnsiTheme="majorBidi" w:cstheme="majorBidi"/>
-          <w:sz w:val="28"/>
-          <w:szCs w:val="28"/>
-        </w:rPr>
-        <w:t>.</w:t>
-      </w:r>
-    </w:p>
-    <w:p>
-      <w:pPr>
-        <w:jc w:val="both"/>
-        <w:rPr>
-          <w:rFonts w:asciiTheme="majorBidi" w:hAnsiTheme="majorBidi" w:cstheme="majorBidi"/>
-          <w:b/>
-          <w:bCs/>
-          <w:sz w:val="32"/>
-          <w:szCs w:val="32"/>
-        </w:rPr>
-      </w:pPr>
-      <w:r>
-        <w:rPr>
-          <w:rFonts w:asciiTheme="majorBidi" w:hAnsiTheme="majorBidi" w:cstheme="majorBidi"/>
-          <w:b/>
-          <w:bCs/>
-          <w:sz w:val="32"/>
-          <w:szCs w:val="32"/>
-        </w:rPr>
-        <w:t>Controlling Cron Access</w:t>
-      </w:r>
-      <w:r>
-        <w:rPr>
-          <w:rFonts w:asciiTheme="majorBidi" w:hAnsiTheme="majorBidi" w:cstheme="majorBidi"/>
-          <w:b/>
-          <w:bCs/>
-          <w:sz w:val="32"/>
-          <w:szCs w:val="32"/>
-        </w:rPr>
-        <w:t>:</w:t>
-      </w:r>
-    </w:p>
-    <w:p>
-      <w:pPr>
-        <w:jc w:val="both"/>
-        <w:rPr>
-          <w:rFonts w:asciiTheme="majorBidi" w:hAnsiTheme="majorBidi" w:cstheme="majorBidi"/>
-          <w:sz w:val="28"/>
-          <w:szCs w:val="28"/>
-        </w:rPr>
-      </w:pPr>
-      <w:r>
-        <w:rPr>
-          <w:rFonts w:asciiTheme="majorBidi" w:hAnsiTheme="majorBidi" w:cstheme="majorBidi"/>
-          <w:sz w:val="28"/>
-          <w:szCs w:val="28"/>
-        </w:rPr>
-        <w:t>Cron access can be restricted using these files:</w:t>
-      </w:r>
-    </w:p>
-    <w:p>
-      <w:pPr>
-        <w:pStyle w:val="ListParagraph"/>
-        <w:numPr>
-          <w:ilvl w:val="0"/>
-          <w:numId w:val="8"/>
-        </w:numPr>
-        <w:ind w:left="360"/>
-        <w:jc w:val="both"/>
-        <w:rPr>
-          <w:rFonts w:asciiTheme="majorBidi" w:hAnsiTheme="majorBidi" w:cstheme="majorBidi"/>
-          <w:sz w:val="28"/>
-          <w:szCs w:val="28"/>
-        </w:rPr>
-      </w:pPr>
-      <w:r>
-        <w:rPr>
-          <w:rFonts w:asciiTheme="majorBidi" w:hAnsiTheme="majorBidi" w:cstheme="majorBidi"/>
-          <w:b/>
-          <w:bCs/>
-          <w:sz w:val="28"/>
-          <w:szCs w:val="28"/>
-        </w:rPr>
-        <w:t>/</w:t>
-      </w:r>
-      <w:proofErr w:type="spellStart"/>
-      <w:r>
-        <w:rPr>
-          <w:rFonts w:asciiTheme="majorBidi" w:hAnsiTheme="majorBidi" w:cstheme="majorBidi"/>
-          <w:b/>
-          <w:bCs/>
-          <w:sz w:val="28"/>
-          <w:szCs w:val="28"/>
-        </w:rPr>
-        <w:t>etc</w:t>
-      </w:r>
-      <w:proofErr w:type="spellEnd"/>
-      <w:r>
-        <w:rPr>
-          <w:rFonts w:asciiTheme="majorBidi" w:hAnsiTheme="majorBidi" w:cstheme="majorBidi"/>
-          <w:b/>
-          <w:bCs/>
-          <w:sz w:val="28"/>
-          <w:szCs w:val="28"/>
-        </w:rPr>
-        <w:t>/</w:t>
-      </w:r>
-      <w:proofErr w:type="spellStart"/>
-      <w:r>
-        <w:rPr>
-          <w:rFonts w:asciiTheme="majorBidi" w:hAnsiTheme="majorBidi" w:cstheme="majorBidi"/>
-          <w:b/>
-          <w:bCs/>
-          <w:sz w:val="28"/>
-          <w:szCs w:val="28"/>
-        </w:rPr>
-        <w:t>cron.allow</w:t>
-      </w:r>
-      <w:proofErr w:type="spellEnd"/>
-      <w:r>
-        <w:rPr>
-          <w:rFonts w:asciiTheme="majorBidi" w:hAnsiTheme="majorBidi" w:cstheme="majorBidi"/>
-          <w:sz w:val="28"/>
-          <w:szCs w:val="28"/>
-        </w:rPr>
-        <w:t xml:space="preserve"> → only listed users may use </w:t>
-      </w:r>
-      <w:proofErr w:type="spellStart"/>
-      <w:r>
-        <w:rPr>
-          <w:rFonts w:asciiTheme="majorBidi" w:hAnsiTheme="majorBidi" w:cstheme="majorBidi"/>
-          <w:sz w:val="28"/>
-          <w:szCs w:val="28"/>
-        </w:rPr>
-        <w:t>cron</w:t>
-      </w:r>
-      <w:proofErr w:type="spellEnd"/>
-      <w:r>
-        <w:rPr>
-          <w:rFonts w:asciiTheme="majorBidi" w:hAnsiTheme="majorBidi" w:cstheme="majorBidi"/>
-          <w:sz w:val="28"/>
-          <w:szCs w:val="28"/>
-        </w:rPr>
-        <w:t>.</w:t>
-      </w:r>
-    </w:p>
-    <w:p>
-      <w:pPr>
-        <w:pStyle w:val="ListParagraph"/>
-        <w:numPr>
-          <w:ilvl w:val="0"/>
-          <w:numId w:val="8"/>
-        </w:numPr>
-        <w:ind w:left="360"/>
-        <w:jc w:val="both"/>
-        <w:rPr>
-          <w:rFonts w:asciiTheme="majorBidi" w:hAnsiTheme="majorBidi" w:cstheme="majorBidi"/>
-          <w:sz w:val="28"/>
-          <w:szCs w:val="28"/>
-        </w:rPr>
-      </w:pPr>
-      <w:r>
-        <w:rPr>
-          <w:rFonts w:asciiTheme="majorBidi" w:hAnsiTheme="majorBidi" w:cstheme="majorBidi"/>
-          <w:b/>
-          <w:bCs/>
-          <w:sz w:val="28"/>
-          <w:szCs w:val="28"/>
-        </w:rPr>
-        <w:t>/</w:t>
-      </w:r>
-      <w:proofErr w:type="spellStart"/>
-      <w:r>
-        <w:rPr>
-          <w:rFonts w:asciiTheme="majorBidi" w:hAnsiTheme="majorBidi" w:cstheme="majorBidi"/>
-          <w:b/>
-          <w:bCs/>
-          <w:sz w:val="28"/>
-          <w:szCs w:val="28"/>
-        </w:rPr>
-        <w:t>etc</w:t>
-      </w:r>
-      <w:proofErr w:type="spellEnd"/>
-      <w:r>
-        <w:rPr>
-          <w:rFonts w:asciiTheme="majorBidi" w:hAnsiTheme="majorBidi" w:cstheme="majorBidi"/>
-          <w:b/>
-          <w:bCs/>
-          <w:sz w:val="28"/>
-          <w:szCs w:val="28"/>
-        </w:rPr>
-        <w:t>/</w:t>
-      </w:r>
-      <w:proofErr w:type="spellStart"/>
-      <w:r>
-        <w:rPr>
-          <w:rFonts w:asciiTheme="majorBidi" w:hAnsiTheme="majorBidi" w:cstheme="majorBidi"/>
-          <w:b/>
-          <w:bCs/>
-          <w:sz w:val="28"/>
-          <w:szCs w:val="28"/>
-        </w:rPr>
-        <w:t>cron.deny</w:t>
-      </w:r>
-      <w:proofErr w:type="spellEnd"/>
-      <w:r>
-        <w:rPr>
-          <w:rFonts w:asciiTheme="majorBidi" w:hAnsiTheme="majorBidi" w:cstheme="majorBidi"/>
-          <w:sz w:val="28"/>
-          <w:szCs w:val="28"/>
-        </w:rPr>
-        <w:t xml:space="preserve"> → all except listed users may use </w:t>
-      </w:r>
-      <w:proofErr w:type="spellStart"/>
-      <w:r>
-        <w:rPr>
-          <w:rFonts w:asciiTheme="majorBidi" w:hAnsiTheme="majorBidi" w:cstheme="majorBidi"/>
-          <w:sz w:val="28"/>
-          <w:szCs w:val="28"/>
-        </w:rPr>
-        <w:t>cron</w:t>
-      </w:r>
-      <w:proofErr w:type="spellEnd"/>
-      <w:r>
-        <w:rPr>
-          <w:rFonts w:asciiTheme="majorBidi" w:hAnsiTheme="majorBidi" w:cstheme="majorBidi"/>
-          <w:sz w:val="28"/>
-          <w:szCs w:val="28"/>
-        </w:rPr>
-        <w:t>.</w:t>
-      </w:r>
-    </w:p>
-    <w:p>
-      <w:pPr>
-        <w:jc w:val="both"/>
-        <w:rPr>
-          <w:rFonts w:asciiTheme="majorBidi" w:hAnsiTheme="majorBidi" w:cstheme="majorBidi"/>
-          <w:sz w:val="28"/>
-          <w:szCs w:val="28"/>
-        </w:rPr>
-      </w:pPr>
-      <w:r>
-        <w:rPr>
-          <w:rFonts w:asciiTheme="majorBidi" w:hAnsiTheme="majorBidi" w:cstheme="majorBidi"/>
-          <w:sz w:val="28"/>
-          <w:szCs w:val="28"/>
-        </w:rPr>
-        <w:t xml:space="preserve">If neither file exists, all users can use </w:t>
-      </w:r>
-      <w:proofErr w:type="spellStart"/>
-      <w:r>
-        <w:rPr>
-          <w:rFonts w:asciiTheme="majorBidi" w:hAnsiTheme="majorBidi" w:cstheme="majorBidi"/>
-          <w:sz w:val="28"/>
-          <w:szCs w:val="28"/>
-        </w:rPr>
-        <w:t>cron</w:t>
-      </w:r>
-      <w:proofErr w:type="spellEnd"/>
-      <w:r>
-        <w:rPr>
-          <w:rFonts w:asciiTheme="majorBidi" w:hAnsiTheme="majorBidi" w:cstheme="majorBidi"/>
-          <w:sz w:val="28"/>
-          <w:szCs w:val="28"/>
-        </w:rPr>
-        <w:t>.</w:t>
-      </w:r>
-    </w:p>
-    <w:p>
-      <w:pPr>
-        <w:pStyle w:val="ListParagraph"/>
-        <w:numPr>
-          <w:ilvl w:val="0"/>
-          <w:numId w:val="2"/>
-        </w:numPr>
-        <w:ind w:left="360"/>
-        <w:jc w:val="both"/>
-        <w:rPr>
-          <w:rFonts w:asciiTheme="majorBidi" w:hAnsiTheme="majorBidi" w:cstheme="majorBidi"/>
-          <w:b/>
-          <w:bCs/>
-          <w:sz w:val="32"/>
-          <w:szCs w:val="32"/>
-        </w:rPr>
-      </w:pPr>
-      <w:r>
-        <w:rPr>
-          <w:rFonts w:asciiTheme="majorBidi" w:hAnsiTheme="majorBidi" w:cstheme="majorBidi"/>
-          <w:b/>
-          <w:bCs/>
-          <w:sz w:val="32"/>
-          <w:szCs w:val="32"/>
-        </w:rPr>
-        <w:t>at – One-Time Jobs</w:t>
-      </w:r>
-      <w:r>
-        <w:rPr>
-          <w:rFonts w:asciiTheme="majorBidi" w:hAnsiTheme="majorBidi" w:cstheme="majorBidi"/>
-          <w:b/>
-          <w:bCs/>
-          <w:sz w:val="32"/>
-          <w:szCs w:val="32"/>
-        </w:rPr>
-        <w:t>:</w:t>
-      </w:r>
-    </w:p>
-    <w:p>
-      <w:pPr>
-        <w:jc w:val="both"/>
-        <w:rPr>
-          <w:rFonts w:asciiTheme="majorBidi" w:hAnsiTheme="majorBidi" w:cstheme="majorBidi"/>
-          <w:sz w:val="28"/>
-          <w:szCs w:val="28"/>
-        </w:rPr>
-      </w:pPr>
-      <w:r>
-        <w:rPr>
-          <w:rFonts w:asciiTheme="majorBidi" w:hAnsiTheme="majorBidi" w:cstheme="majorBidi"/>
-          <w:sz w:val="28"/>
-          <w:szCs w:val="28"/>
-        </w:rPr>
-        <w:t>If you need to run a command once in the future, use at.</w:t>
-      </w:r>
-      <w:r>
-        <w:rPr>
-          <w:rFonts w:asciiTheme="majorBidi" w:hAnsiTheme="majorBidi" w:cstheme="majorBidi"/>
-          <w:sz w:val="28"/>
-          <w:szCs w:val="28"/>
-        </w:rPr>
-        <w:t xml:space="preserve"> </w:t>
-      </w:r>
-      <w:r>
-        <w:rPr>
-          <w:rFonts w:asciiTheme="majorBidi" w:hAnsiTheme="majorBidi" w:cstheme="majorBidi"/>
-          <w:sz w:val="28"/>
-          <w:szCs w:val="28"/>
-        </w:rPr>
-        <w:t>Examples:</w:t>
-      </w:r>
-    </w:p>
-    <w:p>
-      <w:pPr>
-        <w:jc w:val="both"/>
-        <w:rPr>
-          <w:rFonts w:asciiTheme="majorBidi" w:hAnsiTheme="majorBidi" w:cstheme="majorBidi"/>
-          <w:sz w:val="28"/>
-          <w:szCs w:val="28"/>
-          <w:rtl/>
-        </w:rPr>
-      </w:pPr>
-      <w:r>
-        <w:rPr>
-          <w:rFonts w:asciiTheme="majorBidi" w:hAnsiTheme="majorBidi" w:cstheme="majorBidi"/>
-          <w:noProof/>
-          <w:sz w:val="28"/>
-          <w:szCs w:val="28"/>
-          <w:rtl/>
-          <w:lang w:val="ar-SA"/>
-        </w:rPr>
-        <mc:AlternateContent>
-          <mc:Choice Requires="wps">
-            <w:drawing>
-              <wp:anchor distT="0" distB="0" distL="114300" distR="114300" simplePos="0" relativeHeight="251661312" behindDoc="0" locked="0" layoutInCell="1" allowOverlap="1" wp14:anchorId="3752FA8A" wp14:editId="409ABACB">
-                <wp:simplePos x="0" y="0"/>
-                <wp:positionH relativeFrom="column">
-                  <wp:posOffset>38100</wp:posOffset>
-                </wp:positionH>
-                <wp:positionV relativeFrom="paragraph">
-                  <wp:posOffset>6986</wp:posOffset>
-                </wp:positionV>
-                <wp:extent cx="2447925" cy="2266950"/>
-                <wp:effectExtent l="0" t="0" r="28575" b="19050"/>
-                <wp:wrapNone/>
-                <wp:docPr id="3" name="Rectangle 3"/>
-                <wp:cNvGraphicFramePr/>
-                <a:graphic xmlns:a="http://schemas.openxmlformats.org/drawingml/2006/main">
-                  <a:graphicData uri="http://schemas.microsoft.com/office/word/2010/wordprocessingShape">
-                    <wps:wsp>
-                      <wps:cNvSpPr/>
-                      <wps:spPr>
-                        <a:xfrm>
-                          <a:off x="0" y="0"/>
-                          <a:ext cx="2447925" cy="2266950"/>
+                          <a:ext cx="2857500" cy="342900"/>
                         </a:xfrm>
                         <a:prstGeom prst="rect">
                           <a:avLst/>
@@ -3738,6 +2594,1215 @@
                                 <w:bCs/>
                                 <w:i/>
                                 <w:iCs/>
+                                <w:sz w:val="32"/>
+                                <w:szCs w:val="32"/>
+                              </w:rPr>
+                            </w:pPr>
+                            <w:proofErr w:type="gramStart"/>
+                            <w:r>
+                              <w:rPr>
+                                <w:rFonts w:asciiTheme="majorBidi" w:hAnsiTheme="majorBidi" w:cstheme="majorBidi"/>
+                                <w:b/>
+                                <w:bCs/>
+                                <w:i/>
+                                <w:iCs/>
+                                <w:sz w:val="32"/>
+                                <w:szCs w:val="32"/>
+                              </w:rPr>
+                              <w:t>A  B</w:t>
+                            </w:r>
+                            <w:proofErr w:type="gramEnd"/>
+                            <w:r>
+                              <w:rPr>
+                                <w:rFonts w:asciiTheme="majorBidi" w:hAnsiTheme="majorBidi" w:cstheme="majorBidi"/>
+                                <w:b/>
+                                <w:bCs/>
+                                <w:i/>
+                                <w:iCs/>
+                                <w:sz w:val="32"/>
+                                <w:szCs w:val="32"/>
+                              </w:rPr>
+                              <w:t xml:space="preserve">  C  D  E  USER  command</w:t>
+                            </w:r>
+                          </w:p>
+                        </w:txbxContent>
+                      </wps:txbx>
+                      <wps:bodyPr rot="0" spcFirstLastPara="0" vertOverflow="overflow" horzOverflow="overflow" vert="horz" wrap="square" lIns="91440" tIns="45720" rIns="91440" bIns="45720" numCol="1" spcCol="0" rtlCol="0" fromWordArt="0" anchor="ctr" anchorCtr="0" forceAA="0" compatLnSpc="1">
+                        <a:prstTxWarp prst="textNoShape">
+                          <a:avLst/>
+                        </a:prstTxWarp>
+                        <a:noAutofit/>
+                      </wps:bodyPr>
+                    </wps:wsp>
+                  </a:graphicData>
+                </a:graphic>
+                <wp14:sizeRelH relativeFrom="margin">
+                  <wp14:pctWidth>0</wp14:pctWidth>
+                </wp14:sizeRelH>
+                <wp14:sizeRelV relativeFrom="margin">
+                  <wp14:pctHeight>0</wp14:pctHeight>
+                </wp14:sizeRelV>
+              </wp:anchor>
+            </w:drawing>
+          </mc:Choice>
+          <mc:Fallback>
+            <w:pict>
+              <v:rect w14:anchorId="2221ACE4" id="Rectangle 2" o:spid="_x0000_s1027" style="position:absolute;left:0;text-align:left;margin-left:0;margin-top:39.3pt;width:225pt;height:27pt;z-index:251660288;visibility:visible;mso-wrap-style:square;mso-width-percent:0;mso-height-percent:0;mso-wrap-distance-left:9pt;mso-wrap-distance-top:0;mso-wrap-distance-right:9pt;mso-wrap-distance-bottom:0;mso-position-horizontal:left;mso-position-horizontal-relative:margin;mso-position-vertical:absolute;mso-position-vertical-relative:text;mso-width-percent:0;mso-height-percent:0;mso-width-relative:margin;mso-height-relative:margin;v-text-anchor:middle" o:gfxdata="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" fillcolor="black [3200]" strokecolor="black [480]" strokeweight="1pt">
+                <v:textbox>
+                  <w:txbxContent>
+                    <w:p>
+                      <w:pPr>
+                        <w:rPr>
+                          <w:rFonts w:asciiTheme="majorBidi" w:hAnsiTheme="majorBidi" w:cstheme="majorBidi"/>
+                          <w:b/>
+                          <w:bCs/>
+                          <w:i/>
+                          <w:iCs/>
+                          <w:sz w:val="32"/>
+                          <w:szCs w:val="32"/>
+                        </w:rPr>
+                      </w:pPr>
+                      <w:proofErr w:type="gramStart"/>
+                      <w:r>
+                        <w:rPr>
+                          <w:rFonts w:asciiTheme="majorBidi" w:hAnsiTheme="majorBidi" w:cstheme="majorBidi"/>
+                          <w:b/>
+                          <w:bCs/>
+                          <w:i/>
+                          <w:iCs/>
+                          <w:sz w:val="32"/>
+                          <w:szCs w:val="32"/>
+                        </w:rPr>
+                        <w:t>A  B</w:t>
+                      </w:r>
+                      <w:proofErr w:type="gramEnd"/>
+                      <w:r>
+                        <w:rPr>
+                          <w:rFonts w:asciiTheme="majorBidi" w:hAnsiTheme="majorBidi" w:cstheme="majorBidi"/>
+                          <w:b/>
+                          <w:bCs/>
+                          <w:i/>
+                          <w:iCs/>
+                          <w:sz w:val="32"/>
+                          <w:szCs w:val="32"/>
+                        </w:rPr>
+                        <w:t xml:space="preserve">  C  D  E  USER  command</w:t>
+                      </w:r>
+                    </w:p>
+                  </w:txbxContent>
+                </v:textbox>
+                <w10:wrap anchorx="margin"/>
+              </v:rect>
+            </w:pict>
+          </mc:Fallback>
+        </mc:AlternateContent>
+      </w:r>
+      <w:r>
+        <w:rPr>
+          <w:rFonts w:asciiTheme="majorBidi" w:hAnsiTheme="majorBidi" w:cstheme="majorBidi"/>
+          <w:sz w:val="28"/>
+          <w:szCs w:val="28"/>
+        </w:rPr>
+        <w:t xml:space="preserve">The system-wide </w:t>
+      </w:r>
+      <w:proofErr w:type="spellStart"/>
+      <w:r>
+        <w:rPr>
+          <w:rFonts w:asciiTheme="majorBidi" w:hAnsiTheme="majorBidi" w:cstheme="majorBidi"/>
+          <w:b/>
+          <w:bCs/>
+          <w:sz w:val="28"/>
+          <w:szCs w:val="28"/>
+        </w:rPr>
+        <w:t>cron</w:t>
+      </w:r>
+      <w:proofErr w:type="spellEnd"/>
+      <w:r>
+        <w:rPr>
+          <w:rFonts w:asciiTheme="majorBidi" w:hAnsiTheme="majorBidi" w:cstheme="majorBidi"/>
+          <w:sz w:val="28"/>
+          <w:szCs w:val="28"/>
+        </w:rPr>
+        <w:t xml:space="preserve"> table is </w:t>
+      </w:r>
+      <w:r>
+        <w:rPr>
+          <w:rFonts w:asciiTheme="majorBidi" w:hAnsiTheme="majorBidi" w:cstheme="majorBidi"/>
+          <w:sz w:val="28"/>
+          <w:szCs w:val="28"/>
+        </w:rPr>
+        <w:t xml:space="preserve">in </w:t>
+      </w:r>
+      <w:r>
+        <w:rPr>
+          <w:rFonts w:asciiTheme="majorBidi" w:hAnsiTheme="majorBidi" w:cstheme="majorBidi"/>
+          <w:b/>
+          <w:bCs/>
+          <w:i/>
+          <w:iCs/>
+          <w:sz w:val="28"/>
+          <w:szCs w:val="28"/>
+        </w:rPr>
+        <w:t>/</w:t>
+      </w:r>
+      <w:proofErr w:type="spellStart"/>
+      <w:r>
+        <w:rPr>
+          <w:rFonts w:asciiTheme="majorBidi" w:hAnsiTheme="majorBidi" w:cstheme="majorBidi"/>
+          <w:b/>
+          <w:bCs/>
+          <w:i/>
+          <w:iCs/>
+          <w:sz w:val="28"/>
+          <w:szCs w:val="28"/>
+        </w:rPr>
+        <w:t>etc</w:t>
+      </w:r>
+      <w:proofErr w:type="spellEnd"/>
+      <w:r>
+        <w:rPr>
+          <w:rFonts w:asciiTheme="majorBidi" w:hAnsiTheme="majorBidi" w:cstheme="majorBidi"/>
+          <w:b/>
+          <w:bCs/>
+          <w:i/>
+          <w:iCs/>
+          <w:sz w:val="28"/>
+          <w:szCs w:val="28"/>
+        </w:rPr>
+        <w:t>/crontab</w:t>
+      </w:r>
+      <w:r>
+        <w:rPr>
+          <w:rFonts w:asciiTheme="majorBidi" w:hAnsiTheme="majorBidi" w:cstheme="majorBidi"/>
+          <w:b/>
+          <w:bCs/>
+          <w:sz w:val="28"/>
+          <w:szCs w:val="28"/>
+        </w:rPr>
+        <w:t>.</w:t>
+      </w:r>
+      <w:r>
+        <w:rPr>
+          <w:rFonts w:asciiTheme="majorBidi" w:hAnsiTheme="majorBidi" w:cstheme="majorBidi"/>
+          <w:sz w:val="28"/>
+          <w:szCs w:val="28"/>
+        </w:rPr>
+        <w:t xml:space="preserve"> </w:t>
+      </w:r>
+      <w:r>
+        <w:rPr>
+          <w:rFonts w:asciiTheme="majorBidi" w:hAnsiTheme="majorBidi" w:cstheme="majorBidi"/>
+          <w:sz w:val="28"/>
+          <w:szCs w:val="28"/>
+        </w:rPr>
+        <w:t>It has an extra user field, allowing you to specify which user the job runs as:</w:t>
+      </w:r>
+    </w:p>
+    <w:p>
+      <w:pPr>
+        <w:jc w:val="both"/>
+        <w:rPr>
+          <w:rFonts w:asciiTheme="majorBidi" w:hAnsiTheme="majorBidi" w:cstheme="majorBidi"/>
+          <w:sz w:val="32"/>
+          <w:szCs w:val="32"/>
+        </w:rPr>
+      </w:pPr>
+    </w:p>
+    <w:p>
+      <w:pPr>
+        <w:jc w:val="both"/>
+        <w:rPr>
+          <w:rFonts w:asciiTheme="majorBidi" w:hAnsiTheme="majorBidi" w:cstheme="majorBidi"/>
+          <w:sz w:val="28"/>
+          <w:szCs w:val="28"/>
+          <w:u w:val="single"/>
+        </w:rPr>
+      </w:pPr>
+      <w:r>
+        <w:rPr>
+          <w:rFonts w:asciiTheme="majorBidi" w:hAnsiTheme="majorBidi" w:cstheme="majorBidi"/>
+          <w:sz w:val="28"/>
+          <w:szCs w:val="28"/>
+          <w:u w:val="single"/>
+        </w:rPr>
+        <w:t>Example:</w:t>
+      </w:r>
+    </w:p>
+    <w:p>
+      <w:pPr>
+        <w:spacing w:after="120"/>
+        <w:jc w:val="both"/>
+        <w:rPr>
+          <w:rFonts w:asciiTheme="majorBidi" w:hAnsiTheme="majorBidi" w:cstheme="majorBidi"/>
+          <w:b/>
+          <w:bCs/>
+          <w:i/>
+          <w:iCs/>
+          <w:sz w:val="28"/>
+          <w:szCs w:val="28"/>
+        </w:rPr>
+      </w:pPr>
+      <w:r>
+        <w:rPr>
+          <w:rFonts w:asciiTheme="majorBidi" w:hAnsiTheme="majorBidi" w:cstheme="majorBidi"/>
+          <w:b/>
+          <w:bCs/>
+          <w:i/>
+          <w:iCs/>
+          <w:sz w:val="28"/>
+          <w:szCs w:val="28"/>
+        </w:rPr>
+        <w:t>*/15 * * * * root test -x /</w:t>
+      </w:r>
+      <w:proofErr w:type="spellStart"/>
+      <w:r>
+        <w:rPr>
+          <w:rFonts w:asciiTheme="majorBidi" w:hAnsiTheme="majorBidi" w:cstheme="majorBidi"/>
+          <w:b/>
+          <w:bCs/>
+          <w:i/>
+          <w:iCs/>
+          <w:sz w:val="28"/>
+          <w:szCs w:val="28"/>
+        </w:rPr>
+        <w:t>usr</w:t>
+      </w:r>
+      <w:proofErr w:type="spellEnd"/>
+      <w:r>
+        <w:rPr>
+          <w:rFonts w:asciiTheme="majorBidi" w:hAnsiTheme="majorBidi" w:cstheme="majorBidi"/>
+          <w:b/>
+          <w:bCs/>
+          <w:i/>
+          <w:iCs/>
+          <w:sz w:val="28"/>
+          <w:szCs w:val="28"/>
+        </w:rPr>
+        <w:t>/lib/</w:t>
+      </w:r>
+      <w:proofErr w:type="spellStart"/>
+      <w:r>
+        <w:rPr>
+          <w:rFonts w:asciiTheme="majorBidi" w:hAnsiTheme="majorBidi" w:cstheme="majorBidi"/>
+          <w:b/>
+          <w:bCs/>
+          <w:i/>
+          <w:iCs/>
+          <w:sz w:val="28"/>
+          <w:szCs w:val="28"/>
+        </w:rPr>
+        <w:t>cron</w:t>
+      </w:r>
+      <w:proofErr w:type="spellEnd"/>
+      <w:r>
+        <w:rPr>
+          <w:rFonts w:asciiTheme="majorBidi" w:hAnsiTheme="majorBidi" w:cstheme="majorBidi"/>
+          <w:b/>
+          <w:bCs/>
+          <w:i/>
+          <w:iCs/>
+          <w:sz w:val="28"/>
+          <w:szCs w:val="28"/>
+        </w:rPr>
+        <w:t>/run-</w:t>
+      </w:r>
+      <w:proofErr w:type="spellStart"/>
+      <w:r>
+        <w:rPr>
+          <w:rFonts w:asciiTheme="majorBidi" w:hAnsiTheme="majorBidi" w:cstheme="majorBidi"/>
+          <w:b/>
+          <w:bCs/>
+          <w:i/>
+          <w:iCs/>
+          <w:sz w:val="28"/>
+          <w:szCs w:val="28"/>
+        </w:rPr>
+        <w:t>crons</w:t>
+      </w:r>
+      <w:proofErr w:type="spellEnd"/>
+      <w:r>
+        <w:rPr>
+          <w:rFonts w:asciiTheme="majorBidi" w:hAnsiTheme="majorBidi" w:cstheme="majorBidi"/>
+          <w:b/>
+          <w:bCs/>
+          <w:i/>
+          <w:iCs/>
+          <w:sz w:val="28"/>
+          <w:szCs w:val="28"/>
+        </w:rPr>
+        <w:t xml:space="preserve"> &amp;&amp; /</w:t>
+      </w:r>
+      <w:proofErr w:type="spellStart"/>
+      <w:r>
+        <w:rPr>
+          <w:rFonts w:asciiTheme="majorBidi" w:hAnsiTheme="majorBidi" w:cstheme="majorBidi"/>
+          <w:b/>
+          <w:bCs/>
+          <w:i/>
+          <w:iCs/>
+          <w:sz w:val="28"/>
+          <w:szCs w:val="28"/>
+        </w:rPr>
+        <w:t>usr</w:t>
+      </w:r>
+      <w:proofErr w:type="spellEnd"/>
+      <w:r>
+        <w:rPr>
+          <w:rFonts w:asciiTheme="majorBidi" w:hAnsiTheme="majorBidi" w:cstheme="majorBidi"/>
+          <w:b/>
+          <w:bCs/>
+          <w:i/>
+          <w:iCs/>
+          <w:sz w:val="28"/>
+          <w:szCs w:val="28"/>
+        </w:rPr>
+        <w:t>/lib/</w:t>
+      </w:r>
+      <w:proofErr w:type="spellStart"/>
+      <w:r>
+        <w:rPr>
+          <w:rFonts w:asciiTheme="majorBidi" w:hAnsiTheme="majorBidi" w:cstheme="majorBidi"/>
+          <w:b/>
+          <w:bCs/>
+          <w:i/>
+          <w:iCs/>
+          <w:sz w:val="28"/>
+          <w:szCs w:val="28"/>
+        </w:rPr>
+        <w:t>cron</w:t>
+      </w:r>
+      <w:proofErr w:type="spellEnd"/>
+      <w:r>
+        <w:rPr>
+          <w:rFonts w:asciiTheme="majorBidi" w:hAnsiTheme="majorBidi" w:cstheme="majorBidi"/>
+          <w:b/>
+          <w:bCs/>
+          <w:i/>
+          <w:iCs/>
+          <w:sz w:val="28"/>
+          <w:szCs w:val="28"/>
+        </w:rPr>
+        <w:t>/run-</w:t>
+      </w:r>
+      <w:proofErr w:type="spellStart"/>
+      <w:r>
+        <w:rPr>
+          <w:rFonts w:asciiTheme="majorBidi" w:hAnsiTheme="majorBidi" w:cstheme="majorBidi"/>
+          <w:b/>
+          <w:bCs/>
+          <w:i/>
+          <w:iCs/>
+          <w:sz w:val="28"/>
+          <w:szCs w:val="28"/>
+        </w:rPr>
+        <w:t>crons</w:t>
+      </w:r>
+      <w:proofErr w:type="spellEnd"/>
+      <w:r>
+        <w:rPr>
+          <w:rFonts w:asciiTheme="majorBidi" w:hAnsiTheme="majorBidi" w:cstheme="majorBidi"/>
+          <w:b/>
+          <w:bCs/>
+          <w:i/>
+          <w:iCs/>
+          <w:sz w:val="28"/>
+          <w:szCs w:val="28"/>
+        </w:rPr>
+        <w:t xml:space="preserve"> &gt;/dev/null 2&gt;&amp;1</w:t>
+      </w:r>
+    </w:p>
+    <w:p>
+      <w:pPr>
+        <w:spacing w:after="60"/>
+        <w:jc w:val="both"/>
+        <w:rPr>
+          <w:rFonts w:asciiTheme="majorBidi" w:hAnsiTheme="majorBidi" w:cstheme="majorBidi"/>
+          <w:sz w:val="28"/>
+          <w:szCs w:val="28"/>
+        </w:rPr>
+      </w:pPr>
+      <w:r>
+        <w:rPr>
+          <w:rFonts w:asciiTheme="majorBidi" w:hAnsiTheme="majorBidi" w:cstheme="majorBidi"/>
+          <w:sz w:val="28"/>
+          <w:szCs w:val="28"/>
+        </w:rPr>
+        <w:t xml:space="preserve">Additionally, </w:t>
+      </w:r>
+      <w:proofErr w:type="spellStart"/>
+      <w:r>
+        <w:rPr>
+          <w:rFonts w:asciiTheme="majorBidi" w:hAnsiTheme="majorBidi" w:cstheme="majorBidi"/>
+          <w:sz w:val="28"/>
+          <w:szCs w:val="28"/>
+        </w:rPr>
+        <w:t>cron</w:t>
+      </w:r>
+      <w:proofErr w:type="spellEnd"/>
+      <w:r>
+        <w:rPr>
+          <w:rFonts w:asciiTheme="majorBidi" w:hAnsiTheme="majorBidi" w:cstheme="majorBidi"/>
+          <w:sz w:val="28"/>
+          <w:szCs w:val="28"/>
+        </w:rPr>
+        <w:t xml:space="preserve"> runs all scripts inside these directories:</w:t>
+      </w:r>
+    </w:p>
+    <w:p>
+      <w:pPr>
+        <w:pStyle w:val="ListParagraph"/>
+        <w:numPr>
+          <w:ilvl w:val="0"/>
+          <w:numId w:val="7"/>
+        </w:numPr>
+        <w:ind w:left="360"/>
+        <w:jc w:val="both"/>
+        <w:rPr>
+          <w:rFonts w:asciiTheme="majorBidi" w:hAnsiTheme="majorBidi" w:cstheme="majorBidi"/>
+          <w:b/>
+          <w:bCs/>
+          <w:i/>
+          <w:iCs/>
+          <w:sz w:val="28"/>
+          <w:szCs w:val="28"/>
+        </w:rPr>
+      </w:pPr>
+      <w:r>
+        <w:rPr>
+          <w:rFonts w:asciiTheme="majorBidi" w:hAnsiTheme="majorBidi" w:cstheme="majorBidi"/>
+          <w:b/>
+          <w:bCs/>
+          <w:i/>
+          <w:iCs/>
+          <w:sz w:val="28"/>
+          <w:szCs w:val="28"/>
+        </w:rPr>
+        <w:t>/</w:t>
+      </w:r>
+      <w:proofErr w:type="spellStart"/>
+      <w:r>
+        <w:rPr>
+          <w:rFonts w:asciiTheme="majorBidi" w:hAnsiTheme="majorBidi" w:cstheme="majorBidi"/>
+          <w:b/>
+          <w:bCs/>
+          <w:i/>
+          <w:iCs/>
+          <w:sz w:val="28"/>
+          <w:szCs w:val="28"/>
+        </w:rPr>
+        <w:t>etc</w:t>
+      </w:r>
+      <w:proofErr w:type="spellEnd"/>
+      <w:r>
+        <w:rPr>
+          <w:rFonts w:asciiTheme="majorBidi" w:hAnsiTheme="majorBidi" w:cstheme="majorBidi"/>
+          <w:b/>
+          <w:bCs/>
+          <w:i/>
+          <w:iCs/>
+          <w:sz w:val="28"/>
+          <w:szCs w:val="28"/>
+        </w:rPr>
+        <w:t>/</w:t>
+      </w:r>
+      <w:proofErr w:type="spellStart"/>
+      <w:r>
+        <w:rPr>
+          <w:rFonts w:asciiTheme="majorBidi" w:hAnsiTheme="majorBidi" w:cstheme="majorBidi"/>
+          <w:b/>
+          <w:bCs/>
+          <w:i/>
+          <w:iCs/>
+          <w:sz w:val="28"/>
+          <w:szCs w:val="28"/>
+        </w:rPr>
+        <w:t>cron.hourly</w:t>
+      </w:r>
+      <w:proofErr w:type="spellEnd"/>
+      <w:r>
+        <w:rPr>
+          <w:rFonts w:asciiTheme="majorBidi" w:hAnsiTheme="majorBidi" w:cstheme="majorBidi"/>
+          <w:b/>
+          <w:bCs/>
+          <w:i/>
+          <w:iCs/>
+          <w:sz w:val="28"/>
+          <w:szCs w:val="28"/>
+        </w:rPr>
+        <w:t>/</w:t>
+      </w:r>
+    </w:p>
+    <w:p>
+      <w:pPr>
+        <w:pStyle w:val="ListParagraph"/>
+        <w:numPr>
+          <w:ilvl w:val="0"/>
+          <w:numId w:val="7"/>
+        </w:numPr>
+        <w:ind w:left="360"/>
+        <w:jc w:val="both"/>
+        <w:rPr>
+          <w:rFonts w:asciiTheme="majorBidi" w:hAnsiTheme="majorBidi" w:cstheme="majorBidi"/>
+          <w:b/>
+          <w:bCs/>
+          <w:i/>
+          <w:iCs/>
+          <w:sz w:val="28"/>
+          <w:szCs w:val="28"/>
+        </w:rPr>
+      </w:pPr>
+      <w:r>
+        <w:rPr>
+          <w:rFonts w:asciiTheme="majorBidi" w:hAnsiTheme="majorBidi" w:cstheme="majorBidi"/>
+          <w:b/>
+          <w:bCs/>
+          <w:i/>
+          <w:iCs/>
+          <w:sz w:val="28"/>
+          <w:szCs w:val="28"/>
+        </w:rPr>
+        <w:t>/</w:t>
+      </w:r>
+      <w:proofErr w:type="spellStart"/>
+      <w:r>
+        <w:rPr>
+          <w:rFonts w:asciiTheme="majorBidi" w:hAnsiTheme="majorBidi" w:cstheme="majorBidi"/>
+          <w:b/>
+          <w:bCs/>
+          <w:i/>
+          <w:iCs/>
+          <w:sz w:val="28"/>
+          <w:szCs w:val="28"/>
+        </w:rPr>
+        <w:t>etc</w:t>
+      </w:r>
+      <w:proofErr w:type="spellEnd"/>
+      <w:r>
+        <w:rPr>
+          <w:rFonts w:asciiTheme="majorBidi" w:hAnsiTheme="majorBidi" w:cstheme="majorBidi"/>
+          <w:b/>
+          <w:bCs/>
+          <w:i/>
+          <w:iCs/>
+          <w:sz w:val="28"/>
+          <w:szCs w:val="28"/>
+        </w:rPr>
+        <w:t>/</w:t>
+      </w:r>
+      <w:proofErr w:type="spellStart"/>
+      <w:r>
+        <w:rPr>
+          <w:rFonts w:asciiTheme="majorBidi" w:hAnsiTheme="majorBidi" w:cstheme="majorBidi"/>
+          <w:b/>
+          <w:bCs/>
+          <w:i/>
+          <w:iCs/>
+          <w:sz w:val="28"/>
+          <w:szCs w:val="28"/>
+        </w:rPr>
+        <w:t>cron.daily</w:t>
+      </w:r>
+      <w:proofErr w:type="spellEnd"/>
+      <w:r>
+        <w:rPr>
+          <w:rFonts w:asciiTheme="majorBidi" w:hAnsiTheme="majorBidi" w:cstheme="majorBidi"/>
+          <w:b/>
+          <w:bCs/>
+          <w:i/>
+          <w:iCs/>
+          <w:sz w:val="28"/>
+          <w:szCs w:val="28"/>
+        </w:rPr>
+        <w:t>/</w:t>
+      </w:r>
+    </w:p>
+    <w:p>
+      <w:pPr>
+        <w:pStyle w:val="ListParagraph"/>
+        <w:numPr>
+          <w:ilvl w:val="0"/>
+          <w:numId w:val="7"/>
+        </w:numPr>
+        <w:ind w:left="360"/>
+        <w:jc w:val="both"/>
+        <w:rPr>
+          <w:rFonts w:asciiTheme="majorBidi" w:hAnsiTheme="majorBidi" w:cstheme="majorBidi"/>
+          <w:b/>
+          <w:bCs/>
+          <w:i/>
+          <w:iCs/>
+          <w:sz w:val="28"/>
+          <w:szCs w:val="28"/>
+        </w:rPr>
+      </w:pPr>
+      <w:r>
+        <w:rPr>
+          <w:rFonts w:asciiTheme="majorBidi" w:hAnsiTheme="majorBidi" w:cstheme="majorBidi"/>
+          <w:b/>
+          <w:bCs/>
+          <w:i/>
+          <w:iCs/>
+          <w:sz w:val="28"/>
+          <w:szCs w:val="28"/>
+        </w:rPr>
+        <w:t>/</w:t>
+      </w:r>
+      <w:proofErr w:type="spellStart"/>
+      <w:r>
+        <w:rPr>
+          <w:rFonts w:asciiTheme="majorBidi" w:hAnsiTheme="majorBidi" w:cstheme="majorBidi"/>
+          <w:b/>
+          <w:bCs/>
+          <w:i/>
+          <w:iCs/>
+          <w:sz w:val="28"/>
+          <w:szCs w:val="28"/>
+        </w:rPr>
+        <w:t>etc</w:t>
+      </w:r>
+      <w:proofErr w:type="spellEnd"/>
+      <w:r>
+        <w:rPr>
+          <w:rFonts w:asciiTheme="majorBidi" w:hAnsiTheme="majorBidi" w:cstheme="majorBidi"/>
+          <w:b/>
+          <w:bCs/>
+          <w:i/>
+          <w:iCs/>
+          <w:sz w:val="28"/>
+          <w:szCs w:val="28"/>
+        </w:rPr>
+        <w:t>/</w:t>
+      </w:r>
+      <w:proofErr w:type="spellStart"/>
+      <w:r>
+        <w:rPr>
+          <w:rFonts w:asciiTheme="majorBidi" w:hAnsiTheme="majorBidi" w:cstheme="majorBidi"/>
+          <w:b/>
+          <w:bCs/>
+          <w:i/>
+          <w:iCs/>
+          <w:sz w:val="28"/>
+          <w:szCs w:val="28"/>
+        </w:rPr>
+        <w:t>cron.weekly</w:t>
+      </w:r>
+      <w:proofErr w:type="spellEnd"/>
+      <w:r>
+        <w:rPr>
+          <w:rFonts w:asciiTheme="majorBidi" w:hAnsiTheme="majorBidi" w:cstheme="majorBidi"/>
+          <w:b/>
+          <w:bCs/>
+          <w:i/>
+          <w:iCs/>
+          <w:sz w:val="28"/>
+          <w:szCs w:val="28"/>
+        </w:rPr>
+        <w:t>/</w:t>
+      </w:r>
+    </w:p>
+    <w:p>
+      <w:pPr>
+        <w:pStyle w:val="ListParagraph"/>
+        <w:numPr>
+          <w:ilvl w:val="0"/>
+          <w:numId w:val="7"/>
+        </w:numPr>
+        <w:spacing w:after="60"/>
+        <w:ind w:left="360"/>
+        <w:jc w:val="both"/>
+        <w:rPr>
+          <w:rFonts w:asciiTheme="majorBidi" w:hAnsiTheme="majorBidi" w:cstheme="majorBidi"/>
+          <w:b/>
+          <w:bCs/>
+          <w:i/>
+          <w:iCs/>
+          <w:sz w:val="28"/>
+          <w:szCs w:val="28"/>
+        </w:rPr>
+      </w:pPr>
+      <w:r>
+        <w:rPr>
+          <w:rFonts w:asciiTheme="majorBidi" w:hAnsiTheme="majorBidi" w:cstheme="majorBidi"/>
+          <w:b/>
+          <w:bCs/>
+          <w:i/>
+          <w:iCs/>
+          <w:sz w:val="28"/>
+          <w:szCs w:val="28"/>
+        </w:rPr>
+        <w:t>/</w:t>
+      </w:r>
+      <w:proofErr w:type="spellStart"/>
+      <w:r>
+        <w:rPr>
+          <w:rFonts w:asciiTheme="majorBidi" w:hAnsiTheme="majorBidi" w:cstheme="majorBidi"/>
+          <w:b/>
+          <w:bCs/>
+          <w:i/>
+          <w:iCs/>
+          <w:sz w:val="28"/>
+          <w:szCs w:val="28"/>
+        </w:rPr>
+        <w:t>etc</w:t>
+      </w:r>
+      <w:proofErr w:type="spellEnd"/>
+      <w:r>
+        <w:rPr>
+          <w:rFonts w:asciiTheme="majorBidi" w:hAnsiTheme="majorBidi" w:cstheme="majorBidi"/>
+          <w:b/>
+          <w:bCs/>
+          <w:i/>
+          <w:iCs/>
+          <w:sz w:val="28"/>
+          <w:szCs w:val="28"/>
+        </w:rPr>
+        <w:t>/</w:t>
+      </w:r>
+      <w:proofErr w:type="spellStart"/>
+      <w:r>
+        <w:rPr>
+          <w:rFonts w:asciiTheme="majorBidi" w:hAnsiTheme="majorBidi" w:cstheme="majorBidi"/>
+          <w:b/>
+          <w:bCs/>
+          <w:i/>
+          <w:iCs/>
+          <w:sz w:val="28"/>
+          <w:szCs w:val="28"/>
+        </w:rPr>
+        <w:t>cron.monthly</w:t>
+      </w:r>
+      <w:proofErr w:type="spellEnd"/>
+      <w:r>
+        <w:rPr>
+          <w:rFonts w:asciiTheme="majorBidi" w:hAnsiTheme="majorBidi" w:cstheme="majorBidi"/>
+          <w:b/>
+          <w:bCs/>
+          <w:i/>
+          <w:iCs/>
+          <w:sz w:val="28"/>
+          <w:szCs w:val="28"/>
+        </w:rPr>
+        <w:t>/</w:t>
+      </w:r>
+    </w:p>
+    <w:p>
+      <w:pPr>
+        <w:jc w:val="both"/>
+        <w:rPr>
+          <w:rFonts w:asciiTheme="majorBidi" w:hAnsiTheme="majorBidi" w:cstheme="majorBidi"/>
+          <w:sz w:val="28"/>
+          <w:szCs w:val="28"/>
+        </w:rPr>
+      </w:pPr>
+      <w:r>
+        <w:rPr>
+          <w:rFonts w:asciiTheme="majorBidi" w:hAnsiTheme="majorBidi" w:cstheme="majorBidi"/>
+          <w:sz w:val="28"/>
+          <w:szCs w:val="28"/>
+        </w:rPr>
+        <w:t>You can put your scripts inside these directories to run in</w:t>
+      </w:r>
+      <w:r>
+        <w:t xml:space="preserve"> </w:t>
+      </w:r>
+      <w:r>
+        <w:rPr>
+          <w:rFonts w:asciiTheme="majorBidi" w:hAnsiTheme="majorBidi" w:cstheme="majorBidi"/>
+          <w:sz w:val="28"/>
+          <w:szCs w:val="28"/>
+        </w:rPr>
+        <w:t>schedule</w:t>
+      </w:r>
+      <w:r>
+        <w:rPr>
+          <w:rFonts w:asciiTheme="majorBidi" w:hAnsiTheme="majorBidi" w:cstheme="majorBidi"/>
+          <w:sz w:val="28"/>
+          <w:szCs w:val="28"/>
+        </w:rPr>
+        <w:t>.</w:t>
+      </w:r>
+    </w:p>
+    <w:p>
+      <w:pPr>
+        <w:spacing w:after="120"/>
+        <w:jc w:val="both"/>
+        <w:rPr>
+          <w:rFonts w:asciiTheme="majorBidi" w:hAnsiTheme="majorBidi" w:cstheme="majorBidi"/>
+          <w:b/>
+          <w:bCs/>
+          <w:sz w:val="32"/>
+          <w:szCs w:val="32"/>
+        </w:rPr>
+      </w:pPr>
+      <w:r>
+        <w:rPr>
+          <w:rFonts w:asciiTheme="majorBidi" w:hAnsiTheme="majorBidi" w:cstheme="majorBidi"/>
+          <w:b/>
+          <w:bCs/>
+          <w:sz w:val="32"/>
+          <w:szCs w:val="32"/>
+        </w:rPr>
+        <w:t>Controlling Cron Access</w:t>
+      </w:r>
+      <w:r>
+        <w:rPr>
+          <w:rFonts w:asciiTheme="majorBidi" w:hAnsiTheme="majorBidi" w:cstheme="majorBidi"/>
+          <w:b/>
+          <w:bCs/>
+          <w:sz w:val="32"/>
+          <w:szCs w:val="32"/>
+        </w:rPr>
+        <w:t>:</w:t>
+      </w:r>
+    </w:p>
+    <w:p>
+      <w:pPr>
+        <w:spacing w:after="60"/>
+        <w:jc w:val="both"/>
+        <w:rPr>
+          <w:rFonts w:asciiTheme="majorBidi" w:hAnsiTheme="majorBidi" w:cstheme="majorBidi"/>
+          <w:sz w:val="28"/>
+          <w:szCs w:val="28"/>
+        </w:rPr>
+      </w:pPr>
+      <w:r>
+        <w:rPr>
+          <w:rFonts w:asciiTheme="majorBidi" w:hAnsiTheme="majorBidi" w:cstheme="majorBidi"/>
+          <w:sz w:val="28"/>
+          <w:szCs w:val="28"/>
+        </w:rPr>
+        <w:t>Cron access can be restricted using these files:</w:t>
+      </w:r>
+    </w:p>
+    <w:p>
+      <w:pPr>
+        <w:pStyle w:val="ListParagraph"/>
+        <w:numPr>
+          <w:ilvl w:val="0"/>
+          <w:numId w:val="8"/>
+        </w:numPr>
+        <w:ind w:left="360"/>
+        <w:jc w:val="both"/>
+        <w:rPr>
+          <w:rFonts w:asciiTheme="majorBidi" w:hAnsiTheme="majorBidi" w:cstheme="majorBidi"/>
+          <w:sz w:val="28"/>
+          <w:szCs w:val="28"/>
+        </w:rPr>
+      </w:pPr>
+      <w:r>
+        <w:rPr>
+          <w:rFonts w:asciiTheme="majorBidi" w:hAnsiTheme="majorBidi" w:cstheme="majorBidi"/>
+          <w:b/>
+          <w:bCs/>
+          <w:sz w:val="28"/>
+          <w:szCs w:val="28"/>
+        </w:rPr>
+        <w:t>/</w:t>
+      </w:r>
+      <w:proofErr w:type="spellStart"/>
+      <w:r>
+        <w:rPr>
+          <w:rFonts w:asciiTheme="majorBidi" w:hAnsiTheme="majorBidi" w:cstheme="majorBidi"/>
+          <w:b/>
+          <w:bCs/>
+          <w:sz w:val="28"/>
+          <w:szCs w:val="28"/>
+        </w:rPr>
+        <w:t>etc</w:t>
+      </w:r>
+      <w:proofErr w:type="spellEnd"/>
+      <w:r>
+        <w:rPr>
+          <w:rFonts w:asciiTheme="majorBidi" w:hAnsiTheme="majorBidi" w:cstheme="majorBidi"/>
+          <w:b/>
+          <w:bCs/>
+          <w:sz w:val="28"/>
+          <w:szCs w:val="28"/>
+        </w:rPr>
+        <w:t>/</w:t>
+      </w:r>
+      <w:proofErr w:type="spellStart"/>
+      <w:r>
+        <w:rPr>
+          <w:rFonts w:asciiTheme="majorBidi" w:hAnsiTheme="majorBidi" w:cstheme="majorBidi"/>
+          <w:b/>
+          <w:bCs/>
+          <w:sz w:val="28"/>
+          <w:szCs w:val="28"/>
+        </w:rPr>
+        <w:t>cron.allow</w:t>
+      </w:r>
+      <w:proofErr w:type="spellEnd"/>
+      <w:r>
+        <w:rPr>
+          <w:rFonts w:asciiTheme="majorBidi" w:hAnsiTheme="majorBidi" w:cstheme="majorBidi"/>
+          <w:sz w:val="28"/>
+          <w:szCs w:val="28"/>
+        </w:rPr>
+        <w:t xml:space="preserve"> → only listed users may use </w:t>
+      </w:r>
+      <w:proofErr w:type="spellStart"/>
+      <w:r>
+        <w:rPr>
+          <w:rFonts w:asciiTheme="majorBidi" w:hAnsiTheme="majorBidi" w:cstheme="majorBidi"/>
+          <w:sz w:val="28"/>
+          <w:szCs w:val="28"/>
+        </w:rPr>
+        <w:t>cron</w:t>
+      </w:r>
+      <w:proofErr w:type="spellEnd"/>
+      <w:r>
+        <w:rPr>
+          <w:rFonts w:asciiTheme="majorBidi" w:hAnsiTheme="majorBidi" w:cstheme="majorBidi"/>
+          <w:sz w:val="28"/>
+          <w:szCs w:val="28"/>
+        </w:rPr>
+        <w:t>.</w:t>
+      </w:r>
+    </w:p>
+    <w:p>
+      <w:pPr>
+        <w:pStyle w:val="ListParagraph"/>
+        <w:numPr>
+          <w:ilvl w:val="0"/>
+          <w:numId w:val="8"/>
+        </w:numPr>
+        <w:spacing w:after="60"/>
+        <w:ind w:left="360"/>
+        <w:jc w:val="both"/>
+        <w:rPr>
+          <w:rFonts w:asciiTheme="majorBidi" w:hAnsiTheme="majorBidi" w:cstheme="majorBidi"/>
+          <w:sz w:val="28"/>
+          <w:szCs w:val="28"/>
+        </w:rPr>
+      </w:pPr>
+      <w:r>
+        <w:rPr>
+          <w:rFonts w:asciiTheme="majorBidi" w:hAnsiTheme="majorBidi" w:cstheme="majorBidi"/>
+          <w:b/>
+          <w:bCs/>
+          <w:sz w:val="28"/>
+          <w:szCs w:val="28"/>
+        </w:rPr>
+        <w:t>/</w:t>
+      </w:r>
+      <w:proofErr w:type="spellStart"/>
+      <w:r>
+        <w:rPr>
+          <w:rFonts w:asciiTheme="majorBidi" w:hAnsiTheme="majorBidi" w:cstheme="majorBidi"/>
+          <w:b/>
+          <w:bCs/>
+          <w:sz w:val="28"/>
+          <w:szCs w:val="28"/>
+        </w:rPr>
+        <w:t>etc</w:t>
+      </w:r>
+      <w:proofErr w:type="spellEnd"/>
+      <w:r>
+        <w:rPr>
+          <w:rFonts w:asciiTheme="majorBidi" w:hAnsiTheme="majorBidi" w:cstheme="majorBidi"/>
+          <w:b/>
+          <w:bCs/>
+          <w:sz w:val="28"/>
+          <w:szCs w:val="28"/>
+        </w:rPr>
+        <w:t>/</w:t>
+      </w:r>
+      <w:proofErr w:type="spellStart"/>
+      <w:r>
+        <w:rPr>
+          <w:rFonts w:asciiTheme="majorBidi" w:hAnsiTheme="majorBidi" w:cstheme="majorBidi"/>
+          <w:b/>
+          <w:bCs/>
+          <w:sz w:val="28"/>
+          <w:szCs w:val="28"/>
+        </w:rPr>
+        <w:t>cron.deny</w:t>
+      </w:r>
+      <w:proofErr w:type="spellEnd"/>
+      <w:r>
+        <w:rPr>
+          <w:rFonts w:asciiTheme="majorBidi" w:hAnsiTheme="majorBidi" w:cstheme="majorBidi"/>
+          <w:sz w:val="28"/>
+          <w:szCs w:val="28"/>
+        </w:rPr>
+        <w:t xml:space="preserve"> → all except listed users may use </w:t>
+      </w:r>
+      <w:proofErr w:type="spellStart"/>
+      <w:r>
+        <w:rPr>
+          <w:rFonts w:asciiTheme="majorBidi" w:hAnsiTheme="majorBidi" w:cstheme="majorBidi"/>
+          <w:sz w:val="28"/>
+          <w:szCs w:val="28"/>
+        </w:rPr>
+        <w:t>cron</w:t>
+      </w:r>
+      <w:proofErr w:type="spellEnd"/>
+      <w:r>
+        <w:rPr>
+          <w:rFonts w:asciiTheme="majorBidi" w:hAnsiTheme="majorBidi" w:cstheme="majorBidi"/>
+          <w:sz w:val="28"/>
+          <w:szCs w:val="28"/>
+        </w:rPr>
+        <w:t>.</w:t>
+      </w:r>
+    </w:p>
+    <w:p>
+      <w:pPr>
+        <w:jc w:val="both"/>
+        <w:rPr>
+          <w:rFonts w:asciiTheme="majorBidi" w:hAnsiTheme="majorBidi" w:cstheme="majorBidi"/>
+          <w:sz w:val="28"/>
+          <w:szCs w:val="28"/>
+        </w:rPr>
+      </w:pPr>
+      <w:r>
+        <w:rPr>
+          <w:rFonts w:asciiTheme="majorBidi" w:hAnsiTheme="majorBidi" w:cstheme="majorBidi"/>
+          <w:sz w:val="28"/>
+          <w:szCs w:val="28"/>
+        </w:rPr>
+        <w:t xml:space="preserve">If neither file exists, all users can use </w:t>
+      </w:r>
+      <w:proofErr w:type="spellStart"/>
+      <w:r>
+        <w:rPr>
+          <w:rFonts w:asciiTheme="majorBidi" w:hAnsiTheme="majorBidi" w:cstheme="majorBidi"/>
+          <w:sz w:val="28"/>
+          <w:szCs w:val="28"/>
+        </w:rPr>
+        <w:t>cron</w:t>
+      </w:r>
+      <w:proofErr w:type="spellEnd"/>
+      <w:r>
+        <w:rPr>
+          <w:rFonts w:asciiTheme="majorBidi" w:hAnsiTheme="majorBidi" w:cstheme="majorBidi"/>
+          <w:sz w:val="28"/>
+          <w:szCs w:val="28"/>
+        </w:rPr>
+        <w:t>.</w:t>
+      </w:r>
+    </w:p>
+    <w:p>
+      <w:pPr>
+        <w:spacing w:after="120"/>
+        <w:jc w:val="both"/>
+        <w:rPr>
+          <w:rFonts w:asciiTheme="majorBidi" w:hAnsiTheme="majorBidi" w:cstheme="majorBidi"/>
+          <w:b/>
+          <w:bCs/>
+          <w:sz w:val="36"/>
+          <w:szCs w:val="36"/>
+        </w:rPr>
+      </w:pPr>
+      <w:r>
+        <w:rPr>
+          <w:rFonts w:asciiTheme="majorBidi" w:hAnsiTheme="majorBidi" w:cstheme="majorBidi"/>
+          <w:b/>
+          <w:bCs/>
+          <w:i/>
+          <w:iCs/>
+          <w:sz w:val="36"/>
+          <w:szCs w:val="36"/>
+        </w:rPr>
+        <w:lastRenderedPageBreak/>
+        <w:t>at</w:t>
+      </w:r>
+      <w:r>
+        <w:rPr>
+          <w:rFonts w:asciiTheme="majorBidi" w:hAnsiTheme="majorBidi" w:cstheme="majorBidi"/>
+          <w:b/>
+          <w:bCs/>
+          <w:sz w:val="36"/>
+          <w:szCs w:val="36"/>
+        </w:rPr>
+        <w:t xml:space="preserve"> – One-Time Jobs</w:t>
+      </w:r>
+      <w:r>
+        <w:rPr>
+          <w:rFonts w:asciiTheme="majorBidi" w:hAnsiTheme="majorBidi" w:cstheme="majorBidi"/>
+          <w:b/>
+          <w:bCs/>
+          <w:sz w:val="36"/>
+          <w:szCs w:val="36"/>
+        </w:rPr>
+        <w:t>:</w:t>
+      </w:r>
+    </w:p>
+    <w:p>
+      <w:pPr>
+        <w:jc w:val="both"/>
+        <w:rPr>
+          <w:rFonts w:asciiTheme="majorBidi" w:hAnsiTheme="majorBidi" w:cstheme="majorBidi"/>
+          <w:sz w:val="28"/>
+          <w:szCs w:val="28"/>
+        </w:rPr>
+      </w:pPr>
+      <w:r>
+        <w:rPr>
+          <w:rFonts w:asciiTheme="majorBidi" w:hAnsiTheme="majorBidi" w:cstheme="majorBidi"/>
+          <w:noProof/>
+          <w:sz w:val="28"/>
+          <w:szCs w:val="28"/>
+          <w:rtl/>
+          <w:lang w:val="ar-SA"/>
+        </w:rPr>
+        <mc:AlternateContent>
+          <mc:Choice Requires="wps">
+            <w:drawing>
+              <wp:anchor distT="0" distB="0" distL="114300" distR="114300" simplePos="0" relativeHeight="251661312" behindDoc="0" locked="0" layoutInCell="1" allowOverlap="1" wp14:anchorId="3752FA8A" wp14:editId="03BE4C96">
+                <wp:simplePos x="0" y="0"/>
+                <wp:positionH relativeFrom="margin">
+                  <wp:align>left</wp:align>
+                </wp:positionH>
+                <wp:positionV relativeFrom="paragraph">
+                  <wp:posOffset>287655</wp:posOffset>
+                </wp:positionV>
+                <wp:extent cx="2495550" cy="1571625"/>
+                <wp:effectExtent l="0" t="0" r="19050" b="28575"/>
+                <wp:wrapNone/>
+                <wp:docPr id="3" name="Rectangle 3"/>
+                <wp:cNvGraphicFramePr/>
+                <a:graphic xmlns:a="http://schemas.openxmlformats.org/drawingml/2006/main">
+                  <a:graphicData uri="http://schemas.microsoft.com/office/word/2010/wordprocessingShape">
+                    <wps:wsp>
+                      <wps:cNvSpPr/>
+                      <wps:spPr>
+                        <a:xfrm>
+                          <a:off x="0" y="0"/>
+                          <a:ext cx="2495550" cy="1571625"/>
+                        </a:xfrm>
+                        <a:prstGeom prst="rect">
+                          <a:avLst/>
+                        </a:prstGeom>
+                      </wps:spPr>
+                      <wps:style>
+                        <a:lnRef idx="2">
+                          <a:schemeClr val="dk1">
+                            <a:shade val="15000"/>
+                          </a:schemeClr>
+                        </a:lnRef>
+                        <a:fillRef idx="1">
+                          <a:schemeClr val="dk1"/>
+                        </a:fillRef>
+                        <a:effectRef idx="0">
+                          <a:schemeClr val="dk1"/>
+                        </a:effectRef>
+                        <a:fontRef idx="minor">
+                          <a:schemeClr val="lt1"/>
+                        </a:fontRef>
+                      </wps:style>
+                      <wps:txbx>
+                        <w:txbxContent>
+                          <w:p>
+                            <w:pPr>
+                              <w:spacing w:after="0"/>
+                              <w:rPr>
+                                <w:rFonts w:asciiTheme="majorBidi" w:hAnsiTheme="majorBidi" w:cstheme="majorBidi"/>
+                                <w:b/>
+                                <w:bCs/>
+                                <w:i/>
+                                <w:iCs/>
                                 <w:sz w:val="28"/>
                                 <w:szCs w:val="28"/>
                               </w:rPr>
@@ -3757,6 +3822,7 @@
                           </w:p>
                           <w:p>
                             <w:pPr>
+                              <w:spacing w:after="0"/>
                               <w:rPr>
                                 <w:rFonts w:asciiTheme="majorBidi" w:hAnsiTheme="majorBidi" w:cstheme="majorBidi"/>
                                 <w:b/>
@@ -3822,6 +3888,7 @@
                           </w:p>
                           <w:p>
                             <w:pPr>
+                              <w:spacing w:after="240"/>
                               <w:rPr>
                                 <w:rFonts w:asciiTheme="majorBidi" w:hAnsiTheme="majorBidi" w:cstheme="majorBidi"/>
                                 <w:b/>
@@ -3873,19 +3940,7 @@
                           </w:p>
                           <w:p>
                             <w:pPr>
-                              <w:rPr>
-                                <w:rFonts w:asciiTheme="majorBidi" w:hAnsiTheme="majorBidi" w:cstheme="majorBidi"/>
-                                <w:b/>
-                                <w:bCs/>
-                                <w:i/>
-                                <w:iCs/>
-                                <w:sz w:val="28"/>
-                                <w:szCs w:val="28"/>
-                              </w:rPr>
-                            </w:pPr>
-                          </w:p>
-                          <w:p>
-                            <w:pPr>
+                              <w:spacing w:after="0"/>
                               <w:rPr>
                                 <w:rFonts w:asciiTheme="majorBidi" w:hAnsiTheme="majorBidi" w:cstheme="majorBidi"/>
                                 <w:b/>
@@ -3911,6 +3966,7 @@
                           </w:p>
                           <w:p>
                             <w:pPr>
+                              <w:spacing w:after="0"/>
                               <w:rPr>
                                 <w:rFonts w:asciiTheme="majorBidi" w:hAnsiTheme="majorBidi" w:cstheme="majorBidi"/>
                                 <w:b/>
@@ -4001,6 +4057,9 @@
                     </wps:wsp>
                   </a:graphicData>
                 </a:graphic>
+                <wp14:sizeRelH relativeFrom="margin">
+                  <wp14:pctWidth>0</wp14:pctWidth>
+                </wp14:sizeRelH>
                 <wp14:sizeRelV relativeFrom="margin">
                   <wp14:pctHeight>0</wp14:pctHeight>
                 </wp14:sizeRelV>
@@ -4009,11 +4068,12 @@
           </mc:Choice>
           <mc:Fallback>
             <w:pict>
-              <v:rect w14:anchorId="3752FA8A" id="Rectangle 3" o:spid="_x0000_s1028" style="position:absolute;left:0;text-align:left;margin-left:3pt;margin-top:.55pt;width:192.75pt;height:178.5pt;z-index:251661312;visibility:visible;mso-wrap-style:square;mso-height-percent:0;mso-wrap-distance-left:9pt;mso-wrap-distance-top:0;mso-wrap-distance-right:9pt;mso-wrap-distance-bottom:0;mso-position-horizontal:absolute;mso-position-horizontal-relative:text;mso-position-vertical:absolute;mso-position-vertical-relative:text;mso-height-percent:0;mso-height-relative:margin;v-text-anchor:middle" o:gfxdata="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" fillcolor="black [3200]" strokecolor="black [480]" strokeweight="1pt">
+              <v:rect w14:anchorId="3752FA8A" id="Rectangle 3" o:spid="_x0000_s1028" style="position:absolute;left:0;text-align:left;margin-left:0;margin-top:22.65pt;width:196.5pt;height:123.75pt;z-index:251661312;visibility:visible;mso-wrap-style:square;mso-width-percent:0;mso-height-percent:0;mso-wrap-distance-left:9pt;mso-wrap-distance-top:0;mso-wrap-distance-right:9pt;mso-wrap-distance-bottom:0;mso-position-horizontal:left;mso-position-horizontal-relative:margin;mso-position-vertical:absolute;mso-position-vertical-relative:text;mso-width-percent:0;mso-height-percent:0;mso-width-relative:margin;mso-height-relative:margin;v-text-anchor:middle" o:gfxdata="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" fillcolor="black [3200]" strokecolor="black [480]" strokeweight="1pt">
                 <v:textbox>
                   <w:txbxContent>
                     <w:p>
                       <w:pPr>
+                        <w:spacing w:after="0"/>
                         <w:rPr>
                           <w:rFonts w:asciiTheme="majorBidi" w:hAnsiTheme="majorBidi" w:cstheme="majorBidi"/>
                           <w:b/>
@@ -4039,6 +4099,7 @@
                     </w:p>
                     <w:p>
                       <w:pPr>
+                        <w:spacing w:after="0"/>
                         <w:rPr>
                           <w:rFonts w:asciiTheme="majorBidi" w:hAnsiTheme="majorBidi" w:cstheme="majorBidi"/>
                           <w:b/>
@@ -4104,6 +4165,7 @@
                     </w:p>
                     <w:p>
                       <w:pPr>
+                        <w:spacing w:after="240"/>
                         <w:rPr>
                           <w:rFonts w:asciiTheme="majorBidi" w:hAnsiTheme="majorBidi" w:cstheme="majorBidi"/>
                           <w:b/>
@@ -4155,19 +4217,7 @@
                     </w:p>
                     <w:p>
                       <w:pPr>
-                        <w:rPr>
-                          <w:rFonts w:asciiTheme="majorBidi" w:hAnsiTheme="majorBidi" w:cstheme="majorBidi"/>
-                          <w:b/>
-                          <w:bCs/>
-                          <w:i/>
-                          <w:iCs/>
-                          <w:sz w:val="28"/>
-                          <w:szCs w:val="28"/>
-                        </w:rPr>
-                      </w:pPr>
-                    </w:p>
-                    <w:p>
-                      <w:pPr>
+                        <w:spacing w:after="0"/>
                         <w:rPr>
                           <w:rFonts w:asciiTheme="majorBidi" w:hAnsiTheme="majorBidi" w:cstheme="majorBidi"/>
                           <w:b/>
@@ -4193,6 +4243,7 @@
                     </w:p>
                     <w:p>
                       <w:pPr>
+                        <w:spacing w:after="0"/>
                         <w:rPr>
                           <w:rFonts w:asciiTheme="majorBidi" w:hAnsiTheme="majorBidi" w:cstheme="majorBidi"/>
                           <w:b/>
@@ -4274,11 +4325,56 @@
                     </w:p>
                   </w:txbxContent>
                 </v:textbox>
+                <w10:wrap anchorx="margin"/>
               </v:rect>
             </w:pict>
           </mc:Fallback>
         </mc:AlternateContent>
       </w:r>
+      <w:r>
+        <w:rPr>
+          <w:rFonts w:asciiTheme="majorBidi" w:hAnsiTheme="majorBidi" w:cstheme="majorBidi"/>
+          <w:sz w:val="28"/>
+          <w:szCs w:val="28"/>
+        </w:rPr>
+        <w:t xml:space="preserve">If you need to run a command once in the future, use </w:t>
+      </w:r>
+      <w:r>
+        <w:rPr>
+          <w:rFonts w:asciiTheme="majorBidi" w:hAnsiTheme="majorBidi" w:cstheme="majorBidi"/>
+          <w:b/>
+          <w:bCs/>
+          <w:i/>
+          <w:iCs/>
+          <w:sz w:val="28"/>
+          <w:szCs w:val="28"/>
+        </w:rPr>
+        <w:t>at</w:t>
+      </w:r>
+      <w:r>
+        <w:rPr>
+          <w:rFonts w:asciiTheme="majorBidi" w:hAnsiTheme="majorBidi" w:cstheme="majorBidi"/>
+          <w:sz w:val="28"/>
+          <w:szCs w:val="28"/>
+        </w:rPr>
+        <w:t>.</w:t>
+      </w:r>
+      <w:r>
+        <w:rPr>
+          <w:rFonts w:asciiTheme="majorBidi" w:hAnsiTheme="majorBidi" w:cstheme="majorBidi"/>
+          <w:sz w:val="28"/>
+          <w:szCs w:val="28"/>
+        </w:rPr>
+        <w:t xml:space="preserve"> </w:t>
+      </w:r>
+      <w:r>
+        <w:rPr>
+          <w:rFonts w:asciiTheme="majorBidi" w:hAnsiTheme="majorBidi" w:cstheme="majorBidi"/>
+          <w:sz w:val="28"/>
+          <w:szCs w:val="28"/>
+        </w:rPr>
+        <w:t>Examples:</w:t>
+      </w:r>
     </w:p>
     <w:p>
       <w:pPr>
@@ -4329,35 +4425,14 @@
         <w:jc w:val="both"/>
         <w:rPr>
           <w:rFonts w:asciiTheme="majorBidi" w:hAnsiTheme="majorBidi" w:cstheme="majorBidi"/>
-          <w:sz w:val="28"/>
-          <w:szCs w:val="28"/>
-          <w:rtl/>
-        </w:rPr>
-      </w:pPr>
-    </w:p>
-    <w:p>
-      <w:pPr>
-        <w:jc w:val="both"/>
-        <w:rPr>
-          <w:rFonts w:asciiTheme="majorBidi" w:hAnsiTheme="majorBidi" w:cstheme="majorBidi"/>
-          <w:sz w:val="28"/>
-          <w:szCs w:val="28"/>
-          <w:rtl/>
-        </w:rPr>
-      </w:pPr>
-    </w:p>
-    <w:p>
-      <w:pPr>
-        <w:jc w:val="both"/>
-        <w:rPr>
-          <w:rFonts w:asciiTheme="majorBidi" w:hAnsiTheme="majorBidi" w:cstheme="majorBidi"/>
-          <w:sz w:val="2"/>
-          <w:szCs w:val="2"/>
-        </w:rPr>
-      </w:pPr>
-    </w:p>
-    <w:p>
-      <w:pPr>
+          <w:sz w:val="24"/>
+          <w:szCs w:val="24"/>
+        </w:rPr>
+      </w:pPr>
+    </w:p>
+    <w:p>
+      <w:pPr>
+        <w:spacing w:after="60"/>
         <w:jc w:val="both"/>
         <w:rPr>
           <w:rFonts w:asciiTheme="majorBidi" w:hAnsiTheme="majorBidi" w:cstheme="majorBidi"/>
@@ -4394,6 +4469,12 @@
     </w:p>
     <w:p>
       <w:pPr>
+        <w:pStyle w:val="ListParagraph"/>
+        <w:numPr>
+          <w:ilvl w:val="0"/>
+          <w:numId w:val="43"/>
+        </w:numPr>
+        <w:ind w:left="360"/>
         <w:jc w:val="both"/>
         <w:rPr>
           <w:rFonts w:asciiTheme="majorBidi" w:hAnsiTheme="majorBidi" w:cstheme="majorBidi"/>
@@ -4448,6 +4529,12 @@
     </w:p>
     <w:p>
       <w:pPr>
+        <w:pStyle w:val="ListParagraph"/>
+        <w:numPr>
+          <w:ilvl w:val="0"/>
+          <w:numId w:val="43"/>
+        </w:numPr>
+        <w:ind w:left="360"/>
         <w:jc w:val="both"/>
         <w:rPr>
           <w:rFonts w:asciiTheme="majorBidi" w:hAnsiTheme="majorBidi" w:cstheme="majorBidi"/>
@@ -4507,6 +4594,18 @@
         </w:rPr>
         <w:t>remove job #3</w:t>
       </w:r>
+    </w:p>
+    <w:p>
+      <w:pPr>
+        <w:pStyle w:val="ListParagraph"/>
+        <w:ind w:left="360"/>
+        <w:jc w:val="both"/>
+        <w:rPr>
+          <w:rFonts w:asciiTheme="majorBidi" w:hAnsiTheme="majorBidi" w:cstheme="majorBidi"/>
+          <w:sz w:val="10"/>
+          <w:szCs w:val="10"/>
+        </w:rPr>
+      </w:pPr>
     </w:p>
     <w:p>
       <w:pPr>
@@ -4566,6 +4665,7 @@
     </w:p>
     <w:p>
       <w:pPr>
+        <w:spacing w:after="120"/>
         <w:jc w:val="both"/>
         <w:rPr>
           <w:rFonts w:asciiTheme="majorBidi" w:hAnsiTheme="majorBidi" w:cstheme="majorBidi"/>
@@ -4617,6 +4717,7 @@
     </w:p>
     <w:p>
       <w:pPr>
+        <w:spacing w:after="60"/>
         <w:jc w:val="both"/>
         <w:rPr>
           <w:rFonts w:asciiTheme="majorBidi" w:hAnsiTheme="majorBidi" w:cstheme="majorBidi"/>
@@ -4636,6 +4737,10 @@
       <w:r>
         <w:rPr>
           <w:rFonts w:asciiTheme="majorBidi" w:hAnsiTheme="majorBidi" w:cstheme="majorBidi"/>
+          <w:b/>
+          <w:bCs/>
+          <w:i/>
+          <w:iCs/>
           <w:sz w:val="28"/>
           <w:szCs w:val="28"/>
         </w:rPr>
@@ -4754,7 +4859,7 @@
           <w:ilvl w:val="0"/>
           <w:numId w:val="10"/>
         </w:numPr>
-        <w:spacing w:line="360" w:lineRule="auto"/>
+        <w:spacing w:after="0" w:line="360" w:lineRule="auto"/>
         <w:ind w:left="360"/>
         <w:jc w:val="both"/>
         <w:rPr>
@@ -4822,6 +4927,460 @@
           <w:szCs w:val="28"/>
         </w:rPr>
         <w:t xml:space="preserve"> → all except listed users.</w:t>
+      </w:r>
+    </w:p>
+    <w:p>
+      <w:pPr>
+        <w:spacing w:after="120"/>
+        <w:jc w:val="both"/>
+        <w:rPr>
+          <w:rFonts w:asciiTheme="majorBidi" w:hAnsiTheme="majorBidi" w:cstheme="majorBidi"/>
+          <w:b/>
+          <w:bCs/>
+          <w:sz w:val="36"/>
+          <w:szCs w:val="36"/>
+        </w:rPr>
+      </w:pPr>
+      <w:proofErr w:type="spellStart"/>
+      <w:r>
+        <w:rPr>
+          <w:rFonts w:asciiTheme="majorBidi" w:hAnsiTheme="majorBidi" w:cstheme="majorBidi"/>
+          <w:b/>
+          <w:bCs/>
+          <w:sz w:val="36"/>
+          <w:szCs w:val="36"/>
+        </w:rPr>
+        <w:t>s</w:t>
+      </w:r>
+      <w:r>
+        <w:rPr>
+          <w:rFonts w:asciiTheme="majorBidi" w:hAnsiTheme="majorBidi" w:cstheme="majorBidi"/>
+          <w:b/>
+          <w:bCs/>
+          <w:sz w:val="36"/>
+          <w:szCs w:val="36"/>
+        </w:rPr>
+        <w:t>ystemd</w:t>
+      </w:r>
+      <w:proofErr w:type="spellEnd"/>
+      <w:r>
+        <w:rPr>
+          <w:rFonts w:asciiTheme="majorBidi" w:hAnsiTheme="majorBidi" w:cstheme="majorBidi"/>
+          <w:b/>
+          <w:bCs/>
+          <w:sz w:val="36"/>
+          <w:szCs w:val="36"/>
+        </w:rPr>
+        <w:t xml:space="preserve"> Timers</w:t>
+      </w:r>
+      <w:r>
+        <w:rPr>
+          <w:rFonts w:asciiTheme="majorBidi" w:hAnsiTheme="majorBidi" w:cstheme="majorBidi"/>
+          <w:b/>
+          <w:bCs/>
+          <w:sz w:val="36"/>
+          <w:szCs w:val="36"/>
+        </w:rPr>
+        <w:t>:</w:t>
+      </w:r>
+    </w:p>
+    <w:p>
+      <w:pPr>
+        <w:spacing w:after="120"/>
+        <w:jc w:val="both"/>
+        <w:rPr>
+          <w:rFonts w:asciiTheme="majorBidi" w:hAnsiTheme="majorBidi" w:cstheme="majorBidi"/>
+          <w:sz w:val="28"/>
+          <w:szCs w:val="28"/>
+        </w:rPr>
+      </w:pPr>
+      <w:proofErr w:type="spellStart"/>
+      <w:r>
+        <w:rPr>
+          <w:rFonts w:asciiTheme="majorBidi" w:hAnsiTheme="majorBidi" w:cstheme="majorBidi"/>
+          <w:sz w:val="28"/>
+          <w:szCs w:val="28"/>
+        </w:rPr>
+        <w:t>s</w:t>
+      </w:r>
+      <w:r>
+        <w:rPr>
+          <w:rFonts w:asciiTheme="majorBidi" w:hAnsiTheme="majorBidi" w:cstheme="majorBidi"/>
+          <w:sz w:val="28"/>
+          <w:szCs w:val="28"/>
+        </w:rPr>
+        <w:t>ystemd</w:t>
+      </w:r>
+      <w:proofErr w:type="spellEnd"/>
+      <w:r>
+        <w:rPr>
+          <w:rFonts w:asciiTheme="majorBidi" w:hAnsiTheme="majorBidi" w:cstheme="majorBidi"/>
+          <w:sz w:val="28"/>
+          <w:szCs w:val="28"/>
+        </w:rPr>
+        <w:t xml:space="preserve"> timers are units (files) that schedule and trigger other </w:t>
+      </w:r>
+      <w:proofErr w:type="spellStart"/>
+      <w:r>
+        <w:rPr>
+          <w:rFonts w:asciiTheme="majorBidi" w:hAnsiTheme="majorBidi" w:cstheme="majorBidi"/>
+          <w:sz w:val="28"/>
+          <w:szCs w:val="28"/>
+        </w:rPr>
+        <w:t>systemd</w:t>
+      </w:r>
+      <w:proofErr w:type="spellEnd"/>
+      <w:r>
+        <w:rPr>
+          <w:rFonts w:asciiTheme="majorBidi" w:hAnsiTheme="majorBidi" w:cstheme="majorBidi"/>
+          <w:sz w:val="28"/>
+          <w:szCs w:val="28"/>
+        </w:rPr>
+        <w:t xml:space="preserve"> units</w:t>
+      </w:r>
+      <w:r>
+        <w:rPr>
+          <w:rFonts w:asciiTheme="majorBidi" w:hAnsiTheme="majorBidi" w:cstheme="majorBidi"/>
+          <w:sz w:val="28"/>
+          <w:szCs w:val="28"/>
+        </w:rPr>
+        <w:t>,</w:t>
+      </w:r>
+      <w:r>
+        <w:rPr>
+          <w:rFonts w:asciiTheme="majorBidi" w:hAnsiTheme="majorBidi" w:cstheme="majorBidi"/>
+          <w:sz w:val="28"/>
+          <w:szCs w:val="28"/>
+        </w:rPr>
+        <w:t xml:space="preserve"> </w:t>
+      </w:r>
+      <w:proofErr w:type="gramStart"/>
+      <w:r>
+        <w:rPr>
+          <w:rFonts w:asciiTheme="majorBidi" w:hAnsiTheme="majorBidi" w:cstheme="majorBidi"/>
+          <w:sz w:val="28"/>
+          <w:szCs w:val="28"/>
+        </w:rPr>
+        <w:t xml:space="preserve">usually </w:t>
+      </w:r>
+      <w:r>
+        <w:rPr>
+          <w:rFonts w:asciiTheme="majorBidi" w:hAnsiTheme="majorBidi" w:cstheme="majorBidi"/>
+          <w:b/>
+          <w:bCs/>
+          <w:i/>
+          <w:iCs/>
+          <w:sz w:val="28"/>
+          <w:szCs w:val="28"/>
+        </w:rPr>
+        <w:t>.service</w:t>
+      </w:r>
+      <w:proofErr w:type="gramEnd"/>
+      <w:r>
+        <w:rPr>
+          <w:rFonts w:asciiTheme="majorBidi" w:hAnsiTheme="majorBidi" w:cstheme="majorBidi"/>
+          <w:sz w:val="28"/>
+          <w:szCs w:val="28"/>
+        </w:rPr>
+        <w:t xml:space="preserve"> files at specific times or intervals.</w:t>
+      </w:r>
+      <w:r>
+        <w:rPr>
+          <w:rFonts w:asciiTheme="majorBidi" w:hAnsiTheme="majorBidi" w:cstheme="majorBidi"/>
+          <w:sz w:val="28"/>
+          <w:szCs w:val="28"/>
+        </w:rPr>
+        <w:t xml:space="preserve"> </w:t>
+      </w:r>
+      <w:r>
+        <w:rPr>
+          <w:rFonts w:asciiTheme="majorBidi" w:hAnsiTheme="majorBidi" w:cstheme="majorBidi"/>
+          <w:sz w:val="28"/>
+          <w:szCs w:val="28"/>
+        </w:rPr>
+        <w:t xml:space="preserve">They are the </w:t>
+      </w:r>
+      <w:proofErr w:type="spellStart"/>
+      <w:r>
+        <w:rPr>
+          <w:rFonts w:asciiTheme="majorBidi" w:hAnsiTheme="majorBidi" w:cstheme="majorBidi"/>
+          <w:sz w:val="28"/>
+          <w:szCs w:val="28"/>
+        </w:rPr>
+        <w:t>systemd</w:t>
+      </w:r>
+      <w:proofErr w:type="spellEnd"/>
+      <w:r>
+        <w:rPr>
+          <w:rFonts w:asciiTheme="majorBidi" w:hAnsiTheme="majorBidi" w:cstheme="majorBidi"/>
+          <w:sz w:val="28"/>
+          <w:szCs w:val="28"/>
+        </w:rPr>
+        <w:t xml:space="preserve"> equivalent of </w:t>
+      </w:r>
+      <w:proofErr w:type="spellStart"/>
+      <w:r>
+        <w:rPr>
+          <w:rFonts w:asciiTheme="majorBidi" w:hAnsiTheme="majorBidi" w:cstheme="majorBidi"/>
+          <w:sz w:val="28"/>
+          <w:szCs w:val="28"/>
+        </w:rPr>
+        <w:t>cron</w:t>
+      </w:r>
+      <w:proofErr w:type="spellEnd"/>
+      <w:r>
+        <w:rPr>
+          <w:rFonts w:asciiTheme="majorBidi" w:hAnsiTheme="majorBidi" w:cstheme="majorBidi"/>
+          <w:sz w:val="28"/>
+          <w:szCs w:val="28"/>
+        </w:rPr>
+        <w:t xml:space="preserve"> jobs, but with more flexibility, logging, and integration with the </w:t>
+      </w:r>
+      <w:proofErr w:type="spellStart"/>
+      <w:r>
+        <w:rPr>
+          <w:rFonts w:asciiTheme="majorBidi" w:hAnsiTheme="majorBidi" w:cstheme="majorBidi"/>
+          <w:sz w:val="28"/>
+          <w:szCs w:val="28"/>
+        </w:rPr>
+        <w:t>systemd</w:t>
+      </w:r>
+      <w:proofErr w:type="spellEnd"/>
+      <w:r>
+        <w:rPr>
+          <w:rFonts w:asciiTheme="majorBidi" w:hAnsiTheme="majorBidi" w:cstheme="majorBidi"/>
+          <w:sz w:val="28"/>
+          <w:szCs w:val="28"/>
+        </w:rPr>
+        <w:t xml:space="preserve"> ecosystem.</w:t>
+      </w:r>
+      <w:r>
+        <w:rPr>
+          <w:rFonts w:asciiTheme="majorBidi" w:hAnsiTheme="majorBidi" w:cstheme="majorBidi"/>
+          <w:sz w:val="28"/>
+          <w:szCs w:val="28"/>
+        </w:rPr>
+        <w:t xml:space="preserve"> </w:t>
+      </w:r>
+      <w:r>
+        <w:rPr>
+          <w:rFonts w:asciiTheme="majorBidi" w:hAnsiTheme="majorBidi" w:cstheme="majorBidi"/>
+          <w:sz w:val="28"/>
+          <w:szCs w:val="28"/>
+        </w:rPr>
+        <w:t xml:space="preserve">Each timer is defined by a file with the </w:t>
+      </w:r>
+      <w:proofErr w:type="gramStart"/>
+      <w:r>
+        <w:rPr>
+          <w:rFonts w:asciiTheme="majorBidi" w:hAnsiTheme="majorBidi" w:cstheme="majorBidi"/>
+          <w:sz w:val="28"/>
+          <w:szCs w:val="28"/>
+        </w:rPr>
+        <w:t xml:space="preserve">suffix </w:t>
+      </w:r>
+      <w:r>
+        <w:rPr>
+          <w:rFonts w:asciiTheme="majorBidi" w:hAnsiTheme="majorBidi" w:cstheme="majorBidi"/>
+          <w:b/>
+          <w:bCs/>
+          <w:i/>
+          <w:iCs/>
+          <w:sz w:val="28"/>
+          <w:szCs w:val="28"/>
+        </w:rPr>
+        <w:t>.timer</w:t>
+      </w:r>
+      <w:proofErr w:type="gramEnd"/>
+      <w:r>
+        <w:rPr>
+          <w:rFonts w:asciiTheme="majorBidi" w:hAnsiTheme="majorBidi" w:cstheme="majorBidi"/>
+          <w:sz w:val="28"/>
+          <w:szCs w:val="28"/>
+        </w:rPr>
+        <w:t xml:space="preserve"> and is usually paired with a corresponding </w:t>
+      </w:r>
+      <w:r>
+        <w:rPr>
+          <w:rFonts w:asciiTheme="majorBidi" w:hAnsiTheme="majorBidi" w:cstheme="majorBidi"/>
+          <w:b/>
+          <w:bCs/>
+          <w:i/>
+          <w:iCs/>
+          <w:sz w:val="28"/>
+          <w:szCs w:val="28"/>
+        </w:rPr>
+        <w:t>.service</w:t>
+      </w:r>
+      <w:r>
+        <w:rPr>
+          <w:rFonts w:asciiTheme="majorBidi" w:hAnsiTheme="majorBidi" w:cstheme="majorBidi"/>
+          <w:sz w:val="28"/>
+          <w:szCs w:val="28"/>
+        </w:rPr>
+        <w:t xml:space="preserve"> file.</w:t>
+      </w:r>
+    </w:p>
+    <w:p>
+      <w:pPr>
+        <w:spacing w:after="60"/>
+        <w:jc w:val="both"/>
+        <w:rPr>
+          <w:rFonts w:asciiTheme="majorBidi" w:hAnsiTheme="majorBidi" w:cstheme="majorBidi"/>
+          <w:b/>
+          <w:bCs/>
+          <w:sz w:val="32"/>
+          <w:szCs w:val="32"/>
+        </w:rPr>
+      </w:pPr>
+      <w:r>
+        <w:rPr>
+          <w:rFonts w:asciiTheme="majorBidi" w:hAnsiTheme="majorBidi" w:cstheme="majorBidi"/>
+          <w:b/>
+          <w:bCs/>
+          <w:sz w:val="32"/>
+          <w:szCs w:val="32"/>
+        </w:rPr>
+        <w:t>Structure Example</w:t>
+      </w:r>
+      <w:r>
+        <w:rPr>
+          <w:rFonts w:asciiTheme="majorBidi" w:hAnsiTheme="majorBidi" w:cstheme="majorBidi"/>
+          <w:b/>
+          <w:bCs/>
+          <w:sz w:val="32"/>
+          <w:szCs w:val="32"/>
+        </w:rPr>
+        <w:t>:</w:t>
+      </w:r>
+    </w:p>
+    <w:p>
+      <w:pPr>
+        <w:spacing w:after="60"/>
+        <w:jc w:val="both"/>
+        <w:rPr>
+          <w:rFonts w:asciiTheme="majorBidi" w:hAnsiTheme="majorBidi" w:cstheme="majorBidi"/>
+          <w:sz w:val="28"/>
+          <w:szCs w:val="28"/>
+        </w:rPr>
+      </w:pPr>
+      <w:r>
+        <w:rPr>
+          <w:rFonts w:asciiTheme="majorBidi" w:hAnsiTheme="majorBidi" w:cstheme="majorBidi"/>
+          <w:sz w:val="28"/>
+          <w:szCs w:val="28"/>
+        </w:rPr>
+        <w:t xml:space="preserve">You typically create two files (in </w:t>
+      </w:r>
+      <w:r>
+        <w:rPr>
+          <w:rFonts w:asciiTheme="majorBidi" w:hAnsiTheme="majorBidi" w:cstheme="majorBidi"/>
+          <w:b/>
+          <w:bCs/>
+          <w:i/>
+          <w:iCs/>
+          <w:sz w:val="28"/>
+          <w:szCs w:val="28"/>
+        </w:rPr>
+        <w:t>/</w:t>
+      </w:r>
+      <w:proofErr w:type="spellStart"/>
+      <w:r>
+        <w:rPr>
+          <w:rFonts w:asciiTheme="majorBidi" w:hAnsiTheme="majorBidi" w:cstheme="majorBidi"/>
+          <w:b/>
+          <w:bCs/>
+          <w:i/>
+          <w:iCs/>
+          <w:sz w:val="28"/>
+          <w:szCs w:val="28"/>
+        </w:rPr>
+        <w:t>etc</w:t>
+      </w:r>
+      <w:proofErr w:type="spellEnd"/>
+      <w:r>
+        <w:rPr>
+          <w:rFonts w:asciiTheme="majorBidi" w:hAnsiTheme="majorBidi" w:cstheme="majorBidi"/>
+          <w:b/>
+          <w:bCs/>
+          <w:i/>
+          <w:iCs/>
+          <w:sz w:val="28"/>
+          <w:szCs w:val="28"/>
+        </w:rPr>
+        <w:t>/</w:t>
+      </w:r>
+      <w:proofErr w:type="spellStart"/>
+      <w:r>
+        <w:rPr>
+          <w:rFonts w:asciiTheme="majorBidi" w:hAnsiTheme="majorBidi" w:cstheme="majorBidi"/>
+          <w:b/>
+          <w:bCs/>
+          <w:i/>
+          <w:iCs/>
+          <w:sz w:val="28"/>
+          <w:szCs w:val="28"/>
+        </w:rPr>
+        <w:t>systemd</w:t>
+      </w:r>
+      <w:proofErr w:type="spellEnd"/>
+      <w:r>
+        <w:rPr>
+          <w:rFonts w:asciiTheme="majorBidi" w:hAnsiTheme="majorBidi" w:cstheme="majorBidi"/>
+          <w:b/>
+          <w:bCs/>
+          <w:i/>
+          <w:iCs/>
+          <w:sz w:val="28"/>
+          <w:szCs w:val="28"/>
+        </w:rPr>
+        <w:t>/system/</w:t>
+      </w:r>
+      <w:r>
+        <w:rPr>
+          <w:rFonts w:asciiTheme="majorBidi" w:hAnsiTheme="majorBidi" w:cstheme="majorBidi"/>
+          <w:sz w:val="28"/>
+          <w:szCs w:val="28"/>
+        </w:rPr>
+        <w:t xml:space="preserve"> or </w:t>
+      </w:r>
+      <w:r>
+        <w:rPr>
+          <w:rFonts w:asciiTheme="majorBidi" w:hAnsiTheme="majorBidi" w:cstheme="majorBidi"/>
+          <w:b/>
+          <w:bCs/>
+          <w:i/>
+          <w:iCs/>
+          <w:sz w:val="28"/>
+          <w:szCs w:val="28"/>
+        </w:rPr>
+        <w:t>~/.config/</w:t>
+      </w:r>
+      <w:proofErr w:type="spellStart"/>
+      <w:r>
+        <w:rPr>
+          <w:rFonts w:asciiTheme="majorBidi" w:hAnsiTheme="majorBidi" w:cstheme="majorBidi"/>
+          <w:b/>
+          <w:bCs/>
+          <w:i/>
+          <w:iCs/>
+          <w:sz w:val="28"/>
+          <w:szCs w:val="28"/>
+        </w:rPr>
+        <w:t>systemd</w:t>
+      </w:r>
+      <w:proofErr w:type="spellEnd"/>
+      <w:r>
+        <w:rPr>
+          <w:rFonts w:asciiTheme="majorBidi" w:hAnsiTheme="majorBidi" w:cstheme="majorBidi"/>
+          <w:b/>
+          <w:bCs/>
+          <w:i/>
+          <w:iCs/>
+          <w:sz w:val="28"/>
+          <w:szCs w:val="28"/>
+        </w:rPr>
+        <w:t>/user/):</w:t>
       </w:r>
     </w:p>
     <w:p>
@@ -4829,594 +5388,33 @@
         <w:pStyle w:val="ListParagraph"/>
         <w:numPr>
           <w:ilvl w:val="0"/>
-          <w:numId w:val="2"/>
+          <w:numId w:val="46"/>
         </w:numPr>
+        <w:spacing w:after="60"/>
         <w:ind w:left="360"/>
         <w:jc w:val="both"/>
         <w:rPr>
           <w:rFonts w:asciiTheme="majorBidi" w:hAnsiTheme="majorBidi" w:cstheme="majorBidi"/>
           <w:b/>
           <w:bCs/>
-          <w:sz w:val="32"/>
-          <w:szCs w:val="32"/>
-        </w:rPr>
-      </w:pPr>
-      <w:proofErr w:type="spellStart"/>
-      <w:r>
-        <w:rPr>
-          <w:rFonts w:asciiTheme="majorBidi" w:hAnsiTheme="majorBidi" w:cstheme="majorBidi"/>
-          <w:b/>
-          <w:bCs/>
-          <w:sz w:val="32"/>
-          <w:szCs w:val="32"/>
-        </w:rPr>
-        <w:t>s</w:t>
-      </w:r>
-      <w:r>
-        <w:rPr>
-          <w:rFonts w:asciiTheme="majorBidi" w:hAnsiTheme="majorBidi" w:cstheme="majorBidi"/>
-          <w:b/>
-          <w:bCs/>
-          <w:sz w:val="32"/>
-          <w:szCs w:val="32"/>
-        </w:rPr>
-        <w:t>ystemd</w:t>
-      </w:r>
-      <w:proofErr w:type="spellEnd"/>
-      <w:r>
-        <w:rPr>
-          <w:rFonts w:asciiTheme="majorBidi" w:hAnsiTheme="majorBidi" w:cstheme="majorBidi"/>
-          <w:b/>
-          <w:bCs/>
-          <w:sz w:val="32"/>
-          <w:szCs w:val="32"/>
-        </w:rPr>
-        <w:t xml:space="preserve"> Timers</w:t>
-      </w:r>
-      <w:r>
-        <w:rPr>
-          <w:rFonts w:asciiTheme="majorBidi" w:hAnsiTheme="majorBidi" w:cstheme="majorBidi"/>
-          <w:b/>
-          <w:bCs/>
-          <w:sz w:val="32"/>
-          <w:szCs w:val="32"/>
-        </w:rPr>
-        <w:t>:</w:t>
-      </w:r>
-    </w:p>
-    <w:p>
-      <w:pPr>
-        <w:jc w:val="both"/>
-        <w:rPr>
-          <w:rFonts w:asciiTheme="majorBidi" w:hAnsiTheme="majorBidi" w:cstheme="majorBidi"/>
-          <w:sz w:val="28"/>
-          <w:szCs w:val="28"/>
-        </w:rPr>
-      </w:pPr>
-      <w:proofErr w:type="spellStart"/>
-      <w:r>
-        <w:rPr>
-          <w:rFonts w:asciiTheme="majorBidi" w:hAnsiTheme="majorBidi" w:cstheme="majorBidi"/>
-          <w:sz w:val="28"/>
-          <w:szCs w:val="28"/>
-        </w:rPr>
-        <w:t>s</w:t>
-      </w:r>
-      <w:r>
-        <w:rPr>
-          <w:rFonts w:asciiTheme="majorBidi" w:hAnsiTheme="majorBidi" w:cstheme="majorBidi"/>
-          <w:sz w:val="28"/>
-          <w:szCs w:val="28"/>
-        </w:rPr>
-        <w:t>ystemd</w:t>
-      </w:r>
-      <w:proofErr w:type="spellEnd"/>
-      <w:r>
-        <w:rPr>
-          <w:rFonts w:asciiTheme="majorBidi" w:hAnsiTheme="majorBidi" w:cstheme="majorBidi"/>
-          <w:sz w:val="28"/>
-          <w:szCs w:val="28"/>
-        </w:rPr>
-        <w:t xml:space="preserve"> timers are units (files) that schedule and trigger other </w:t>
-      </w:r>
-      <w:proofErr w:type="spellStart"/>
-      <w:r>
-        <w:rPr>
-          <w:rFonts w:asciiTheme="majorBidi" w:hAnsiTheme="majorBidi" w:cstheme="majorBidi"/>
-          <w:sz w:val="28"/>
-          <w:szCs w:val="28"/>
-        </w:rPr>
-        <w:t>systemd</w:t>
-      </w:r>
-      <w:proofErr w:type="spellEnd"/>
-      <w:r>
-        <w:rPr>
-          <w:rFonts w:asciiTheme="majorBidi" w:hAnsiTheme="majorBidi" w:cstheme="majorBidi"/>
-          <w:sz w:val="28"/>
-          <w:szCs w:val="28"/>
-        </w:rPr>
-        <w:t xml:space="preserve"> units</w:t>
-      </w:r>
-      <w:r>
-        <w:rPr>
-          <w:rFonts w:asciiTheme="majorBidi" w:hAnsiTheme="majorBidi" w:cstheme="majorBidi"/>
-          <w:sz w:val="28"/>
-          <w:szCs w:val="28"/>
-        </w:rPr>
-        <w:t>,</w:t>
-      </w:r>
-      <w:r>
-        <w:rPr>
-          <w:rFonts w:asciiTheme="majorBidi" w:hAnsiTheme="majorBidi" w:cstheme="majorBidi"/>
-          <w:sz w:val="28"/>
-          <w:szCs w:val="28"/>
-        </w:rPr>
-        <w:t xml:space="preserve"> </w:t>
-      </w:r>
-      <w:proofErr w:type="gramStart"/>
-      <w:r>
-        <w:rPr>
-          <w:rFonts w:asciiTheme="majorBidi" w:hAnsiTheme="majorBidi" w:cstheme="majorBidi"/>
-          <w:sz w:val="28"/>
-          <w:szCs w:val="28"/>
-        </w:rPr>
-        <w:t xml:space="preserve">usually </w:t>
-      </w:r>
-      <w:r>
-        <w:rPr>
-          <w:rFonts w:asciiTheme="majorBidi" w:hAnsiTheme="majorBidi" w:cstheme="majorBidi"/>
-          <w:b/>
-          <w:bCs/>
-          <w:i/>
-          <w:iCs/>
-          <w:sz w:val="28"/>
-          <w:szCs w:val="28"/>
-        </w:rPr>
-        <w:t>.service</w:t>
-      </w:r>
-      <w:proofErr w:type="gramEnd"/>
-      <w:r>
-        <w:rPr>
-          <w:rFonts w:asciiTheme="majorBidi" w:hAnsiTheme="majorBidi" w:cstheme="majorBidi"/>
-          <w:sz w:val="28"/>
-          <w:szCs w:val="28"/>
-        </w:rPr>
-        <w:t xml:space="preserve"> files at specific times or intervals.</w:t>
-      </w:r>
-      <w:r>
-        <w:rPr>
-          <w:rFonts w:asciiTheme="majorBidi" w:hAnsiTheme="majorBidi" w:cstheme="majorBidi"/>
-          <w:sz w:val="28"/>
-          <w:szCs w:val="28"/>
-        </w:rPr>
-        <w:t xml:space="preserve"> </w:t>
-      </w:r>
-      <w:r>
-        <w:rPr>
-          <w:rFonts w:asciiTheme="majorBidi" w:hAnsiTheme="majorBidi" w:cstheme="majorBidi"/>
-          <w:sz w:val="28"/>
-          <w:szCs w:val="28"/>
-        </w:rPr>
-        <w:t xml:space="preserve">They are the </w:t>
-      </w:r>
-      <w:proofErr w:type="spellStart"/>
-      <w:r>
-        <w:rPr>
-          <w:rFonts w:asciiTheme="majorBidi" w:hAnsiTheme="majorBidi" w:cstheme="majorBidi"/>
-          <w:sz w:val="28"/>
-          <w:szCs w:val="28"/>
-        </w:rPr>
-        <w:t>systemd</w:t>
-      </w:r>
-      <w:proofErr w:type="spellEnd"/>
-      <w:r>
-        <w:rPr>
-          <w:rFonts w:asciiTheme="majorBidi" w:hAnsiTheme="majorBidi" w:cstheme="majorBidi"/>
-          <w:sz w:val="28"/>
-          <w:szCs w:val="28"/>
-        </w:rPr>
-        <w:t xml:space="preserve"> equivalent of </w:t>
-      </w:r>
-      <w:proofErr w:type="spellStart"/>
-      <w:r>
-        <w:rPr>
-          <w:rFonts w:asciiTheme="majorBidi" w:hAnsiTheme="majorBidi" w:cstheme="majorBidi"/>
-          <w:sz w:val="28"/>
-          <w:szCs w:val="28"/>
-        </w:rPr>
-        <w:t>cron</w:t>
-      </w:r>
-      <w:proofErr w:type="spellEnd"/>
-      <w:r>
-        <w:rPr>
-          <w:rFonts w:asciiTheme="majorBidi" w:hAnsiTheme="majorBidi" w:cstheme="majorBidi"/>
-          <w:sz w:val="28"/>
-          <w:szCs w:val="28"/>
-        </w:rPr>
-        <w:t xml:space="preserve"> jobs, but with more flexibility, logging, and integration with the </w:t>
-      </w:r>
-      <w:proofErr w:type="spellStart"/>
-      <w:r>
-        <w:rPr>
-          <w:rFonts w:asciiTheme="majorBidi" w:hAnsiTheme="majorBidi" w:cstheme="majorBidi"/>
-          <w:sz w:val="28"/>
-          <w:szCs w:val="28"/>
-        </w:rPr>
-        <w:t>systemd</w:t>
-      </w:r>
-      <w:proofErr w:type="spellEnd"/>
-      <w:r>
-        <w:rPr>
-          <w:rFonts w:asciiTheme="majorBidi" w:hAnsiTheme="majorBidi" w:cstheme="majorBidi"/>
-          <w:sz w:val="28"/>
-          <w:szCs w:val="28"/>
-        </w:rPr>
-        <w:t xml:space="preserve"> ecosystem.</w:t>
-      </w:r>
-      <w:r>
-        <w:rPr>
-          <w:rFonts w:asciiTheme="majorBidi" w:hAnsiTheme="majorBidi" w:cstheme="majorBidi"/>
-          <w:sz w:val="28"/>
-          <w:szCs w:val="28"/>
-        </w:rPr>
-        <w:t xml:space="preserve"> </w:t>
-      </w:r>
-      <w:r>
-        <w:rPr>
-          <w:rFonts w:asciiTheme="majorBidi" w:hAnsiTheme="majorBidi" w:cstheme="majorBidi"/>
-          <w:sz w:val="28"/>
-          <w:szCs w:val="28"/>
-        </w:rPr>
-        <w:t xml:space="preserve">Each timer is defined by a file with the </w:t>
-      </w:r>
-      <w:proofErr w:type="gramStart"/>
-      <w:r>
-        <w:rPr>
-          <w:rFonts w:asciiTheme="majorBidi" w:hAnsiTheme="majorBidi" w:cstheme="majorBidi"/>
-          <w:sz w:val="28"/>
-          <w:szCs w:val="28"/>
-        </w:rPr>
-        <w:t xml:space="preserve">suffix </w:t>
-      </w:r>
-      <w:r>
-        <w:rPr>
-          <w:rFonts w:asciiTheme="majorBidi" w:hAnsiTheme="majorBidi" w:cstheme="majorBidi"/>
-          <w:b/>
-          <w:bCs/>
-          <w:i/>
-          <w:iCs/>
-          <w:sz w:val="28"/>
-          <w:szCs w:val="28"/>
-        </w:rPr>
-        <w:t>.timer</w:t>
-      </w:r>
-      <w:proofErr w:type="gramEnd"/>
-      <w:r>
-        <w:rPr>
-          <w:rFonts w:asciiTheme="majorBidi" w:hAnsiTheme="majorBidi" w:cstheme="majorBidi"/>
-          <w:sz w:val="28"/>
-          <w:szCs w:val="28"/>
-        </w:rPr>
-        <w:t xml:space="preserve"> and is usually paired with a </w:t>
-      </w:r>
-      <w:proofErr w:type="gramStart"/>
-      <w:r>
-        <w:rPr>
-          <w:rFonts w:asciiTheme="majorBidi" w:hAnsiTheme="majorBidi" w:cstheme="majorBidi"/>
-          <w:sz w:val="28"/>
-          <w:szCs w:val="28"/>
-        </w:rPr>
-        <w:t xml:space="preserve">corresponding </w:t>
-      </w:r>
-      <w:r>
-        <w:rPr>
-          <w:rFonts w:asciiTheme="majorBidi" w:hAnsiTheme="majorBidi" w:cstheme="majorBidi"/>
-          <w:b/>
-          <w:bCs/>
-          <w:i/>
-          <w:iCs/>
-          <w:sz w:val="28"/>
-          <w:szCs w:val="28"/>
-        </w:rPr>
-        <w:t>.service</w:t>
-      </w:r>
-      <w:proofErr w:type="gramEnd"/>
-      <w:r>
-        <w:rPr>
-          <w:rFonts w:asciiTheme="majorBidi" w:hAnsiTheme="majorBidi" w:cstheme="majorBidi"/>
-          <w:sz w:val="28"/>
-          <w:szCs w:val="28"/>
-        </w:rPr>
-        <w:t xml:space="preserve"> file.</w:t>
-      </w:r>
-    </w:p>
-    <w:p>
-      <w:pPr>
-        <w:jc w:val="both"/>
-        <w:rPr>
-          <w:rFonts w:asciiTheme="majorBidi" w:hAnsiTheme="majorBidi" w:cstheme="majorBidi"/>
-          <w:b/>
-          <w:bCs/>
-          <w:sz w:val="32"/>
-          <w:szCs w:val="32"/>
-        </w:rPr>
-      </w:pPr>
-      <w:r>
-        <w:rPr>
-          <w:rFonts w:asciiTheme="majorBidi" w:hAnsiTheme="majorBidi" w:cstheme="majorBidi"/>
-          <w:b/>
-          <w:bCs/>
-          <w:sz w:val="32"/>
-          <w:szCs w:val="32"/>
-        </w:rPr>
-        <w:t>Structure Example</w:t>
-      </w:r>
-      <w:r>
-        <w:rPr>
-          <w:rFonts w:asciiTheme="majorBidi" w:hAnsiTheme="majorBidi" w:cstheme="majorBidi"/>
-          <w:b/>
-          <w:bCs/>
-          <w:sz w:val="32"/>
-          <w:szCs w:val="32"/>
-        </w:rPr>
-        <w:t>:</w:t>
-      </w:r>
-    </w:p>
-    <w:p>
-      <w:pPr>
-        <w:jc w:val="both"/>
-        <w:rPr>
-          <w:rFonts w:asciiTheme="majorBidi" w:hAnsiTheme="majorBidi" w:cstheme="majorBidi"/>
-          <w:sz w:val="28"/>
-          <w:szCs w:val="28"/>
-        </w:rPr>
-      </w:pPr>
-      <w:r>
-        <w:rPr>
-          <w:rFonts w:asciiTheme="majorBidi" w:hAnsiTheme="majorBidi" w:cstheme="majorBidi"/>
-          <w:sz w:val="28"/>
-          <w:szCs w:val="28"/>
-        </w:rPr>
-        <w:t xml:space="preserve">You typically create two files (in </w:t>
-      </w:r>
-      <w:r>
-        <w:rPr>
-          <w:rFonts w:asciiTheme="majorBidi" w:hAnsiTheme="majorBidi" w:cstheme="majorBidi"/>
-          <w:b/>
-          <w:bCs/>
-          <w:i/>
-          <w:iCs/>
-          <w:sz w:val="28"/>
-          <w:szCs w:val="28"/>
-        </w:rPr>
-        <w:t>/</w:t>
-      </w:r>
-      <w:proofErr w:type="spellStart"/>
-      <w:r>
-        <w:rPr>
-          <w:rFonts w:asciiTheme="majorBidi" w:hAnsiTheme="majorBidi" w:cstheme="majorBidi"/>
-          <w:b/>
-          <w:bCs/>
-          <w:i/>
-          <w:iCs/>
-          <w:sz w:val="28"/>
-          <w:szCs w:val="28"/>
-        </w:rPr>
-        <w:t>etc</w:t>
-      </w:r>
-      <w:proofErr w:type="spellEnd"/>
-      <w:r>
-        <w:rPr>
-          <w:rFonts w:asciiTheme="majorBidi" w:hAnsiTheme="majorBidi" w:cstheme="majorBidi"/>
-          <w:b/>
-          <w:bCs/>
-          <w:i/>
-          <w:iCs/>
-          <w:sz w:val="28"/>
-          <w:szCs w:val="28"/>
-        </w:rPr>
-        <w:t>/</w:t>
-      </w:r>
-      <w:proofErr w:type="spellStart"/>
-      <w:r>
-        <w:rPr>
-          <w:rFonts w:asciiTheme="majorBidi" w:hAnsiTheme="majorBidi" w:cstheme="majorBidi"/>
-          <w:b/>
-          <w:bCs/>
-          <w:i/>
-          <w:iCs/>
-          <w:sz w:val="28"/>
-          <w:szCs w:val="28"/>
-        </w:rPr>
-        <w:t>systemd</w:t>
-      </w:r>
-      <w:proofErr w:type="spellEnd"/>
-      <w:r>
-        <w:rPr>
-          <w:rFonts w:asciiTheme="majorBidi" w:hAnsiTheme="majorBidi" w:cstheme="majorBidi"/>
-          <w:b/>
-          <w:bCs/>
-          <w:i/>
-          <w:iCs/>
-          <w:sz w:val="28"/>
-          <w:szCs w:val="28"/>
-        </w:rPr>
-        <w:t>/system/</w:t>
-      </w:r>
-      <w:r>
-        <w:rPr>
-          <w:rFonts w:asciiTheme="majorBidi" w:hAnsiTheme="majorBidi" w:cstheme="majorBidi"/>
-          <w:sz w:val="28"/>
-          <w:szCs w:val="28"/>
-        </w:rPr>
-        <w:t xml:space="preserve"> or </w:t>
-      </w:r>
-      <w:r>
-        <w:rPr>
-          <w:rFonts w:asciiTheme="majorBidi" w:hAnsiTheme="majorBidi" w:cstheme="majorBidi"/>
-          <w:b/>
-          <w:bCs/>
-          <w:i/>
-          <w:iCs/>
-          <w:sz w:val="28"/>
-          <w:szCs w:val="28"/>
-        </w:rPr>
-        <w:t>~/.config/</w:t>
-      </w:r>
-      <w:proofErr w:type="spellStart"/>
-      <w:r>
-        <w:rPr>
-          <w:rFonts w:asciiTheme="majorBidi" w:hAnsiTheme="majorBidi" w:cstheme="majorBidi"/>
-          <w:b/>
-          <w:bCs/>
-          <w:i/>
-          <w:iCs/>
-          <w:sz w:val="28"/>
-          <w:szCs w:val="28"/>
-        </w:rPr>
-        <w:t>systemd</w:t>
-      </w:r>
-      <w:proofErr w:type="spellEnd"/>
-      <w:r>
-        <w:rPr>
-          <w:rFonts w:asciiTheme="majorBidi" w:hAnsiTheme="majorBidi" w:cstheme="majorBidi"/>
-          <w:b/>
-          <w:bCs/>
-          <w:i/>
-          <w:iCs/>
-          <w:sz w:val="28"/>
-          <w:szCs w:val="28"/>
-        </w:rPr>
-        <w:t>/user/):</w:t>
-      </w:r>
-    </w:p>
-    <w:p>
-      <w:pPr>
-        <w:pStyle w:val="ListParagraph"/>
-        <w:numPr>
-          <w:ilvl w:val="0"/>
-          <w:numId w:val="13"/>
-        </w:numPr>
+          <w:sz w:val="28"/>
+          <w:szCs w:val="28"/>
+        </w:rPr>
+      </w:pPr>
+      <w:r>
+        <w:rPr>
+          <w:rFonts w:asciiTheme="majorBidi" w:hAnsiTheme="majorBidi" w:cstheme="majorBidi"/>
+          <w:b/>
+          <w:bCs/>
+          <w:sz w:val="28"/>
+          <w:szCs w:val="28"/>
+        </w:rPr>
+        <w:t>Service file – what to run</w:t>
+      </w:r>
+    </w:p>
+    <w:p>
+      <w:pPr>
         <w:ind w:left="360"/>
-        <w:jc w:val="both"/>
-        <w:rPr>
-          <w:rFonts w:asciiTheme="majorBidi" w:hAnsiTheme="majorBidi" w:cstheme="majorBidi"/>
-          <w:b/>
-          <w:bCs/>
-          <w:sz w:val="28"/>
-          <w:szCs w:val="28"/>
-        </w:rPr>
-      </w:pPr>
-      <w:r>
-        <w:rPr>
-          <w:rFonts w:asciiTheme="majorBidi" w:hAnsiTheme="majorBidi" w:cstheme="majorBidi"/>
-          <w:b/>
-          <w:bCs/>
-          <w:sz w:val="28"/>
-          <w:szCs w:val="28"/>
-        </w:rPr>
-        <w:lastRenderedPageBreak/>
-        <w:t>Service file – what to run</w:t>
-      </w:r>
-    </w:p>
-    <w:p>
-      <w:pPr>
-        <w:jc w:val="both"/>
-        <w:rPr>
-          <w:rFonts w:asciiTheme="majorBidi" w:hAnsiTheme="majorBidi" w:cstheme="majorBidi"/>
-          <w:sz w:val="28"/>
-          <w:szCs w:val="28"/>
-        </w:rPr>
-      </w:pPr>
-      <w:r>
-        <w:rPr>
-          <w:rFonts w:asciiTheme="majorBidi" w:hAnsiTheme="majorBidi" w:cstheme="majorBidi"/>
-          <w:sz w:val="28"/>
-          <w:szCs w:val="28"/>
-        </w:rPr>
-        <w:t>Example:</w:t>
-      </w:r>
-      <w:r>
-        <w:rPr>
-          <w:rFonts w:asciiTheme="majorBidi" w:hAnsiTheme="majorBidi" w:cstheme="majorBidi"/>
-          <w:b/>
-          <w:bCs/>
-          <w:i/>
-          <w:iCs/>
-          <w:sz w:val="28"/>
-          <w:szCs w:val="28"/>
-        </w:rPr>
-        <w:t xml:space="preserve"> /</w:t>
-      </w:r>
-      <w:proofErr w:type="spellStart"/>
-      <w:r>
-        <w:rPr>
-          <w:rFonts w:asciiTheme="majorBidi" w:hAnsiTheme="majorBidi" w:cstheme="majorBidi"/>
-          <w:b/>
-          <w:bCs/>
-          <w:i/>
-          <w:iCs/>
-          <w:sz w:val="28"/>
-          <w:szCs w:val="28"/>
-        </w:rPr>
-        <w:t>etc</w:t>
-      </w:r>
-      <w:proofErr w:type="spellEnd"/>
-      <w:r>
-        <w:rPr>
-          <w:rFonts w:asciiTheme="majorBidi" w:hAnsiTheme="majorBidi" w:cstheme="majorBidi"/>
-          <w:b/>
-          <w:bCs/>
-          <w:i/>
-          <w:iCs/>
-          <w:sz w:val="28"/>
-          <w:szCs w:val="28"/>
-        </w:rPr>
-        <w:t>/</w:t>
-      </w:r>
-      <w:proofErr w:type="spellStart"/>
-      <w:r>
-        <w:rPr>
-          <w:rFonts w:asciiTheme="majorBidi" w:hAnsiTheme="majorBidi" w:cstheme="majorBidi"/>
-          <w:b/>
-          <w:bCs/>
-          <w:i/>
-          <w:iCs/>
-          <w:sz w:val="28"/>
-          <w:szCs w:val="28"/>
-        </w:rPr>
-        <w:t>systemd</w:t>
-      </w:r>
-      <w:proofErr w:type="spellEnd"/>
-      <w:r>
-        <w:rPr>
-          <w:rFonts w:asciiTheme="majorBidi" w:hAnsiTheme="majorBidi" w:cstheme="majorBidi"/>
-          <w:b/>
-          <w:bCs/>
-          <w:i/>
-          <w:iCs/>
-          <w:sz w:val="28"/>
-          <w:szCs w:val="28"/>
-        </w:rPr>
-        <w:t>/system/</w:t>
-      </w:r>
-      <w:proofErr w:type="spellStart"/>
-      <w:r>
-        <w:rPr>
-          <w:rFonts w:asciiTheme="majorBidi" w:hAnsiTheme="majorBidi" w:cstheme="majorBidi"/>
-          <w:b/>
-          <w:bCs/>
-          <w:i/>
-          <w:iCs/>
-          <w:sz w:val="28"/>
-          <w:szCs w:val="28"/>
-        </w:rPr>
-        <w:t>backup.service</w:t>
-      </w:r>
-      <w:proofErr w:type="spellEnd"/>
-    </w:p>
-    <w:p>
-      <w:pPr>
         <w:jc w:val="both"/>
         <w:rPr>
           <w:rFonts w:asciiTheme="majorBidi" w:hAnsiTheme="majorBidi" w:cstheme="majorBidi"/>
@@ -5434,16 +5432,16 @@
         <mc:AlternateContent>
           <mc:Choice Requires="wps">
             <w:drawing>
-              <wp:anchor distT="0" distB="0" distL="114300" distR="114300" simplePos="0" relativeHeight="251662336" behindDoc="0" locked="0" layoutInCell="1" allowOverlap="1" wp14:anchorId="128D4A0A" wp14:editId="6004F2F4">
+              <wp:anchor distT="0" distB="0" distL="114300" distR="114300" simplePos="0" relativeHeight="251662336" behindDoc="0" locked="0" layoutInCell="1" allowOverlap="1" wp14:anchorId="128D4A0A" wp14:editId="2A1930E3">
                 <wp:simplePos x="0" y="0"/>
                 <wp:positionH relativeFrom="margin">
-                  <wp:align>left</wp:align>
+                  <wp:posOffset>238125</wp:posOffset>
                 </wp:positionH>
                 <wp:positionV relativeFrom="paragraph">
-                  <wp:posOffset>12700</wp:posOffset>
+                  <wp:posOffset>280670</wp:posOffset>
                 </wp:positionV>
-                <wp:extent cx="2771775" cy="1657350"/>
-                <wp:effectExtent l="0" t="0" r="28575" b="19050"/>
+                <wp:extent cx="2800350" cy="1076325"/>
+                <wp:effectExtent l="0" t="0" r="19050" b="28575"/>
                 <wp:wrapNone/>
                 <wp:docPr id="4" name="Rectangle 4"/>
                 <wp:cNvGraphicFramePr/>
@@ -5454,7 +5452,7 @@
                       <wps:spPr>
                         <a:xfrm>
                           <a:off x="0" y="0"/>
-                          <a:ext cx="2771775" cy="1657350"/>
+                          <a:ext cx="2800350" cy="1076325"/>
                         </a:xfrm>
                         <a:prstGeom prst="rect">
                           <a:avLst/>
@@ -5480,8 +5478,13 @@
                         <w:txbxContent>
                           <w:p>
                             <w:pPr>
+                              <w:spacing w:after="0"/>
                               <w:rPr>
                                 <w:rFonts w:asciiTheme="majorBidi" w:hAnsiTheme="majorBidi" w:cstheme="majorBidi"/>
+                                <w:b/>
+                                <w:bCs/>
+                                <w:i/>
+                                <w:iCs/>
                                 <w:sz w:val="28"/>
                                 <w:szCs w:val="28"/>
                               </w:rPr>
@@ -5489,6 +5492,10 @@
                             <w:r>
                               <w:rPr>
                                 <w:rFonts w:asciiTheme="majorBidi" w:hAnsiTheme="majorBidi" w:cstheme="majorBidi"/>
+                                <w:b/>
+                                <w:bCs/>
+                                <w:i/>
+                                <w:iCs/>
                                 <w:sz w:val="28"/>
                                 <w:szCs w:val="28"/>
                               </w:rPr>
@@ -5499,6 +5506,10 @@
                             <w:pPr>
                               <w:rPr>
                                 <w:rFonts w:asciiTheme="majorBidi" w:hAnsiTheme="majorBidi" w:cstheme="majorBidi"/>
+                                <w:b/>
+                                <w:bCs/>
+                                <w:i/>
+                                <w:iCs/>
                                 <w:sz w:val="28"/>
                                 <w:szCs w:val="28"/>
                               </w:rPr>
@@ -5506,6 +5517,10 @@
                             <w:r>
                               <w:rPr>
                                 <w:rFonts w:asciiTheme="majorBidi" w:hAnsiTheme="majorBidi" w:cstheme="majorBidi"/>
+                                <w:b/>
+                                <w:bCs/>
+                                <w:i/>
+                                <w:iCs/>
                                 <w:sz w:val="28"/>
                                 <w:szCs w:val="28"/>
                               </w:rPr>
@@ -5514,17 +5529,13 @@
                           </w:p>
                           <w:p>
                             <w:pPr>
+                              <w:spacing w:after="0"/>
                               <w:rPr>
                                 <w:rFonts w:asciiTheme="majorBidi" w:hAnsiTheme="majorBidi" w:cstheme="majorBidi"/>
-                                <w:sz w:val="28"/>
-                                <w:szCs w:val="28"/>
-                              </w:rPr>
-                            </w:pPr>
-                          </w:p>
-                          <w:p>
-                            <w:pPr>
-                              <w:rPr>
-                                <w:rFonts w:asciiTheme="majorBidi" w:hAnsiTheme="majorBidi" w:cstheme="majorBidi"/>
+                                <w:b/>
+                                <w:bCs/>
+                                <w:i/>
+                                <w:iCs/>
                                 <w:sz w:val="28"/>
                                 <w:szCs w:val="28"/>
                               </w:rPr>
@@ -5532,6 +5543,10 @@
                             <w:r>
                               <w:rPr>
                                 <w:rFonts w:asciiTheme="majorBidi" w:hAnsiTheme="majorBidi" w:cstheme="majorBidi"/>
+                                <w:b/>
+                                <w:bCs/>
+                                <w:i/>
+                                <w:iCs/>
                                 <w:sz w:val="28"/>
                                 <w:szCs w:val="28"/>
                               </w:rPr>
@@ -5542,6 +5557,10 @@
                             <w:pPr>
                               <w:rPr>
                                 <w:rFonts w:asciiTheme="majorBidi" w:hAnsiTheme="majorBidi" w:cstheme="majorBidi"/>
+                                <w:b/>
+                                <w:bCs/>
+                                <w:i/>
+                                <w:iCs/>
                                 <w:sz w:val="28"/>
                                 <w:szCs w:val="28"/>
                               </w:rPr>
@@ -5549,6 +5568,10 @@
                             <w:r>
                               <w:rPr>
                                 <w:rFonts w:asciiTheme="majorBidi" w:hAnsiTheme="majorBidi" w:cstheme="majorBidi"/>
+                                <w:b/>
+                                <w:bCs/>
+                                <w:i/>
+                                <w:iCs/>
                                 <w:sz w:val="28"/>
                                 <w:szCs w:val="28"/>
                               </w:rPr>
@@ -5582,13 +5605,18 @@
           </mc:Choice>
           <mc:Fallback>
             <w:pict>
-              <v:rect w14:anchorId="128D4A0A" id="Rectangle 4" o:spid="_x0000_s1029" style="position:absolute;left:0;text-align:left;margin-left:0;margin-top:1pt;width:218.25pt;height:130.5pt;z-index:251662336;visibility:visible;mso-wrap-style:square;mso-width-percent:0;mso-height-percent:0;mso-wrap-distance-left:9pt;mso-wrap-distance-top:0;mso-wrap-distance-right:9pt;mso-wrap-distance-bottom:0;mso-position-horizontal:left;mso-position-horizontal-relative:margin;mso-position-vertical:absolute;mso-position-vertical-relative:text;mso-width-percent:0;mso-height-percent:0;mso-width-relative:margin;mso-height-relative:margin;v-text-anchor:middle" o:gfxdata="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" fillcolor="black [3200]" strokecolor="black [480]" strokeweight="1pt">
+              <v:rect w14:anchorId="128D4A0A" id="Rectangle 4" o:spid="_x0000_s1029" style="position:absolute;left:0;text-align:left;margin-left:18.75pt;margin-top:22.1pt;width:220.5pt;height:84.75pt;z-index:251662336;visibility:visible;mso-wrap-style:square;mso-width-percent:0;mso-height-percent:0;mso-wrap-distance-left:9pt;mso-wrap-distance-top:0;mso-wrap-distance-right:9pt;mso-wrap-distance-bottom:0;mso-position-horizontal:absolute;mso-position-horizontal-relative:margin;mso-position-vertical:absolute;mso-position-vertical-relative:text;mso-width-percent:0;mso-height-percent:0;mso-width-relative:margin;mso-height-relative:margin;v-text-anchor:middle" o:gfxdata="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" fillcolor="black [3200]" strokecolor="black [480]" strokeweight="1pt">
                 <v:textbox>
                   <w:txbxContent>
                     <w:p>
                       <w:pPr>
+                        <w:spacing w:after="0"/>
                         <w:rPr>
                           <w:rFonts w:asciiTheme="majorBidi" w:hAnsiTheme="majorBidi" w:cstheme="majorBidi"/>
+                          <w:b/>
+                          <w:bCs/>
+                          <w:i/>
+                          <w:iCs/>
                           <w:sz w:val="28"/>
                           <w:szCs w:val="28"/>
                         </w:rPr>
@@ -5596,6 +5624,10 @@
                       <w:r>
                         <w:rPr>
                           <w:rFonts w:asciiTheme="majorBidi" w:hAnsiTheme="majorBidi" w:cstheme="majorBidi"/>
+                          <w:b/>
+                          <w:bCs/>
+                          <w:i/>
+                          <w:iCs/>
                           <w:sz w:val="28"/>
                           <w:szCs w:val="28"/>
                         </w:rPr>
@@ -5606,6 +5638,10 @@
                       <w:pPr>
                         <w:rPr>
                           <w:rFonts w:asciiTheme="majorBidi" w:hAnsiTheme="majorBidi" w:cstheme="majorBidi"/>
+                          <w:b/>
+                          <w:bCs/>
+                          <w:i/>
+                          <w:iCs/>
                           <w:sz w:val="28"/>
                           <w:szCs w:val="28"/>
                         </w:rPr>
@@ -5613,6 +5649,10 @@
                       <w:r>
                         <w:rPr>
                           <w:rFonts w:asciiTheme="majorBidi" w:hAnsiTheme="majorBidi" w:cstheme="majorBidi"/>
+                          <w:b/>
+                          <w:bCs/>
+                          <w:i/>
+                          <w:iCs/>
                           <w:sz w:val="28"/>
                           <w:szCs w:val="28"/>
                         </w:rPr>
@@ -5621,17 +5661,13 @@
                     </w:p>
                     <w:p>
                       <w:pPr>
+                        <w:spacing w:after="0"/>
                         <w:rPr>
                           <w:rFonts w:asciiTheme="majorBidi" w:hAnsiTheme="majorBidi" w:cstheme="majorBidi"/>
-                          <w:sz w:val="28"/>
-                          <w:szCs w:val="28"/>
-                        </w:rPr>
-                      </w:pPr>
-                    </w:p>
-                    <w:p>
-                      <w:pPr>
-                        <w:rPr>
-                          <w:rFonts w:asciiTheme="majorBidi" w:hAnsiTheme="majorBidi" w:cstheme="majorBidi"/>
+                          <w:b/>
+                          <w:bCs/>
+                          <w:i/>
+                          <w:iCs/>
                           <w:sz w:val="28"/>
                           <w:szCs w:val="28"/>
                         </w:rPr>
@@ -5639,6 +5675,10 @@
                       <w:r>
                         <w:rPr>
                           <w:rFonts w:asciiTheme="majorBidi" w:hAnsiTheme="majorBidi" w:cstheme="majorBidi"/>
+                          <w:b/>
+                          <w:bCs/>
+                          <w:i/>
+                          <w:iCs/>
                           <w:sz w:val="28"/>
                           <w:szCs w:val="28"/>
                         </w:rPr>
@@ -5649,6 +5689,10 @@
                       <w:pPr>
                         <w:rPr>
                           <w:rFonts w:asciiTheme="majorBidi" w:hAnsiTheme="majorBidi" w:cstheme="majorBidi"/>
+                          <w:b/>
+                          <w:bCs/>
+                          <w:i/>
+                          <w:iCs/>
                           <w:sz w:val="28"/>
                           <w:szCs w:val="28"/>
                         </w:rPr>
@@ -5656,6 +5700,10 @@
                       <w:r>
                         <w:rPr>
                           <w:rFonts w:asciiTheme="majorBidi" w:hAnsiTheme="majorBidi" w:cstheme="majorBidi"/>
+                          <w:b/>
+                          <w:bCs/>
+                          <w:i/>
+                          <w:iCs/>
                           <w:sz w:val="28"/>
                           <w:szCs w:val="28"/>
                         </w:rPr>
@@ -5675,16 +5723,92 @@
           </mc:Fallback>
         </mc:AlternateContent>
       </w:r>
-    </w:p>
-    <w:p>
-      <w:pPr>
-        <w:jc w:val="both"/>
-        <w:rPr>
-          <w:rFonts w:asciiTheme="majorBidi" w:hAnsiTheme="majorBidi" w:cstheme="majorBidi"/>
-          <w:sz w:val="28"/>
-          <w:szCs w:val="28"/>
-        </w:rPr>
-      </w:pPr>
+      <w:r>
+        <w:rPr>
+          <w:rFonts w:asciiTheme="majorBidi" w:hAnsiTheme="majorBidi" w:cstheme="majorBidi"/>
+          <w:sz w:val="28"/>
+          <w:szCs w:val="28"/>
+        </w:rPr>
+        <w:t>Example:</w:t>
+      </w:r>
+      <w:r>
+        <w:rPr>
+          <w:rFonts w:asciiTheme="majorBidi" w:hAnsiTheme="majorBidi" w:cstheme="majorBidi"/>
+          <w:b/>
+          <w:bCs/>
+          <w:i/>
+          <w:iCs/>
+          <w:sz w:val="28"/>
+          <w:szCs w:val="28"/>
+        </w:rPr>
+        <w:t xml:space="preserve"> /</w:t>
+      </w:r>
+      <w:proofErr w:type="spellStart"/>
+      <w:r>
+        <w:rPr>
+          <w:rFonts w:asciiTheme="majorBidi" w:hAnsiTheme="majorBidi" w:cstheme="majorBidi"/>
+          <w:b/>
+          <w:bCs/>
+          <w:i/>
+          <w:iCs/>
+          <w:sz w:val="28"/>
+          <w:szCs w:val="28"/>
+        </w:rPr>
+        <w:t>etc</w:t>
+      </w:r>
+      <w:proofErr w:type="spellEnd"/>
+      <w:r>
+        <w:rPr>
+          <w:rFonts w:asciiTheme="majorBidi" w:hAnsiTheme="majorBidi" w:cstheme="majorBidi"/>
+          <w:b/>
+          <w:bCs/>
+          <w:i/>
+          <w:iCs/>
+          <w:sz w:val="28"/>
+          <w:szCs w:val="28"/>
+        </w:rPr>
+        <w:t>/</w:t>
+      </w:r>
+      <w:proofErr w:type="spellStart"/>
+      <w:r>
+        <w:rPr>
+          <w:rFonts w:asciiTheme="majorBidi" w:hAnsiTheme="majorBidi" w:cstheme="majorBidi"/>
+          <w:b/>
+          <w:bCs/>
+          <w:i/>
+          <w:iCs/>
+          <w:sz w:val="28"/>
+          <w:szCs w:val="28"/>
+        </w:rPr>
+        <w:t>systemd</w:t>
+      </w:r>
+      <w:proofErr w:type="spellEnd"/>
+      <w:r>
+        <w:rPr>
+          <w:rFonts w:asciiTheme="majorBidi" w:hAnsiTheme="majorBidi" w:cstheme="majorBidi"/>
+          <w:b/>
+          <w:bCs/>
+          <w:i/>
+          <w:iCs/>
+          <w:sz w:val="28"/>
+          <w:szCs w:val="28"/>
+        </w:rPr>
+        <w:t>/system/</w:t>
+      </w:r>
+      <w:proofErr w:type="spellStart"/>
+      <w:r>
+        <w:rPr>
+          <w:rFonts w:asciiTheme="majorBidi" w:hAnsiTheme="majorBidi" w:cstheme="majorBidi"/>
+          <w:b/>
+          <w:bCs/>
+          <w:i/>
+          <w:iCs/>
+          <w:sz w:val="28"/>
+          <w:szCs w:val="28"/>
+        </w:rPr>
+        <w:t>backup.service</w:t>
+      </w:r>
+      <w:proofErr w:type="spellEnd"/>
     </w:p>
     <w:p>
       <w:pPr>
@@ -5728,6 +5852,13 @@
     </w:p>
     <w:p>
       <w:pPr>
+        <w:pStyle w:val="ListParagraph"/>
+        <w:numPr>
+          <w:ilvl w:val="0"/>
+          <w:numId w:val="46"/>
+        </w:numPr>
+        <w:spacing w:after="60"/>
+        <w:ind w:left="360"/>
         <w:jc w:val="both"/>
         <w:rPr>
           <w:rFonts w:asciiTheme="majorBidi" w:hAnsiTheme="majorBidi" w:cstheme="majorBidi"/>
@@ -5754,102 +5885,7 @@
     </w:p>
     <w:p>
       <w:pPr>
-        <w:jc w:val="both"/>
-        <w:rPr>
-          <w:rFonts w:asciiTheme="majorBidi" w:hAnsiTheme="majorBidi" w:cstheme="majorBidi"/>
-          <w:sz w:val="28"/>
-          <w:szCs w:val="28"/>
-        </w:rPr>
-      </w:pPr>
-      <w:r>
-        <w:rPr>
-          <w:rFonts w:asciiTheme="majorBidi" w:hAnsiTheme="majorBidi" w:cstheme="majorBidi"/>
-          <w:sz w:val="28"/>
-          <w:szCs w:val="28"/>
-        </w:rPr>
-        <w:t>Example:</w:t>
-      </w:r>
-      <w:r>
-        <w:rPr>
-          <w:rFonts w:asciiTheme="majorBidi" w:hAnsiTheme="majorBidi" w:cstheme="majorBidi"/>
-          <w:b/>
-          <w:bCs/>
-          <w:i/>
-          <w:iCs/>
-          <w:sz w:val="28"/>
-          <w:szCs w:val="28"/>
-        </w:rPr>
-        <w:t xml:space="preserve"> /</w:t>
-      </w:r>
-      <w:proofErr w:type="spellStart"/>
-      <w:r>
-        <w:rPr>
-          <w:rFonts w:asciiTheme="majorBidi" w:hAnsiTheme="majorBidi" w:cstheme="majorBidi"/>
-          <w:b/>
-          <w:bCs/>
-          <w:i/>
-          <w:iCs/>
-          <w:sz w:val="28"/>
-          <w:szCs w:val="28"/>
-        </w:rPr>
-        <w:t>etc</w:t>
-      </w:r>
-      <w:proofErr w:type="spellEnd"/>
-      <w:r>
-        <w:rPr>
-          <w:rFonts w:asciiTheme="majorBidi" w:hAnsiTheme="majorBidi" w:cstheme="majorBidi"/>
-          <w:b/>
-          <w:bCs/>
-          <w:i/>
-          <w:iCs/>
-          <w:sz w:val="28"/>
-          <w:szCs w:val="28"/>
-        </w:rPr>
-        <w:t>/</w:t>
-      </w:r>
-      <w:proofErr w:type="spellStart"/>
-      <w:r>
-        <w:rPr>
-          <w:rFonts w:asciiTheme="majorBidi" w:hAnsiTheme="majorBidi" w:cstheme="majorBidi"/>
-          <w:b/>
-          <w:bCs/>
-          <w:i/>
-          <w:iCs/>
-          <w:sz w:val="28"/>
-          <w:szCs w:val="28"/>
-        </w:rPr>
-        <w:t>systemd</w:t>
-      </w:r>
-      <w:proofErr w:type="spellEnd"/>
-      <w:r>
-        <w:rPr>
-          <w:rFonts w:asciiTheme="majorBidi" w:hAnsiTheme="majorBidi" w:cstheme="majorBidi"/>
-          <w:b/>
-          <w:bCs/>
-          <w:i/>
-          <w:iCs/>
-          <w:sz w:val="28"/>
-          <w:szCs w:val="28"/>
-        </w:rPr>
-        <w:t>/system/</w:t>
-      </w:r>
-      <w:proofErr w:type="spellStart"/>
-      <w:r>
-        <w:rPr>
-          <w:rFonts w:asciiTheme="majorBidi" w:hAnsiTheme="majorBidi" w:cstheme="majorBidi"/>
-          <w:b/>
-          <w:bCs/>
-          <w:i/>
-          <w:iCs/>
-          <w:sz w:val="28"/>
-          <w:szCs w:val="28"/>
-        </w:rPr>
-        <w:t>backup.timer</w:t>
-      </w:r>
-      <w:proofErr w:type="spellEnd"/>
-    </w:p>
-    <w:p>
-      <w:pPr>
+        <w:ind w:left="360"/>
         <w:jc w:val="both"/>
         <w:rPr>
           <w:rFonts w:asciiTheme="majorBidi" w:hAnsiTheme="majorBidi" w:cstheme="majorBidi"/>
@@ -5867,18 +5903,18 @@
         <mc:AlternateContent>
           <mc:Choice Requires="wps">
             <w:drawing>
-              <wp:anchor distT="0" distB="0" distL="114300" distR="114300" simplePos="0" relativeHeight="251663360" behindDoc="0" locked="0" layoutInCell="1" allowOverlap="1" wp14:anchorId="2051F2AF" wp14:editId="185FD259">
+              <wp:anchor distT="0" distB="0" distL="114300" distR="114300" simplePos="0" relativeHeight="251676672" behindDoc="0" locked="0" layoutInCell="1" allowOverlap="1" wp14:anchorId="4E93088C" wp14:editId="72E64271">
                 <wp:simplePos x="0" y="0"/>
-                <wp:positionH relativeFrom="margin">
-                  <wp:align>left</wp:align>
+                <wp:positionH relativeFrom="column">
+                  <wp:posOffset>238125</wp:posOffset>
                 </wp:positionH>
                 <wp:positionV relativeFrom="paragraph">
-                  <wp:posOffset>10160</wp:posOffset>
+                  <wp:posOffset>282576</wp:posOffset>
                 </wp:positionV>
-                <wp:extent cx="3638550" cy="2924175"/>
-                <wp:effectExtent l="0" t="0" r="19050" b="28575"/>
+                <wp:extent cx="3705225" cy="952500"/>
+                <wp:effectExtent l="0" t="0" r="28575" b="19050"/>
                 <wp:wrapNone/>
-                <wp:docPr id="5" name="Rectangle 5"/>
+                <wp:docPr id="14" name="Rectangle 14"/>
                 <wp:cNvGraphicFramePr/>
                 <a:graphic xmlns:a="http://schemas.openxmlformats.org/drawingml/2006/main">
                   <a:graphicData uri="http://schemas.microsoft.com/office/word/2010/wordprocessingShape">
@@ -5887,7 +5923,7 @@
                       <wps:spPr>
                         <a:xfrm>
                           <a:off x="0" y="0"/>
-                          <a:ext cx="3638550" cy="2924175"/>
+                          <a:ext cx="3705225" cy="952500"/>
                         </a:xfrm>
                         <a:prstGeom prst="rect">
                           <a:avLst/>
@@ -5913,8 +5949,13 @@
                         <w:txbxContent>
                           <w:p>
                             <w:pPr>
+                              <w:spacing w:after="60"/>
                               <w:rPr>
                                 <w:rFonts w:asciiTheme="majorBidi" w:hAnsiTheme="majorBidi" w:cstheme="majorBidi"/>
+                                <w:b/>
+                                <w:bCs/>
+                                <w:i/>
+                                <w:iCs/>
                                 <w:sz w:val="28"/>
                                 <w:szCs w:val="28"/>
                               </w:rPr>
@@ -5922,6 +5963,10 @@
                             <w:r>
                               <w:rPr>
                                 <w:rFonts w:asciiTheme="majorBidi" w:hAnsiTheme="majorBidi" w:cstheme="majorBidi"/>
+                                <w:b/>
+                                <w:bCs/>
+                                <w:i/>
+                                <w:iCs/>
                                 <w:sz w:val="28"/>
                                 <w:szCs w:val="28"/>
                               </w:rPr>
@@ -5932,6 +5977,10 @@
                             <w:pPr>
                               <w:rPr>
                                 <w:rFonts w:asciiTheme="majorBidi" w:hAnsiTheme="majorBidi" w:cstheme="majorBidi"/>
+                                <w:b/>
+                                <w:bCs/>
+                                <w:i/>
+                                <w:iCs/>
                                 <w:sz w:val="28"/>
                                 <w:szCs w:val="28"/>
                               </w:rPr>
@@ -5939,6 +5988,10 @@
                             <w:r>
                               <w:rPr>
                                 <w:rFonts w:asciiTheme="majorBidi" w:hAnsiTheme="majorBidi" w:cstheme="majorBidi"/>
+                                <w:b/>
+                                <w:bCs/>
+                                <w:i/>
+                                <w:iCs/>
                                 <w:sz w:val="28"/>
                                 <w:szCs w:val="28"/>
                               </w:rPr>
@@ -5949,15 +6002,10 @@
                             <w:pPr>
                               <w:rPr>
                                 <w:rFonts w:asciiTheme="majorBidi" w:hAnsiTheme="majorBidi" w:cstheme="majorBidi"/>
-                                <w:sz w:val="28"/>
-                                <w:szCs w:val="28"/>
-                              </w:rPr>
-                            </w:pPr>
-                          </w:p>
-                          <w:p>
-                            <w:pPr>
-                              <w:rPr>
-                                <w:rFonts w:asciiTheme="majorBidi" w:hAnsiTheme="majorBidi" w:cstheme="majorBidi"/>
+                                <w:b/>
+                                <w:bCs/>
+                                <w:i/>
+                                <w:iCs/>
                                 <w:sz w:val="28"/>
                                 <w:szCs w:val="28"/>
                               </w:rPr>
@@ -5965,6 +6013,10 @@
                             <w:r>
                               <w:rPr>
                                 <w:rFonts w:asciiTheme="majorBidi" w:hAnsiTheme="majorBidi" w:cstheme="majorBidi"/>
+                                <w:b/>
+                                <w:bCs/>
+                                <w:i/>
+                                <w:iCs/>
                                 <w:sz w:val="28"/>
                                 <w:szCs w:val="28"/>
                               </w:rPr>
@@ -5973,8 +6025,324 @@
                           </w:p>
                           <w:p>
                             <w:pPr>
+                              <w:jc w:val="center"/>
+                              <w:rPr>
+                                <w:b/>
+                                <w:bCs/>
+                                <w:i/>
+                                <w:iCs/>
+                              </w:rPr>
+                            </w:pPr>
+                          </w:p>
+                        </w:txbxContent>
+                      </wps:txbx>
+                      <wps:bodyPr rot="0" spcFirstLastPara="0" vertOverflow="overflow" horzOverflow="overflow" vert="horz" wrap="square" lIns="91440" tIns="45720" rIns="91440" bIns="45720" numCol="1" spcCol="0" rtlCol="0" fromWordArt="0" anchor="ctr" anchorCtr="0" forceAA="0" compatLnSpc="1">
+                        <a:prstTxWarp prst="textNoShape">
+                          <a:avLst/>
+                        </a:prstTxWarp>
+                        <a:noAutofit/>
+                      </wps:bodyPr>
+                    </wps:wsp>
+                  </a:graphicData>
+                </a:graphic>
+                <wp14:sizeRelH relativeFrom="margin">
+                  <wp14:pctWidth>0</wp14:pctWidth>
+                </wp14:sizeRelH>
+                <wp14:sizeRelV relativeFrom="margin">
+                  <wp14:pctHeight>0</wp14:pctHeight>
+                </wp14:sizeRelV>
+              </wp:anchor>
+            </w:drawing>
+          </mc:Choice>
+          <mc:Fallback>
+            <w:pict>
+              <v:rect w14:anchorId="4E93088C" id="Rectangle 14" o:spid="_x0000_s1030" style="position:absolute;left:0;text-align:left;margin-left:18.75pt;margin-top:22.25pt;width:291.75pt;height:75pt;z-index:251676672;visibility:visible;mso-wrap-style:square;mso-width-percent:0;mso-height-percent:0;mso-wrap-distance-left:9pt;mso-wrap-distance-top:0;mso-wrap-distance-right:9pt;mso-wrap-distance-bottom:0;mso-position-horizontal:absolute;mso-position-horizontal-relative:text;mso-position-vertical:absolute;mso-position-vertical-relative:text;mso-width-percent:0;mso-height-percent:0;mso-width-relative:margin;mso-height-relative:margin;v-text-anchor:middle" o:gfxdata="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" fillcolor="black [3200]" strokecolor="black [480]" strokeweight="1pt">
+                <v:textbox>
+                  <w:txbxContent>
+                    <w:p>
+                      <w:pPr>
+                        <w:spacing w:after="60"/>
+                        <w:rPr>
+                          <w:rFonts w:asciiTheme="majorBidi" w:hAnsiTheme="majorBidi" w:cstheme="majorBidi"/>
+                          <w:b/>
+                          <w:bCs/>
+                          <w:i/>
+                          <w:iCs/>
+                          <w:sz w:val="28"/>
+                          <w:szCs w:val="28"/>
+                        </w:rPr>
+                      </w:pPr>
+                      <w:r>
+                        <w:rPr>
+                          <w:rFonts w:asciiTheme="majorBidi" w:hAnsiTheme="majorBidi" w:cstheme="majorBidi"/>
+                          <w:b/>
+                          <w:bCs/>
+                          <w:i/>
+                          <w:iCs/>
+                          <w:sz w:val="28"/>
+                          <w:szCs w:val="28"/>
+                        </w:rPr>
+                        <w:t>[Unit]</w:t>
+                      </w:r>
+                    </w:p>
+                    <w:p>
+                      <w:pPr>
+                        <w:rPr>
+                          <w:rFonts w:asciiTheme="majorBidi" w:hAnsiTheme="majorBidi" w:cstheme="majorBidi"/>
+                          <w:b/>
+                          <w:bCs/>
+                          <w:i/>
+                          <w:iCs/>
+                          <w:sz w:val="28"/>
+                          <w:szCs w:val="28"/>
+                        </w:rPr>
+                      </w:pPr>
+                      <w:r>
+                        <w:rPr>
+                          <w:rFonts w:asciiTheme="majorBidi" w:hAnsiTheme="majorBidi" w:cstheme="majorBidi"/>
+                          <w:b/>
+                          <w:bCs/>
+                          <w:i/>
+                          <w:iCs/>
+                          <w:sz w:val="28"/>
+                          <w:szCs w:val="28"/>
+                        </w:rPr>
+                        <w:t>Description=Run backup every day at midnight</w:t>
+                      </w:r>
+                    </w:p>
+                    <w:p>
+                      <w:pPr>
+                        <w:rPr>
+                          <w:rFonts w:asciiTheme="majorBidi" w:hAnsiTheme="majorBidi" w:cstheme="majorBidi"/>
+                          <w:b/>
+                          <w:bCs/>
+                          <w:i/>
+                          <w:iCs/>
+                          <w:sz w:val="28"/>
+                          <w:szCs w:val="28"/>
+                        </w:rPr>
+                      </w:pPr>
+                      <w:r>
+                        <w:rPr>
+                          <w:rFonts w:asciiTheme="majorBidi" w:hAnsiTheme="majorBidi" w:cstheme="majorBidi"/>
+                          <w:b/>
+                          <w:bCs/>
+                          <w:i/>
+                          <w:iCs/>
+                          <w:sz w:val="28"/>
+                          <w:szCs w:val="28"/>
+                        </w:rPr>
+                        <w:t>[Timer]</w:t>
+                      </w:r>
+                    </w:p>
+                    <w:p>
+                      <w:pPr>
+                        <w:jc w:val="center"/>
+                        <w:rPr>
+                          <w:b/>
+                          <w:bCs/>
+                          <w:i/>
+                          <w:iCs/>
+                        </w:rPr>
+                      </w:pPr>
+                    </w:p>
+                  </w:txbxContent>
+                </v:textbox>
+              </v:rect>
+            </w:pict>
+          </mc:Fallback>
+        </mc:AlternateContent>
+      </w:r>
+      <w:r>
+        <w:rPr>
+          <w:rFonts w:asciiTheme="majorBidi" w:hAnsiTheme="majorBidi" w:cstheme="majorBidi"/>
+          <w:sz w:val="28"/>
+          <w:szCs w:val="28"/>
+        </w:rPr>
+        <w:t>Example:</w:t>
+      </w:r>
+      <w:r>
+        <w:rPr>
+          <w:rFonts w:asciiTheme="majorBidi" w:hAnsiTheme="majorBidi" w:cstheme="majorBidi"/>
+          <w:b/>
+          <w:bCs/>
+          <w:i/>
+          <w:iCs/>
+          <w:sz w:val="28"/>
+          <w:szCs w:val="28"/>
+        </w:rPr>
+        <w:t xml:space="preserve"> /</w:t>
+      </w:r>
+      <w:proofErr w:type="spellStart"/>
+      <w:r>
+        <w:rPr>
+          <w:rFonts w:asciiTheme="majorBidi" w:hAnsiTheme="majorBidi" w:cstheme="majorBidi"/>
+          <w:b/>
+          <w:bCs/>
+          <w:i/>
+          <w:iCs/>
+          <w:sz w:val="28"/>
+          <w:szCs w:val="28"/>
+        </w:rPr>
+        <w:t>etc</w:t>
+      </w:r>
+      <w:proofErr w:type="spellEnd"/>
+      <w:r>
+        <w:rPr>
+          <w:rFonts w:asciiTheme="majorBidi" w:hAnsiTheme="majorBidi" w:cstheme="majorBidi"/>
+          <w:b/>
+          <w:bCs/>
+          <w:i/>
+          <w:iCs/>
+          <w:sz w:val="28"/>
+          <w:szCs w:val="28"/>
+        </w:rPr>
+        <w:t>/</w:t>
+      </w:r>
+      <w:proofErr w:type="spellStart"/>
+      <w:r>
+        <w:rPr>
+          <w:rFonts w:asciiTheme="majorBidi" w:hAnsiTheme="majorBidi" w:cstheme="majorBidi"/>
+          <w:b/>
+          <w:bCs/>
+          <w:i/>
+          <w:iCs/>
+          <w:sz w:val="28"/>
+          <w:szCs w:val="28"/>
+        </w:rPr>
+        <w:t>systemd</w:t>
+      </w:r>
+      <w:proofErr w:type="spellEnd"/>
+      <w:r>
+        <w:rPr>
+          <w:rFonts w:asciiTheme="majorBidi" w:hAnsiTheme="majorBidi" w:cstheme="majorBidi"/>
+          <w:b/>
+          <w:bCs/>
+          <w:i/>
+          <w:iCs/>
+          <w:sz w:val="28"/>
+          <w:szCs w:val="28"/>
+        </w:rPr>
+        <w:t>/system/</w:t>
+      </w:r>
+      <w:proofErr w:type="spellStart"/>
+      <w:r>
+        <w:rPr>
+          <w:rFonts w:asciiTheme="majorBidi" w:hAnsiTheme="majorBidi" w:cstheme="majorBidi"/>
+          <w:b/>
+          <w:bCs/>
+          <w:i/>
+          <w:iCs/>
+          <w:sz w:val="28"/>
+          <w:szCs w:val="28"/>
+        </w:rPr>
+        <w:t>backup.timer</w:t>
+      </w:r>
+      <w:proofErr w:type="spellEnd"/>
+    </w:p>
+    <w:p>
+      <w:pPr>
+        <w:jc w:val="both"/>
+        <w:rPr>
+          <w:rFonts w:asciiTheme="majorBidi" w:hAnsiTheme="majorBidi" w:cstheme="majorBidi"/>
+          <w:sz w:val="28"/>
+          <w:szCs w:val="28"/>
+        </w:rPr>
+      </w:pPr>
+    </w:p>
+    <w:p>
+      <w:pPr>
+        <w:jc w:val="both"/>
+        <w:rPr>
+          <w:rFonts w:asciiTheme="majorBidi" w:hAnsiTheme="majorBidi" w:cstheme="majorBidi"/>
+          <w:sz w:val="28"/>
+          <w:szCs w:val="28"/>
+        </w:rPr>
+      </w:pPr>
+    </w:p>
+    <w:p>
+      <w:pPr>
+        <w:jc w:val="both"/>
+        <w:rPr>
+          <w:rFonts w:asciiTheme="majorBidi" w:hAnsiTheme="majorBidi" w:cstheme="majorBidi"/>
+          <w:sz w:val="28"/>
+          <w:szCs w:val="28"/>
+        </w:rPr>
+      </w:pPr>
+    </w:p>
+    <w:p>
+      <w:pPr>
+        <w:jc w:val="both"/>
+        <w:rPr>
+          <w:rFonts w:asciiTheme="majorBidi" w:hAnsiTheme="majorBidi" w:cstheme="majorBidi"/>
+          <w:sz w:val="28"/>
+          <w:szCs w:val="28"/>
+        </w:rPr>
+      </w:pPr>
+      <w:r>
+        <w:rPr>
+          <w:rFonts w:asciiTheme="majorBidi" w:hAnsiTheme="majorBidi" w:cstheme="majorBidi"/>
+          <w:noProof/>
+          <w:sz w:val="28"/>
+          <w:szCs w:val="28"/>
+        </w:rPr>
+        <w:lastRenderedPageBreak/>
+        <mc:AlternateContent>
+          <mc:Choice Requires="wps">
+            <w:drawing>
+              <wp:anchor distT="0" distB="0" distL="114300" distR="114300" simplePos="0" relativeHeight="251663360" behindDoc="0" locked="0" layoutInCell="1" allowOverlap="1" wp14:anchorId="2051F2AF" wp14:editId="5CE82F82">
+                <wp:simplePos x="0" y="0"/>
+                <wp:positionH relativeFrom="margin">
+                  <wp:posOffset>276225</wp:posOffset>
+                </wp:positionH>
+                <wp:positionV relativeFrom="paragraph">
+                  <wp:posOffset>0</wp:posOffset>
+                </wp:positionV>
+                <wp:extent cx="3743325" cy="1143000"/>
+                <wp:effectExtent l="0" t="0" r="28575" b="19050"/>
+                <wp:wrapNone/>
+                <wp:docPr id="5" name="Rectangle 5"/>
+                <wp:cNvGraphicFramePr/>
+                <a:graphic xmlns:a="http://schemas.openxmlformats.org/drawingml/2006/main">
+                  <a:graphicData uri="http://schemas.microsoft.com/office/word/2010/wordprocessingShape">
+                    <wps:wsp>
+                      <wps:cNvSpPr/>
+                      <wps:spPr>
+                        <a:xfrm>
+                          <a:off x="0" y="0"/>
+                          <a:ext cx="3743325" cy="1143000"/>
+                        </a:xfrm>
+                        <a:prstGeom prst="rect">
+                          <a:avLst/>
+                        </a:prstGeom>
+                      </wps:spPr>
+                      <wps:style>
+                        <a:lnRef idx="2">
+                          <a:schemeClr val="dk1">
+                            <a:shade val="15000"/>
+                          </a:schemeClr>
+                        </a:lnRef>
+                        <a:fillRef idx="1">
+                          <a:schemeClr val="dk1"/>
+                        </a:fillRef>
+                        <a:effectRef idx="0">
+                          <a:schemeClr val="dk1"/>
+                        </a:effectRef>
+                        <a:fontRef idx="minor">
+                          <a:schemeClr val="lt1"/>
+                        </a:fontRef>
+                      </wps:style>
+                      <wps:txbx>
+                        <w:txbxContent>
+                          <w:p>
+                            <w:pPr>
+                              <w:spacing w:after="0"/>
                               <w:rPr>
                                 <w:rFonts w:asciiTheme="majorBidi" w:hAnsiTheme="majorBidi" w:cstheme="majorBidi"/>
+                                <w:b/>
+                                <w:bCs/>
+                                <w:i/>
+                                <w:iCs/>
                                 <w:sz w:val="28"/>
                                 <w:szCs w:val="28"/>
                               </w:rPr>
@@ -5983,6 +6351,10 @@
                             <w:r>
                               <w:rPr>
                                 <w:rFonts w:asciiTheme="majorBidi" w:hAnsiTheme="majorBidi" w:cstheme="majorBidi"/>
+                                <w:b/>
+                                <w:bCs/>
+                                <w:i/>
+                                <w:iCs/>
                                 <w:sz w:val="28"/>
                                 <w:szCs w:val="28"/>
                               </w:rPr>
@@ -5992,6 +6364,10 @@
                             <w:r>
                               <w:rPr>
                                 <w:rFonts w:asciiTheme="majorBidi" w:hAnsiTheme="majorBidi" w:cstheme="majorBidi"/>
+                                <w:b/>
+                                <w:bCs/>
+                                <w:i/>
+                                <w:iCs/>
                                 <w:sz w:val="28"/>
                                 <w:szCs w:val="28"/>
                               </w:rPr>
@@ -6002,6 +6378,10 @@
                             <w:pPr>
                               <w:rPr>
                                 <w:rFonts w:asciiTheme="majorBidi" w:hAnsiTheme="majorBidi" w:cstheme="majorBidi"/>
+                                <w:b/>
+                                <w:bCs/>
+                                <w:i/>
+                                <w:iCs/>
                                 <w:sz w:val="28"/>
                                 <w:szCs w:val="28"/>
                               </w:rPr>
@@ -6009,6 +6389,10 @@
                             <w:r>
                               <w:rPr>
                                 <w:rFonts w:asciiTheme="majorBidi" w:hAnsiTheme="majorBidi" w:cstheme="majorBidi"/>
+                                <w:b/>
+                                <w:bCs/>
+                                <w:i/>
+                                <w:iCs/>
                                 <w:sz w:val="28"/>
                                 <w:szCs w:val="28"/>
                               </w:rPr>
@@ -6017,17 +6401,13 @@
                           </w:p>
                           <w:p>
                             <w:pPr>
+                              <w:spacing w:after="60"/>
                               <w:rPr>
                                 <w:rFonts w:asciiTheme="majorBidi" w:hAnsiTheme="majorBidi" w:cstheme="majorBidi"/>
-                                <w:sz w:val="28"/>
-                                <w:szCs w:val="28"/>
-                              </w:rPr>
-                            </w:pPr>
-                          </w:p>
-                          <w:p>
-                            <w:pPr>
-                              <w:rPr>
-                                <w:rFonts w:asciiTheme="majorBidi" w:hAnsiTheme="majorBidi" w:cstheme="majorBidi"/>
+                                <w:b/>
+                                <w:bCs/>
+                                <w:i/>
+                                <w:iCs/>
                                 <w:sz w:val="28"/>
                                 <w:szCs w:val="28"/>
                               </w:rPr>
@@ -6035,6 +6415,10 @@
                             <w:r>
                               <w:rPr>
                                 <w:rFonts w:asciiTheme="majorBidi" w:hAnsiTheme="majorBidi" w:cstheme="majorBidi"/>
+                                <w:b/>
+                                <w:bCs/>
+                                <w:i/>
+                                <w:iCs/>
                                 <w:sz w:val="28"/>
                                 <w:szCs w:val="28"/>
                               </w:rPr>
@@ -6045,6 +6429,10 @@
                             <w:pPr>
                               <w:rPr>
                                 <w:rFonts w:asciiTheme="majorBidi" w:hAnsiTheme="majorBidi" w:cstheme="majorBidi"/>
+                                <w:b/>
+                                <w:bCs/>
+                                <w:i/>
+                                <w:iCs/>
                                 <w:sz w:val="28"/>
                                 <w:szCs w:val="28"/>
                               </w:rPr>
@@ -6053,6 +6441,10 @@
                             <w:r>
                               <w:rPr>
                                 <w:rFonts w:asciiTheme="majorBidi" w:hAnsiTheme="majorBidi" w:cstheme="majorBidi"/>
+                                <w:b/>
+                                <w:bCs/>
+                                <w:i/>
+                                <w:iCs/>
                                 <w:sz w:val="28"/>
                                 <w:szCs w:val="28"/>
                               </w:rPr>
@@ -6062,6 +6454,10 @@
                             <w:r>
                               <w:rPr>
                                 <w:rFonts w:asciiTheme="majorBidi" w:hAnsiTheme="majorBidi" w:cstheme="majorBidi"/>
+                                <w:b/>
+                                <w:bCs/>
+                                <w:i/>
+                                <w:iCs/>
                                 <w:sz w:val="28"/>
                                 <w:szCs w:val="28"/>
                               </w:rPr>
@@ -6071,6 +6467,10 @@
                             <w:r>
                               <w:rPr>
                                 <w:rFonts w:asciiTheme="majorBidi" w:hAnsiTheme="majorBidi" w:cstheme="majorBidi"/>
+                                <w:b/>
+                                <w:bCs/>
+                                <w:i/>
+                                <w:iCs/>
                                 <w:sz w:val="28"/>
                                 <w:szCs w:val="28"/>
                               </w:rPr>
@@ -6105,73 +6505,18 @@
           </mc:Choice>
           <mc:Fallback>
             <w:pict>
-              <v:rect w14:anchorId="2051F2AF" id="Rectangle 5" o:spid="_x0000_s1030" style="position:absolute;left:0;text-align:left;margin-left:0;margin-top:.8pt;width:286.5pt;height:230.25pt;z-index:251663360;visibility:visible;mso-wrap-style:square;mso-width-percent:0;mso-height-percent:0;mso-wrap-distance-left:9pt;mso-wrap-distance-top:0;mso-wrap-distance-right:9pt;mso-wrap-distance-bottom:0;mso-position-horizontal:left;mso-position-horizontal-relative:margin;mso-position-vertical:absolute;mso-position-vertical-relative:text;mso-width-percent:0;mso-height-percent:0;mso-width-relative:margin;mso-height-relative:margin;v-text-anchor:middle" o:gfxdata="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" fillcolor="black [3200]" strokecolor="black [480]" strokeweight="1pt">
+              <v:rect w14:anchorId="2051F2AF" id="Rectangle 5" o:spid="_x0000_s1031" style="position:absolute;left:0;text-align:left;margin-left:21.75pt;margin-top:0;width:294.75pt;height:90pt;z-index:251663360;visibility:visible;mso-wrap-style:square;mso-width-percent:0;mso-height-percent:0;mso-wrap-distance-left:9pt;mso-wrap-distance-top:0;mso-wrap-distance-right:9pt;mso-wrap-distance-bottom:0;mso-position-horizontal:absolute;mso-position-horizontal-relative:margin;mso-position-vertical:absolute;mso-position-vertical-relative:text;mso-width-percent:0;mso-height-percent:0;mso-width-relative:margin;mso-height-relative:margin;v-text-anchor:middle" o:gfxdata="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" fillcolor="black [3200]" strokecolor="black [480]" strokeweight="1pt">
                 <v:textbox>
                   <w:txbxContent>
                     <w:p>
                       <w:pPr>
+                        <w:spacing w:after="0"/>
                         <w:rPr>
                           <w:rFonts w:asciiTheme="majorBidi" w:hAnsiTheme="majorBidi" w:cstheme="majorBidi"/>
-                          <w:sz w:val="28"/>
-                          <w:szCs w:val="28"/>
-                        </w:rPr>
-                      </w:pPr>
-                      <w:r>
-                        <w:rPr>
-                          <w:rFonts w:asciiTheme="majorBidi" w:hAnsiTheme="majorBidi" w:cstheme="majorBidi"/>
-                          <w:sz w:val="28"/>
-                          <w:szCs w:val="28"/>
-                        </w:rPr>
-                        <w:t>[Unit]</w:t>
-                      </w:r>
-                    </w:p>
-                    <w:p>
-                      <w:pPr>
-                        <w:rPr>
-                          <w:rFonts w:asciiTheme="majorBidi" w:hAnsiTheme="majorBidi" w:cstheme="majorBidi"/>
-                          <w:sz w:val="28"/>
-                          <w:szCs w:val="28"/>
-                        </w:rPr>
-                      </w:pPr>
-                      <w:r>
-                        <w:rPr>
-                          <w:rFonts w:asciiTheme="majorBidi" w:hAnsiTheme="majorBidi" w:cstheme="majorBidi"/>
-                          <w:sz w:val="28"/>
-                          <w:szCs w:val="28"/>
-                        </w:rPr>
-                        <w:t>Description=Run backup every day at midnight</w:t>
-                      </w:r>
-                    </w:p>
-                    <w:p>
-                      <w:pPr>
-                        <w:rPr>
-                          <w:rFonts w:asciiTheme="majorBidi" w:hAnsiTheme="majorBidi" w:cstheme="majorBidi"/>
-                          <w:sz w:val="28"/>
-                          <w:szCs w:val="28"/>
-                        </w:rPr>
-                      </w:pPr>
-                    </w:p>
-                    <w:p>
-                      <w:pPr>
-                        <w:rPr>
-                          <w:rFonts w:asciiTheme="majorBidi" w:hAnsiTheme="majorBidi" w:cstheme="majorBidi"/>
-                          <w:sz w:val="28"/>
-                          <w:szCs w:val="28"/>
-                        </w:rPr>
-                      </w:pPr>
-                      <w:r>
-                        <w:rPr>
-                          <w:rFonts w:asciiTheme="majorBidi" w:hAnsiTheme="majorBidi" w:cstheme="majorBidi"/>
-                          <w:sz w:val="28"/>
-                          <w:szCs w:val="28"/>
-                        </w:rPr>
-                        <w:t>[Timer]</w:t>
-                      </w:r>
-                    </w:p>
-                    <w:p>
-                      <w:pPr>
-                        <w:rPr>
-                          <w:rFonts w:asciiTheme="majorBidi" w:hAnsiTheme="majorBidi" w:cstheme="majorBidi"/>
+                          <w:b/>
+                          <w:bCs/>
+                          <w:i/>
+                          <w:iCs/>
                           <w:sz w:val="28"/>
                           <w:szCs w:val="28"/>
                         </w:rPr>
@@ -6180,6 +6525,10 @@
                       <w:r>
                         <w:rPr>
                           <w:rFonts w:asciiTheme="majorBidi" w:hAnsiTheme="majorBidi" w:cstheme="majorBidi"/>
+                          <w:b/>
+                          <w:bCs/>
+                          <w:i/>
+                          <w:iCs/>
                           <w:sz w:val="28"/>
                           <w:szCs w:val="28"/>
                         </w:rPr>
@@ -6189,6 +6538,10 @@
                       <w:r>
                         <w:rPr>
                           <w:rFonts w:asciiTheme="majorBidi" w:hAnsiTheme="majorBidi" w:cstheme="majorBidi"/>
+                          <w:b/>
+                          <w:bCs/>
+                          <w:i/>
+                          <w:iCs/>
                           <w:sz w:val="28"/>
                           <w:szCs w:val="28"/>
                         </w:rPr>
@@ -6199,6 +6552,10 @@
                       <w:pPr>
                         <w:rPr>
                           <w:rFonts w:asciiTheme="majorBidi" w:hAnsiTheme="majorBidi" w:cstheme="majorBidi"/>
+                          <w:b/>
+                          <w:bCs/>
+                          <w:i/>
+                          <w:iCs/>
                           <w:sz w:val="28"/>
                           <w:szCs w:val="28"/>
                         </w:rPr>
@@ -6206,6 +6563,10 @@
                       <w:r>
                         <w:rPr>
                           <w:rFonts w:asciiTheme="majorBidi" w:hAnsiTheme="majorBidi" w:cstheme="majorBidi"/>
+                          <w:b/>
+                          <w:bCs/>
+                          <w:i/>
+                          <w:iCs/>
                           <w:sz w:val="28"/>
                           <w:szCs w:val="28"/>
                         </w:rPr>
@@ -6214,17 +6575,13 @@
                     </w:p>
                     <w:p>
                       <w:pPr>
+                        <w:spacing w:after="60"/>
                         <w:rPr>
                           <w:rFonts w:asciiTheme="majorBidi" w:hAnsiTheme="majorBidi" w:cstheme="majorBidi"/>
-                          <w:sz w:val="28"/>
-                          <w:szCs w:val="28"/>
-                        </w:rPr>
-                      </w:pPr>
-                    </w:p>
-                    <w:p>
-                      <w:pPr>
-                        <w:rPr>
-                          <w:rFonts w:asciiTheme="majorBidi" w:hAnsiTheme="majorBidi" w:cstheme="majorBidi"/>
+                          <w:b/>
+                          <w:bCs/>
+                          <w:i/>
+                          <w:iCs/>
                           <w:sz w:val="28"/>
                           <w:szCs w:val="28"/>
                         </w:rPr>
@@ -6232,6 +6589,10 @@
                       <w:r>
                         <w:rPr>
                           <w:rFonts w:asciiTheme="majorBidi" w:hAnsiTheme="majorBidi" w:cstheme="majorBidi"/>
+                          <w:b/>
+                          <w:bCs/>
+                          <w:i/>
+                          <w:iCs/>
                           <w:sz w:val="28"/>
                           <w:szCs w:val="28"/>
                         </w:rPr>
@@ -6242,6 +6603,10 @@
                       <w:pPr>
                         <w:rPr>
                           <w:rFonts w:asciiTheme="majorBidi" w:hAnsiTheme="majorBidi" w:cstheme="majorBidi"/>
+                          <w:b/>
+                          <w:bCs/>
+                          <w:i/>
+                          <w:iCs/>
                           <w:sz w:val="28"/>
                           <w:szCs w:val="28"/>
                         </w:rPr>
@@ -6250,6 +6615,10 @@
                       <w:r>
                         <w:rPr>
                           <w:rFonts w:asciiTheme="majorBidi" w:hAnsiTheme="majorBidi" w:cstheme="majorBidi"/>
+                          <w:b/>
+                          <w:bCs/>
+                          <w:i/>
+                          <w:iCs/>
                           <w:sz w:val="28"/>
                           <w:szCs w:val="28"/>
                         </w:rPr>
@@ -6259,6 +6628,10 @@
                       <w:r>
                         <w:rPr>
                           <w:rFonts w:asciiTheme="majorBidi" w:hAnsiTheme="majorBidi" w:cstheme="majorBidi"/>
+                          <w:b/>
+                          <w:bCs/>
+                          <w:i/>
+                          <w:iCs/>
                           <w:sz w:val="28"/>
                           <w:szCs w:val="28"/>
                         </w:rPr>
@@ -6268,6 +6641,10 @@
                       <w:r>
                         <w:rPr>
                           <w:rFonts w:asciiTheme="majorBidi" w:hAnsiTheme="majorBidi" w:cstheme="majorBidi"/>
+                          <w:b/>
+                          <w:bCs/>
+                          <w:i/>
+                          <w:iCs/>
                           <w:sz w:val="28"/>
                           <w:szCs w:val="28"/>
                         </w:rPr>
@@ -6314,102 +6691,37 @@
         <w:jc w:val="both"/>
         <w:rPr>
           <w:rFonts w:asciiTheme="majorBidi" w:hAnsiTheme="majorBidi" w:cstheme="majorBidi"/>
-          <w:sz w:val="28"/>
-          <w:szCs w:val="28"/>
-        </w:rPr>
-      </w:pPr>
-    </w:p>
-    <w:p>
-      <w:pPr>
-        <w:jc w:val="both"/>
-        <w:rPr>
-          <w:rFonts w:asciiTheme="majorBidi" w:hAnsiTheme="majorBidi" w:cstheme="majorBidi"/>
-          <w:sz w:val="28"/>
-          <w:szCs w:val="28"/>
-        </w:rPr>
-      </w:pPr>
-    </w:p>
-    <w:p>
-      <w:pPr>
-        <w:jc w:val="both"/>
-        <w:rPr>
-          <w:rFonts w:asciiTheme="majorBidi" w:hAnsiTheme="majorBidi" w:cstheme="majorBidi"/>
-          <w:sz w:val="28"/>
-          <w:szCs w:val="28"/>
-        </w:rPr>
-      </w:pPr>
-    </w:p>
-    <w:p>
-      <w:pPr>
-        <w:jc w:val="both"/>
-        <w:rPr>
-          <w:rFonts w:asciiTheme="majorBidi" w:hAnsiTheme="majorBidi" w:cstheme="majorBidi"/>
-          <w:sz w:val="28"/>
-          <w:szCs w:val="28"/>
-        </w:rPr>
-      </w:pPr>
-    </w:p>
-    <w:p>
-      <w:pPr>
-        <w:jc w:val="both"/>
-        <w:rPr>
-          <w:rFonts w:asciiTheme="majorBidi" w:hAnsiTheme="majorBidi" w:cstheme="majorBidi"/>
-          <w:sz w:val="28"/>
-          <w:szCs w:val="28"/>
-        </w:rPr>
-      </w:pPr>
-    </w:p>
-    <w:p>
-      <w:pPr>
-        <w:jc w:val="both"/>
-        <w:rPr>
-          <w:rFonts w:asciiTheme="majorBidi" w:hAnsiTheme="majorBidi" w:cstheme="majorBidi"/>
-          <w:sz w:val="28"/>
-          <w:szCs w:val="28"/>
-        </w:rPr>
-      </w:pPr>
-    </w:p>
-    <w:p>
-      <w:pPr>
-        <w:jc w:val="both"/>
-        <w:rPr>
-          <w:rFonts w:asciiTheme="majorBidi" w:hAnsiTheme="majorBidi" w:cstheme="majorBidi"/>
-          <w:sz w:val="2"/>
-          <w:szCs w:val="2"/>
-        </w:rPr>
-      </w:pPr>
-    </w:p>
-    <w:p>
-      <w:pPr>
-        <w:jc w:val="both"/>
-        <w:rPr>
-          <w:rFonts w:asciiTheme="majorBidi" w:hAnsiTheme="majorBidi" w:cstheme="majorBidi"/>
-          <w:sz w:val="28"/>
-          <w:szCs w:val="28"/>
-          <w:u w:val="single"/>
-        </w:rPr>
-      </w:pPr>
-      <w:r>
-        <w:rPr>
-          <w:rFonts w:asciiTheme="majorBidi" w:hAnsiTheme="majorBidi" w:cstheme="majorBidi"/>
-          <w:sz w:val="28"/>
-          <w:szCs w:val="28"/>
-          <w:u w:val="single"/>
-        </w:rPr>
-        <w:t>Activating the Timer</w:t>
-      </w:r>
-      <w:r>
-        <w:rPr>
-          <w:rFonts w:asciiTheme="majorBidi" w:hAnsiTheme="majorBidi" w:cstheme="majorBidi"/>
-          <w:sz w:val="28"/>
-          <w:szCs w:val="28"/>
-          <w:u w:val="single"/>
-        </w:rPr>
-        <w:t>:</w:t>
-      </w:r>
-    </w:p>
-    <w:p>
-      <w:pPr>
+          <w:sz w:val="16"/>
+          <w:szCs w:val="16"/>
+        </w:rPr>
+      </w:pPr>
+    </w:p>
+    <w:p>
+      <w:pPr>
+        <w:spacing w:after="120"/>
+        <w:jc w:val="both"/>
+        <w:rPr>
+          <w:rFonts w:asciiTheme="majorBidi" w:hAnsiTheme="majorBidi" w:cstheme="majorBidi"/>
+          <w:b/>
+          <w:bCs/>
+          <w:sz w:val="28"/>
+          <w:szCs w:val="28"/>
+        </w:rPr>
+      </w:pPr>
+      <w:r>
+        <w:rPr>
+          <w:rFonts w:asciiTheme="majorBidi" w:hAnsiTheme="majorBidi" w:cstheme="majorBidi"/>
+          <w:b/>
+          <w:bCs/>
+          <w:sz w:val="28"/>
+          <w:szCs w:val="28"/>
+        </w:rPr>
+        <w:t>Activating the Timer:</w:t>
+      </w:r>
+    </w:p>
+    <w:p>
+      <w:pPr>
+        <w:spacing w:after="60"/>
         <w:jc w:val="both"/>
         <w:rPr>
           <w:rFonts w:asciiTheme="majorBidi" w:hAnsiTheme="majorBidi" w:cstheme="majorBidi"/>
@@ -6453,60 +6765,70 @@
           <w:sz w:val="28"/>
           <w:szCs w:val="28"/>
         </w:rPr>
+        <w:t xml:space="preserve"> and </w:t>
+      </w:r>
+      <w:r>
+        <w:rPr>
+          <w:rFonts w:asciiTheme="majorBidi" w:hAnsiTheme="majorBidi" w:cstheme="majorBidi"/>
+          <w:b/>
+          <w:bCs/>
+          <w:i/>
+          <w:iCs/>
+          <w:sz w:val="28"/>
+          <w:szCs w:val="28"/>
+        </w:rPr>
+        <w:t xml:space="preserve">.timer </w:t>
+      </w:r>
+      <w:r>
+        <w:rPr>
+          <w:rFonts w:asciiTheme="majorBidi" w:hAnsiTheme="majorBidi" w:cstheme="majorBidi"/>
+          <w:sz w:val="28"/>
+          <w:szCs w:val="28"/>
+        </w:rPr>
+        <w:t>files:</w:t>
+      </w:r>
+    </w:p>
+    <w:p>
+      <w:pPr>
+        <w:pStyle w:val="ListParagraph"/>
+        <w:numPr>
+          <w:ilvl w:val="0"/>
+          <w:numId w:val="47"/>
+        </w:numPr>
+        <w:ind w:left="360"/>
+        <w:jc w:val="both"/>
+        <w:rPr>
+          <w:rFonts w:asciiTheme="majorBidi" w:hAnsiTheme="majorBidi" w:cstheme="majorBidi"/>
+          <w:sz w:val="28"/>
+          <w:szCs w:val="28"/>
+        </w:rPr>
+      </w:pPr>
+      <w:proofErr w:type="spellStart"/>
+      <w:r>
+        <w:rPr>
+          <w:rFonts w:asciiTheme="majorBidi" w:hAnsiTheme="majorBidi" w:cstheme="majorBidi"/>
+          <w:b/>
+          <w:bCs/>
+          <w:i/>
+          <w:iCs/>
+          <w:sz w:val="28"/>
+          <w:szCs w:val="28"/>
+        </w:rPr>
+        <w:t>sudo</w:t>
+      </w:r>
+      <w:proofErr w:type="spellEnd"/>
+      <w:r>
+        <w:rPr>
+          <w:rFonts w:asciiTheme="majorBidi" w:hAnsiTheme="majorBidi" w:cstheme="majorBidi"/>
+          <w:b/>
+          <w:bCs/>
+          <w:i/>
+          <w:iCs/>
+          <w:sz w:val="28"/>
+          <w:szCs w:val="28"/>
+        </w:rPr>
         <w:t xml:space="preserve"> </w:t>
       </w:r>
-      <w:proofErr w:type="gramStart"/>
-      <w:r>
-        <w:rPr>
-          <w:rFonts w:asciiTheme="majorBidi" w:hAnsiTheme="majorBidi" w:cstheme="majorBidi"/>
-          <w:sz w:val="28"/>
-          <w:szCs w:val="28"/>
-        </w:rPr>
-        <w:t xml:space="preserve">and </w:t>
-      </w:r>
-      <w:r>
-        <w:rPr>
-          <w:rFonts w:asciiTheme="majorBidi" w:hAnsiTheme="majorBidi" w:cstheme="majorBidi"/>
-          <w:b/>
-          <w:bCs/>
-          <w:i/>
-          <w:iCs/>
-          <w:sz w:val="28"/>
-          <w:szCs w:val="28"/>
-        </w:rPr>
-        <w:t>.timer</w:t>
-      </w:r>
-      <w:proofErr w:type="gramEnd"/>
-      <w:r>
-        <w:rPr>
-          <w:rFonts w:asciiTheme="majorBidi" w:hAnsiTheme="majorBidi" w:cstheme="majorBidi"/>
-          <w:b/>
-          <w:bCs/>
-          <w:i/>
-          <w:iCs/>
-          <w:sz w:val="28"/>
-          <w:szCs w:val="28"/>
-        </w:rPr>
-        <w:t xml:space="preserve"> </w:t>
-      </w:r>
-      <w:r>
-        <w:rPr>
-          <w:rFonts w:asciiTheme="majorBidi" w:hAnsiTheme="majorBidi" w:cstheme="majorBidi"/>
-          <w:sz w:val="28"/>
-          <w:szCs w:val="28"/>
-        </w:rPr>
-        <w:t>files:</w:t>
-      </w:r>
-    </w:p>
-    <w:p>
-      <w:pPr>
-        <w:jc w:val="both"/>
-        <w:rPr>
-          <w:rFonts w:asciiTheme="majorBidi" w:hAnsiTheme="majorBidi" w:cstheme="majorBidi"/>
-          <w:sz w:val="28"/>
-          <w:szCs w:val="28"/>
-        </w:rPr>
-      </w:pPr>
       <w:proofErr w:type="spellStart"/>
       <w:r>
         <w:rPr>
@@ -6518,7 +6840,7 @@
           <w:sz w:val="28"/>
           <w:szCs w:val="28"/>
         </w:rPr>
-        <w:t>sudo</w:t>
+        <w:t>systemctl</w:t>
       </w:r>
       <w:proofErr w:type="spellEnd"/>
       <w:r>
@@ -6531,71 +6853,29 @@
           <w:sz w:val="28"/>
           <w:szCs w:val="28"/>
         </w:rPr>
-        <w:t xml:space="preserve"> </w:t>
+        <w:t xml:space="preserve"> daemon-reload</w:t>
+      </w:r>
+      <w:r>
+        <w:rPr>
+          <w:rFonts w:asciiTheme="majorBidi" w:hAnsiTheme="majorBidi" w:cstheme="majorBidi"/>
+          <w:sz w:val="28"/>
+          <w:szCs w:val="28"/>
+        </w:rPr>
+        <w:t xml:space="preserve"> → Reload </w:t>
       </w:r>
       <w:proofErr w:type="spellStart"/>
       <w:r>
         <w:rPr>
           <w:rFonts w:asciiTheme="majorBidi" w:hAnsiTheme="majorBidi" w:cstheme="majorBidi"/>
-          <w:b/>
-          <w:bCs/>
-          <w:i/>
-          <w:iCs/>
-          <w:sz w:val="28"/>
-          <w:szCs w:val="28"/>
-        </w:rPr>
-        <w:t>systemctl</w:t>
+          <w:sz w:val="28"/>
+          <w:szCs w:val="28"/>
+        </w:rPr>
+        <w:t>systemd</w:t>
       </w:r>
       <w:proofErr w:type="spellEnd"/>
       <w:r>
         <w:rPr>
           <w:rFonts w:asciiTheme="majorBidi" w:hAnsiTheme="majorBidi" w:cstheme="majorBidi"/>
-          <w:b/>
-          <w:bCs/>
-          <w:i/>
-          <w:iCs/>
-          <w:sz w:val="28"/>
-          <w:szCs w:val="28"/>
-        </w:rPr>
-        <w:t xml:space="preserve"> daemon-reload</w:t>
-      </w:r>
-      <w:r>
-        <w:rPr>
-          <w:rFonts w:asciiTheme="majorBidi" w:hAnsiTheme="majorBidi" w:cstheme="majorBidi"/>
-          <w:sz w:val="28"/>
-          <w:szCs w:val="28"/>
-        </w:rPr>
-        <w:t xml:space="preserve"> </w:t>
-      </w:r>
-      <w:r>
-        <w:rPr>
-          <w:rFonts w:asciiTheme="majorBidi" w:hAnsiTheme="majorBidi" w:cstheme="majorBidi"/>
-          <w:sz w:val="28"/>
-          <w:szCs w:val="28"/>
-        </w:rPr>
-        <w:t xml:space="preserve">→ </w:t>
-      </w:r>
-      <w:r>
-        <w:rPr>
-          <w:rFonts w:asciiTheme="majorBidi" w:hAnsiTheme="majorBidi" w:cstheme="majorBidi"/>
-          <w:sz w:val="28"/>
-          <w:szCs w:val="28"/>
-        </w:rPr>
-        <w:t xml:space="preserve">Reload </w:t>
-      </w:r>
-      <w:proofErr w:type="spellStart"/>
-      <w:r>
-        <w:rPr>
-          <w:rFonts w:asciiTheme="majorBidi" w:hAnsiTheme="majorBidi" w:cstheme="majorBidi"/>
-          <w:sz w:val="28"/>
-          <w:szCs w:val="28"/>
-        </w:rPr>
-        <w:t>systemd</w:t>
-      </w:r>
-      <w:proofErr w:type="spellEnd"/>
-      <w:r>
-        <w:rPr>
-          <w:rFonts w:asciiTheme="majorBidi" w:hAnsiTheme="majorBidi" w:cstheme="majorBidi"/>
           <w:sz w:val="28"/>
           <w:szCs w:val="28"/>
         </w:rPr>
@@ -6604,6 +6884,13 @@
     </w:p>
     <w:p>
       <w:pPr>
+        <w:pStyle w:val="ListParagraph"/>
+        <w:numPr>
+          <w:ilvl w:val="0"/>
+          <w:numId w:val="47"/>
+        </w:numPr>
+        <w:spacing w:after="120"/>
+        <w:ind w:left="360"/>
         <w:jc w:val="both"/>
         <w:rPr>
           <w:rFonts w:asciiTheme="majorBidi" w:hAnsiTheme="majorBidi" w:cstheme="majorBidi"/>
@@ -6686,26 +6973,35 @@
     </w:p>
     <w:p>
       <w:pPr>
-        <w:jc w:val="both"/>
-        <w:rPr>
-          <w:rFonts w:asciiTheme="majorBidi" w:hAnsiTheme="majorBidi" w:cstheme="majorBidi"/>
-          <w:sz w:val="28"/>
-          <w:szCs w:val="28"/>
-          <w:u w:val="single"/>
-        </w:rPr>
-      </w:pPr>
-      <w:r>
-        <w:rPr>
-          <w:rFonts w:asciiTheme="majorBidi" w:hAnsiTheme="majorBidi" w:cstheme="majorBidi"/>
-          <w:sz w:val="28"/>
-          <w:szCs w:val="28"/>
-          <w:u w:val="single"/>
+        <w:spacing w:after="60"/>
+        <w:jc w:val="both"/>
+        <w:rPr>
+          <w:rFonts w:asciiTheme="majorBidi" w:hAnsiTheme="majorBidi" w:cstheme="majorBidi"/>
+          <w:b/>
+          <w:bCs/>
+          <w:sz w:val="28"/>
+          <w:szCs w:val="28"/>
+        </w:rPr>
+      </w:pPr>
+      <w:r>
+        <w:rPr>
+          <w:rFonts w:asciiTheme="majorBidi" w:hAnsiTheme="majorBidi" w:cstheme="majorBidi"/>
+          <w:b/>
+          <w:bCs/>
+          <w:sz w:val="28"/>
+          <w:szCs w:val="28"/>
         </w:rPr>
         <w:t>Check status and activity:</w:t>
       </w:r>
     </w:p>
     <w:p>
       <w:pPr>
+        <w:pStyle w:val="ListParagraph"/>
+        <w:numPr>
+          <w:ilvl w:val="0"/>
+          <w:numId w:val="48"/>
+        </w:numPr>
+        <w:ind w:left="360"/>
         <w:jc w:val="both"/>
         <w:rPr>
           <w:rFonts w:asciiTheme="majorBidi" w:hAnsiTheme="majorBidi" w:cstheme="majorBidi"/>
@@ -6746,6 +7042,12 @@
     </w:p>
     <w:p>
       <w:pPr>
+        <w:pStyle w:val="ListParagraph"/>
+        <w:numPr>
+          <w:ilvl w:val="0"/>
+          <w:numId w:val="48"/>
+        </w:numPr>
+        <w:ind w:left="360"/>
         <w:jc w:val="both"/>
         <w:rPr>
           <w:rFonts w:asciiTheme="majorBidi" w:hAnsiTheme="majorBidi" w:cstheme="majorBidi"/>
@@ -7081,7 +7383,6 @@
                 <w:sz w:val="28"/>
                 <w:szCs w:val="28"/>
               </w:rPr>
-              <w:lastRenderedPageBreak/>
               <w:t>OnBootSec</w:t>
             </w:r>
             <w:proofErr w:type="spellEnd"/>
@@ -7683,29 +7984,33 @@
     </w:p>
     <w:p>
       <w:pPr>
-        <w:jc w:val="both"/>
-        <w:rPr>
-          <w:rFonts w:asciiTheme="majorBidi" w:hAnsiTheme="majorBidi" w:cstheme="majorBidi"/>
-          <w:sz w:val="28"/>
-          <w:szCs w:val="28"/>
-          <w:u w:val="single"/>
-        </w:rPr>
-      </w:pPr>
-      <w:r>
-        <w:rPr>
-          <w:rFonts w:asciiTheme="majorBidi" w:hAnsiTheme="majorBidi" w:cstheme="majorBidi"/>
-          <w:sz w:val="28"/>
-          <w:szCs w:val="28"/>
-          <w:u w:val="single"/>
+        <w:spacing w:after="60"/>
+        <w:jc w:val="both"/>
+        <w:rPr>
+          <w:rFonts w:asciiTheme="majorBidi" w:hAnsiTheme="majorBidi" w:cstheme="majorBidi"/>
+          <w:b/>
+          <w:bCs/>
+          <w:sz w:val="28"/>
+          <w:szCs w:val="28"/>
+        </w:rPr>
+      </w:pPr>
+      <w:r>
+        <w:rPr>
+          <w:rFonts w:asciiTheme="majorBidi" w:hAnsiTheme="majorBidi" w:cstheme="majorBidi"/>
+          <w:b/>
+          <w:bCs/>
+          <w:sz w:val="28"/>
+          <w:szCs w:val="28"/>
         </w:rPr>
         <w:t>Monitoring and Management Commands</w:t>
       </w:r>
       <w:r>
         <w:rPr>
           <w:rFonts w:asciiTheme="majorBidi" w:hAnsiTheme="majorBidi" w:cstheme="majorBidi"/>
-          <w:sz w:val="28"/>
-          <w:szCs w:val="28"/>
-          <w:u w:val="single"/>
+          <w:b/>
+          <w:bCs/>
+          <w:sz w:val="28"/>
+          <w:szCs w:val="28"/>
         </w:rPr>
         <w:t>:</w:t>
       </w:r>
@@ -7906,32 +8211,6 @@
           <w:sz w:val="28"/>
           <w:szCs w:val="28"/>
         </w:rPr>
-        <w:t>sudo</w:t>
-      </w:r>
-      <w:proofErr w:type="spellEnd"/>
-      <w:r>
-        <w:rPr>
-          <w:rFonts w:asciiTheme="majorBidi" w:hAnsiTheme="majorBidi" w:cstheme="majorBidi"/>
-          <w:b/>
-          <w:bCs/>
-          <w:i/>
-          <w:iCs/>
-          <w:sz w:val="28"/>
-          <w:szCs w:val="28"/>
-        </w:rPr>
-        <w:t xml:space="preserve"> </w:t>
-      </w:r>
-      <w:proofErr w:type="spellStart"/>
-      <w:r>
-        <w:rPr>
-          <w:rFonts w:asciiTheme="majorBidi" w:hAnsiTheme="majorBidi" w:cstheme="majorBidi"/>
-          <w:b/>
-          <w:bCs/>
-          <w:i/>
-          <w:iCs/>
-          <w:sz w:val="28"/>
-          <w:szCs w:val="28"/>
-        </w:rPr>
         <w:t>systemctl</w:t>
       </w:r>
       <w:proofErr w:type="spellEnd"/>
@@ -8036,32 +8315,6 @@
           <w:sz w:val="28"/>
           <w:szCs w:val="28"/>
         </w:rPr>
-        <w:t>sudo</w:t>
-      </w:r>
-      <w:proofErr w:type="spellEnd"/>
-      <w:r>
-        <w:rPr>
-          <w:rFonts w:asciiTheme="majorBidi" w:hAnsiTheme="majorBidi" w:cstheme="majorBidi"/>
-          <w:b/>
-          <w:bCs/>
-          <w:i/>
-          <w:iCs/>
-          <w:sz w:val="28"/>
-          <w:szCs w:val="28"/>
-        </w:rPr>
-        <w:t xml:space="preserve"> </w:t>
-      </w:r>
-      <w:proofErr w:type="spellStart"/>
-      <w:r>
-        <w:rPr>
-          <w:rFonts w:asciiTheme="majorBidi" w:hAnsiTheme="majorBidi" w:cstheme="majorBidi"/>
-          <w:b/>
-          <w:bCs/>
-          <w:i/>
-          <w:iCs/>
-          <w:sz w:val="28"/>
-          <w:szCs w:val="28"/>
-        </w:rPr>
         <w:t>systemctl</w:t>
       </w:r>
       <w:proofErr w:type="spellEnd"/>
@@ -8166,32 +8419,6 @@
           <w:sz w:val="28"/>
           <w:szCs w:val="28"/>
         </w:rPr>
-        <w:t>sudo</w:t>
-      </w:r>
-      <w:proofErr w:type="spellEnd"/>
-      <w:r>
-        <w:rPr>
-          <w:rFonts w:asciiTheme="majorBidi" w:hAnsiTheme="majorBidi" w:cstheme="majorBidi"/>
-          <w:b/>
-          <w:bCs/>
-          <w:i/>
-          <w:iCs/>
-          <w:sz w:val="28"/>
-          <w:szCs w:val="28"/>
-        </w:rPr>
-        <w:t xml:space="preserve"> </w:t>
-      </w:r>
-      <w:proofErr w:type="spellStart"/>
-      <w:r>
-        <w:rPr>
-          <w:rFonts w:asciiTheme="majorBidi" w:hAnsiTheme="majorBidi" w:cstheme="majorBidi"/>
-          <w:b/>
-          <w:bCs/>
-          <w:i/>
-          <w:iCs/>
-          <w:sz w:val="28"/>
-          <w:szCs w:val="28"/>
-        </w:rPr>
         <w:t>systemctl</w:t>
       </w:r>
       <w:proofErr w:type="spellEnd"/>
@@ -8319,13 +8546,15 @@
           <w:rFonts w:asciiTheme="majorBidi" w:hAnsiTheme="majorBidi" w:cstheme="majorBidi"/>
           <w:sz w:val="28"/>
           <w:szCs w:val="28"/>
-        </w:rPr>
-      </w:pPr>
-      <w:r>
-        <w:rPr>
-          <w:rFonts w:asciiTheme="majorBidi" w:hAnsiTheme="majorBidi" w:cstheme="majorBidi"/>
-          <w:sz w:val="28"/>
-          <w:szCs w:val="28"/>
+          <w:u w:val="single"/>
+        </w:rPr>
+      </w:pPr>
+      <w:r>
+        <w:rPr>
+          <w:rFonts w:asciiTheme="majorBidi" w:hAnsiTheme="majorBidi" w:cstheme="majorBidi"/>
+          <w:sz w:val="28"/>
+          <w:szCs w:val="28"/>
+          <w:u w:val="single"/>
         </w:rPr>
         <w:t xml:space="preserve">Example: </w:t>
       </w:r>
@@ -8337,6 +8566,7 @@
           <w:ilvl w:val="0"/>
           <w:numId w:val="14"/>
         </w:numPr>
+        <w:spacing w:after="120"/>
         <w:ind w:left="360"/>
         <w:jc w:val="both"/>
         <w:rPr>
@@ -8367,6 +8597,93 @@
           <w:bCs/>
           <w:i/>
           <w:iCs/>
+          <w:sz w:val="28"/>
+          <w:szCs w:val="28"/>
+        </w:rPr>
+      </w:pPr>
+      <w:r>
+        <w:rPr>
+          <w:rFonts w:asciiTheme="majorBidi" w:hAnsiTheme="majorBidi" w:cstheme="majorBidi"/>
+          <w:b/>
+          <w:bCs/>
+          <w:i/>
+          <w:iCs/>
+          <w:sz w:val="28"/>
+          <w:szCs w:val="28"/>
+        </w:rPr>
+        <w:t>/</w:t>
+      </w:r>
+      <w:proofErr w:type="spellStart"/>
+      <w:r>
+        <w:rPr>
+          <w:rFonts w:asciiTheme="majorBidi" w:hAnsiTheme="majorBidi" w:cstheme="majorBidi"/>
+          <w:b/>
+          <w:bCs/>
+          <w:i/>
+          <w:iCs/>
+          <w:sz w:val="28"/>
+          <w:szCs w:val="28"/>
+        </w:rPr>
+        <w:t>etc</w:t>
+      </w:r>
+      <w:proofErr w:type="spellEnd"/>
+      <w:r>
+        <w:rPr>
+          <w:rFonts w:asciiTheme="majorBidi" w:hAnsiTheme="majorBidi" w:cstheme="majorBidi"/>
+          <w:b/>
+          <w:bCs/>
+          <w:i/>
+          <w:iCs/>
+          <w:sz w:val="28"/>
+          <w:szCs w:val="28"/>
+        </w:rPr>
+        <w:t>/</w:t>
+      </w:r>
+      <w:proofErr w:type="spellStart"/>
+      <w:r>
+        <w:rPr>
+          <w:rFonts w:asciiTheme="majorBidi" w:hAnsiTheme="majorBidi" w:cstheme="majorBidi"/>
+          <w:b/>
+          <w:bCs/>
+          <w:i/>
+          <w:iCs/>
+          <w:sz w:val="28"/>
+          <w:szCs w:val="28"/>
+        </w:rPr>
+        <w:t>systemd</w:t>
+      </w:r>
+      <w:proofErr w:type="spellEnd"/>
+      <w:r>
+        <w:rPr>
+          <w:rFonts w:asciiTheme="majorBidi" w:hAnsiTheme="majorBidi" w:cstheme="majorBidi"/>
+          <w:b/>
+          <w:bCs/>
+          <w:i/>
+          <w:iCs/>
+          <w:sz w:val="28"/>
+          <w:szCs w:val="28"/>
+        </w:rPr>
+        <w:t>/system/</w:t>
+      </w:r>
+      <w:proofErr w:type="spellStart"/>
+      <w:r>
+        <w:rPr>
+          <w:rFonts w:asciiTheme="majorBidi" w:hAnsiTheme="majorBidi" w:cstheme="majorBidi"/>
+          <w:b/>
+          <w:bCs/>
+          <w:i/>
+          <w:iCs/>
+          <w:sz w:val="28"/>
+          <w:szCs w:val="28"/>
+        </w:rPr>
+        <w:t>cleanup.service</w:t>
+      </w:r>
+      <w:proofErr w:type="spellEnd"/>
+    </w:p>
+    <w:p>
+      <w:pPr>
+        <w:rPr>
+          <w:rFonts w:asciiTheme="majorBidi" w:hAnsiTheme="majorBidi" w:cstheme="majorBidi"/>
           <w:sz w:val="28"/>
           <w:szCs w:val="28"/>
         </w:rPr>
@@ -8385,15 +8702,15 @@
         <mc:AlternateContent>
           <mc:Choice Requires="wps">
             <w:drawing>
-              <wp:anchor distT="0" distB="0" distL="114300" distR="114300" simplePos="0" relativeHeight="251664384" behindDoc="0" locked="0" layoutInCell="1" allowOverlap="1" wp14:anchorId="59A0F1CA" wp14:editId="0D160A1F">
+              <wp:anchor distT="0" distB="0" distL="114300" distR="114300" simplePos="0" relativeHeight="251664384" behindDoc="0" locked="0" layoutInCell="1" allowOverlap="1" wp14:anchorId="59A0F1CA" wp14:editId="21C2FB1B">
                 <wp:simplePos x="0" y="0"/>
                 <wp:positionH relativeFrom="column">
                   <wp:posOffset>209550</wp:posOffset>
                 </wp:positionH>
                 <wp:positionV relativeFrom="paragraph">
-                  <wp:posOffset>311150</wp:posOffset>
+                  <wp:posOffset>5080</wp:posOffset>
                 </wp:positionV>
-                <wp:extent cx="3171825" cy="1038225"/>
+                <wp:extent cx="3171825" cy="866775"/>
                 <wp:effectExtent l="0" t="0" r="28575" b="28575"/>
                 <wp:wrapNone/>
                 <wp:docPr id="6" name="Rectangle 6"/>
@@ -8405,7 +8722,7 @@
                       <wps:spPr>
                         <a:xfrm>
                           <a:off x="0" y="0"/>
-                          <a:ext cx="3171825" cy="1038225"/>
+                          <a:ext cx="3171825" cy="866775"/>
                         </a:xfrm>
                         <a:prstGeom prst="rect">
                           <a:avLst/>
@@ -8431,8 +8748,13 @@
                         <w:txbxContent>
                           <w:p>
                             <w:pPr>
+                              <w:spacing w:after="60"/>
                               <w:rPr>
                                 <w:rFonts w:asciiTheme="majorBidi" w:hAnsiTheme="majorBidi" w:cstheme="majorBidi"/>
+                                <w:b/>
+                                <w:bCs/>
+                                <w:i/>
+                                <w:iCs/>
                                 <w:sz w:val="28"/>
                                 <w:szCs w:val="28"/>
                               </w:rPr>
@@ -8440,6 +8762,10 @@
                             <w:r>
                               <w:rPr>
                                 <w:rFonts w:asciiTheme="majorBidi" w:hAnsiTheme="majorBidi" w:cstheme="majorBidi"/>
+                                <w:b/>
+                                <w:bCs/>
+                                <w:i/>
+                                <w:iCs/>
                                 <w:sz w:val="28"/>
                                 <w:szCs w:val="28"/>
                               </w:rPr>
@@ -8448,8 +8774,13 @@
                           </w:p>
                           <w:p>
                             <w:pPr>
+                              <w:spacing w:after="0"/>
                               <w:rPr>
                                 <w:rFonts w:asciiTheme="majorBidi" w:hAnsiTheme="majorBidi" w:cstheme="majorBidi"/>
+                                <w:b/>
+                                <w:bCs/>
+                                <w:i/>
+                                <w:iCs/>
                                 <w:sz w:val="28"/>
                                 <w:szCs w:val="28"/>
                               </w:rPr>
@@ -8457,6 +8788,10 @@
                             <w:r>
                               <w:rPr>
                                 <w:rFonts w:asciiTheme="majorBidi" w:hAnsiTheme="majorBidi" w:cstheme="majorBidi"/>
+                                <w:b/>
+                                <w:bCs/>
+                                <w:i/>
+                                <w:iCs/>
                                 <w:sz w:val="28"/>
                                 <w:szCs w:val="28"/>
                               </w:rPr>
@@ -8466,6 +8801,10 @@
                             <w:r>
                               <w:rPr>
                                 <w:rFonts w:asciiTheme="majorBidi" w:hAnsiTheme="majorBidi" w:cstheme="majorBidi"/>
+                                <w:b/>
+                                <w:bCs/>
+                                <w:i/>
+                                <w:iCs/>
                                 <w:sz w:val="28"/>
                                 <w:szCs w:val="28"/>
                               </w:rPr>
@@ -8477,6 +8816,10 @@
                             <w:pPr>
                               <w:rPr>
                                 <w:rFonts w:asciiTheme="majorBidi" w:hAnsiTheme="majorBidi" w:cstheme="majorBidi"/>
+                                <w:b/>
+                                <w:bCs/>
+                                <w:i/>
+                                <w:iCs/>
                                 <w:sz w:val="28"/>
                                 <w:szCs w:val="28"/>
                               </w:rPr>
@@ -8484,6 +8827,10 @@
                             <w:r>
                               <w:rPr>
                                 <w:rFonts w:asciiTheme="majorBidi" w:hAnsiTheme="majorBidi" w:cstheme="majorBidi"/>
+                                <w:b/>
+                                <w:bCs/>
+                                <w:i/>
+                                <w:iCs/>
                                 <w:sz w:val="28"/>
                                 <w:szCs w:val="28"/>
                               </w:rPr>
@@ -8517,13 +8864,18 @@
           </mc:Choice>
           <mc:Fallback>
             <w:pict>
-              <v:rect w14:anchorId="59A0F1CA" id="Rectangle 6" o:spid="_x0000_s1031" style="position:absolute;left:0;text-align:left;margin-left:16.5pt;margin-top:24.5pt;width:249.75pt;height:81.75pt;z-index:251664384;visibility:visible;mso-wrap-style:square;mso-width-percent:0;mso-height-percent:0;mso-wrap-distance-left:9pt;mso-wrap-distance-top:0;mso-wrap-distance-right:9pt;mso-wrap-distance-bottom:0;mso-position-horizontal:absolute;mso-position-horizontal-relative:text;mso-position-vertical:absolute;mso-position-vertical-relative:text;mso-width-percent:0;mso-height-percent:0;mso-width-relative:margin;mso-height-relative:margin;v-text-anchor:middle" o:gfxdata="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" fillcolor="black [3200]" strokecolor="black [480]" strokeweight="1pt">
+              <v:rect w14:anchorId="59A0F1CA" id="Rectangle 6" o:spid="_x0000_s1032" style="position:absolute;margin-left:16.5pt;margin-top:.4pt;width:249.75pt;height:68.25pt;z-index:251664384;visibility:visible;mso-wrap-style:square;mso-width-percent:0;mso-height-percent:0;mso-wrap-distance-left:9pt;mso-wrap-distance-top:0;mso-wrap-distance-right:9pt;mso-wrap-distance-bottom:0;mso-position-horizontal:absolute;mso-position-horizontal-relative:text;mso-position-vertical:absolute;mso-position-vertical-relative:text;mso-width-percent:0;mso-height-percent:0;mso-width-relative:margin;mso-height-relative:margin;v-text-anchor:middle" o:gfxdata="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" fillcolor="black [3200]" strokecolor="black [480]" strokeweight="1pt">
                 <v:textbox>
                   <w:txbxContent>
                     <w:p>
                       <w:pPr>
+                        <w:spacing w:after="60"/>
                         <w:rPr>
                           <w:rFonts w:asciiTheme="majorBidi" w:hAnsiTheme="majorBidi" w:cstheme="majorBidi"/>
+                          <w:b/>
+                          <w:bCs/>
+                          <w:i/>
+                          <w:iCs/>
                           <w:sz w:val="28"/>
                           <w:szCs w:val="28"/>
                         </w:rPr>
@@ -8531,6 +8883,10 @@
                       <w:r>
                         <w:rPr>
                           <w:rFonts w:asciiTheme="majorBidi" w:hAnsiTheme="majorBidi" w:cstheme="majorBidi"/>
+                          <w:b/>
+                          <w:bCs/>
+                          <w:i/>
+                          <w:iCs/>
                           <w:sz w:val="28"/>
                           <w:szCs w:val="28"/>
                         </w:rPr>
@@ -8539,8 +8895,13 @@
                     </w:p>
                     <w:p>
                       <w:pPr>
+                        <w:spacing w:after="0"/>
                         <w:rPr>
                           <w:rFonts w:asciiTheme="majorBidi" w:hAnsiTheme="majorBidi" w:cstheme="majorBidi"/>
+                          <w:b/>
+                          <w:bCs/>
+                          <w:i/>
+                          <w:iCs/>
                           <w:sz w:val="28"/>
                           <w:szCs w:val="28"/>
                         </w:rPr>
@@ -8548,6 +8909,10 @@
                       <w:r>
                         <w:rPr>
                           <w:rFonts w:asciiTheme="majorBidi" w:hAnsiTheme="majorBidi" w:cstheme="majorBidi"/>
+                          <w:b/>
+                          <w:bCs/>
+                          <w:i/>
+                          <w:iCs/>
                           <w:sz w:val="28"/>
                           <w:szCs w:val="28"/>
                         </w:rPr>
@@ -8557,6 +8922,10 @@
                       <w:r>
                         <w:rPr>
                           <w:rFonts w:asciiTheme="majorBidi" w:hAnsiTheme="majorBidi" w:cstheme="majorBidi"/>
+                          <w:b/>
+                          <w:bCs/>
+                          <w:i/>
+                          <w:iCs/>
                           <w:sz w:val="28"/>
                           <w:szCs w:val="28"/>
                         </w:rPr>
@@ -8568,6 +8937,10 @@
                       <w:pPr>
                         <w:rPr>
                           <w:rFonts w:asciiTheme="majorBidi" w:hAnsiTheme="majorBidi" w:cstheme="majorBidi"/>
+                          <w:b/>
+                          <w:bCs/>
+                          <w:i/>
+                          <w:iCs/>
                           <w:sz w:val="28"/>
                           <w:szCs w:val="28"/>
                         </w:rPr>
@@ -8575,6 +8948,10 @@
                       <w:r>
                         <w:rPr>
                           <w:rFonts w:asciiTheme="majorBidi" w:hAnsiTheme="majorBidi" w:cstheme="majorBidi"/>
+                          <w:b/>
+                          <w:bCs/>
+                          <w:i/>
+                          <w:iCs/>
                           <w:sz w:val="28"/>
                           <w:szCs w:val="28"/>
                         </w:rPr>
@@ -8593,93 +8970,6 @@
           </mc:Fallback>
         </mc:AlternateContent>
       </w:r>
-      <w:r>
-        <w:rPr>
-          <w:rFonts w:asciiTheme="majorBidi" w:hAnsiTheme="majorBidi" w:cstheme="majorBidi"/>
-          <w:b/>
-          <w:bCs/>
-          <w:i/>
-          <w:iCs/>
-          <w:sz w:val="28"/>
-          <w:szCs w:val="28"/>
-        </w:rPr>
-        <w:t>/</w:t>
-      </w:r>
-      <w:proofErr w:type="spellStart"/>
-      <w:r>
-        <w:rPr>
-          <w:rFonts w:asciiTheme="majorBidi" w:hAnsiTheme="majorBidi" w:cstheme="majorBidi"/>
-          <w:b/>
-          <w:bCs/>
-          <w:i/>
-          <w:iCs/>
-          <w:sz w:val="28"/>
-          <w:szCs w:val="28"/>
-        </w:rPr>
-        <w:t>etc</w:t>
-      </w:r>
-      <w:proofErr w:type="spellEnd"/>
-      <w:r>
-        <w:rPr>
-          <w:rFonts w:asciiTheme="majorBidi" w:hAnsiTheme="majorBidi" w:cstheme="majorBidi"/>
-          <w:b/>
-          <w:bCs/>
-          <w:i/>
-          <w:iCs/>
-          <w:sz w:val="28"/>
-          <w:szCs w:val="28"/>
-        </w:rPr>
-        <w:t>/</w:t>
-      </w:r>
-      <w:proofErr w:type="spellStart"/>
-      <w:r>
-        <w:rPr>
-          <w:rFonts w:asciiTheme="majorBidi" w:hAnsiTheme="majorBidi" w:cstheme="majorBidi"/>
-          <w:b/>
-          <w:bCs/>
-          <w:i/>
-          <w:iCs/>
-          <w:sz w:val="28"/>
-          <w:szCs w:val="28"/>
-        </w:rPr>
-        <w:t>systemd</w:t>
-      </w:r>
-      <w:proofErr w:type="spellEnd"/>
-      <w:r>
-        <w:rPr>
-          <w:rFonts w:asciiTheme="majorBidi" w:hAnsiTheme="majorBidi" w:cstheme="majorBidi"/>
-          <w:b/>
-          <w:bCs/>
-          <w:i/>
-          <w:iCs/>
-          <w:sz w:val="28"/>
-          <w:szCs w:val="28"/>
-        </w:rPr>
-        <w:t>/system/</w:t>
-      </w:r>
-      <w:proofErr w:type="spellStart"/>
-      <w:r>
-        <w:rPr>
-          <w:rFonts w:asciiTheme="majorBidi" w:hAnsiTheme="majorBidi" w:cstheme="majorBidi"/>
-          <w:b/>
-          <w:bCs/>
-          <w:i/>
-          <w:iCs/>
-          <w:sz w:val="28"/>
-          <w:szCs w:val="28"/>
-        </w:rPr>
-        <w:t>cleanup.service</w:t>
-      </w:r>
-      <w:proofErr w:type="spellEnd"/>
-    </w:p>
-    <w:p>
-      <w:pPr>
-        <w:rPr>
-          <w:rFonts w:asciiTheme="majorBidi" w:hAnsiTheme="majorBidi" w:cstheme="majorBidi"/>
-          <w:sz w:val="28"/>
-          <w:szCs w:val="28"/>
-        </w:rPr>
-      </w:pPr>
     </w:p>
     <w:p>
       <w:pPr>
@@ -8822,16 +9112,16 @@
         <mc:AlternateContent>
           <mc:Choice Requires="wps">
             <w:drawing>
-              <wp:anchor distT="0" distB="0" distL="114300" distR="114300" simplePos="0" relativeHeight="251665408" behindDoc="0" locked="0" layoutInCell="1" allowOverlap="1" wp14:anchorId="1B6F291A" wp14:editId="171E6F53">
+              <wp:anchor distT="0" distB="0" distL="114300" distR="114300" simplePos="0" relativeHeight="251665408" behindDoc="0" locked="0" layoutInCell="1" allowOverlap="1" wp14:anchorId="1B6F291A" wp14:editId="0875AFA4">
                 <wp:simplePos x="0" y="0"/>
                 <wp:positionH relativeFrom="column">
                   <wp:posOffset>247650</wp:posOffset>
                 </wp:positionH>
                 <wp:positionV relativeFrom="paragraph">
-                  <wp:posOffset>11430</wp:posOffset>
+                  <wp:posOffset>8255</wp:posOffset>
                 </wp:positionV>
-                <wp:extent cx="2085975" cy="2324100"/>
-                <wp:effectExtent l="0" t="0" r="28575" b="19050"/>
+                <wp:extent cx="2047875" cy="1628775"/>
+                <wp:effectExtent l="0" t="0" r="28575" b="28575"/>
                 <wp:wrapNone/>
                 <wp:docPr id="7" name="Rectangle 7"/>
                 <wp:cNvGraphicFramePr/>
@@ -8842,7 +9132,7 @@
                       <wps:spPr>
                         <a:xfrm>
                           <a:off x="0" y="0"/>
-                          <a:ext cx="2085975" cy="2324100"/>
+                          <a:ext cx="2047875" cy="1628775"/>
                         </a:xfrm>
                         <a:prstGeom prst="rect">
                           <a:avLst/>
@@ -8868,8 +9158,13 @@
                         <w:txbxContent>
                           <w:p>
                             <w:pPr>
+                              <w:spacing w:after="60"/>
                               <w:rPr>
                                 <w:rFonts w:asciiTheme="majorBidi" w:hAnsiTheme="majorBidi" w:cstheme="majorBidi"/>
+                                <w:b/>
+                                <w:bCs/>
+                                <w:i/>
+                                <w:iCs/>
                                 <w:sz w:val="28"/>
                                 <w:szCs w:val="28"/>
                               </w:rPr>
@@ -8877,6 +9172,10 @@
                             <w:r>
                               <w:rPr>
                                 <w:rFonts w:asciiTheme="majorBidi" w:hAnsiTheme="majorBidi" w:cstheme="majorBidi"/>
+                                <w:b/>
+                                <w:bCs/>
+                                <w:i/>
+                                <w:iCs/>
                                 <w:sz w:val="28"/>
                                 <w:szCs w:val="28"/>
                               </w:rPr>
@@ -8885,8 +9184,13 @@
                           </w:p>
                           <w:p>
                             <w:pPr>
+                              <w:spacing w:after="0"/>
                               <w:rPr>
                                 <w:rFonts w:asciiTheme="majorBidi" w:hAnsiTheme="majorBidi" w:cstheme="majorBidi"/>
+                                <w:b/>
+                                <w:bCs/>
+                                <w:i/>
+                                <w:iCs/>
                                 <w:sz w:val="28"/>
                                 <w:szCs w:val="28"/>
                               </w:rPr>
@@ -8895,6 +9199,10 @@
                             <w:r>
                               <w:rPr>
                                 <w:rFonts w:asciiTheme="majorBidi" w:hAnsiTheme="majorBidi" w:cstheme="majorBidi"/>
+                                <w:b/>
+                                <w:bCs/>
+                                <w:i/>
+                                <w:iCs/>
                                 <w:sz w:val="28"/>
                                 <w:szCs w:val="28"/>
                               </w:rPr>
@@ -8904,6 +9212,10 @@
                             <w:r>
                               <w:rPr>
                                 <w:rFonts w:asciiTheme="majorBidi" w:hAnsiTheme="majorBidi" w:cstheme="majorBidi"/>
+                                <w:b/>
+                                <w:bCs/>
+                                <w:i/>
+                                <w:iCs/>
                                 <w:sz w:val="28"/>
                                 <w:szCs w:val="28"/>
                               </w:rPr>
@@ -8912,8 +9224,13 @@
                           </w:p>
                           <w:p>
                             <w:pPr>
+                              <w:spacing w:after="0"/>
                               <w:rPr>
                                 <w:rFonts w:asciiTheme="majorBidi" w:hAnsiTheme="majorBidi" w:cstheme="majorBidi"/>
+                                <w:b/>
+                                <w:bCs/>
+                                <w:i/>
+                                <w:iCs/>
                                 <w:sz w:val="28"/>
                                 <w:szCs w:val="28"/>
                               </w:rPr>
@@ -8922,6 +9239,10 @@
                             <w:r>
                               <w:rPr>
                                 <w:rFonts w:asciiTheme="majorBidi" w:hAnsiTheme="majorBidi" w:cstheme="majorBidi"/>
+                                <w:b/>
+                                <w:bCs/>
+                                <w:i/>
+                                <w:iCs/>
                                 <w:sz w:val="28"/>
                                 <w:szCs w:val="28"/>
                               </w:rPr>
@@ -8931,6 +9252,10 @@
                             <w:r>
                               <w:rPr>
                                 <w:rFonts w:asciiTheme="majorBidi" w:hAnsiTheme="majorBidi" w:cstheme="majorBidi"/>
+                                <w:b/>
+                                <w:bCs/>
+                                <w:i/>
+                                <w:iCs/>
                                 <w:sz w:val="28"/>
                                 <w:szCs w:val="28"/>
                               </w:rPr>
@@ -8941,6 +9266,10 @@
                             <w:pPr>
                               <w:rPr>
                                 <w:rFonts w:asciiTheme="majorBidi" w:hAnsiTheme="majorBidi" w:cstheme="majorBidi"/>
+                                <w:b/>
+                                <w:bCs/>
+                                <w:i/>
+                                <w:iCs/>
                                 <w:sz w:val="28"/>
                                 <w:szCs w:val="28"/>
                               </w:rPr>
@@ -8948,6 +9277,10 @@
                             <w:r>
                               <w:rPr>
                                 <w:rFonts w:asciiTheme="majorBidi" w:hAnsiTheme="majorBidi" w:cstheme="majorBidi"/>
+                                <w:b/>
+                                <w:bCs/>
+                                <w:i/>
+                                <w:iCs/>
                                 <w:sz w:val="28"/>
                                 <w:szCs w:val="28"/>
                               </w:rPr>
@@ -8956,17 +9289,13 @@
                           </w:p>
                           <w:p>
                             <w:pPr>
+                              <w:spacing w:after="60"/>
                               <w:rPr>
                                 <w:rFonts w:asciiTheme="majorBidi" w:hAnsiTheme="majorBidi" w:cstheme="majorBidi"/>
-                                <w:sz w:val="28"/>
-                                <w:szCs w:val="28"/>
-                              </w:rPr>
-                            </w:pPr>
-                          </w:p>
-                          <w:p>
-                            <w:pPr>
-                              <w:rPr>
-                                <w:rFonts w:asciiTheme="majorBidi" w:hAnsiTheme="majorBidi" w:cstheme="majorBidi"/>
+                                <w:b/>
+                                <w:bCs/>
+                                <w:i/>
+                                <w:iCs/>
                                 <w:sz w:val="28"/>
                                 <w:szCs w:val="28"/>
                               </w:rPr>
@@ -8974,6 +9303,10 @@
                             <w:r>
                               <w:rPr>
                                 <w:rFonts w:asciiTheme="majorBidi" w:hAnsiTheme="majorBidi" w:cstheme="majorBidi"/>
+                                <w:b/>
+                                <w:bCs/>
+                                <w:i/>
+                                <w:iCs/>
                                 <w:sz w:val="28"/>
                                 <w:szCs w:val="28"/>
                               </w:rPr>
@@ -8984,6 +9317,10 @@
                             <w:pPr>
                               <w:rPr>
                                 <w:rFonts w:asciiTheme="majorBidi" w:hAnsiTheme="majorBidi" w:cstheme="majorBidi"/>
+                                <w:b/>
+                                <w:bCs/>
+                                <w:i/>
+                                <w:iCs/>
                                 <w:sz w:val="28"/>
                                 <w:szCs w:val="28"/>
                               </w:rPr>
@@ -8992,6 +9329,10 @@
                             <w:r>
                               <w:rPr>
                                 <w:rFonts w:asciiTheme="majorBidi" w:hAnsiTheme="majorBidi" w:cstheme="majorBidi"/>
+                                <w:b/>
+                                <w:bCs/>
+                                <w:i/>
+                                <w:iCs/>
                                 <w:sz w:val="28"/>
                                 <w:szCs w:val="28"/>
                               </w:rPr>
@@ -9001,6 +9342,10 @@
                             <w:r>
                               <w:rPr>
                                 <w:rFonts w:asciiTheme="majorBidi" w:hAnsiTheme="majorBidi" w:cstheme="majorBidi"/>
+                                <w:b/>
+                                <w:bCs/>
+                                <w:i/>
+                                <w:iCs/>
                                 <w:sz w:val="28"/>
                                 <w:szCs w:val="28"/>
                               </w:rPr>
@@ -9010,6 +9355,10 @@
                             <w:r>
                               <w:rPr>
                                 <w:rFonts w:asciiTheme="majorBidi" w:hAnsiTheme="majorBidi" w:cstheme="majorBidi"/>
+                                <w:b/>
+                                <w:bCs/>
+                                <w:i/>
+                                <w:iCs/>
                                 <w:sz w:val="28"/>
                                 <w:szCs w:val="28"/>
                               </w:rPr>
@@ -9044,13 +9393,18 @@
           </mc:Choice>
           <mc:Fallback>
             <w:pict>
-              <v:rect w14:anchorId="1B6F291A" id="Rectangle 7" o:spid="_x0000_s1032" style="position:absolute;margin-left:19.5pt;margin-top:.9pt;width:164.25pt;height:183pt;z-index:251665408;visibility:visible;mso-wrap-style:square;mso-width-percent:0;mso-height-percent:0;mso-wrap-distance-left:9pt;mso-wrap-distance-top:0;mso-wrap-distance-right:9pt;mso-wrap-distance-bottom:0;mso-position-horizontal:absolute;mso-position-horizontal-relative:text;mso-position-vertical:absolute;mso-position-vertical-relative:text;mso-width-percent:0;mso-height-percent:0;mso-width-relative:margin;mso-height-relative:margin;v-text-anchor:middle" o:gfxdata="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" fillcolor="black [3200]" strokecolor="black [480]" strokeweight="1pt">
+              <v:rect w14:anchorId="1B6F291A" id="Rectangle 7" o:spid="_x0000_s1033" style="position:absolute;margin-left:19.5pt;margin-top:.65pt;width:161.25pt;height:128.25pt;z-index:251665408;visibility:visible;mso-wrap-style:square;mso-width-percent:0;mso-height-percent:0;mso-wrap-distance-left:9pt;mso-wrap-distance-top:0;mso-wrap-distance-right:9pt;mso-wrap-distance-bottom:0;mso-position-horizontal:absolute;mso-position-horizontal-relative:text;mso-position-vertical:absolute;mso-position-vertical-relative:text;mso-width-percent:0;mso-height-percent:0;mso-width-relative:margin;mso-height-relative:margin;v-text-anchor:middle" o:gfxdata="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" fillcolor="black [3200]" strokecolor="black [480]" strokeweight="1pt">
                 <v:textbox>
                   <w:txbxContent>
                     <w:p>
                       <w:pPr>
+                        <w:spacing w:after="60"/>
                         <w:rPr>
                           <w:rFonts w:asciiTheme="majorBidi" w:hAnsiTheme="majorBidi" w:cstheme="majorBidi"/>
+                          <w:b/>
+                          <w:bCs/>
+                          <w:i/>
+                          <w:iCs/>
                           <w:sz w:val="28"/>
                           <w:szCs w:val="28"/>
                         </w:rPr>
@@ -9058,6 +9412,10 @@
                       <w:r>
                         <w:rPr>
                           <w:rFonts w:asciiTheme="majorBidi" w:hAnsiTheme="majorBidi" w:cstheme="majorBidi"/>
+                          <w:b/>
+                          <w:bCs/>
+                          <w:i/>
+                          <w:iCs/>
                           <w:sz w:val="28"/>
                           <w:szCs w:val="28"/>
                         </w:rPr>
@@ -9066,8 +9424,13 @@
                     </w:p>
                     <w:p>
                       <w:pPr>
+                        <w:spacing w:after="0"/>
                         <w:rPr>
                           <w:rFonts w:asciiTheme="majorBidi" w:hAnsiTheme="majorBidi" w:cstheme="majorBidi"/>
+                          <w:b/>
+                          <w:bCs/>
+                          <w:i/>
+                          <w:iCs/>
                           <w:sz w:val="28"/>
                           <w:szCs w:val="28"/>
                         </w:rPr>
@@ -9076,6 +9439,10 @@
                       <w:r>
                         <w:rPr>
                           <w:rFonts w:asciiTheme="majorBidi" w:hAnsiTheme="majorBidi" w:cstheme="majorBidi"/>
+                          <w:b/>
+                          <w:bCs/>
+                          <w:i/>
+                          <w:iCs/>
                           <w:sz w:val="28"/>
                           <w:szCs w:val="28"/>
                         </w:rPr>
@@ -9085,6 +9452,10 @@
                       <w:r>
                         <w:rPr>
                           <w:rFonts w:asciiTheme="majorBidi" w:hAnsiTheme="majorBidi" w:cstheme="majorBidi"/>
+                          <w:b/>
+                          <w:bCs/>
+                          <w:i/>
+                          <w:iCs/>
                           <w:sz w:val="28"/>
                           <w:szCs w:val="28"/>
                         </w:rPr>
@@ -9093,8 +9464,13 @@
                     </w:p>
                     <w:p>
                       <w:pPr>
+                        <w:spacing w:after="0"/>
                         <w:rPr>
                           <w:rFonts w:asciiTheme="majorBidi" w:hAnsiTheme="majorBidi" w:cstheme="majorBidi"/>
+                          <w:b/>
+                          <w:bCs/>
+                          <w:i/>
+                          <w:iCs/>
                           <w:sz w:val="28"/>
                           <w:szCs w:val="28"/>
                         </w:rPr>
@@ -9103,6 +9479,10 @@
                       <w:r>
                         <w:rPr>
                           <w:rFonts w:asciiTheme="majorBidi" w:hAnsiTheme="majorBidi" w:cstheme="majorBidi"/>
+                          <w:b/>
+                          <w:bCs/>
+                          <w:i/>
+                          <w:iCs/>
                           <w:sz w:val="28"/>
                           <w:szCs w:val="28"/>
                         </w:rPr>
@@ -9112,6 +9492,10 @@
                       <w:r>
                         <w:rPr>
                           <w:rFonts w:asciiTheme="majorBidi" w:hAnsiTheme="majorBidi" w:cstheme="majorBidi"/>
+                          <w:b/>
+                          <w:bCs/>
+                          <w:i/>
+                          <w:iCs/>
                           <w:sz w:val="28"/>
                           <w:szCs w:val="28"/>
                         </w:rPr>
@@ -9122,6 +9506,10 @@
                       <w:pPr>
                         <w:rPr>
                           <w:rFonts w:asciiTheme="majorBidi" w:hAnsiTheme="majorBidi" w:cstheme="majorBidi"/>
+                          <w:b/>
+                          <w:bCs/>
+                          <w:i/>
+                          <w:iCs/>
                           <w:sz w:val="28"/>
                           <w:szCs w:val="28"/>
                         </w:rPr>
@@ -9129,6 +9517,10 @@
                       <w:r>
                         <w:rPr>
                           <w:rFonts w:asciiTheme="majorBidi" w:hAnsiTheme="majorBidi" w:cstheme="majorBidi"/>
+                          <w:b/>
+                          <w:bCs/>
+                          <w:i/>
+                          <w:iCs/>
                           <w:sz w:val="28"/>
                           <w:szCs w:val="28"/>
                         </w:rPr>
@@ -9137,17 +9529,13 @@
                     </w:p>
                     <w:p>
                       <w:pPr>
+                        <w:spacing w:after="60"/>
                         <w:rPr>
                           <w:rFonts w:asciiTheme="majorBidi" w:hAnsiTheme="majorBidi" w:cstheme="majorBidi"/>
-                          <w:sz w:val="28"/>
-                          <w:szCs w:val="28"/>
-                        </w:rPr>
-                      </w:pPr>
-                    </w:p>
-                    <w:p>
-                      <w:pPr>
-                        <w:rPr>
-                          <w:rFonts w:asciiTheme="majorBidi" w:hAnsiTheme="majorBidi" w:cstheme="majorBidi"/>
+                          <w:b/>
+                          <w:bCs/>
+                          <w:i/>
+                          <w:iCs/>
                           <w:sz w:val="28"/>
                           <w:szCs w:val="28"/>
                         </w:rPr>
@@ -9155,6 +9543,10 @@
                       <w:r>
                         <w:rPr>
                           <w:rFonts w:asciiTheme="majorBidi" w:hAnsiTheme="majorBidi" w:cstheme="majorBidi"/>
+                          <w:b/>
+                          <w:bCs/>
+                          <w:i/>
+                          <w:iCs/>
                           <w:sz w:val="28"/>
                           <w:szCs w:val="28"/>
                         </w:rPr>
@@ -9165,6 +9557,10 @@
                       <w:pPr>
                         <w:rPr>
                           <w:rFonts w:asciiTheme="majorBidi" w:hAnsiTheme="majorBidi" w:cstheme="majorBidi"/>
+                          <w:b/>
+                          <w:bCs/>
+                          <w:i/>
+                          <w:iCs/>
                           <w:sz w:val="28"/>
                           <w:szCs w:val="28"/>
                         </w:rPr>
@@ -9173,6 +9569,10 @@
                       <w:r>
                         <w:rPr>
                           <w:rFonts w:asciiTheme="majorBidi" w:hAnsiTheme="majorBidi" w:cstheme="majorBidi"/>
+                          <w:b/>
+                          <w:bCs/>
+                          <w:i/>
+                          <w:iCs/>
                           <w:sz w:val="28"/>
                           <w:szCs w:val="28"/>
                         </w:rPr>
@@ -9182,6 +9582,10 @@
                       <w:r>
                         <w:rPr>
                           <w:rFonts w:asciiTheme="majorBidi" w:hAnsiTheme="majorBidi" w:cstheme="majorBidi"/>
+                          <w:b/>
+                          <w:bCs/>
+                          <w:i/>
+                          <w:iCs/>
                           <w:sz w:val="28"/>
                           <w:szCs w:val="28"/>
                         </w:rPr>
@@ -9191,6 +9595,10 @@
                       <w:r>
                         <w:rPr>
                           <w:rFonts w:asciiTheme="majorBidi" w:hAnsiTheme="majorBidi" w:cstheme="majorBidi"/>
+                          <w:b/>
+                          <w:bCs/>
+                          <w:i/>
+                          <w:iCs/>
                           <w:sz w:val="28"/>
                           <w:szCs w:val="28"/>
                         </w:rPr>
@@ -9250,30 +9658,8 @@
           <w:rFonts w:asciiTheme="majorBidi" w:hAnsiTheme="majorBidi" w:cstheme="majorBidi"/>
           <w:b/>
           <w:bCs/>
-          <w:sz w:val="28"/>
-          <w:szCs w:val="28"/>
-        </w:rPr>
-      </w:pPr>
-    </w:p>
-    <w:p>
-      <w:pPr>
-        <w:rPr>
-          <w:rFonts w:asciiTheme="majorBidi" w:hAnsiTheme="majorBidi" w:cstheme="majorBidi"/>
-          <w:b/>
-          <w:bCs/>
-          <w:sz w:val="28"/>
-          <w:szCs w:val="28"/>
-        </w:rPr>
-      </w:pPr>
-    </w:p>
-    <w:p>
-      <w:pPr>
-        <w:rPr>
-          <w:rFonts w:asciiTheme="majorBidi" w:hAnsiTheme="majorBidi" w:cstheme="majorBidi"/>
-          <w:b/>
-          <w:bCs/>
-          <w:sz w:val="28"/>
-          <w:szCs w:val="28"/>
+          <w:sz w:val="16"/>
+          <w:szCs w:val="16"/>
         </w:rPr>
       </w:pPr>
     </w:p>
@@ -9469,7 +9855,7 @@
           </mc:Choice>
           <mc:Fallback>
             <w:pict>
-              <v:rect w14:anchorId="2CFD4BE1" id="Rectangle 8" o:spid="_x0000_s1033" style="position:absolute;margin-left:18pt;margin-top:.2pt;width:218.25pt;height:79.5pt;z-index:251666432;visibility:visible;mso-wrap-style:square;mso-width-percent:0;mso-height-percent:0;mso-wrap-distance-left:9pt;mso-wrap-distance-top:0;mso-wrap-distance-right:9pt;mso-wrap-distance-bottom:0;mso-position-horizontal:absolute;mso-position-horizontal-relative:text;mso-position-vertical:absolute;mso-position-vertical-relative:text;mso-width-percent:0;mso-height-percent:0;mso-width-relative:margin;mso-height-relative:margin;v-text-anchor:middle" o:gfxdata="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" fillcolor="black [3200]" strokecolor="black [480]" strokeweight="1pt">
+              <v:rect w14:anchorId="2CFD4BE1" id="Rectangle 8" o:spid="_x0000_s1034" style="position:absolute;margin-left:18pt;margin-top:.2pt;width:218.25pt;height:79.5pt;z-index:251666432;visibility:visible;mso-wrap-style:square;mso-width-percent:0;mso-height-percent:0;mso-wrap-distance-left:9pt;mso-wrap-distance-top:0;mso-wrap-distance-right:9pt;mso-wrap-distance-bottom:0;mso-position-horizontal:absolute;mso-position-horizontal-relative:text;mso-position-vertical:absolute;mso-position-vertical-relative:text;mso-width-percent:0;mso-height-percent:0;mso-width-relative:margin;mso-height-relative:margin;v-text-anchor:middle" o:gfxdata="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" fillcolor="black [3200]" strokecolor="black [480]" strokeweight="1pt">
                 <v:textbox>
                   <w:txbxContent>
                     <w:p>
@@ -9586,7 +9972,6 @@
           <w:sz w:val="28"/>
           <w:szCs w:val="28"/>
         </w:rPr>
-        <w:lastRenderedPageBreak/>
         <w:t>Comparison with Cron Jobs</w:t>
       </w:r>
       <w:r>
@@ -10705,7 +11090,7 @@
           </mc:Choice>
           <mc:Fallback>
             <w:pict>
-              <v:rect w14:anchorId="579AEA6C" id="Rectangle 9" o:spid="_x0000_s1034" style="position:absolute;left:0;text-align:left;margin-left:36pt;margin-top:21.85pt;width:160.5pt;height:51.75pt;z-index:251667456;visibility:visible;mso-wrap-style:square;mso-height-percent:0;mso-wrap-distance-left:9pt;mso-wrap-distance-top:0;mso-wrap-distance-right:9pt;mso-wrap-distance-bottom:0;mso-position-horizontal:absolute;mso-position-horizontal-relative:margin;mso-position-vertical:absolute;mso-position-vertical-relative:text;mso-height-percent:0;mso-height-relative:margin;v-text-anchor:middle" o:gfxdata="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" fillcolor="black [3200]" strokecolor="black [480]" strokeweight="1pt">
+              <v:rect w14:anchorId="579AEA6C" id="Rectangle 9" o:spid="_x0000_s1035" style="position:absolute;left:0;text-align:left;margin-left:36pt;margin-top:21.85pt;width:160.5pt;height:51.75pt;z-index:251667456;visibility:visible;mso-wrap-style:square;mso-height-percent:0;mso-wrap-distance-left:9pt;mso-wrap-distance-top:0;mso-wrap-distance-right:9pt;mso-wrap-distance-bottom:0;mso-position-horizontal:absolute;mso-position-horizontal-relative:margin;mso-position-vertical:absolute;mso-position-vertical-relative:text;mso-height-percent:0;mso-height-relative:margin;v-text-anchor:middle" o:gfxdata="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" fillcolor="black [3200]" strokecolor="black [480]" strokeweight="1pt">
                 <v:textbox>
                   <w:txbxContent>
                     <w:p>
@@ -10810,6 +11195,7 @@
           <w:sz w:val="28"/>
           <w:szCs w:val="28"/>
         </w:rPr>
+        <w:lastRenderedPageBreak/>
         <w:t>Runs once every day at midnight.</w:t>
       </w:r>
     </w:p>
@@ -10949,7 +11335,7 @@
           </mc:Choice>
           <mc:Fallback>
             <w:pict>
-              <v:rect w14:anchorId="76E22524" id="Rectangle 10" o:spid="_x0000_s1035" style="position:absolute;left:0;text-align:left;margin-left:36pt;margin-top:19.35pt;width:204.75pt;height:53.25pt;z-index:251668480;visibility:visible;mso-wrap-style:square;mso-width-percent:0;mso-height-percent:0;mso-wrap-distance-left:9pt;mso-wrap-distance-top:0;mso-wrap-distance-right:9pt;mso-wrap-distance-bottom:0;mso-position-horizontal:absolute;mso-position-horizontal-relative:text;mso-position-vertical:absolute;mso-position-vertical-relative:text;mso-width-percent:0;mso-height-percent:0;mso-width-relative:margin;mso-height-relative:margin;v-text-anchor:middle" o:gfxdata="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" fillcolor="black [3200]" strokecolor="black [480]" strokeweight="1pt">
+              <v:rect w14:anchorId="76E22524" id="Rectangle 10" o:spid="_x0000_s1036" style="position:absolute;left:0;text-align:left;margin-left:36pt;margin-top:19.35pt;width:204.75pt;height:53.25pt;z-index:251668480;visibility:visible;mso-wrap-style:square;mso-width-percent:0;mso-height-percent:0;mso-wrap-distance-left:9pt;mso-wrap-distance-top:0;mso-wrap-distance-right:9pt;mso-wrap-distance-bottom:0;mso-position-horizontal:absolute;mso-position-horizontal-relative:text;mso-position-vertical:absolute;mso-position-vertical-relative:text;mso-width-percent:0;mso-height-percent:0;mso-width-relative:margin;mso-height-relative:margin;v-text-anchor:middle" o:gfxdata="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" fillcolor="black [3200]" strokecolor="black [480]" strokeweight="1pt">
                 <v:textbox>
                   <w:txbxContent>
                     <w:p>
@@ -11202,7 +11588,6 @@
           <w:sz w:val="28"/>
           <w:szCs w:val="28"/>
         </w:rPr>
-        <w:lastRenderedPageBreak/>
         <w:t>They use directives such as:</w:t>
       </w:r>
     </w:p>
@@ -11974,7 +12359,7 @@
           </mc:Choice>
           <mc:Fallback>
             <w:pict>
-              <v:rect w14:anchorId="4EB48889" id="Rectangle 11" o:spid="_x0000_s1036" style="position:absolute;left:0;text-align:left;margin-left:.75pt;margin-top:25.4pt;width:270.75pt;height:75.75pt;z-index:251669504;visibility:visible;mso-wrap-style:square;mso-width-percent:0;mso-height-percent:0;mso-wrap-distance-left:9pt;mso-wrap-distance-top:0;mso-wrap-distance-right:9pt;mso-wrap-distance-bottom:0;mso-position-horizontal:absolute;mso-position-horizontal-relative:text;mso-position-vertical:absolute;mso-position-vertical-relative:text;mso-width-percent:0;mso-height-percent:0;mso-width-relative:margin;mso-height-relative:margin;v-text-anchor:middle" o:gfxdata="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" fillcolor="black [3200]" strokecolor="black [480]" strokeweight="1pt">
+              <v:rect w14:anchorId="4EB48889" id="Rectangle 11" o:spid="_x0000_s1037" style="position:absolute;left:0;text-align:left;margin-left:.75pt;margin-top:25.4pt;width:270.75pt;height:75.75pt;z-index:251669504;visibility:visible;mso-wrap-style:square;mso-width-percent:0;mso-height-percent:0;mso-wrap-distance-left:9pt;mso-wrap-distance-top:0;mso-wrap-distance-right:9pt;mso-wrap-distance-bottom:0;mso-position-horizontal:absolute;mso-position-horizontal-relative:text;mso-position-vertical:absolute;mso-position-vertical-relative:text;mso-width-percent:0;mso-height-percent:0;mso-width-relative:margin;mso-height-relative:margin;v-text-anchor:middle" o:gfxdata="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" fillcolor="black [3200]" strokecolor="black [480]" strokeweight="1pt">
                 <v:textbox>
                   <w:txbxContent>
                     <w:p>
@@ -12659,6 +13044,7 @@
           <w:sz w:val="28"/>
           <w:szCs w:val="28"/>
         </w:rPr>
+        <w:lastRenderedPageBreak/>
         <w:t>You can combine both in a single timer if needed (e.g., run daily and 5 minutes after boot).</w:t>
       </w:r>
     </w:p>
@@ -13160,7 +13546,6 @@
           <w:sz w:val="28"/>
           <w:szCs w:val="28"/>
         </w:rPr>
-        <w:lastRenderedPageBreak/>
         <w:t>once every day (daily)</w:t>
       </w:r>
     </w:p>
@@ -13679,7 +14064,6 @@
         <w:t xml:space="preserve"> → </w:t>
       </w:r>
       <w:proofErr w:type="spellStart"/>
-      <w:proofErr w:type="gramStart"/>
       <w:r>
         <w:rPr>
           <w:rFonts w:asciiTheme="majorBidi" w:hAnsiTheme="majorBidi" w:cstheme="majorBidi"/>
@@ -13693,7 +14077,6 @@
         <w:t>backup.service</w:t>
       </w:r>
       <w:proofErr w:type="spellEnd"/>
-      <w:proofErr w:type="gramEnd"/>
       <w:r>
         <w:rPr>
           <w:rFonts w:asciiTheme="majorBidi" w:hAnsiTheme="majorBidi" w:cstheme="majorBidi"/>
@@ -13813,6 +14196,7 @@
           <w:sz w:val="28"/>
           <w:szCs w:val="28"/>
         </w:rPr>
+        <w:lastRenderedPageBreak/>
         <w:t>Ensures missed timers run immediately at boot if the system was off when they were supposed to run.</w:t>
       </w:r>
     </w:p>
@@ -14144,7 +14528,6 @@
           <w:sz w:val="28"/>
           <w:szCs w:val="28"/>
         </w:rPr>
-        <w:lastRenderedPageBreak/>
         <w:t>Real-time example</w:t>
       </w:r>
       <w:r>
@@ -14449,7 +14832,7 @@
           </mc:Choice>
           <mc:Fallback>
             <w:pict>
-              <v:rect w14:anchorId="6B79957E" id="Rectangle 12" o:spid="_x0000_s1037" style="position:absolute;left:0;text-align:left;margin-left:18.75pt;margin-top:22.4pt;width:267.75pt;height:150.75pt;z-index:251670528;visibility:visible;mso-wrap-style:square;mso-height-percent:0;mso-wrap-distance-left:9pt;mso-wrap-distance-top:0;mso-wrap-distance-right:9pt;mso-wrap-distance-bottom:0;mso-position-horizontal:absolute;mso-position-horizontal-relative:text;mso-position-vertical:absolute;mso-position-vertical-relative:text;mso-height-percent:0;mso-height-relative:margin;v-text-anchor:middle" o:gfxdata="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" fillcolor="black [3200]" strokecolor="black [480]" strokeweight="1pt">
+              <v:rect w14:anchorId="6B79957E" id="Rectangle 12" o:spid="_x0000_s1038" style="position:absolute;left:0;text-align:left;margin-left:18.75pt;margin-top:22.4pt;width:267.75pt;height:150.75pt;z-index:251670528;visibility:visible;mso-wrap-style:square;mso-height-percent:0;mso-wrap-distance-left:9pt;mso-wrap-distance-top:0;mso-wrap-distance-right:9pt;mso-wrap-distance-bottom:0;mso-position-horizontal:absolute;mso-position-horizontal-relative:text;mso-position-vertical:absolute;mso-position-vertical-relative:text;mso-height-percent:0;mso-height-relative:margin;v-text-anchor:middle" o:gfxdata="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" fillcolor="black [3200]" strokecolor="black [480]" strokeweight="1pt">
                 <v:textbox>
                   <w:txbxContent>
                     <w:p>
@@ -15173,7 +15556,7 @@
           </mc:Choice>
           <mc:Fallback>
             <w:pict>
-              <v:rect w14:anchorId="066968F2" id="Rectangle 13" o:spid="_x0000_s1038" style="position:absolute;left:0;text-align:left;margin-left:18pt;margin-top:24.15pt;width:478.5pt;height:306.75pt;z-index:251671552;visibility:visible;mso-wrap-style:square;mso-width-percent:0;mso-height-percent:0;mso-wrap-distance-left:9pt;mso-wrap-distance-top:0;mso-wrap-distance-right:9pt;mso-wrap-distance-bottom:0;mso-position-horizontal:absolute;mso-position-horizontal-relative:text;mso-position-vertical:absolute;mso-position-vertical-relative:text;mso-width-percent:0;mso-height-percent:0;mso-width-relative:margin;mso-height-relative:margin;v-text-anchor:middle" o:gfxdata="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" fillcolor="black [3200]" strokecolor="black [480]" strokeweight="1pt">
+              <v:rect w14:anchorId="066968F2" id="Rectangle 13" o:spid="_x0000_s1039" style="position:absolute;left:0;text-align:left;margin-left:18pt;margin-top:24.15pt;width:478.5pt;height:306.75pt;z-index:251671552;visibility:visible;mso-wrap-style:square;mso-width-percent:0;mso-height-percent:0;mso-wrap-distance-left:9pt;mso-wrap-distance-top:0;mso-wrap-distance-right:9pt;mso-wrap-distance-bottom:0;mso-position-horizontal:absolute;mso-position-horizontal-relative:text;mso-position-vertical:absolute;mso-position-vertical-relative:text;mso-width-percent:0;mso-height-percent:0;mso-width-relative:margin;mso-height-relative:margin;v-text-anchor:middle" o:gfxdata="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" fillcolor="black [3200]" strokecolor="black [480]" strokeweight="1pt">
                 <v:textbox>
                   <w:txbxContent>
                     <w:p>
@@ -15988,7 +16371,6 @@
           <w:sz w:val="28"/>
           <w:szCs w:val="28"/>
         </w:rPr>
-        <w:lastRenderedPageBreak/>
         <w:t>Check if your system supports RTC wake-up</w:t>
       </w:r>
     </w:p>
@@ -17051,6 +17433,7 @@
           <w:sz w:val="28"/>
           <w:szCs w:val="28"/>
         </w:rPr>
+        <w:lastRenderedPageBreak/>
         <w:t>alarm_</w:t>
       </w:r>
       <w:proofErr w:type="gramStart"/>
@@ -17964,6 +18347,7 @@
           <w:sz w:val="28"/>
           <w:szCs w:val="28"/>
         </w:rPr>
+        <w:lastRenderedPageBreak/>
         <w:t>script that sets RTC alarm for the next occurrence of 02:00</w:t>
       </w:r>
       <w:r>
@@ -18326,7 +18710,7 @@
           </mc:Choice>
           <mc:Fallback>
             <w:pict>
-              <v:rect w14:anchorId="4886DC60" id="Rectangle 14" o:spid="_x0000_s1039" style="position:absolute;left:0;text-align:left;margin-left:19.2pt;margin-top:3.45pt;width:460.8pt;height:234.6pt;z-index:251672576;visibility:visible;mso-wrap-style:square;mso-width-percent:0;mso-height-percent:0;mso-wrap-distance-left:9pt;mso-wrap-distance-top:0;mso-wrap-distance-right:9pt;mso-wrap-distance-bottom:0;mso-position-horizontal:absolute;mso-position-horizontal-relative:text;mso-position-vertical:absolute;mso-position-vertical-relative:text;mso-width-percent:0;mso-height-percent:0;mso-width-relative:margin;mso-height-relative:margin;v-text-anchor:middle" o:gfxdata="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" fillcolor="black [3200]" strokecolor="black [480]" strokeweight="1pt">
+              <v:rect w14:anchorId="4886DC60" id="_x0000_s1040" style="position:absolute;left:0;text-align:left;margin-left:19.2pt;margin-top:3.45pt;width:460.8pt;height:234.6pt;z-index:251672576;visibility:visible;mso-wrap-style:square;mso-width-percent:0;mso-height-percent:0;mso-wrap-distance-left:9pt;mso-wrap-distance-top:0;mso-wrap-distance-right:9pt;mso-wrap-distance-bottom:0;mso-position-horizontal:absolute;mso-position-horizontal-relative:text;mso-position-vertical:absolute;mso-position-vertical-relative:text;mso-width-percent:0;mso-height-percent:0;mso-width-relative:margin;mso-height-relative:margin;v-text-anchor:middle" o:gfxdata="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" fillcolor="black [3200]" strokecolor="black [480]" strokeweight="1pt">
                 <v:textbox>
                   <w:txbxContent>
                     <w:p>
@@ -18781,7 +19165,6 @@
           <w:sz w:val="28"/>
           <w:szCs w:val="28"/>
         </w:rPr>
-        <w:lastRenderedPageBreak/>
         <mc:AlternateContent>
           <mc:Choice Requires="wps">
             <w:drawing>
@@ -19139,7 +19522,7 @@
           </mc:Choice>
           <mc:Fallback>
             <w:pict>
-              <v:rect w14:anchorId="0B35A7FF" id="Rectangle 15" o:spid="_x0000_s1040" style="position:absolute;left:0;text-align:left;margin-left:14.4pt;margin-top:0;width:466.8pt;height:284.4pt;z-index:251673600;visibility:visible;mso-wrap-style:square;mso-width-percent:0;mso-height-percent:0;mso-wrap-distance-left:9pt;mso-wrap-distance-top:0;mso-wrap-distance-right:9pt;mso-wrap-distance-bottom:0;mso-position-horizontal:absolute;mso-position-horizontal-relative:text;mso-position-vertical:absolute;mso-position-vertical-relative:text;mso-width-percent:0;mso-height-percent:0;mso-width-relative:margin;mso-height-relative:margin;v-text-anchor:middle" o:gfxdata="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" fillcolor="black [3200]" strokecolor="black [480]" strokeweight="1pt">
+              <v:rect w14:anchorId="0B35A7FF" id="Rectangle 15" o:spid="_x0000_s1041" style="position:absolute;left:0;text-align:left;margin-left:14.4pt;margin-top:0;width:466.8pt;height:284.4pt;z-index:251673600;visibility:visible;mso-wrap-style:square;mso-width-percent:0;mso-height-percent:0;mso-wrap-distance-left:9pt;mso-wrap-distance-top:0;mso-wrap-distance-right:9pt;mso-wrap-distance-bottom:0;mso-position-horizontal:absolute;mso-position-horizontal-relative:text;mso-position-vertical:absolute;mso-position-vertical-relative:text;mso-width-percent:0;mso-height-percent:0;mso-width-relative:margin;mso-height-relative:margin;v-text-anchor:middle" o:gfxdata="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" fillcolor="black [3200]" strokecolor="black [480]" strokeweight="1pt">
                 <v:textbox>
                   <w:txbxContent>
                     <w:p>
@@ -19460,89 +19843,61 @@
         <w:ind w:left="360"/>
         <w:jc w:val="both"/>
         <w:rPr>
-          <w:rFonts w:asciiTheme="majorBidi" w:hAnsiTheme="majorBidi" w:cstheme="majorBidi" w:hint="cs"/>
-          <w:sz w:val="28"/>
-          <w:szCs w:val="28"/>
-        </w:rPr>
-      </w:pPr>
-    </w:p>
-    <w:p>
-      <w:pPr>
-        <w:jc w:val="both"/>
-        <w:rPr>
-          <w:rFonts w:hint="cs"/>
-        </w:rPr>
-      </w:pPr>
-    </w:p>
-    <w:p>
-      <w:pPr>
-        <w:jc w:val="both"/>
-        <w:rPr>
-          <w:rFonts w:hint="cs"/>
-        </w:rPr>
-      </w:pPr>
-    </w:p>
-    <w:p>
-      <w:pPr>
-        <w:jc w:val="both"/>
-        <w:rPr>
-          <w:rFonts w:hint="cs"/>
-        </w:rPr>
-      </w:pPr>
-    </w:p>
-    <w:p>
-      <w:pPr>
-        <w:jc w:val="both"/>
-        <w:rPr>
-          <w:rFonts w:hint="cs"/>
-        </w:rPr>
-      </w:pPr>
-    </w:p>
-    <w:p>
-      <w:pPr>
-        <w:jc w:val="both"/>
-        <w:rPr>
-          <w:rFonts w:hint="cs"/>
-        </w:rPr>
-      </w:pPr>
-    </w:p>
-    <w:p>
-      <w:pPr>
-        <w:jc w:val="both"/>
-        <w:rPr>
-          <w:rFonts w:hint="cs"/>
-        </w:rPr>
-      </w:pPr>
-    </w:p>
-    <w:p>
-      <w:pPr>
-        <w:jc w:val="both"/>
-        <w:rPr>
-          <w:rFonts w:hint="cs"/>
-        </w:rPr>
-      </w:pPr>
-    </w:p>
-    <w:p>
-      <w:pPr>
-        <w:jc w:val="both"/>
-        <w:rPr>
-          <w:rFonts w:hint="cs"/>
-        </w:rPr>
-      </w:pPr>
-    </w:p>
-    <w:p>
-      <w:pPr>
-        <w:jc w:val="both"/>
-        <w:rPr>
-          <w:rFonts w:hint="cs"/>
-        </w:rPr>
-      </w:pPr>
-    </w:p>
-    <w:p>
-      <w:pPr>
-        <w:jc w:val="both"/>
-        <w:rPr>
-          <w:rFonts w:hint="cs"/>
+          <w:rFonts w:asciiTheme="majorBidi" w:hAnsiTheme="majorBidi" w:cstheme="majorBidi"/>
+          <w:sz w:val="28"/>
+          <w:szCs w:val="28"/>
+        </w:rPr>
+      </w:pPr>
+    </w:p>
+    <w:p>
+      <w:pPr>
+        <w:jc w:val="both"/>
+      </w:pPr>
+    </w:p>
+    <w:p>
+      <w:pPr>
+        <w:jc w:val="both"/>
+      </w:pPr>
+    </w:p>
+    <w:p>
+      <w:pPr>
+        <w:jc w:val="both"/>
+      </w:pPr>
+    </w:p>
+    <w:p>
+      <w:pPr>
+        <w:jc w:val="both"/>
+      </w:pPr>
+    </w:p>
+    <w:p>
+      <w:pPr>
+        <w:jc w:val="both"/>
+      </w:pPr>
+    </w:p>
+    <w:p>
+      <w:pPr>
+        <w:jc w:val="both"/>
+      </w:pPr>
+    </w:p>
+    <w:p>
+      <w:pPr>
+        <w:jc w:val="both"/>
+      </w:pPr>
+    </w:p>
+    <w:p>
+      <w:pPr>
+        <w:jc w:val="both"/>
+      </w:pPr>
+    </w:p>
+    <w:p>
+      <w:pPr>
+        <w:jc w:val="both"/>
+      </w:pPr>
+    </w:p>
+    <w:p>
+      <w:pPr>
+        <w:jc w:val="both"/>
+        <w:rPr>
           <w:sz w:val="28"/>
           <w:szCs w:val="28"/>
         </w:rPr>
@@ -19831,9 +20186,6 @@
     <w:p>
       <w:pPr>
         <w:jc w:val="both"/>
-        <w:rPr>
-          <w:rFonts w:hint="cs"/>
-        </w:rPr>
       </w:pPr>
       <w:r>
         <w:rPr>
@@ -20143,7 +20495,7 @@
           </mc:Choice>
           <mc:Fallback>
             <w:pict>
-              <v:rect w14:anchorId="6597F29B" id="Rectangle 16" o:spid="_x0000_s1041" style="position:absolute;left:0;text-align:left;margin-left:18.6pt;margin-top:5.4pt;width:335.4pt;height:232.8pt;z-index:251674624;visibility:visible;mso-wrap-style:square;mso-width-percent:0;mso-height-percent:0;mso-wrap-distance-left:9pt;mso-wrap-distance-top:0;mso-wrap-distance-right:9pt;mso-wrap-distance-bottom:0;mso-position-horizontal:absolute;mso-position-horizontal-relative:margin;mso-position-vertical:absolute;mso-position-vertical-relative:text;mso-width-percent:0;mso-height-percent:0;mso-width-relative:margin;mso-height-relative:margin;v-text-anchor:middle" o:gfxdata="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" fillcolor="black [3200]" strokecolor="black [480]" strokeweight="1pt">
+              <v:rect w14:anchorId="6597F29B" id="Rectangle 16" o:spid="_x0000_s1042" style="position:absolute;left:0;text-align:left;margin-left:18.6pt;margin-top:5.4pt;width:335.4pt;height:232.8pt;z-index:251674624;visibility:visible;mso-wrap-style:square;mso-width-percent:0;mso-height-percent:0;mso-wrap-distance-left:9pt;mso-wrap-distance-top:0;mso-wrap-distance-right:9pt;mso-wrap-distance-bottom:0;mso-position-horizontal:absolute;mso-position-horizontal-relative:margin;mso-position-vertical:absolute;mso-position-vertical-relative:text;mso-width-percent:0;mso-height-percent:0;mso-width-relative:margin;mso-height-relative:margin;v-text-anchor:middle" o:gfxdata="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" fillcolor="black [3200]" strokecolor="black [480]" strokeweight="1pt">
                 <v:textbox>
                   <w:txbxContent>
                     <w:p>
@@ -20390,73 +20742,46 @@
     <w:p>
       <w:pPr>
         <w:jc w:val="both"/>
-        <w:rPr>
-          <w:rFonts w:hint="cs"/>
-        </w:rPr>
-      </w:pPr>
-    </w:p>
-    <w:p>
-      <w:pPr>
-        <w:jc w:val="both"/>
-        <w:rPr>
-          <w:rFonts w:hint="cs"/>
-        </w:rPr>
-      </w:pPr>
-    </w:p>
-    <w:p>
-      <w:pPr>
-        <w:jc w:val="both"/>
-        <w:rPr>
-          <w:rFonts w:hint="cs"/>
-        </w:rPr>
-      </w:pPr>
-    </w:p>
-    <w:p>
-      <w:pPr>
-        <w:jc w:val="both"/>
-        <w:rPr>
-          <w:rFonts w:hint="cs"/>
-        </w:rPr>
-      </w:pPr>
-    </w:p>
-    <w:p>
-      <w:pPr>
-        <w:jc w:val="both"/>
-        <w:rPr>
-          <w:rFonts w:hint="cs"/>
-        </w:rPr>
-      </w:pPr>
-    </w:p>
-    <w:p>
-      <w:pPr>
-        <w:jc w:val="both"/>
-        <w:rPr>
-          <w:rFonts w:hint="cs"/>
-        </w:rPr>
-      </w:pPr>
-    </w:p>
-    <w:p>
-      <w:pPr>
-        <w:jc w:val="both"/>
-        <w:rPr>
-          <w:rFonts w:hint="cs"/>
-        </w:rPr>
-      </w:pPr>
-    </w:p>
-    <w:p>
-      <w:pPr>
-        <w:jc w:val="both"/>
-        <w:rPr>
-          <w:rFonts w:hint="cs"/>
-        </w:rPr>
-      </w:pPr>
-    </w:p>
-    <w:p>
-      <w:pPr>
-        <w:jc w:val="both"/>
-        <w:rPr>
-          <w:rFonts w:hint="cs"/>
-        </w:rPr>
+      </w:pPr>
+    </w:p>
+    <w:p>
+      <w:pPr>
+        <w:jc w:val="both"/>
+      </w:pPr>
+    </w:p>
+    <w:p>
+      <w:pPr>
+        <w:jc w:val="both"/>
+      </w:pPr>
+    </w:p>
+    <w:p>
+      <w:pPr>
+        <w:jc w:val="both"/>
+      </w:pPr>
+    </w:p>
+    <w:p>
+      <w:pPr>
+        <w:jc w:val="both"/>
+      </w:pPr>
+    </w:p>
+    <w:p>
+      <w:pPr>
+        <w:jc w:val="both"/>
+      </w:pPr>
+    </w:p>
+    <w:p>
+      <w:pPr>
+        <w:jc w:val="both"/>
+      </w:pPr>
+    </w:p>
+    <w:p>
+      <w:pPr>
+        <w:jc w:val="both"/>
+      </w:pPr>
+    </w:p>
+    <w:p>
+      <w:pPr>
+        <w:jc w:val="both"/>
       </w:pPr>
     </w:p>
     <w:p>
@@ -20616,7 +20941,6 @@
           <w:sz w:val="28"/>
           <w:szCs w:val="28"/>
         </w:rPr>
-        <w:lastRenderedPageBreak/>
         <w:t>systemd</w:t>
       </w:r>
       <w:proofErr w:type="spellEnd"/>
@@ -21657,6 +21981,7 @@
           <w:sz w:val="28"/>
           <w:szCs w:val="28"/>
         </w:rPr>
+        <w:lastRenderedPageBreak/>
         <w:t xml:space="preserve">Take the first argument ($1) passed to the script and assign it to the variable </w:t>
       </w:r>
       <w:r>
@@ -22106,7 +22431,7 @@
         <w:pStyle w:val="ListParagraph"/>
         <w:jc w:val="both"/>
         <w:rPr>
-          <w:rFonts w:asciiTheme="majorBidi" w:hAnsiTheme="majorBidi" w:cstheme="majorBidi" w:hint="cs"/>
+          <w:rFonts w:asciiTheme="majorBidi" w:hAnsiTheme="majorBidi" w:cstheme="majorBidi"/>
           <w:sz w:val="28"/>
           <w:szCs w:val="28"/>
         </w:rPr>
@@ -22292,7 +22617,6 @@
           <w:sz w:val="28"/>
           <w:szCs w:val="28"/>
         </w:rPr>
-        <w:lastRenderedPageBreak/>
         <mc:AlternateContent>
           <mc:Choice Requires="wps">
             <w:drawing>
@@ -22566,7 +22890,7 @@
           </mc:Choice>
           <mc:Fallback>
             <w:pict>
-              <v:rect w14:anchorId="73EC9FB5" id="Rectangle 17" o:spid="_x0000_s1042" style="position:absolute;margin-left:19.2pt;margin-top:0;width:323.4pt;height:256.8pt;z-index:251675648;visibility:visible;mso-wrap-style:square;mso-width-percent:0;mso-height-percent:0;mso-wrap-distance-left:9pt;mso-wrap-distance-top:0;mso-wrap-distance-right:9pt;mso-wrap-distance-bottom:0;mso-position-horizontal:absolute;mso-position-horizontal-relative:text;mso-position-vertical:absolute;mso-position-vertical-relative:text;mso-width-percent:0;mso-height-percent:0;mso-width-relative:margin;mso-height-relative:margin;v-text-anchor:middle" o:gfxdata="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" fillcolor="black [3200]" strokecolor="black [480]" strokeweight="1pt">
+              <v:rect w14:anchorId="73EC9FB5" id="Rectangle 17" o:spid="_x0000_s1043" style="position:absolute;margin-left:19.2pt;margin-top:0;width:323.4pt;height:256.8pt;z-index:251675648;visibility:visible;mso-wrap-style:square;mso-width-percent:0;mso-height-percent:0;mso-wrap-distance-left:9pt;mso-wrap-distance-top:0;mso-wrap-distance-right:9pt;mso-wrap-distance-bottom:0;mso-position-horizontal:absolute;mso-position-horizontal-relative:text;mso-position-vertical:absolute;mso-position-vertical-relative:text;mso-width-percent:0;mso-height-percent:0;mso-width-relative:margin;mso-height-relative:margin;v-text-anchor:middle" o:gfxdata="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" fillcolor="black [3200]" strokecolor="black [480]" strokeweight="1pt">
                 <v:textbox>
                   <w:txbxContent>
                     <w:p>
@@ -23174,7 +23498,7 @@
 </file>
 
 <file path=word/numbering.xml><?xml version="1.0" encoding="utf-8"?>
-<w:numbering xmlns:wpc="http://schemas.microsoft.com/office/word/2010/wordprocessingCanvas" xmlns:cx="http://schemas.microsoft.com/office/drawing/2014/chartex" xmlns:cx1="http://schemas.microsoft.com/office/drawing/2015/9/8/chartex" xmlns:cx2="http://schemas.microsoft.com/office/drawing/2015/10/21/chartex" xmlns:cx3="http://schemas.microsoft.com/office/drawing/2016/5/9/chartex" xmlns:cx4="http://schemas.microsoft.com/office/drawing/2016/5/10/chartex" xmlns:cx5="http://schemas.microsoft.com/office/drawing/2016/5/11/chartex" xmlns:cx6="http://schemas.microsoft.com/office/drawing/2016/5/12/chartex" xmlns:cx7="http://schemas.microsoft.com/office/drawing/2016/5/13/chartex" xmlns:cx8="http://schemas.microsoft.com/office/drawing/2016/5/14/chartex" xmlns:mc="http://schemas.openxmlformats.org/markup-compatibility/2006" xmlns:aink="http://schemas.microsoft.com/office/drawing/2016/ink" xmlns:am3d="http://schemas.microsoft.com/office/drawing/2017/model3d" xmlns:o="urn:schemas-microsoft-com:office:office" xmlns:oel="http://schemas.microsoft.com/office/2019/extlst" xmlns:r="http://schemas.openxmlformats.org/officeDocument/2006/relationships" xmlns:m="http://schemas.openxmlformats.org/officeDocument/2006/math" xmlns:v="urn:schemas-microsoft-com:vml" xmlns:wp14="http://schemas.microsoft.com/office/word/2010/wordprocessingDrawing" xmlns:wp="http://schemas.openxmlformats.org/drawingml/2006/wordprocessingDrawing" xmlns:w10="urn:schemas-microsoft-com:office:word" xmlns:w="http://schemas.openxmlformats.org/wordprocessingml/2006/main" xmlns:w14="http://schemas.microsoft.com/office/word/2010/wordml" xmlns:w15="http://schemas.microsoft.com/office/word/2012/wordml" xmlns:w16cex="http://schemas.microsoft.com/office/word/2018/wordml/cex" xmlns:w16cid="http://schemas.microsoft.com/office/word/2016/wordml/cid" xmlns:w16="http://schemas.microsoft.com/office/word/2018/wordml" xmlns:w16du="http://schemas.microsoft.com/office/word/2023/wordml/word16du" xmlns:w16sdtdh="http://schemas.microsoft.com/office/word/2020/wordml/sdtdatahash" xmlns:w16sdtfl="http://schemas.microsoft.com/office/word/2024/wordml/sdtformatlock" xmlns:w16se="http://schemas.microsoft.com/office/word/2015/wordml/symex" xmlns:wpg="http://schemas.microsoft.com/office/word/2010/wordprocessingGroup" xmlns:wpi="http://schemas.microsoft.com/office/word/2010/wordprocessingInk" xmlns:wne="http://schemas.microsoft.com/office/word/2006/wordml" xmlns:wps="http://schemas.microsoft.com/office/word/2010/wordprocessingShape" mc:Ignorable="w14 w15 w16se w16cid w16 w16cex w16sdtdh w16sdtfl w16du wp14">
+<w:numbering xmlns:wpc="http://schemas.microsoft.com/office/word/2010/wordprocessingCanvas" xmlns:cx="http://schemas.microsoft.com/office/drawing/2014/chartex" xmlns:cx1="http://schemas.microsoft.com/office/drawing/2015/9/8/chartex" xmlns:cx2="http://schemas.microsoft.com/office/drawing/2015/10/21/chartex" xmlns:cx3="http://schemas.microsoft.com/office/drawing/2016/5/9/chartex" xmlns:cx4="http://schemas.microsoft.com/office/drawing/2016/5/10/chartex" xmlns:cx5="http://schemas.microsoft.com/office/drawing/2016/5/11/chartex" xmlns:cx6="http://schemas.microsoft.com/office/drawing/2016/5/12/chartex" xmlns:cx7="http://schemas.microsoft.com/office/drawing/2016/5/13/chartex" xmlns:cx8="http://schemas.microsoft.com/office/drawing/2016/5/14/chartex" xmlns:mc="http://schemas.openxmlformats.org/markup-compatibility/2006" xmlns:aink="http://schemas.microsoft.com/office/drawing/2016/ink" xmlns:am3d="http://schemas.microsoft.com/office/drawing/2017/model3d" xmlns:o="urn:schemas-microsoft-com:office:office" xmlns:oel="http://schemas.microsoft.com/office/2019/extlst" xmlns:r="http://schemas.openxmlformats.org/officeDocument/2006/relationships" xmlns:m="http://schemas.openxmlformats.org/officeDocument/2006/math" xmlns:v="urn:schemas-microsoft-com:vml" xmlns:wp14="http://schemas.microsoft.com/office/word/2010/wordprocessingDrawing" xmlns:wp="http://schemas.openxmlformats.org/drawingml/2006/wordprocessingDrawing" xmlns:w10="urn:schemas-microsoft-com:office:word" xmlns:w="http://schemas.openxmlformats.org/wordprocessingml/2006/main" xmlns:w14="http://schemas.microsoft.com/office/word/2010/wordml" xmlns:w15="http://schemas.microsoft.com/office/word/2012/wordml" xmlns:w16cex="http://schemas.microsoft.com/office/word/2018/wordml/cex" xmlns:w16cid="http://schemas.microsoft.com/office/word/2016/wordml/cid" xmlns:w16="http://schemas.microsoft.com/office/word/2018/wordml" xmlns:w16sdtdh="http://schemas.microsoft.com/office/word/2020/wordml/sdtdatahash" xmlns:w16se="http://schemas.microsoft.com/office/word/2015/wordml/symex" xmlns:wpg="http://schemas.microsoft.com/office/word/2010/wordprocessingGroup" xmlns:wpi="http://schemas.microsoft.com/office/word/2010/wordprocessingInk" xmlns:wne="http://schemas.microsoft.com/office/word/2006/wordml" xmlns:wps="http://schemas.microsoft.com/office/word/2010/wordprocessingShape" mc:Ignorable="w14 w15 w16se w16cid w16 w16cex w16sdtdh wp14">
   <w:abstractNum w:abstractNumId="0" w15:restartNumberingAfterBreak="0">
     <w:nsid w:val="00B3088F"/>
     <w:multiLevelType w:val="hybridMultilevel"/>
@@ -23574,6 +23898,92 @@
     </w:lvl>
   </w:abstractNum>
   <w:abstractNum w:abstractNumId="4" w15:restartNumberingAfterBreak="0">
+    <w:nsid w:val="042245EA"/>
+    <w:multiLevelType w:val="hybridMultilevel"/>
+    <w:tmpl w:val="BF1AECBE"/>
+    <w:lvl w:ilvl="0" w:tplc="0409000F">
+      <w:start w:val="1"/>
+      <w:numFmt w:val="decimal"/>
+      <w:lvlText w:val="%1."/>
+      <w:lvlJc w:val="left"/>
+      <w:pPr>
+        <w:ind w:left="720" w:hanging="360"/>
+      </w:pPr>
+    </w:lvl>
+    <w:lvl w:ilvl="1" w:tplc="04090019" w:tentative="1">
+      <w:start w:val="1"/>
+      <w:numFmt w:val="lowerLetter"/>
+      <w:lvlText w:val="%2."/>
+      <w:lvlJc w:val="left"/>
+      <w:pPr>
+        <w:ind w:left="1440" w:hanging="360"/>
+      </w:pPr>
+    </w:lvl>
+    <w:lvl w:ilvl="2" w:tplc="0409001B" w:tentative="1">
+      <w:start w:val="1"/>
+      <w:numFmt w:val="lowerRoman"/>
+      <w:lvlText w:val="%3."/>
+      <w:lvlJc w:val="right"/>
+      <w:pPr>
+        <w:ind w:left="2160" w:hanging="180"/>
+      </w:pPr>
+    </w:lvl>
+    <w:lvl w:ilvl="3" w:tplc="0409000F" w:tentative="1">
+      <w:start w:val="1"/>
+      <w:numFmt w:val="decimal"/>
+      <w:lvlText w:val="%4."/>
+      <w:lvlJc w:val="left"/>
+      <w:pPr>
+        <w:ind w:left="2880" w:hanging="360"/>
+      </w:pPr>
+    </w:lvl>
+    <w:lvl w:ilvl="4" w:tplc="04090019" w:tentative="1">
+      <w:start w:val="1"/>
+      <w:numFmt w:val="lowerLetter"/>
+      <w:lvlText w:val="%5."/>
+      <w:lvlJc w:val="left"/>
+      <w:pPr>
+        <w:ind w:left="3600" w:hanging="360"/>
+      </w:pPr>
+    </w:lvl>
+    <w:lvl w:ilvl="5" w:tplc="0409001B" w:tentative="1">
+      <w:start w:val="1"/>
+      <w:numFmt w:val="lowerRoman"/>
+      <w:lvlText w:val="%6."/>
+      <w:lvlJc w:val="right"/>
+      <w:pPr>
+        <w:ind w:left="4320" w:hanging="180"/>
+      </w:pPr>
+    </w:lvl>
+    <w:lvl w:ilvl="6" w:tplc="0409000F" w:tentative="1">
+      <w:start w:val="1"/>
+      <w:numFmt w:val="decimal"/>
+      <w:lvlText w:val="%7."/>
+      <w:lvlJc w:val="left"/>
+      <w:pPr>
+        <w:ind w:left="5040" w:hanging="360"/>
+      </w:pPr>
+    </w:lvl>
+    <w:lvl w:ilvl="7" w:tplc="04090019" w:tentative="1">
+      <w:start w:val="1"/>
+      <w:numFmt w:val="lowerLetter"/>
+      <w:lvlText w:val="%8."/>
+      <w:lvlJc w:val="left"/>
+      <w:pPr>
+        <w:ind w:left="5760" w:hanging="360"/>
+      </w:pPr>
+    </w:lvl>
+    <w:lvl w:ilvl="8" w:tplc="0409001B" w:tentative="1">
+      <w:start w:val="1"/>
+      <w:numFmt w:val="lowerRoman"/>
+      <w:lvlText w:val="%9."/>
+      <w:lvlJc w:val="right"/>
+      <w:pPr>
+        <w:ind w:left="6480" w:hanging="180"/>
+      </w:pPr>
+    </w:lvl>
+  </w:abstractNum>
+  <w:abstractNum w:abstractNumId="5" w15:restartNumberingAfterBreak="0">
     <w:nsid w:val="05AD797A"/>
     <w:multiLevelType w:val="hybridMultilevel"/>
     <w:tmpl w:val="7DF4858A"/>
@@ -23686,7 +24096,7 @@
       </w:rPr>
     </w:lvl>
   </w:abstractNum>
-  <w:abstractNum w:abstractNumId="5" w15:restartNumberingAfterBreak="0">
+  <w:abstractNum w:abstractNumId="6" w15:restartNumberingAfterBreak="0">
     <w:nsid w:val="066C16F5"/>
     <w:multiLevelType w:val="hybridMultilevel"/>
     <w:tmpl w:val="E49015EA"/>
@@ -23799,7 +24209,7 @@
       </w:rPr>
     </w:lvl>
   </w:abstractNum>
-  <w:abstractNum w:abstractNumId="6" w15:restartNumberingAfterBreak="0">
+  <w:abstractNum w:abstractNumId="7" w15:restartNumberingAfterBreak="0">
     <w:nsid w:val="0B92090F"/>
     <w:multiLevelType w:val="hybridMultilevel"/>
     <w:tmpl w:val="8FD66B90"/>
@@ -23912,7 +24322,7 @@
       </w:rPr>
     </w:lvl>
   </w:abstractNum>
-  <w:abstractNum w:abstractNumId="7" w15:restartNumberingAfterBreak="0">
+  <w:abstractNum w:abstractNumId="8" w15:restartNumberingAfterBreak="0">
     <w:nsid w:val="0D2D386C"/>
     <w:multiLevelType w:val="hybridMultilevel"/>
     <w:tmpl w:val="EE4C7C48"/>
@@ -24025,7 +24435,7 @@
       </w:rPr>
     </w:lvl>
   </w:abstractNum>
-  <w:abstractNum w:abstractNumId="8" w15:restartNumberingAfterBreak="0">
+  <w:abstractNum w:abstractNumId="9" w15:restartNumberingAfterBreak="0">
     <w:nsid w:val="0D326270"/>
     <w:multiLevelType w:val="hybridMultilevel"/>
     <w:tmpl w:val="54E2C1DC"/>
@@ -24138,7 +24548,120 @@
       </w:rPr>
     </w:lvl>
   </w:abstractNum>
-  <w:abstractNum w:abstractNumId="9" w15:restartNumberingAfterBreak="0">
+  <w:abstractNum w:abstractNumId="10" w15:restartNumberingAfterBreak="0">
+    <w:nsid w:val="1B2C231A"/>
+    <w:multiLevelType w:val="hybridMultilevel"/>
+    <w:tmpl w:val="9950F6FE"/>
+    <w:lvl w:ilvl="0" w:tplc="04090001">
+      <w:start w:val="1"/>
+      <w:numFmt w:val="bullet"/>
+      <w:lvlText w:val=""/>
+      <w:lvlJc w:val="left"/>
+      <w:pPr>
+        <w:ind w:left="720" w:hanging="360"/>
+      </w:pPr>
+      <w:rPr>
+        <w:rFonts w:ascii="Symbol" w:hAnsi="Symbol" w:hint="default"/>
+      </w:rPr>
+    </w:lvl>
+    <w:lvl w:ilvl="1" w:tplc="04090003" w:tentative="1">
+      <w:start w:val="1"/>
+      <w:numFmt w:val="bullet"/>
+      <w:lvlText w:val="o"/>
+      <w:lvlJc w:val="left"/>
+      <w:pPr>
+        <w:ind w:left="1440" w:hanging="360"/>
+      </w:pPr>
+      <w:rPr>
+        <w:rFonts w:ascii="Courier New" w:hAnsi="Courier New" w:cs="Courier New" w:hint="default"/>
+      </w:rPr>
+    </w:lvl>
+    <w:lvl w:ilvl="2" w:tplc="04090005" w:tentative="1">
+      <w:start w:val="1"/>
+      <w:numFmt w:val="bullet"/>
+      <w:lvlText w:val=""/>
+      <w:lvlJc w:val="left"/>
+      <w:pPr>
+        <w:ind w:left="2160" w:hanging="360"/>
+      </w:pPr>
+      <w:rPr>
+        <w:rFonts w:ascii="Wingdings" w:hAnsi="Wingdings" w:hint="default"/>
+      </w:rPr>
+    </w:lvl>
+    <w:lvl w:ilvl="3" w:tplc="04090001" w:tentative="1">
+      <w:start w:val="1"/>
+      <w:numFmt w:val="bullet"/>
+      <w:lvlText w:val=""/>
+      <w:lvlJc w:val="left"/>
+      <w:pPr>
+        <w:ind w:left="2880" w:hanging="360"/>
+      </w:pPr>
+      <w:rPr>
+        <w:rFonts w:ascii="Symbol" w:hAnsi="Symbol" w:hint="default"/>
+      </w:rPr>
+    </w:lvl>
+    <w:lvl w:ilvl="4" w:tplc="04090003" w:tentative="1">
+      <w:start w:val="1"/>
+      <w:numFmt w:val="bullet"/>
+      <w:lvlText w:val="o"/>
+      <w:lvlJc w:val="left"/>
+      <w:pPr>
+        <w:ind w:left="3600" w:hanging="360"/>
+      </w:pPr>
+      <w:rPr>
+        <w:rFonts w:ascii="Courier New" w:hAnsi="Courier New" w:cs="Courier New" w:hint="default"/>
+      </w:rPr>
+    </w:lvl>
+    <w:lvl w:ilvl="5" w:tplc="04090005" w:tentative="1">
+      <w:start w:val="1"/>
+      <w:numFmt w:val="bullet"/>
+      <w:lvlText w:val=""/>
+      <w:lvlJc w:val="left"/>
+      <w:pPr>
+        <w:ind w:left="4320" w:hanging="360"/>
+      </w:pPr>
+      <w:rPr>
+        <w:rFonts w:ascii="Wingdings" w:hAnsi="Wingdings" w:hint="default"/>
+      </w:rPr>
+    </w:lvl>
+    <w:lvl w:ilvl="6" w:tplc="04090001" w:tentative="1">
+      <w:start w:val="1"/>
+      <w:numFmt w:val="bullet"/>
+      <w:lvlText w:val=""/>
+      <w:lvlJc w:val="left"/>
+      <w:pPr>
+        <w:ind w:left="5040" w:hanging="360"/>
+      </w:pPr>
+      <w:rPr>
+        <w:rFonts w:ascii="Symbol" w:hAnsi="Symbol" w:hint="default"/>
+      </w:rPr>
+    </w:lvl>
+    <w:lvl w:ilvl="7" w:tplc="04090003" w:tentative="1">
+      <w:start w:val="1"/>
+      <w:numFmt w:val="bullet"/>
+      <w:lvlText w:val="o"/>
+      <w:lvlJc w:val="left"/>
+      <w:pPr>
+        <w:ind w:left="5760" w:hanging="360"/>
+      </w:pPr>
+      <w:rPr>
+        <w:rFonts w:ascii="Courier New" w:hAnsi="Courier New" w:cs="Courier New" w:hint="default"/>
+      </w:rPr>
+    </w:lvl>
+    <w:lvl w:ilvl="8" w:tplc="04090005" w:tentative="1">
+      <w:start w:val="1"/>
+      <w:numFmt w:val="bullet"/>
+      <w:lvlText w:val=""/>
+      <w:lvlJc w:val="left"/>
+      <w:pPr>
+        <w:ind w:left="6480" w:hanging="360"/>
+      </w:pPr>
+      <w:rPr>
+        <w:rFonts w:ascii="Wingdings" w:hAnsi="Wingdings" w:hint="default"/>
+      </w:rPr>
+    </w:lvl>
+  </w:abstractNum>
+  <w:abstractNum w:abstractNumId="11" w15:restartNumberingAfterBreak="0">
     <w:nsid w:val="1E6F51CB"/>
     <w:multiLevelType w:val="hybridMultilevel"/>
     <w:tmpl w:val="CF92A9EC"/>
@@ -24224,7 +24747,7 @@
       </w:pPr>
     </w:lvl>
   </w:abstractNum>
-  <w:abstractNum w:abstractNumId="10" w15:restartNumberingAfterBreak="0">
+  <w:abstractNum w:abstractNumId="12" w15:restartNumberingAfterBreak="0">
     <w:nsid w:val="202A1415"/>
     <w:multiLevelType w:val="hybridMultilevel"/>
     <w:tmpl w:val="3C9EFA50"/>
@@ -24337,7 +24860,7 @@
       </w:rPr>
     </w:lvl>
   </w:abstractNum>
-  <w:abstractNum w:abstractNumId="11" w15:restartNumberingAfterBreak="0">
+  <w:abstractNum w:abstractNumId="13" w15:restartNumberingAfterBreak="0">
     <w:nsid w:val="2808667B"/>
     <w:multiLevelType w:val="hybridMultilevel"/>
     <w:tmpl w:val="A9B2B366"/>
@@ -24450,10 +24973,10 @@
       </w:rPr>
     </w:lvl>
   </w:abstractNum>
-  <w:abstractNum w:abstractNumId="12" w15:restartNumberingAfterBreak="0">
+  <w:abstractNum w:abstractNumId="14" w15:restartNumberingAfterBreak="0">
     <w:nsid w:val="288416D3"/>
     <w:multiLevelType w:val="hybridMultilevel"/>
-    <w:tmpl w:val="6D68D11A"/>
+    <w:tmpl w:val="3A2402BE"/>
     <w:lvl w:ilvl="0" w:tplc="0409000D">
       <w:start w:val="1"/>
       <w:numFmt w:val="bullet"/>
@@ -24563,7 +25086,7 @@
       </w:rPr>
     </w:lvl>
   </w:abstractNum>
-  <w:abstractNum w:abstractNumId="13" w15:restartNumberingAfterBreak="0">
+  <w:abstractNum w:abstractNumId="15" w15:restartNumberingAfterBreak="0">
     <w:nsid w:val="296B20B3"/>
     <w:multiLevelType w:val="hybridMultilevel"/>
     <w:tmpl w:val="FA1A43CE"/>
@@ -24676,7 +25199,7 @@
       </w:rPr>
     </w:lvl>
   </w:abstractNum>
-  <w:abstractNum w:abstractNumId="14" w15:restartNumberingAfterBreak="0">
+  <w:abstractNum w:abstractNumId="16" w15:restartNumberingAfterBreak="0">
     <w:nsid w:val="2A3B5680"/>
     <w:multiLevelType w:val="hybridMultilevel"/>
     <w:tmpl w:val="FE32719C"/>
@@ -24789,7 +25312,120 @@
       </w:rPr>
     </w:lvl>
   </w:abstractNum>
-  <w:abstractNum w:abstractNumId="15" w15:restartNumberingAfterBreak="0">
+  <w:abstractNum w:abstractNumId="17" w15:restartNumberingAfterBreak="0">
+    <w:nsid w:val="2BE370CB"/>
+    <w:multiLevelType w:val="hybridMultilevel"/>
+    <w:tmpl w:val="DF6E2962"/>
+    <w:lvl w:ilvl="0" w:tplc="04090001">
+      <w:start w:val="1"/>
+      <w:numFmt w:val="bullet"/>
+      <w:lvlText w:val=""/>
+      <w:lvlJc w:val="left"/>
+      <w:pPr>
+        <w:ind w:left="720" w:hanging="360"/>
+      </w:pPr>
+      <w:rPr>
+        <w:rFonts w:ascii="Symbol" w:hAnsi="Symbol" w:hint="default"/>
+      </w:rPr>
+    </w:lvl>
+    <w:lvl w:ilvl="1" w:tplc="04090003" w:tentative="1">
+      <w:start w:val="1"/>
+      <w:numFmt w:val="bullet"/>
+      <w:lvlText w:val="o"/>
+      <w:lvlJc w:val="left"/>
+      <w:pPr>
+        <w:ind w:left="1440" w:hanging="360"/>
+      </w:pPr>
+      <w:rPr>
+        <w:rFonts w:ascii="Courier New" w:hAnsi="Courier New" w:cs="Courier New" w:hint="default"/>
+      </w:rPr>
+    </w:lvl>
+    <w:lvl w:ilvl="2" w:tplc="04090005" w:tentative="1">
+      <w:start w:val="1"/>
+      <w:numFmt w:val="bullet"/>
+      <w:lvlText w:val=""/>
+      <w:lvlJc w:val="left"/>
+      <w:pPr>
+        <w:ind w:left="2160" w:hanging="360"/>
+      </w:pPr>
+      <w:rPr>
+        <w:rFonts w:ascii="Wingdings" w:hAnsi="Wingdings" w:hint="default"/>
+      </w:rPr>
+    </w:lvl>
+    <w:lvl w:ilvl="3" w:tplc="04090001" w:tentative="1">
+      <w:start w:val="1"/>
+      <w:numFmt w:val="bullet"/>
+      <w:lvlText w:val=""/>
+      <w:lvlJc w:val="left"/>
+      <w:pPr>
+        <w:ind w:left="2880" w:hanging="360"/>
+      </w:pPr>
+      <w:rPr>
+        <w:rFonts w:ascii="Symbol" w:hAnsi="Symbol" w:hint="default"/>
+      </w:rPr>
+    </w:lvl>
+    <w:lvl w:ilvl="4" w:tplc="04090003" w:tentative="1">
+      <w:start w:val="1"/>
+      <w:numFmt w:val="bullet"/>
+      <w:lvlText w:val="o"/>
+      <w:lvlJc w:val="left"/>
+      <w:pPr>
+        <w:ind w:left="3600" w:hanging="360"/>
+      </w:pPr>
+      <w:rPr>
+        <w:rFonts w:ascii="Courier New" w:hAnsi="Courier New" w:cs="Courier New" w:hint="default"/>
+      </w:rPr>
+    </w:lvl>
+    <w:lvl w:ilvl="5" w:tplc="04090005" w:tentative="1">
+      <w:start w:val="1"/>
+      <w:numFmt w:val="bullet"/>
+      <w:lvlText w:val=""/>
+      <w:lvlJc w:val="left"/>
+      <w:pPr>
+        <w:ind w:left="4320" w:hanging="360"/>
+      </w:pPr>
+      <w:rPr>
+        <w:rFonts w:ascii="Wingdings" w:hAnsi="Wingdings" w:hint="default"/>
+      </w:rPr>
+    </w:lvl>
+    <w:lvl w:ilvl="6" w:tplc="04090001" w:tentative="1">
+      <w:start w:val="1"/>
+      <w:numFmt w:val="bullet"/>
+      <w:lvlText w:val=""/>
+      <w:lvlJc w:val="left"/>
+      <w:pPr>
+        <w:ind w:left="5040" w:hanging="360"/>
+      </w:pPr>
+      <w:rPr>
+        <w:rFonts w:ascii="Symbol" w:hAnsi="Symbol" w:hint="default"/>
+      </w:rPr>
+    </w:lvl>
+    <w:lvl w:ilvl="7" w:tplc="04090003" w:tentative="1">
+      <w:start w:val="1"/>
+      <w:numFmt w:val="bullet"/>
+      <w:lvlText w:val="o"/>
+      <w:lvlJc w:val="left"/>
+      <w:pPr>
+        <w:ind w:left="5760" w:hanging="360"/>
+      </w:pPr>
+      <w:rPr>
+        <w:rFonts w:ascii="Courier New" w:hAnsi="Courier New" w:cs="Courier New" w:hint="default"/>
+      </w:rPr>
+    </w:lvl>
+    <w:lvl w:ilvl="8" w:tplc="04090005" w:tentative="1">
+      <w:start w:val="1"/>
+      <w:numFmt w:val="bullet"/>
+      <w:lvlText w:val=""/>
+      <w:lvlJc w:val="left"/>
+      <w:pPr>
+        <w:ind w:left="6480" w:hanging="360"/>
+      </w:pPr>
+      <w:rPr>
+        <w:rFonts w:ascii="Wingdings" w:hAnsi="Wingdings" w:hint="default"/>
+      </w:rPr>
+    </w:lvl>
+  </w:abstractNum>
+  <w:abstractNum w:abstractNumId="18" w15:restartNumberingAfterBreak="0">
     <w:nsid w:val="2DBF230A"/>
     <w:multiLevelType w:val="hybridMultilevel"/>
     <w:tmpl w:val="B8948960"/>
@@ -24902,7 +25538,7 @@
       </w:rPr>
     </w:lvl>
   </w:abstractNum>
-  <w:abstractNum w:abstractNumId="16" w15:restartNumberingAfterBreak="0">
+  <w:abstractNum w:abstractNumId="19" w15:restartNumberingAfterBreak="0">
     <w:nsid w:val="2DED2B61"/>
     <w:multiLevelType w:val="hybridMultilevel"/>
     <w:tmpl w:val="760A0008"/>
@@ -25015,7 +25651,206 @@
       </w:rPr>
     </w:lvl>
   </w:abstractNum>
-  <w:abstractNum w:abstractNumId="17" w15:restartNumberingAfterBreak="0">
+  <w:abstractNum w:abstractNumId="20" w15:restartNumberingAfterBreak="0">
+    <w:nsid w:val="35176520"/>
+    <w:multiLevelType w:val="hybridMultilevel"/>
+    <w:tmpl w:val="799CDC98"/>
+    <w:lvl w:ilvl="0" w:tplc="0409000F">
+      <w:start w:val="1"/>
+      <w:numFmt w:val="decimal"/>
+      <w:lvlText w:val="%1."/>
+      <w:lvlJc w:val="left"/>
+      <w:pPr>
+        <w:ind w:left="720" w:hanging="360"/>
+      </w:pPr>
+    </w:lvl>
+    <w:lvl w:ilvl="1" w:tplc="04090019" w:tentative="1">
+      <w:start w:val="1"/>
+      <w:numFmt w:val="lowerLetter"/>
+      <w:lvlText w:val="%2."/>
+      <w:lvlJc w:val="left"/>
+      <w:pPr>
+        <w:ind w:left="1440" w:hanging="360"/>
+      </w:pPr>
+    </w:lvl>
+    <w:lvl w:ilvl="2" w:tplc="0409001B" w:tentative="1">
+      <w:start w:val="1"/>
+      <w:numFmt w:val="lowerRoman"/>
+      <w:lvlText w:val="%3."/>
+      <w:lvlJc w:val="right"/>
+      <w:pPr>
+        <w:ind w:left="2160" w:hanging="180"/>
+      </w:pPr>
+    </w:lvl>
+    <w:lvl w:ilvl="3" w:tplc="0409000F" w:tentative="1">
+      <w:start w:val="1"/>
+      <w:numFmt w:val="decimal"/>
+      <w:lvlText w:val="%4."/>
+      <w:lvlJc w:val="left"/>
+      <w:pPr>
+        <w:ind w:left="2880" w:hanging="360"/>
+      </w:pPr>
+    </w:lvl>
+    <w:lvl w:ilvl="4" w:tplc="04090019" w:tentative="1">
+      <w:start w:val="1"/>
+      <w:numFmt w:val="lowerLetter"/>
+      <w:lvlText w:val="%5."/>
+      <w:lvlJc w:val="left"/>
+      <w:pPr>
+        <w:ind w:left="3600" w:hanging="360"/>
+      </w:pPr>
+    </w:lvl>
+    <w:lvl w:ilvl="5" w:tplc="0409001B" w:tentative="1">
+      <w:start w:val="1"/>
+      <w:numFmt w:val="lowerRoman"/>
+      <w:lvlText w:val="%6."/>
+      <w:lvlJc w:val="right"/>
+      <w:pPr>
+        <w:ind w:left="4320" w:hanging="180"/>
+      </w:pPr>
+    </w:lvl>
+    <w:lvl w:ilvl="6" w:tplc="0409000F" w:tentative="1">
+      <w:start w:val="1"/>
+      <w:numFmt w:val="decimal"/>
+      <w:lvlText w:val="%7."/>
+      <w:lvlJc w:val="left"/>
+      <w:pPr>
+        <w:ind w:left="5040" w:hanging="360"/>
+      </w:pPr>
+    </w:lvl>
+    <w:lvl w:ilvl="7" w:tplc="04090019" w:tentative="1">
+      <w:start w:val="1"/>
+      <w:numFmt w:val="lowerLetter"/>
+      <w:lvlText w:val="%8."/>
+      <w:lvlJc w:val="left"/>
+      <w:pPr>
+        <w:ind w:left="5760" w:hanging="360"/>
+      </w:pPr>
+    </w:lvl>
+    <w:lvl w:ilvl="8" w:tplc="0409001B" w:tentative="1">
+      <w:start w:val="1"/>
+      <w:numFmt w:val="lowerRoman"/>
+      <w:lvlText w:val="%9."/>
+      <w:lvlJc w:val="right"/>
+      <w:pPr>
+        <w:ind w:left="6480" w:hanging="180"/>
+      </w:pPr>
+    </w:lvl>
+  </w:abstractNum>
+  <w:abstractNum w:abstractNumId="21" w15:restartNumberingAfterBreak="0">
+    <w:nsid w:val="37587AF2"/>
+    <w:multiLevelType w:val="hybridMultilevel"/>
+    <w:tmpl w:val="EA428694"/>
+    <w:lvl w:ilvl="0" w:tplc="04090001">
+      <w:start w:val="1"/>
+      <w:numFmt w:val="bullet"/>
+      <w:lvlText w:val=""/>
+      <w:lvlJc w:val="left"/>
+      <w:pPr>
+        <w:ind w:left="720" w:hanging="360"/>
+      </w:pPr>
+      <w:rPr>
+        <w:rFonts w:ascii="Symbol" w:hAnsi="Symbol" w:hint="default"/>
+      </w:rPr>
+    </w:lvl>
+    <w:lvl w:ilvl="1" w:tplc="FFFFFFFF" w:tentative="1">
+      <w:start w:val="1"/>
+      <w:numFmt w:val="bullet"/>
+      <w:lvlText w:val="o"/>
+      <w:lvlJc w:val="left"/>
+      <w:pPr>
+        <w:ind w:left="1440" w:hanging="360"/>
+      </w:pPr>
+      <w:rPr>
+        <w:rFonts w:ascii="Courier New" w:hAnsi="Courier New" w:cs="Courier New" w:hint="default"/>
+      </w:rPr>
+    </w:lvl>
+    <w:lvl w:ilvl="2" w:tplc="FFFFFFFF" w:tentative="1">
+      <w:start w:val="1"/>
+      <w:numFmt w:val="bullet"/>
+      <w:lvlText w:val=""/>
+      <w:lvlJc w:val="left"/>
+      <w:pPr>
+        <w:ind w:left="2160" w:hanging="360"/>
+      </w:pPr>
+      <w:rPr>
+        <w:rFonts w:ascii="Wingdings" w:hAnsi="Wingdings" w:hint="default"/>
+      </w:rPr>
+    </w:lvl>
+    <w:lvl w:ilvl="3" w:tplc="FFFFFFFF" w:tentative="1">
+      <w:start w:val="1"/>
+      <w:numFmt w:val="bullet"/>
+      <w:lvlText w:val=""/>
+      <w:lvlJc w:val="left"/>
+      <w:pPr>
+        <w:ind w:left="2880" w:hanging="360"/>
+      </w:pPr>
+      <w:rPr>
+        <w:rFonts w:ascii="Symbol" w:hAnsi="Symbol" w:hint="default"/>
+      </w:rPr>
+    </w:lvl>
+    <w:lvl w:ilvl="4" w:tplc="FFFFFFFF" w:tentative="1">
+      <w:start w:val="1"/>
+      <w:numFmt w:val="bullet"/>
+      <w:lvlText w:val="o"/>
+      <w:lvlJc w:val="left"/>
+      <w:pPr>
+        <w:ind w:left="3600" w:hanging="360"/>
+      </w:pPr>
+      <w:rPr>
+        <w:rFonts w:ascii="Courier New" w:hAnsi="Courier New" w:cs="Courier New" w:hint="default"/>
+      </w:rPr>
+    </w:lvl>
+    <w:lvl w:ilvl="5" w:tplc="FFFFFFFF" w:tentative="1">
+      <w:start w:val="1"/>
+      <w:numFmt w:val="bullet"/>
+      <w:lvlText w:val=""/>
+      <w:lvlJc w:val="left"/>
+      <w:pPr>
+        <w:ind w:left="4320" w:hanging="360"/>
+      </w:pPr>
+      <w:rPr>
+        <w:rFonts w:ascii="Wingdings" w:hAnsi="Wingdings" w:hint="default"/>
+      </w:rPr>
+    </w:lvl>
+    <w:lvl w:ilvl="6" w:tplc="FFFFFFFF" w:tentative="1">
+      <w:start w:val="1"/>
+      <w:numFmt w:val="bullet"/>
+      <w:lvlText w:val=""/>
+      <w:lvlJc w:val="left"/>
+      <w:pPr>
+        <w:ind w:left="5040" w:hanging="360"/>
+      </w:pPr>
+      <w:rPr>
+        <w:rFonts w:ascii="Symbol" w:hAnsi="Symbol" w:hint="default"/>
+      </w:rPr>
+    </w:lvl>
+    <w:lvl w:ilvl="7" w:tplc="FFFFFFFF" w:tentative="1">
+      <w:start w:val="1"/>
+      <w:numFmt w:val="bullet"/>
+      <w:lvlText w:val="o"/>
+      <w:lvlJc w:val="left"/>
+      <w:pPr>
+        <w:ind w:left="5760" w:hanging="360"/>
+      </w:pPr>
+      <w:rPr>
+        <w:rFonts w:ascii="Courier New" w:hAnsi="Courier New" w:cs="Courier New" w:hint="default"/>
+      </w:rPr>
+    </w:lvl>
+    <w:lvl w:ilvl="8" w:tplc="FFFFFFFF" w:tentative="1">
+      <w:start w:val="1"/>
+      <w:numFmt w:val="bullet"/>
+      <w:lvlText w:val=""/>
+      <w:lvlJc w:val="left"/>
+      <w:pPr>
+        <w:ind w:left="6480" w:hanging="360"/>
+      </w:pPr>
+      <w:rPr>
+        <w:rFonts w:ascii="Wingdings" w:hAnsi="Wingdings" w:hint="default"/>
+      </w:rPr>
+    </w:lvl>
+  </w:abstractNum>
+  <w:abstractNum w:abstractNumId="22" w15:restartNumberingAfterBreak="0">
     <w:nsid w:val="37D0611E"/>
     <w:multiLevelType w:val="hybridMultilevel"/>
     <w:tmpl w:val="12F81EE6"/>
@@ -25101,7 +25936,7 @@
       </w:pPr>
     </w:lvl>
   </w:abstractNum>
-  <w:abstractNum w:abstractNumId="18" w15:restartNumberingAfterBreak="0">
+  <w:abstractNum w:abstractNumId="23" w15:restartNumberingAfterBreak="0">
     <w:nsid w:val="39343DDB"/>
     <w:multiLevelType w:val="hybridMultilevel"/>
     <w:tmpl w:val="FFEC9604"/>
@@ -25214,7 +26049,7 @@
       </w:rPr>
     </w:lvl>
   </w:abstractNum>
-  <w:abstractNum w:abstractNumId="19" w15:restartNumberingAfterBreak="0">
+  <w:abstractNum w:abstractNumId="24" w15:restartNumberingAfterBreak="0">
     <w:nsid w:val="3A5749DA"/>
     <w:multiLevelType w:val="hybridMultilevel"/>
     <w:tmpl w:val="033C8E12"/>
@@ -25327,7 +26162,7 @@
       </w:rPr>
     </w:lvl>
   </w:abstractNum>
-  <w:abstractNum w:abstractNumId="20" w15:restartNumberingAfterBreak="0">
+  <w:abstractNum w:abstractNumId="25" w15:restartNumberingAfterBreak="0">
     <w:nsid w:val="3E6D197A"/>
     <w:multiLevelType w:val="hybridMultilevel"/>
     <w:tmpl w:val="39DE61B4"/>
@@ -25440,7 +26275,7 @@
       </w:rPr>
     </w:lvl>
   </w:abstractNum>
-  <w:abstractNum w:abstractNumId="21" w15:restartNumberingAfterBreak="0">
+  <w:abstractNum w:abstractNumId="26" w15:restartNumberingAfterBreak="0">
     <w:nsid w:val="43460CDE"/>
     <w:multiLevelType w:val="hybridMultilevel"/>
     <w:tmpl w:val="48E6170C"/>
@@ -25526,7 +26361,7 @@
       </w:pPr>
     </w:lvl>
   </w:abstractNum>
-  <w:abstractNum w:abstractNumId="22" w15:restartNumberingAfterBreak="0">
+  <w:abstractNum w:abstractNumId="27" w15:restartNumberingAfterBreak="0">
     <w:nsid w:val="43AA00FF"/>
     <w:multiLevelType w:val="hybridMultilevel"/>
     <w:tmpl w:val="0EBA71AC"/>
@@ -25612,7 +26447,7 @@
       </w:pPr>
     </w:lvl>
   </w:abstractNum>
-  <w:abstractNum w:abstractNumId="23" w15:restartNumberingAfterBreak="0">
+  <w:abstractNum w:abstractNumId="28" w15:restartNumberingAfterBreak="0">
     <w:nsid w:val="46811741"/>
     <w:multiLevelType w:val="hybridMultilevel"/>
     <w:tmpl w:val="3DFC3C2C"/>
@@ -25725,7 +26560,7 @@
       </w:rPr>
     </w:lvl>
   </w:abstractNum>
-  <w:abstractNum w:abstractNumId="24" w15:restartNumberingAfterBreak="0">
+  <w:abstractNum w:abstractNumId="29" w15:restartNumberingAfterBreak="0">
     <w:nsid w:val="47FC6035"/>
     <w:multiLevelType w:val="hybridMultilevel"/>
     <w:tmpl w:val="B2A8745C"/>
@@ -25838,7 +26673,93 @@
       </w:rPr>
     </w:lvl>
   </w:abstractNum>
-  <w:abstractNum w:abstractNumId="25" w15:restartNumberingAfterBreak="0">
+  <w:abstractNum w:abstractNumId="30" w15:restartNumberingAfterBreak="0">
+    <w:nsid w:val="4A027626"/>
+    <w:multiLevelType w:val="hybridMultilevel"/>
+    <w:tmpl w:val="E3D03A8C"/>
+    <w:lvl w:ilvl="0" w:tplc="0409000F">
+      <w:start w:val="1"/>
+      <w:numFmt w:val="decimal"/>
+      <w:lvlText w:val="%1."/>
+      <w:lvlJc w:val="left"/>
+      <w:pPr>
+        <w:ind w:left="720" w:hanging="360"/>
+      </w:pPr>
+    </w:lvl>
+    <w:lvl w:ilvl="1" w:tplc="04090019" w:tentative="1">
+      <w:start w:val="1"/>
+      <w:numFmt w:val="lowerLetter"/>
+      <w:lvlText w:val="%2."/>
+      <w:lvlJc w:val="left"/>
+      <w:pPr>
+        <w:ind w:left="1440" w:hanging="360"/>
+      </w:pPr>
+    </w:lvl>
+    <w:lvl w:ilvl="2" w:tplc="0409001B" w:tentative="1">
+      <w:start w:val="1"/>
+      <w:numFmt w:val="lowerRoman"/>
+      <w:lvlText w:val="%3."/>
+      <w:lvlJc w:val="right"/>
+      <w:pPr>
+        <w:ind w:left="2160" w:hanging="180"/>
+      </w:pPr>
+    </w:lvl>
+    <w:lvl w:ilvl="3" w:tplc="0409000F" w:tentative="1">
+      <w:start w:val="1"/>
+      <w:numFmt w:val="decimal"/>
+      <w:lvlText w:val="%4."/>
+      <w:lvlJc w:val="left"/>
+      <w:pPr>
+        <w:ind w:left="2880" w:hanging="360"/>
+      </w:pPr>
+    </w:lvl>
+    <w:lvl w:ilvl="4" w:tplc="04090019" w:tentative="1">
+      <w:start w:val="1"/>
+      <w:numFmt w:val="lowerLetter"/>
+      <w:lvlText w:val="%5."/>
+      <w:lvlJc w:val="left"/>
+      <w:pPr>
+        <w:ind w:left="3600" w:hanging="360"/>
+      </w:pPr>
+    </w:lvl>
+    <w:lvl w:ilvl="5" w:tplc="0409001B" w:tentative="1">
+      <w:start w:val="1"/>
+      <w:numFmt w:val="lowerRoman"/>
+      <w:lvlText w:val="%6."/>
+      <w:lvlJc w:val="right"/>
+      <w:pPr>
+        <w:ind w:left="4320" w:hanging="180"/>
+      </w:pPr>
+    </w:lvl>
+    <w:lvl w:ilvl="6" w:tplc="0409000F" w:tentative="1">
+      <w:start w:val="1"/>
+      <w:numFmt w:val="decimal"/>
+      <w:lvlText w:val="%7."/>
+      <w:lvlJc w:val="left"/>
+      <w:pPr>
+        <w:ind w:left="5040" w:hanging="360"/>
+      </w:pPr>
+    </w:lvl>
+    <w:lvl w:ilvl="7" w:tplc="04090019" w:tentative="1">
+      <w:start w:val="1"/>
+      <w:numFmt w:val="lowerLetter"/>
+      <w:lvlText w:val="%8."/>
+      <w:lvlJc w:val="left"/>
+      <w:pPr>
+        <w:ind w:left="5760" w:hanging="360"/>
+      </w:pPr>
+    </w:lvl>
+    <w:lvl w:ilvl="8" w:tplc="0409001B" w:tentative="1">
+      <w:start w:val="1"/>
+      <w:numFmt w:val="lowerRoman"/>
+      <w:lvlText w:val="%9."/>
+      <w:lvlJc w:val="right"/>
+      <w:pPr>
+        <w:ind w:left="6480" w:hanging="180"/>
+      </w:pPr>
+    </w:lvl>
+  </w:abstractNum>
+  <w:abstractNum w:abstractNumId="31" w15:restartNumberingAfterBreak="0">
     <w:nsid w:val="4A776988"/>
     <w:multiLevelType w:val="hybridMultilevel"/>
     <w:tmpl w:val="B5C26BCA"/>
@@ -25924,7 +26845,7 @@
       </w:pPr>
     </w:lvl>
   </w:abstractNum>
-  <w:abstractNum w:abstractNumId="26" w15:restartNumberingAfterBreak="0">
+  <w:abstractNum w:abstractNumId="32" w15:restartNumberingAfterBreak="0">
     <w:nsid w:val="4EB3792A"/>
     <w:multiLevelType w:val="hybridMultilevel"/>
     <w:tmpl w:val="7E6EE072"/>
@@ -26037,7 +26958,7 @@
       </w:rPr>
     </w:lvl>
   </w:abstractNum>
-  <w:abstractNum w:abstractNumId="27" w15:restartNumberingAfterBreak="0">
+  <w:abstractNum w:abstractNumId="33" w15:restartNumberingAfterBreak="0">
     <w:nsid w:val="53077029"/>
     <w:multiLevelType w:val="hybridMultilevel"/>
     <w:tmpl w:val="52086820"/>
@@ -26150,7 +27071,7 @@
       </w:rPr>
     </w:lvl>
   </w:abstractNum>
-  <w:abstractNum w:abstractNumId="28" w15:restartNumberingAfterBreak="0">
+  <w:abstractNum w:abstractNumId="34" w15:restartNumberingAfterBreak="0">
     <w:nsid w:val="58631BB2"/>
     <w:multiLevelType w:val="hybridMultilevel"/>
     <w:tmpl w:val="CF92A9EC"/>
@@ -26236,7 +27157,7 @@
       </w:pPr>
     </w:lvl>
   </w:abstractNum>
-  <w:abstractNum w:abstractNumId="29" w15:restartNumberingAfterBreak="0">
+  <w:abstractNum w:abstractNumId="35" w15:restartNumberingAfterBreak="0">
     <w:nsid w:val="5D3D347B"/>
     <w:multiLevelType w:val="hybridMultilevel"/>
     <w:tmpl w:val="FE0A82C4"/>
@@ -26349,7 +27270,7 @@
       </w:rPr>
     </w:lvl>
   </w:abstractNum>
-  <w:abstractNum w:abstractNumId="30" w15:restartNumberingAfterBreak="0">
+  <w:abstractNum w:abstractNumId="36" w15:restartNumberingAfterBreak="0">
     <w:nsid w:val="5DEF67D3"/>
     <w:multiLevelType w:val="hybridMultilevel"/>
     <w:tmpl w:val="B4C0AFB8"/>
@@ -26462,7 +27383,7 @@
       </w:rPr>
     </w:lvl>
   </w:abstractNum>
-  <w:abstractNum w:abstractNumId="31" w15:restartNumberingAfterBreak="0">
+  <w:abstractNum w:abstractNumId="37" w15:restartNumberingAfterBreak="0">
     <w:nsid w:val="5EA0695F"/>
     <w:multiLevelType w:val="hybridMultilevel"/>
     <w:tmpl w:val="3A9E187E"/>
@@ -26548,7 +27469,7 @@
       </w:pPr>
     </w:lvl>
   </w:abstractNum>
-  <w:abstractNum w:abstractNumId="32" w15:restartNumberingAfterBreak="0">
+  <w:abstractNum w:abstractNumId="38" w15:restartNumberingAfterBreak="0">
     <w:nsid w:val="63673FC1"/>
     <w:multiLevelType w:val="hybridMultilevel"/>
     <w:tmpl w:val="345ACD10"/>
@@ -26661,7 +27582,7 @@
       </w:rPr>
     </w:lvl>
   </w:abstractNum>
-  <w:abstractNum w:abstractNumId="33" w15:restartNumberingAfterBreak="0">
+  <w:abstractNum w:abstractNumId="39" w15:restartNumberingAfterBreak="0">
     <w:nsid w:val="66050D5D"/>
     <w:multiLevelType w:val="hybridMultilevel"/>
     <w:tmpl w:val="A74C956C"/>
@@ -26747,7 +27668,7 @@
       </w:pPr>
     </w:lvl>
   </w:abstractNum>
-  <w:abstractNum w:abstractNumId="34" w15:restartNumberingAfterBreak="0">
+  <w:abstractNum w:abstractNumId="40" w15:restartNumberingAfterBreak="0">
     <w:nsid w:val="6B8E02B6"/>
     <w:multiLevelType w:val="hybridMultilevel"/>
     <w:tmpl w:val="5A3885DE"/>
@@ -26833,7 +27754,7 @@
       </w:pPr>
     </w:lvl>
   </w:abstractNum>
-  <w:abstractNum w:abstractNumId="35" w15:restartNumberingAfterBreak="0">
+  <w:abstractNum w:abstractNumId="41" w15:restartNumberingAfterBreak="0">
     <w:nsid w:val="72724731"/>
     <w:multiLevelType w:val="hybridMultilevel"/>
     <w:tmpl w:val="D8864C0C"/>
@@ -26946,7 +27867,7 @@
       </w:rPr>
     </w:lvl>
   </w:abstractNum>
-  <w:abstractNum w:abstractNumId="36" w15:restartNumberingAfterBreak="0">
+  <w:abstractNum w:abstractNumId="42" w15:restartNumberingAfterBreak="0">
     <w:nsid w:val="741A526A"/>
     <w:multiLevelType w:val="hybridMultilevel"/>
     <w:tmpl w:val="4F280B52"/>
@@ -27032,7 +27953,7 @@
       </w:pPr>
     </w:lvl>
   </w:abstractNum>
-  <w:abstractNum w:abstractNumId="37" w15:restartNumberingAfterBreak="0">
+  <w:abstractNum w:abstractNumId="43" w15:restartNumberingAfterBreak="0">
     <w:nsid w:val="7A0557F5"/>
     <w:multiLevelType w:val="hybridMultilevel"/>
     <w:tmpl w:val="02F240AE"/>
@@ -27118,7 +28039,7 @@
       </w:pPr>
     </w:lvl>
   </w:abstractNum>
-  <w:abstractNum w:abstractNumId="38" w15:restartNumberingAfterBreak="0">
+  <w:abstractNum w:abstractNumId="44" w15:restartNumberingAfterBreak="0">
     <w:nsid w:val="7B147B3E"/>
     <w:multiLevelType w:val="hybridMultilevel"/>
     <w:tmpl w:val="77E2BBEA"/>
@@ -27231,7 +28152,7 @@
       </w:rPr>
     </w:lvl>
   </w:abstractNum>
-  <w:abstractNum w:abstractNumId="39" w15:restartNumberingAfterBreak="0">
+  <w:abstractNum w:abstractNumId="45" w15:restartNumberingAfterBreak="0">
     <w:nsid w:val="7BE0234F"/>
     <w:multiLevelType w:val="hybridMultilevel"/>
     <w:tmpl w:val="69AEBF1E"/>
@@ -27344,7 +28265,7 @@
       </w:rPr>
     </w:lvl>
   </w:abstractNum>
-  <w:abstractNum w:abstractNumId="40" w15:restartNumberingAfterBreak="0">
+  <w:abstractNum w:abstractNumId="46" w15:restartNumberingAfterBreak="0">
     <w:nsid w:val="7E153F94"/>
     <w:multiLevelType w:val="hybridMultilevel"/>
     <w:tmpl w:val="96B2D314"/>
@@ -27430,7 +28351,7 @@
       </w:pPr>
     </w:lvl>
   </w:abstractNum>
-  <w:abstractNum w:abstractNumId="41" w15:restartNumberingAfterBreak="0">
+  <w:abstractNum w:abstractNumId="47" w15:restartNumberingAfterBreak="0">
     <w:nsid w:val="7E1C413C"/>
     <w:multiLevelType w:val="hybridMultilevel"/>
     <w:tmpl w:val="3A9E187E"/>
@@ -27517,136 +28438,154 @@
     </w:lvl>
   </w:abstractNum>
   <w:num w:numId="1" w16cid:durableId="2067606924">
-    <w:abstractNumId w:val="10"/>
+    <w:abstractNumId w:val="12"/>
   </w:num>
   <w:num w:numId="2" w16cid:durableId="2091006042">
     <w:abstractNumId w:val="1"/>
   </w:num>
   <w:num w:numId="3" w16cid:durableId="65880338">
-    <w:abstractNumId w:val="8"/>
+    <w:abstractNumId w:val="9"/>
   </w:num>
   <w:num w:numId="4" w16cid:durableId="809327409">
+    <w:abstractNumId w:val="18"/>
+  </w:num>
+  <w:num w:numId="5" w16cid:durableId="1372224739">
+    <w:abstractNumId w:val="36"/>
+  </w:num>
+  <w:num w:numId="6" w16cid:durableId="69890593">
+    <w:abstractNumId w:val="14"/>
+  </w:num>
+  <w:num w:numId="7" w16cid:durableId="1008216176">
+    <w:abstractNumId w:val="23"/>
+  </w:num>
+  <w:num w:numId="8" w16cid:durableId="1209491284">
+    <w:abstractNumId w:val="38"/>
+  </w:num>
+  <w:num w:numId="9" w16cid:durableId="1941450955">
+    <w:abstractNumId w:val="16"/>
+  </w:num>
+  <w:num w:numId="10" w16cid:durableId="932666560">
     <w:abstractNumId w:val="15"/>
   </w:num>
-  <w:num w:numId="5" w16cid:durableId="1372224739">
-    <w:abstractNumId w:val="30"/>
-  </w:num>
-  <w:num w:numId="6" w16cid:durableId="69890593">
-    <w:abstractNumId w:val="12"/>
-  </w:num>
-  <w:num w:numId="7" w16cid:durableId="1008216176">
-    <w:abstractNumId w:val="18"/>
-  </w:num>
-  <w:num w:numId="8" w16cid:durableId="1209491284">
-    <w:abstractNumId w:val="32"/>
-  </w:num>
-  <w:num w:numId="9" w16cid:durableId="1941450955">
-    <w:abstractNumId w:val="14"/>
-  </w:num>
-  <w:num w:numId="10" w16cid:durableId="932666560">
-    <w:abstractNumId w:val="13"/>
-  </w:num>
   <w:num w:numId="11" w16cid:durableId="1675255685">
-    <w:abstractNumId w:val="21"/>
+    <w:abstractNumId w:val="26"/>
   </w:num>
   <w:num w:numId="12" w16cid:durableId="178201695">
-    <w:abstractNumId w:val="6"/>
+    <w:abstractNumId w:val="7"/>
   </w:num>
   <w:num w:numId="13" w16cid:durableId="153030542">
-    <w:abstractNumId w:val="40"/>
+    <w:abstractNumId w:val="46"/>
   </w:num>
   <w:num w:numId="14" w16cid:durableId="2005862032">
-    <w:abstractNumId w:val="22"/>
+    <w:abstractNumId w:val="27"/>
   </w:num>
   <w:num w:numId="15" w16cid:durableId="797378908">
-    <w:abstractNumId w:val="34"/>
+    <w:abstractNumId w:val="40"/>
   </w:num>
   <w:num w:numId="16" w16cid:durableId="2043701288">
     <w:abstractNumId w:val="3"/>
   </w:num>
   <w:num w:numId="17" w16cid:durableId="721641399">
-    <w:abstractNumId w:val="19"/>
+    <w:abstractNumId w:val="24"/>
   </w:num>
   <w:num w:numId="18" w16cid:durableId="623272034">
-    <w:abstractNumId w:val="28"/>
+    <w:abstractNumId w:val="34"/>
   </w:num>
   <w:num w:numId="19" w16cid:durableId="671179221">
-    <w:abstractNumId w:val="9"/>
+    <w:abstractNumId w:val="11"/>
   </w:num>
   <w:num w:numId="20" w16cid:durableId="1139224680">
-    <w:abstractNumId w:val="26"/>
+    <w:abstractNumId w:val="32"/>
   </w:num>
   <w:num w:numId="21" w16cid:durableId="521820772">
     <w:abstractNumId w:val="0"/>
   </w:num>
   <w:num w:numId="22" w16cid:durableId="44720971">
-    <w:abstractNumId w:val="4"/>
+    <w:abstractNumId w:val="5"/>
   </w:num>
   <w:num w:numId="23" w16cid:durableId="942418877">
-    <w:abstractNumId w:val="16"/>
+    <w:abstractNumId w:val="19"/>
   </w:num>
   <w:num w:numId="24" w16cid:durableId="191069295">
-    <w:abstractNumId w:val="29"/>
+    <w:abstractNumId w:val="35"/>
   </w:num>
   <w:num w:numId="25" w16cid:durableId="1592348685">
-    <w:abstractNumId w:val="38"/>
+    <w:abstractNumId w:val="44"/>
   </w:num>
   <w:num w:numId="26" w16cid:durableId="1548184317">
-    <w:abstractNumId w:val="11"/>
+    <w:abstractNumId w:val="13"/>
   </w:num>
   <w:num w:numId="27" w16cid:durableId="1226725768">
-    <w:abstractNumId w:val="7"/>
+    <w:abstractNumId w:val="8"/>
   </w:num>
   <w:num w:numId="28" w16cid:durableId="207493929">
-    <w:abstractNumId w:val="20"/>
+    <w:abstractNumId w:val="25"/>
   </w:num>
   <w:num w:numId="29" w16cid:durableId="1141966331">
-    <w:abstractNumId w:val="23"/>
+    <w:abstractNumId w:val="28"/>
   </w:num>
   <w:num w:numId="30" w16cid:durableId="1574587366">
     <w:abstractNumId w:val="2"/>
   </w:num>
   <w:num w:numId="31" w16cid:durableId="1048070357">
+    <w:abstractNumId w:val="37"/>
+  </w:num>
+  <w:num w:numId="32" w16cid:durableId="1764104798">
+    <w:abstractNumId w:val="47"/>
+  </w:num>
+  <w:num w:numId="33" w16cid:durableId="647783420">
+    <w:abstractNumId w:val="6"/>
+  </w:num>
+  <w:num w:numId="34" w16cid:durableId="1382024430">
     <w:abstractNumId w:val="31"/>
   </w:num>
-  <w:num w:numId="32" w16cid:durableId="1764104798">
+  <w:num w:numId="35" w16cid:durableId="765539903">
+    <w:abstractNumId w:val="43"/>
+  </w:num>
+  <w:num w:numId="36" w16cid:durableId="40130252">
+    <w:abstractNumId w:val="42"/>
+  </w:num>
+  <w:num w:numId="37" w16cid:durableId="998658421">
+    <w:abstractNumId w:val="22"/>
+  </w:num>
+  <w:num w:numId="38" w16cid:durableId="1205673146">
+    <w:abstractNumId w:val="33"/>
+  </w:num>
+  <w:num w:numId="39" w16cid:durableId="1628925929">
+    <w:abstractNumId w:val="45"/>
+  </w:num>
+  <w:num w:numId="40" w16cid:durableId="1889485503">
+    <w:abstractNumId w:val="39"/>
+  </w:num>
+  <w:num w:numId="41" w16cid:durableId="270087960">
+    <w:abstractNumId w:val="29"/>
+  </w:num>
+  <w:num w:numId="42" w16cid:durableId="1766611162">
     <w:abstractNumId w:val="41"/>
   </w:num>
-  <w:num w:numId="33" w16cid:durableId="647783420">
-    <w:abstractNumId w:val="5"/>
+  <w:num w:numId="43" w16cid:durableId="1573929677">
+    <w:abstractNumId w:val="21"/>
   </w:num>
-  <w:num w:numId="34" w16cid:durableId="1382024430">
-    <w:abstractNumId w:val="25"/>
+  <w:num w:numId="44" w16cid:durableId="1084572739">
+    <w:abstractNumId w:val="4"/>
   </w:num>
-  <w:num w:numId="35" w16cid:durableId="765539903">
-    <w:abstractNumId w:val="37"/>
+  <w:num w:numId="45" w16cid:durableId="173811425">
+    <w:abstractNumId w:val="20"/>
   </w:num>
-  <w:num w:numId="36" w16cid:durableId="40130252">
-    <w:abstractNumId w:val="36"/>
+  <w:num w:numId="46" w16cid:durableId="334966384">
+    <w:abstractNumId w:val="30"/>
   </w:num>
-  <w:num w:numId="37" w16cid:durableId="998658421">
+  <w:num w:numId="47" w16cid:durableId="1698039518">
     <w:abstractNumId w:val="17"/>
   </w:num>
-  <w:num w:numId="38" w16cid:durableId="1205673146">
-    <w:abstractNumId w:val="27"/>
-  </w:num>
-  <w:num w:numId="39" w16cid:durableId="1628925929">
-    <w:abstractNumId w:val="39"/>
-  </w:num>
-  <w:num w:numId="40" w16cid:durableId="1889485503">
-    <w:abstractNumId w:val="33"/>
-  </w:num>
-  <w:num w:numId="41" w16cid:durableId="270087960">
-    <w:abstractNumId w:val="24"/>
-  </w:num>
-  <w:num w:numId="42" w16cid:durableId="1766611162">
-    <w:abstractNumId w:val="35"/>
+  <w:num w:numId="48" w16cid:durableId="1207331867">
+    <w:abstractNumId w:val="10"/>
   </w:num>
 </w:numbering>
 </file>
 
 <file path=word/styles.xml><?xml version="1.0" encoding="utf-8"?>
-<w:styles xmlns:mc="http://schemas.openxmlformats.org/markup-compatibility/2006" xmlns:r="http://schemas.openxmlformats.org/officeDocument/2006/relationships" xmlns:w="http://schemas.openxmlformats.org/wordprocessingml/2006/main" xmlns:w14="http://schemas.microsoft.com/office/word/2010/wordml" xmlns:w15="http://schemas.microsoft.com/office/word/2012/wordml" xmlns:w16cex="http://schemas.microsoft.com/office/word/2018/wordml/cex" xmlns:w16cid="http://schemas.microsoft.com/office/word/2016/wordml/cid" xmlns:w16="http://schemas.microsoft.com/office/word/2018/wordml" xmlns:w16du="http://schemas.microsoft.com/office/word/2023/wordml/word16du" xmlns:w16sdtdh="http://schemas.microsoft.com/office/word/2020/wordml/sdtdatahash" xmlns:w16sdtfl="http://schemas.microsoft.com/office/word/2024/wordml/sdtformatlock" xmlns:w16se="http://schemas.microsoft.com/office/word/2015/wordml/symex" mc:Ignorable="w14 w15 w16se w16cid w16 w16cex w16sdtdh w16sdtfl w16du">
+<w:styles xmlns:mc="http://schemas.openxmlformats.org/markup-compatibility/2006" xmlns:r="http://schemas.openxmlformats.org/officeDocument/2006/relationships" xmlns:w="http://schemas.openxmlformats.org/wordprocessingml/2006/main" xmlns:w14="http://schemas.microsoft.com/office/word/2010/wordml" xmlns:w15="http://schemas.microsoft.com/office/word/2012/wordml" xmlns:w16cex="http://schemas.microsoft.com/office/word/2018/wordml/cex" xmlns:w16cid="http://schemas.microsoft.com/office/word/2016/wordml/cid" xmlns:w16="http://schemas.microsoft.com/office/word/2018/wordml" xmlns:w16sdtdh="http://schemas.microsoft.com/office/word/2020/wordml/sdtdatahash" xmlns:w16se="http://schemas.microsoft.com/office/word/2015/wordml/symex" mc:Ignorable="w14 w15 w16se w16cid w16 w16cex w16sdtdh">
   <w:docDefaults>
     <w:rPrDefault>
       <w:rPr>

--- a/Linux/automation_A4.docx
+++ b/Linux/automation_A4.docx
@@ -8591,6 +8591,7 @@
     <w:p>
       <w:pPr>
         <w:ind w:left="360"/>
+        <w:jc w:val="both"/>
         <w:rPr>
           <w:rFonts w:asciiTheme="majorBidi" w:hAnsiTheme="majorBidi" w:cstheme="majorBidi"/>
           <w:b/>
@@ -8682,6 +8683,7 @@
     </w:p>
     <w:p>
       <w:pPr>
+        <w:jc w:val="both"/>
         <w:rPr>
           <w:rFonts w:asciiTheme="majorBidi" w:hAnsiTheme="majorBidi" w:cstheme="majorBidi"/>
           <w:sz w:val="28"/>
@@ -8864,7 +8866,7 @@
           </mc:Choice>
           <mc:Fallback>
             <w:pict>
-              <v:rect w14:anchorId="59A0F1CA" id="Rectangle 6" o:spid="_x0000_s1032" style="position:absolute;margin-left:16.5pt;margin-top:.4pt;width:249.75pt;height:68.25pt;z-index:251664384;visibility:visible;mso-wrap-style:square;mso-width-percent:0;mso-height-percent:0;mso-wrap-distance-left:9pt;mso-wrap-distance-top:0;mso-wrap-distance-right:9pt;mso-wrap-distance-bottom:0;mso-position-horizontal:absolute;mso-position-horizontal-relative:text;mso-position-vertical:absolute;mso-position-vertical-relative:text;mso-width-percent:0;mso-height-percent:0;mso-width-relative:margin;mso-height-relative:margin;v-text-anchor:middle" o:gfxdata="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" fillcolor="black [3200]" strokecolor="black [480]" strokeweight="1pt">
+              <v:rect w14:anchorId="59A0F1CA" id="Rectangle 6" o:spid="_x0000_s1032" style="position:absolute;left:0;text-align:left;margin-left:16.5pt;margin-top:.4pt;width:249.75pt;height:68.25pt;z-index:251664384;visibility:visible;mso-wrap-style:square;mso-width-percent:0;mso-height-percent:0;mso-wrap-distance-left:9pt;mso-wrap-distance-top:0;mso-wrap-distance-right:9pt;mso-wrap-distance-bottom:0;mso-position-horizontal:absolute;mso-position-horizontal-relative:text;mso-position-vertical:absolute;mso-position-vertical-relative:text;mso-width-percent:0;mso-height-percent:0;mso-width-relative:margin;mso-height-relative:margin;v-text-anchor:middle" o:gfxdata="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" fillcolor="black [3200]" strokecolor="black [480]" strokeweight="1pt">
                 <v:textbox>
                   <w:txbxContent>
                     <w:p>
@@ -8973,24 +8975,27 @@
     </w:p>
     <w:p>
       <w:pPr>
-        <w:rPr>
-          <w:rFonts w:asciiTheme="majorBidi" w:hAnsiTheme="majorBidi" w:cstheme="majorBidi"/>
-          <w:sz w:val="28"/>
-          <w:szCs w:val="28"/>
-        </w:rPr>
-      </w:pPr>
-    </w:p>
-    <w:p>
-      <w:pPr>
-        <w:rPr>
-          <w:rFonts w:asciiTheme="majorBidi" w:hAnsiTheme="majorBidi" w:cstheme="majorBidi"/>
-          <w:sz w:val="28"/>
-          <w:szCs w:val="28"/>
-        </w:rPr>
-      </w:pPr>
-    </w:p>
-    <w:p>
-      <w:pPr>
+        <w:jc w:val="both"/>
+        <w:rPr>
+          <w:rFonts w:asciiTheme="majorBidi" w:hAnsiTheme="majorBidi" w:cstheme="majorBidi"/>
+          <w:sz w:val="28"/>
+          <w:szCs w:val="28"/>
+        </w:rPr>
+      </w:pPr>
+    </w:p>
+    <w:p>
+      <w:pPr>
+        <w:jc w:val="both"/>
+        <w:rPr>
+          <w:rFonts w:asciiTheme="majorBidi" w:hAnsiTheme="majorBidi" w:cstheme="majorBidi"/>
+          <w:sz w:val="28"/>
+          <w:szCs w:val="28"/>
+        </w:rPr>
+      </w:pPr>
+    </w:p>
+    <w:p>
+      <w:pPr>
+        <w:jc w:val="both"/>
         <w:rPr>
           <w:rFonts w:asciiTheme="majorBidi" w:hAnsiTheme="majorBidi" w:cstheme="majorBidi"/>
           <w:sz w:val="2"/>
@@ -9001,101 +9006,13 @@
     <w:p>
       <w:pPr>
         <w:ind w:left="360"/>
-        <w:rPr>
-          <w:rFonts w:asciiTheme="majorBidi" w:hAnsiTheme="majorBidi" w:cstheme="majorBidi"/>
-          <w:b/>
-          <w:bCs/>
-          <w:i/>
-          <w:iCs/>
-          <w:sz w:val="28"/>
-          <w:szCs w:val="28"/>
-        </w:rPr>
-      </w:pPr>
-      <w:r>
-        <w:rPr>
-          <w:rFonts w:asciiTheme="majorBidi" w:hAnsiTheme="majorBidi" w:cstheme="majorBidi"/>
-          <w:b/>
-          <w:bCs/>
-          <w:i/>
-          <w:iCs/>
-          <w:sz w:val="28"/>
-          <w:szCs w:val="28"/>
-        </w:rPr>
-        <w:t>/</w:t>
-      </w:r>
-      <w:proofErr w:type="spellStart"/>
-      <w:r>
-        <w:rPr>
-          <w:rFonts w:asciiTheme="majorBidi" w:hAnsiTheme="majorBidi" w:cstheme="majorBidi"/>
-          <w:b/>
-          <w:bCs/>
-          <w:i/>
-          <w:iCs/>
-          <w:sz w:val="28"/>
-          <w:szCs w:val="28"/>
-        </w:rPr>
-        <w:t>etc</w:t>
-      </w:r>
-      <w:proofErr w:type="spellEnd"/>
-      <w:r>
-        <w:rPr>
-          <w:rFonts w:asciiTheme="majorBidi" w:hAnsiTheme="majorBidi" w:cstheme="majorBidi"/>
-          <w:b/>
-          <w:bCs/>
-          <w:i/>
-          <w:iCs/>
-          <w:sz w:val="28"/>
-          <w:szCs w:val="28"/>
-        </w:rPr>
-        <w:t>/</w:t>
-      </w:r>
-      <w:proofErr w:type="spellStart"/>
-      <w:r>
-        <w:rPr>
-          <w:rFonts w:asciiTheme="majorBidi" w:hAnsiTheme="majorBidi" w:cstheme="majorBidi"/>
-          <w:b/>
-          <w:bCs/>
-          <w:i/>
-          <w:iCs/>
-          <w:sz w:val="28"/>
-          <w:szCs w:val="28"/>
-        </w:rPr>
-        <w:t>systemd</w:t>
-      </w:r>
-      <w:proofErr w:type="spellEnd"/>
-      <w:r>
-        <w:rPr>
-          <w:rFonts w:asciiTheme="majorBidi" w:hAnsiTheme="majorBidi" w:cstheme="majorBidi"/>
-          <w:b/>
-          <w:bCs/>
-          <w:i/>
-          <w:iCs/>
-          <w:sz w:val="28"/>
-          <w:szCs w:val="28"/>
-        </w:rPr>
-        <w:t>/system/</w:t>
-      </w:r>
-      <w:proofErr w:type="spellStart"/>
-      <w:r>
-        <w:rPr>
-          <w:rFonts w:asciiTheme="majorBidi" w:hAnsiTheme="majorBidi" w:cstheme="majorBidi"/>
-          <w:b/>
-          <w:bCs/>
-          <w:i/>
-          <w:iCs/>
-          <w:sz w:val="28"/>
-          <w:szCs w:val="28"/>
-        </w:rPr>
-        <w:t>cleanup.timer</w:t>
-      </w:r>
-      <w:proofErr w:type="spellEnd"/>
-    </w:p>
-    <w:p>
-      <w:pPr>
-        <w:rPr>
-          <w:rFonts w:asciiTheme="majorBidi" w:hAnsiTheme="majorBidi" w:cstheme="majorBidi"/>
-          <w:b/>
-          <w:bCs/>
+        <w:jc w:val="both"/>
+        <w:rPr>
+          <w:rFonts w:asciiTheme="majorBidi" w:hAnsiTheme="majorBidi" w:cstheme="majorBidi"/>
+          <w:b/>
+          <w:bCs/>
+          <w:i/>
+          <w:iCs/>
           <w:sz w:val="28"/>
           <w:szCs w:val="28"/>
         </w:rPr>
@@ -9112,16 +9029,16 @@
         <mc:AlternateContent>
           <mc:Choice Requires="wps">
             <w:drawing>
-              <wp:anchor distT="0" distB="0" distL="114300" distR="114300" simplePos="0" relativeHeight="251665408" behindDoc="0" locked="0" layoutInCell="1" allowOverlap="1" wp14:anchorId="1B6F291A" wp14:editId="0875AFA4">
+              <wp:anchor distT="0" distB="0" distL="114300" distR="114300" simplePos="0" relativeHeight="251665408" behindDoc="0" locked="0" layoutInCell="1" allowOverlap="1" wp14:anchorId="1B6F291A" wp14:editId="6FFDA8E6">
                 <wp:simplePos x="0" y="0"/>
                 <wp:positionH relativeFrom="column">
                   <wp:posOffset>247650</wp:posOffset>
                 </wp:positionH>
                 <wp:positionV relativeFrom="paragraph">
-                  <wp:posOffset>8255</wp:posOffset>
+                  <wp:posOffset>282575</wp:posOffset>
                 </wp:positionV>
-                <wp:extent cx="2047875" cy="1628775"/>
-                <wp:effectExtent l="0" t="0" r="28575" b="28575"/>
+                <wp:extent cx="2047875" cy="1600200"/>
+                <wp:effectExtent l="0" t="0" r="28575" b="19050"/>
                 <wp:wrapNone/>
                 <wp:docPr id="7" name="Rectangle 7"/>
                 <wp:cNvGraphicFramePr/>
@@ -9132,7 +9049,7 @@
                       <wps:spPr>
                         <a:xfrm>
                           <a:off x="0" y="0"/>
-                          <a:ext cx="2047875" cy="1628775"/>
+                          <a:ext cx="2047875" cy="1600200"/>
                         </a:xfrm>
                         <a:prstGeom prst="rect">
                           <a:avLst/>
@@ -9393,7 +9310,7 @@
           </mc:Choice>
           <mc:Fallback>
             <w:pict>
-              <v:rect w14:anchorId="1B6F291A" id="Rectangle 7" o:spid="_x0000_s1033" style="position:absolute;margin-left:19.5pt;margin-top:.65pt;width:161.25pt;height:128.25pt;z-index:251665408;visibility:visible;mso-wrap-style:square;mso-width-percent:0;mso-height-percent:0;mso-wrap-distance-left:9pt;mso-wrap-distance-top:0;mso-wrap-distance-right:9pt;mso-wrap-distance-bottom:0;mso-position-horizontal:absolute;mso-position-horizontal-relative:text;mso-position-vertical:absolute;mso-position-vertical-relative:text;mso-width-percent:0;mso-height-percent:0;mso-width-relative:margin;mso-height-relative:margin;v-text-anchor:middle" o:gfxdata="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" fillcolor="black [3200]" strokecolor="black [480]" strokeweight="1pt">
+              <v:rect w14:anchorId="1B6F291A" id="Rectangle 7" o:spid="_x0000_s1033" style="position:absolute;left:0;text-align:left;margin-left:19.5pt;margin-top:22.25pt;width:161.25pt;height:126pt;z-index:251665408;visibility:visible;mso-wrap-style:square;mso-width-percent:0;mso-height-percent:0;mso-wrap-distance-left:9pt;mso-wrap-distance-top:0;mso-wrap-distance-right:9pt;mso-wrap-distance-bottom:0;mso-position-horizontal:absolute;mso-position-horizontal-relative:text;mso-position-vertical:absolute;mso-position-vertical-relative:text;mso-width-percent:0;mso-height-percent:0;mso-width-relative:margin;mso-height-relative:margin;v-text-anchor:middle" o:gfxdata="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" fillcolor="black [3200]" strokecolor="black [480]" strokeweight="1pt">
                 <v:textbox>
                   <w:txbxContent>
                     <w:p>
@@ -9618,42 +9535,136 @@
           </mc:Fallback>
         </mc:AlternateContent>
       </w:r>
-    </w:p>
-    <w:p>
-      <w:pPr>
-        <w:rPr>
-          <w:rFonts w:asciiTheme="majorBidi" w:hAnsiTheme="majorBidi" w:cstheme="majorBidi"/>
-          <w:b/>
-          <w:bCs/>
-          <w:sz w:val="28"/>
-          <w:szCs w:val="28"/>
-        </w:rPr>
-      </w:pPr>
-    </w:p>
-    <w:p>
-      <w:pPr>
-        <w:rPr>
-          <w:rFonts w:asciiTheme="majorBidi" w:hAnsiTheme="majorBidi" w:cstheme="majorBidi"/>
-          <w:b/>
-          <w:bCs/>
-          <w:sz w:val="28"/>
-          <w:szCs w:val="28"/>
-        </w:rPr>
-      </w:pPr>
-    </w:p>
-    <w:p>
-      <w:pPr>
-        <w:rPr>
-          <w:rFonts w:asciiTheme="majorBidi" w:hAnsiTheme="majorBidi" w:cstheme="majorBidi"/>
-          <w:b/>
-          <w:bCs/>
-          <w:sz w:val="28"/>
-          <w:szCs w:val="28"/>
-        </w:rPr>
-      </w:pPr>
-    </w:p>
-    <w:p>
-      <w:pPr>
+      <w:r>
+        <w:rPr>
+          <w:rFonts w:asciiTheme="majorBidi" w:hAnsiTheme="majorBidi" w:cstheme="majorBidi"/>
+          <w:b/>
+          <w:bCs/>
+          <w:i/>
+          <w:iCs/>
+          <w:sz w:val="28"/>
+          <w:szCs w:val="28"/>
+        </w:rPr>
+        <w:t>/</w:t>
+      </w:r>
+      <w:proofErr w:type="spellStart"/>
+      <w:r>
+        <w:rPr>
+          <w:rFonts w:asciiTheme="majorBidi" w:hAnsiTheme="majorBidi" w:cstheme="majorBidi"/>
+          <w:b/>
+          <w:bCs/>
+          <w:i/>
+          <w:iCs/>
+          <w:sz w:val="28"/>
+          <w:szCs w:val="28"/>
+        </w:rPr>
+        <w:t>etc</w:t>
+      </w:r>
+      <w:proofErr w:type="spellEnd"/>
+      <w:r>
+        <w:rPr>
+          <w:rFonts w:asciiTheme="majorBidi" w:hAnsiTheme="majorBidi" w:cstheme="majorBidi"/>
+          <w:b/>
+          <w:bCs/>
+          <w:i/>
+          <w:iCs/>
+          <w:sz w:val="28"/>
+          <w:szCs w:val="28"/>
+        </w:rPr>
+        <w:t>/</w:t>
+      </w:r>
+      <w:proofErr w:type="spellStart"/>
+      <w:r>
+        <w:rPr>
+          <w:rFonts w:asciiTheme="majorBidi" w:hAnsiTheme="majorBidi" w:cstheme="majorBidi"/>
+          <w:b/>
+          <w:bCs/>
+          <w:i/>
+          <w:iCs/>
+          <w:sz w:val="28"/>
+          <w:szCs w:val="28"/>
+        </w:rPr>
+        <w:t>systemd</w:t>
+      </w:r>
+      <w:proofErr w:type="spellEnd"/>
+      <w:r>
+        <w:rPr>
+          <w:rFonts w:asciiTheme="majorBidi" w:hAnsiTheme="majorBidi" w:cstheme="majorBidi"/>
+          <w:b/>
+          <w:bCs/>
+          <w:i/>
+          <w:iCs/>
+          <w:sz w:val="28"/>
+          <w:szCs w:val="28"/>
+        </w:rPr>
+        <w:t>/system/</w:t>
+      </w:r>
+      <w:proofErr w:type="spellStart"/>
+      <w:r>
+        <w:rPr>
+          <w:rFonts w:asciiTheme="majorBidi" w:hAnsiTheme="majorBidi" w:cstheme="majorBidi"/>
+          <w:b/>
+          <w:bCs/>
+          <w:i/>
+          <w:iCs/>
+          <w:sz w:val="28"/>
+          <w:szCs w:val="28"/>
+        </w:rPr>
+        <w:t>cleanup.timer</w:t>
+      </w:r>
+      <w:proofErr w:type="spellEnd"/>
+    </w:p>
+    <w:p>
+      <w:pPr>
+        <w:jc w:val="both"/>
+        <w:rPr>
+          <w:rFonts w:asciiTheme="majorBidi" w:hAnsiTheme="majorBidi" w:cstheme="majorBidi"/>
+          <w:b/>
+          <w:bCs/>
+          <w:sz w:val="28"/>
+          <w:szCs w:val="28"/>
+        </w:rPr>
+      </w:pPr>
+    </w:p>
+    <w:p>
+      <w:pPr>
+        <w:jc w:val="both"/>
+        <w:rPr>
+          <w:rFonts w:asciiTheme="majorBidi" w:hAnsiTheme="majorBidi" w:cstheme="majorBidi"/>
+          <w:b/>
+          <w:bCs/>
+          <w:sz w:val="28"/>
+          <w:szCs w:val="28"/>
+        </w:rPr>
+      </w:pPr>
+    </w:p>
+    <w:p>
+      <w:pPr>
+        <w:jc w:val="both"/>
+        <w:rPr>
+          <w:rFonts w:asciiTheme="majorBidi" w:hAnsiTheme="majorBidi" w:cstheme="majorBidi"/>
+          <w:b/>
+          <w:bCs/>
+          <w:sz w:val="28"/>
+          <w:szCs w:val="28"/>
+        </w:rPr>
+      </w:pPr>
+    </w:p>
+    <w:p>
+      <w:pPr>
+        <w:jc w:val="both"/>
+        <w:rPr>
+          <w:rFonts w:asciiTheme="majorBidi" w:hAnsiTheme="majorBidi" w:cstheme="majorBidi"/>
+          <w:b/>
+          <w:bCs/>
+          <w:sz w:val="28"/>
+          <w:szCs w:val="28"/>
+        </w:rPr>
+      </w:pPr>
+    </w:p>
+    <w:p>
+      <w:pPr>
+        <w:jc w:val="both"/>
         <w:rPr>
           <w:rFonts w:asciiTheme="majorBidi" w:hAnsiTheme="majorBidi" w:cstheme="majorBidi"/>
           <w:b/>
@@ -9665,12 +9676,13 @@
     </w:p>
     <w:p>
       <w:pPr>
-        <w:rPr>
-          <w:rFonts w:asciiTheme="majorBidi" w:hAnsiTheme="majorBidi" w:cstheme="majorBidi"/>
-          <w:b/>
-          <w:bCs/>
-          <w:sz w:val="10"/>
-          <w:szCs w:val="10"/>
+        <w:jc w:val="both"/>
+        <w:rPr>
+          <w:rFonts w:asciiTheme="majorBidi" w:hAnsiTheme="majorBidi" w:cstheme="majorBidi"/>
+          <w:b/>
+          <w:bCs/>
+          <w:sz w:val="2"/>
+          <w:szCs w:val="2"/>
         </w:rPr>
       </w:pPr>
     </w:p>
@@ -9682,27 +9694,7 @@
           <w:numId w:val="14"/>
         </w:numPr>
         <w:ind w:left="360"/>
-        <w:rPr>
-          <w:rFonts w:asciiTheme="majorBidi" w:hAnsiTheme="majorBidi" w:cstheme="majorBidi"/>
-          <w:b/>
-          <w:bCs/>
-          <w:sz w:val="28"/>
-          <w:szCs w:val="28"/>
-        </w:rPr>
-      </w:pPr>
-      <w:r>
-        <w:rPr>
-          <w:rFonts w:asciiTheme="majorBidi" w:hAnsiTheme="majorBidi" w:cstheme="majorBidi"/>
-          <w:b/>
-          <w:bCs/>
-          <w:sz w:val="28"/>
-          <w:szCs w:val="28"/>
-        </w:rPr>
-        <w:t>Run Task Every Monday at 2 AM</w:t>
-      </w:r>
-    </w:p>
-    <w:p>
-      <w:pPr>
+        <w:jc w:val="both"/>
         <w:rPr>
           <w:rFonts w:asciiTheme="majorBidi" w:hAnsiTheme="majorBidi" w:cstheme="majorBidi"/>
           <w:b/>
@@ -9723,16 +9715,16 @@
         <mc:AlternateContent>
           <mc:Choice Requires="wps">
             <w:drawing>
-              <wp:anchor distT="0" distB="0" distL="114300" distR="114300" simplePos="0" relativeHeight="251666432" behindDoc="0" locked="0" layoutInCell="1" allowOverlap="1" wp14:anchorId="2CFD4BE1" wp14:editId="06F0B606">
+              <wp:anchor distT="0" distB="0" distL="114300" distR="114300" simplePos="0" relativeHeight="251666432" behindDoc="0" locked="0" layoutInCell="1" allowOverlap="1" wp14:anchorId="2CFD4BE1" wp14:editId="5011DA55">
                 <wp:simplePos x="0" y="0"/>
                 <wp:positionH relativeFrom="column">
                   <wp:posOffset>228600</wp:posOffset>
                 </wp:positionH>
                 <wp:positionV relativeFrom="paragraph">
-                  <wp:posOffset>2540</wp:posOffset>
+                  <wp:posOffset>260350</wp:posOffset>
                 </wp:positionV>
-                <wp:extent cx="2771775" cy="1009650"/>
-                <wp:effectExtent l="0" t="0" r="28575" b="19050"/>
+                <wp:extent cx="2686050" cy="762000"/>
+                <wp:effectExtent l="0" t="0" r="19050" b="19050"/>
                 <wp:wrapNone/>
                 <wp:docPr id="8" name="Rectangle 8"/>
                 <wp:cNvGraphicFramePr/>
@@ -9743,7 +9735,7 @@
                       <wps:spPr>
                         <a:xfrm>
                           <a:off x="0" y="0"/>
-                          <a:ext cx="2771775" cy="1009650"/>
+                          <a:ext cx="2686050" cy="762000"/>
                         </a:xfrm>
                         <a:prstGeom prst="rect">
                           <a:avLst/>
@@ -9769,8 +9761,13 @@
                         <w:txbxContent>
                           <w:p>
                             <w:pPr>
+                              <w:spacing w:after="60"/>
                               <w:rPr>
                                 <w:rFonts w:asciiTheme="majorBidi" w:hAnsiTheme="majorBidi" w:cstheme="majorBidi"/>
+                                <w:b/>
+                                <w:bCs/>
+                                <w:i/>
+                                <w:iCs/>
                                 <w:sz w:val="28"/>
                                 <w:szCs w:val="28"/>
                               </w:rPr>
@@ -9778,6 +9775,10 @@
                             <w:r>
                               <w:rPr>
                                 <w:rFonts w:asciiTheme="majorBidi" w:hAnsiTheme="majorBidi" w:cstheme="majorBidi"/>
+                                <w:b/>
+                                <w:bCs/>
+                                <w:i/>
+                                <w:iCs/>
                                 <w:sz w:val="28"/>
                                 <w:szCs w:val="28"/>
                               </w:rPr>
@@ -9786,8 +9787,13 @@
                           </w:p>
                           <w:p>
                             <w:pPr>
+                              <w:spacing w:after="0"/>
                               <w:rPr>
                                 <w:rFonts w:asciiTheme="majorBidi" w:hAnsiTheme="majorBidi" w:cstheme="majorBidi"/>
+                                <w:b/>
+                                <w:bCs/>
+                                <w:i/>
+                                <w:iCs/>
                                 <w:sz w:val="28"/>
                                 <w:szCs w:val="28"/>
                               </w:rPr>
@@ -9796,6 +9802,10 @@
                             <w:r>
                               <w:rPr>
                                 <w:rFonts w:asciiTheme="majorBidi" w:hAnsiTheme="majorBidi" w:cstheme="majorBidi"/>
+                                <w:b/>
+                                <w:bCs/>
+                                <w:i/>
+                                <w:iCs/>
                                 <w:sz w:val="28"/>
                                 <w:szCs w:val="28"/>
                               </w:rPr>
@@ -9805,6 +9815,10 @@
                             <w:r>
                               <w:rPr>
                                 <w:rFonts w:asciiTheme="majorBidi" w:hAnsiTheme="majorBidi" w:cstheme="majorBidi"/>
+                                <w:b/>
+                                <w:bCs/>
+                                <w:i/>
+                                <w:iCs/>
                                 <w:sz w:val="28"/>
                                 <w:szCs w:val="28"/>
                               </w:rPr>
@@ -9813,8 +9827,13 @@
                           </w:p>
                           <w:p>
                             <w:pPr>
+                              <w:spacing w:after="0"/>
                               <w:rPr>
                                 <w:rFonts w:asciiTheme="majorBidi" w:hAnsiTheme="majorBidi" w:cstheme="majorBidi"/>
+                                <w:b/>
+                                <w:bCs/>
+                                <w:i/>
+                                <w:iCs/>
                                 <w:sz w:val="28"/>
                                 <w:szCs w:val="28"/>
                               </w:rPr>
@@ -9822,6 +9841,10 @@
                             <w:r>
                               <w:rPr>
                                 <w:rFonts w:asciiTheme="majorBidi" w:hAnsiTheme="majorBidi" w:cstheme="majorBidi"/>
+                                <w:b/>
+                                <w:bCs/>
+                                <w:i/>
+                                <w:iCs/>
                                 <w:sz w:val="28"/>
                                 <w:szCs w:val="28"/>
                               </w:rPr>
@@ -9855,13 +9878,18 @@
           </mc:Choice>
           <mc:Fallback>
             <w:pict>
-              <v:rect w14:anchorId="2CFD4BE1" id="Rectangle 8" o:spid="_x0000_s1034" style="position:absolute;margin-left:18pt;margin-top:.2pt;width:218.25pt;height:79.5pt;z-index:251666432;visibility:visible;mso-wrap-style:square;mso-width-percent:0;mso-height-percent:0;mso-wrap-distance-left:9pt;mso-wrap-distance-top:0;mso-wrap-distance-right:9pt;mso-wrap-distance-bottom:0;mso-position-horizontal:absolute;mso-position-horizontal-relative:text;mso-position-vertical:absolute;mso-position-vertical-relative:text;mso-width-percent:0;mso-height-percent:0;mso-width-relative:margin;mso-height-relative:margin;v-text-anchor:middle" o:gfxdata="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" fillcolor="black [3200]" strokecolor="black [480]" strokeweight="1pt">
+              <v:rect w14:anchorId="2CFD4BE1" id="Rectangle 8" o:spid="_x0000_s1034" style="position:absolute;left:0;text-align:left;margin-left:18pt;margin-top:20.5pt;width:211.5pt;height:60pt;z-index:251666432;visibility:visible;mso-wrap-style:square;mso-width-percent:0;mso-height-percent:0;mso-wrap-distance-left:9pt;mso-wrap-distance-top:0;mso-wrap-distance-right:9pt;mso-wrap-distance-bottom:0;mso-position-horizontal:absolute;mso-position-horizontal-relative:text;mso-position-vertical:absolute;mso-position-vertical-relative:text;mso-width-percent:0;mso-height-percent:0;mso-width-relative:margin;mso-height-relative:margin;v-text-anchor:middle" o:gfxdata="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" fillcolor="black [3200]" strokecolor="black [480]" strokeweight="1pt">
                 <v:textbox>
                   <w:txbxContent>
                     <w:p>
                       <w:pPr>
+                        <w:spacing w:after="60"/>
                         <w:rPr>
                           <w:rFonts w:asciiTheme="majorBidi" w:hAnsiTheme="majorBidi" w:cstheme="majorBidi"/>
+                          <w:b/>
+                          <w:bCs/>
+                          <w:i/>
+                          <w:iCs/>
                           <w:sz w:val="28"/>
                           <w:szCs w:val="28"/>
                         </w:rPr>
@@ -9869,6 +9897,10 @@
                       <w:r>
                         <w:rPr>
                           <w:rFonts w:asciiTheme="majorBidi" w:hAnsiTheme="majorBidi" w:cstheme="majorBidi"/>
+                          <w:b/>
+                          <w:bCs/>
+                          <w:i/>
+                          <w:iCs/>
                           <w:sz w:val="28"/>
                           <w:szCs w:val="28"/>
                         </w:rPr>
@@ -9877,8 +9909,13 @@
                     </w:p>
                     <w:p>
                       <w:pPr>
+                        <w:spacing w:after="0"/>
                         <w:rPr>
                           <w:rFonts w:asciiTheme="majorBidi" w:hAnsiTheme="majorBidi" w:cstheme="majorBidi"/>
+                          <w:b/>
+                          <w:bCs/>
+                          <w:i/>
+                          <w:iCs/>
                           <w:sz w:val="28"/>
                           <w:szCs w:val="28"/>
                         </w:rPr>
@@ -9887,6 +9924,10 @@
                       <w:r>
                         <w:rPr>
                           <w:rFonts w:asciiTheme="majorBidi" w:hAnsiTheme="majorBidi" w:cstheme="majorBidi"/>
+                          <w:b/>
+                          <w:bCs/>
+                          <w:i/>
+                          <w:iCs/>
                           <w:sz w:val="28"/>
                           <w:szCs w:val="28"/>
                         </w:rPr>
@@ -9896,6 +9937,10 @@
                       <w:r>
                         <w:rPr>
                           <w:rFonts w:asciiTheme="majorBidi" w:hAnsiTheme="majorBidi" w:cstheme="majorBidi"/>
+                          <w:b/>
+                          <w:bCs/>
+                          <w:i/>
+                          <w:iCs/>
                           <w:sz w:val="28"/>
                           <w:szCs w:val="28"/>
                         </w:rPr>
@@ -9904,8 +9949,13 @@
                     </w:p>
                     <w:p>
                       <w:pPr>
+                        <w:spacing w:after="0"/>
                         <w:rPr>
                           <w:rFonts w:asciiTheme="majorBidi" w:hAnsiTheme="majorBidi" w:cstheme="majorBidi"/>
+                          <w:b/>
+                          <w:bCs/>
+                          <w:i/>
+                          <w:iCs/>
                           <w:sz w:val="28"/>
                           <w:szCs w:val="28"/>
                         </w:rPr>
@@ -9913,6 +9963,10 @@
                       <w:r>
                         <w:rPr>
                           <w:rFonts w:asciiTheme="majorBidi" w:hAnsiTheme="majorBidi" w:cstheme="majorBidi"/>
+                          <w:b/>
+                          <w:bCs/>
+                          <w:i/>
+                          <w:iCs/>
                           <w:sz w:val="28"/>
                           <w:szCs w:val="28"/>
                         </w:rPr>
@@ -9931,31 +9985,56 @@
           </mc:Fallback>
         </mc:AlternateContent>
       </w:r>
-    </w:p>
-    <w:p>
-      <w:pPr>
-        <w:rPr>
-          <w:rFonts w:asciiTheme="majorBidi" w:hAnsiTheme="majorBidi" w:cstheme="majorBidi"/>
-          <w:b/>
-          <w:bCs/>
-          <w:sz w:val="28"/>
-          <w:szCs w:val="28"/>
-        </w:rPr>
-      </w:pPr>
-    </w:p>
-    <w:p>
-      <w:pPr>
-        <w:rPr>
-          <w:rFonts w:asciiTheme="majorBidi" w:hAnsiTheme="majorBidi" w:cstheme="majorBidi"/>
-          <w:b/>
-          <w:bCs/>
-          <w:sz w:val="28"/>
-          <w:szCs w:val="28"/>
-        </w:rPr>
-      </w:pPr>
-    </w:p>
-    <w:p>
-      <w:pPr>
+      <w:r>
+        <w:rPr>
+          <w:rFonts w:asciiTheme="majorBidi" w:hAnsiTheme="majorBidi" w:cstheme="majorBidi"/>
+          <w:b/>
+          <w:bCs/>
+          <w:sz w:val="28"/>
+          <w:szCs w:val="28"/>
+        </w:rPr>
+        <w:t>Run Task Every Monday at 2 AM</w:t>
+      </w:r>
+    </w:p>
+    <w:p>
+      <w:pPr>
+        <w:jc w:val="both"/>
+        <w:rPr>
+          <w:rFonts w:asciiTheme="majorBidi" w:hAnsiTheme="majorBidi" w:cstheme="majorBidi"/>
+          <w:b/>
+          <w:bCs/>
+          <w:sz w:val="28"/>
+          <w:szCs w:val="28"/>
+        </w:rPr>
+      </w:pPr>
+    </w:p>
+    <w:p>
+      <w:pPr>
+        <w:jc w:val="both"/>
+        <w:rPr>
+          <w:rFonts w:asciiTheme="majorBidi" w:hAnsiTheme="majorBidi" w:cstheme="majorBidi"/>
+          <w:b/>
+          <w:bCs/>
+          <w:sz w:val="28"/>
+          <w:szCs w:val="28"/>
+        </w:rPr>
+      </w:pPr>
+    </w:p>
+    <w:p>
+      <w:pPr>
+        <w:jc w:val="both"/>
+        <w:rPr>
+          <w:rFonts w:asciiTheme="majorBidi" w:hAnsiTheme="majorBidi" w:cstheme="majorBidi"/>
+          <w:b/>
+          <w:bCs/>
+          <w:sz w:val="2"/>
+          <w:szCs w:val="2"/>
+        </w:rPr>
+      </w:pPr>
+    </w:p>
+    <w:p>
+      <w:pPr>
+        <w:jc w:val="both"/>
         <w:rPr>
           <w:rFonts w:asciiTheme="majorBidi" w:hAnsiTheme="majorBidi" w:cstheme="majorBidi"/>
           <w:b/>
@@ -10457,6 +10536,10 @@
               <w:rPr>
                 <w:rStyle w:val="HTMLCode"/>
                 <w:rFonts w:asciiTheme="majorBidi" w:eastAsiaTheme="minorHAnsi" w:hAnsiTheme="majorBidi" w:cstheme="majorBidi"/>
+                <w:b/>
+                <w:bCs/>
+                <w:i/>
+                <w:iCs/>
                 <w:sz w:val="28"/>
                 <w:szCs w:val="28"/>
               </w:rPr>
@@ -10723,22 +10806,23 @@
     </w:p>
     <w:p>
       <w:pPr>
-        <w:jc w:val="both"/>
-        <w:rPr>
-          <w:rFonts w:asciiTheme="majorBidi" w:hAnsiTheme="majorBidi" w:cstheme="majorBidi"/>
-          <w:b/>
-          <w:bCs/>
-          <w:sz w:val="28"/>
-          <w:szCs w:val="28"/>
-        </w:rPr>
-      </w:pPr>
-      <w:r>
-        <w:rPr>
-          <w:rFonts w:asciiTheme="majorBidi" w:hAnsiTheme="majorBidi" w:cstheme="majorBidi"/>
-          <w:b/>
-          <w:bCs/>
-          <w:sz w:val="28"/>
-          <w:szCs w:val="28"/>
+        <w:spacing w:after="60"/>
+        <w:jc w:val="both"/>
+        <w:rPr>
+          <w:rFonts w:asciiTheme="majorBidi" w:hAnsiTheme="majorBidi" w:cstheme="majorBidi"/>
+          <w:b/>
+          <w:bCs/>
+          <w:sz w:val="32"/>
+          <w:szCs w:val="32"/>
+        </w:rPr>
+      </w:pPr>
+      <w:r>
+        <w:rPr>
+          <w:rFonts w:asciiTheme="majorBidi" w:hAnsiTheme="majorBidi" w:cstheme="majorBidi"/>
+          <w:b/>
+          <w:bCs/>
+          <w:sz w:val="32"/>
+          <w:szCs w:val="32"/>
         </w:rPr>
         <w:t xml:space="preserve">Types of </w:t>
       </w:r>
@@ -10748,8 +10832,8 @@
           <w:rFonts w:asciiTheme="majorBidi" w:hAnsiTheme="majorBidi" w:cstheme="majorBidi"/>
           <w:b/>
           <w:bCs/>
-          <w:sz w:val="28"/>
-          <w:szCs w:val="28"/>
+          <w:sz w:val="32"/>
+          <w:szCs w:val="32"/>
         </w:rPr>
         <w:t>Systemd</w:t>
       </w:r>
@@ -10759,14 +10843,15 @@
           <w:rFonts w:asciiTheme="majorBidi" w:hAnsiTheme="majorBidi" w:cstheme="majorBidi"/>
           <w:b/>
           <w:bCs/>
-          <w:sz w:val="28"/>
-          <w:szCs w:val="28"/>
+          <w:sz w:val="32"/>
+          <w:szCs w:val="32"/>
         </w:rPr>
         <w:t xml:space="preserve"> Timers</w:t>
       </w:r>
     </w:p>
     <w:p>
       <w:pPr>
+        <w:spacing w:after="60"/>
         <w:jc w:val="both"/>
         <w:rPr>
           <w:rFonts w:asciiTheme="majorBidi" w:hAnsiTheme="majorBidi" w:cstheme="majorBidi"/>
@@ -10790,23 +10875,96 @@
           <w:sz w:val="28"/>
           <w:szCs w:val="28"/>
         </w:rPr>
-        <w:t xml:space="preserve"> supports two main types of timers: Real-time (calendar-based) and Monotonic (relative) timers.</w:t>
-      </w:r>
-      <w:r>
-        <w:rPr>
-          <w:rFonts w:asciiTheme="majorBidi" w:hAnsiTheme="majorBidi" w:cstheme="majorBidi"/>
-          <w:sz w:val="28"/>
-          <w:szCs w:val="28"/>
-        </w:rPr>
-        <w:t xml:space="preserve"> </w:t>
-      </w:r>
-      <w:r>
-        <w:rPr>
-          <w:rFonts w:asciiTheme="majorBidi" w:hAnsiTheme="majorBidi" w:cstheme="majorBidi"/>
-          <w:sz w:val="28"/>
-          <w:szCs w:val="28"/>
-        </w:rPr>
-        <w:t xml:space="preserve">Both are defined in the [Timer] section of </w:t>
+        <w:t xml:space="preserve"> supports two main types of timers: </w:t>
+      </w:r>
+    </w:p>
+    <w:p>
+      <w:pPr>
+        <w:pStyle w:val="ListParagraph"/>
+        <w:numPr>
+          <w:ilvl w:val="0"/>
+          <w:numId w:val="49"/>
+        </w:numPr>
+        <w:spacing w:after="60"/>
+        <w:ind w:left="360"/>
+        <w:jc w:val="both"/>
+        <w:rPr>
+          <w:rFonts w:asciiTheme="majorBidi" w:hAnsiTheme="majorBidi" w:cstheme="majorBidi"/>
+          <w:sz w:val="28"/>
+          <w:szCs w:val="28"/>
+        </w:rPr>
+      </w:pPr>
+      <w:r>
+        <w:rPr>
+          <w:rFonts w:asciiTheme="majorBidi" w:hAnsiTheme="majorBidi" w:cstheme="majorBidi"/>
+          <w:sz w:val="28"/>
+          <w:szCs w:val="28"/>
+        </w:rPr>
+        <w:t xml:space="preserve">Real-time (calendar-based) </w:t>
+      </w:r>
+    </w:p>
+    <w:p>
+      <w:pPr>
+        <w:pStyle w:val="ListParagraph"/>
+        <w:numPr>
+          <w:ilvl w:val="0"/>
+          <w:numId w:val="49"/>
+        </w:numPr>
+        <w:spacing w:after="60"/>
+        <w:ind w:left="360"/>
+        <w:jc w:val="both"/>
+        <w:rPr>
+          <w:rFonts w:asciiTheme="majorBidi" w:hAnsiTheme="majorBidi" w:cstheme="majorBidi"/>
+          <w:sz w:val="28"/>
+          <w:szCs w:val="28"/>
+        </w:rPr>
+      </w:pPr>
+      <w:r>
+        <w:rPr>
+          <w:rFonts w:asciiTheme="majorBidi" w:hAnsiTheme="majorBidi" w:cstheme="majorBidi"/>
+          <w:sz w:val="28"/>
+          <w:szCs w:val="28"/>
+        </w:rPr>
+        <w:t>Monotonic (relative) timers</w:t>
+      </w:r>
+    </w:p>
+    <w:p>
+      <w:pPr>
+        <w:spacing w:after="120"/>
+        <w:jc w:val="both"/>
+        <w:rPr>
+          <w:rFonts w:asciiTheme="majorBidi" w:hAnsiTheme="majorBidi" w:cstheme="majorBidi"/>
+          <w:sz w:val="28"/>
+          <w:szCs w:val="28"/>
+        </w:rPr>
+      </w:pPr>
+      <w:r>
+        <w:rPr>
+          <w:rFonts w:asciiTheme="majorBidi" w:hAnsiTheme="majorBidi" w:cstheme="majorBidi"/>
+          <w:sz w:val="28"/>
+          <w:szCs w:val="28"/>
+        </w:rPr>
+        <w:t xml:space="preserve">Both are defined in the </w:t>
+      </w:r>
+      <w:r>
+        <w:rPr>
+          <w:rFonts w:asciiTheme="majorBidi" w:hAnsiTheme="majorBidi" w:cstheme="majorBidi"/>
+          <w:b/>
+          <w:bCs/>
+          <w:i/>
+          <w:iCs/>
+          <w:sz w:val="28"/>
+          <w:szCs w:val="28"/>
+        </w:rPr>
+        <w:t>[Timer]</w:t>
+      </w:r>
+      <w:r>
+        <w:rPr>
+          <w:rFonts w:asciiTheme="majorBidi" w:hAnsiTheme="majorBidi" w:cstheme="majorBidi"/>
+          <w:sz w:val="28"/>
+          <w:szCs w:val="28"/>
+        </w:rPr>
+        <w:t xml:space="preserve"> section of </w:t>
       </w:r>
       <w:proofErr w:type="gramStart"/>
       <w:r>
@@ -10815,7 +10973,19 @@
           <w:sz w:val="28"/>
           <w:szCs w:val="28"/>
         </w:rPr>
-        <w:t>a .timer</w:t>
+        <w:t xml:space="preserve">a </w:t>
+      </w:r>
+      <w:r>
+        <w:rPr>
+          <w:rFonts w:asciiTheme="majorBidi" w:hAnsiTheme="majorBidi" w:cstheme="majorBidi"/>
+          <w:b/>
+          <w:bCs/>
+          <w:i/>
+          <w:iCs/>
+          <w:sz w:val="28"/>
+          <w:szCs w:val="28"/>
+        </w:rPr>
+        <w:t>.timer</w:t>
       </w:r>
       <w:proofErr w:type="gramEnd"/>
       <w:r>
@@ -10834,29 +11004,32 @@
           <w:ilvl w:val="0"/>
           <w:numId w:val="15"/>
         </w:numPr>
+        <w:spacing w:after="60"/>
         <w:ind w:left="360"/>
         <w:jc w:val="both"/>
         <w:rPr>
           <w:rFonts w:asciiTheme="majorBidi" w:hAnsiTheme="majorBidi" w:cstheme="majorBidi"/>
           <w:b/>
           <w:bCs/>
-          <w:sz w:val="28"/>
-          <w:szCs w:val="28"/>
-        </w:rPr>
-      </w:pPr>
-      <w:r>
-        <w:rPr>
-          <w:rFonts w:asciiTheme="majorBidi" w:hAnsiTheme="majorBidi" w:cstheme="majorBidi"/>
-          <w:b/>
-          <w:bCs/>
-          <w:sz w:val="28"/>
-          <w:szCs w:val="28"/>
+          <w:sz w:val="32"/>
+          <w:szCs w:val="32"/>
+        </w:rPr>
+      </w:pPr>
+      <w:r>
+        <w:rPr>
+          <w:rFonts w:asciiTheme="majorBidi" w:hAnsiTheme="majorBidi" w:cstheme="majorBidi"/>
+          <w:b/>
+          <w:bCs/>
+          <w:sz w:val="32"/>
+          <w:szCs w:val="32"/>
         </w:rPr>
         <w:t>Real-time (Calendar) Timers</w:t>
       </w:r>
     </w:p>
     <w:p>
       <w:pPr>
+        <w:spacing w:after="60"/>
+        <w:ind w:left="360"/>
         <w:jc w:val="both"/>
         <w:rPr>
           <w:rFonts w:asciiTheme="majorBidi" w:hAnsiTheme="majorBidi" w:cstheme="majorBidi"/>
@@ -10902,18 +11075,6 @@
         <w:t>OnCalendar</w:t>
       </w:r>
       <w:proofErr w:type="spellEnd"/>
-      <w:r>
-        <w:rPr>
-          <w:rFonts w:asciiTheme="majorBidi" w:hAnsiTheme="majorBidi" w:cstheme="majorBidi"/>
-          <w:b/>
-          <w:bCs/>
-          <w:i/>
-          <w:iCs/>
-          <w:sz w:val="28"/>
-          <w:szCs w:val="28"/>
-        </w:rPr>
-        <w:t>=</w:t>
-      </w:r>
       <w:r>
         <w:rPr>
           <w:rFonts w:asciiTheme="majorBidi" w:hAnsiTheme="majorBidi" w:cstheme="majorBidi"/>
@@ -10969,25 +11130,27 @@
           <w:rFonts w:asciiTheme="majorBidi" w:hAnsiTheme="majorBidi" w:cstheme="majorBidi"/>
           <w:sz w:val="28"/>
           <w:szCs w:val="28"/>
+          <w:u w:val="single"/>
         </w:rPr>
       </w:pPr>
       <w:r>
         <w:rPr>
           <w:noProof/>
+          <w:u w:val="single"/>
         </w:rPr>
         <mc:AlternateContent>
           <mc:Choice Requires="wps">
             <w:drawing>
-              <wp:anchor distT="0" distB="0" distL="114300" distR="114300" simplePos="0" relativeHeight="251667456" behindDoc="0" locked="0" layoutInCell="1" allowOverlap="1" wp14:anchorId="579AEA6C" wp14:editId="4590878D">
+              <wp:anchor distT="0" distB="0" distL="114300" distR="114300" simplePos="0" relativeHeight="251667456" behindDoc="0" locked="0" layoutInCell="1" allowOverlap="1" wp14:anchorId="579AEA6C" wp14:editId="01CB115A">
                 <wp:simplePos x="0" y="0"/>
                 <wp:positionH relativeFrom="margin">
                   <wp:posOffset>457200</wp:posOffset>
                 </wp:positionH>
                 <wp:positionV relativeFrom="paragraph">
-                  <wp:posOffset>277495</wp:posOffset>
+                  <wp:posOffset>273050</wp:posOffset>
                 </wp:positionV>
-                <wp:extent cx="2038350" cy="657225"/>
-                <wp:effectExtent l="0" t="0" r="19050" b="28575"/>
+                <wp:extent cx="2038350" cy="533400"/>
+                <wp:effectExtent l="0" t="0" r="19050" b="19050"/>
                 <wp:wrapNone/>
                 <wp:docPr id="9" name="Rectangle 9"/>
                 <wp:cNvGraphicFramePr/>
@@ -10998,7 +11161,7 @@
                       <wps:spPr>
                         <a:xfrm>
                           <a:off x="0" y="0"/>
-                          <a:ext cx="2038350" cy="657225"/>
+                          <a:ext cx="2038350" cy="533400"/>
                         </a:xfrm>
                         <a:prstGeom prst="rect">
                           <a:avLst/>
@@ -11024,8 +11187,13 @@
                         <w:txbxContent>
                           <w:p>
                             <w:pPr>
+                              <w:spacing w:after="0"/>
                               <w:rPr>
                                 <w:rFonts w:asciiTheme="majorBidi" w:hAnsiTheme="majorBidi" w:cstheme="majorBidi"/>
+                                <w:b/>
+                                <w:bCs/>
+                                <w:i/>
+                                <w:iCs/>
                                 <w:sz w:val="28"/>
                                 <w:szCs w:val="28"/>
                               </w:rPr>
@@ -11033,6 +11201,10 @@
                             <w:r>
                               <w:rPr>
                                 <w:rFonts w:asciiTheme="majorBidi" w:hAnsiTheme="majorBidi" w:cstheme="majorBidi"/>
+                                <w:b/>
+                                <w:bCs/>
+                                <w:i/>
+                                <w:iCs/>
                                 <w:sz w:val="28"/>
                                 <w:szCs w:val="28"/>
                               </w:rPr>
@@ -11041,8 +11213,13 @@
                           </w:p>
                           <w:p>
                             <w:pPr>
+                              <w:spacing w:after="0"/>
                               <w:rPr>
                                 <w:rFonts w:asciiTheme="majorBidi" w:hAnsiTheme="majorBidi" w:cstheme="majorBidi"/>
+                                <w:b/>
+                                <w:bCs/>
+                                <w:i/>
+                                <w:iCs/>
                                 <w:sz w:val="28"/>
                                 <w:szCs w:val="28"/>
                               </w:rPr>
@@ -11051,6 +11228,10 @@
                             <w:r>
                               <w:rPr>
                                 <w:rFonts w:asciiTheme="majorBidi" w:hAnsiTheme="majorBidi" w:cstheme="majorBidi"/>
+                                <w:b/>
+                                <w:bCs/>
+                                <w:i/>
+                                <w:iCs/>
                                 <w:sz w:val="28"/>
                                 <w:szCs w:val="28"/>
                               </w:rPr>
@@ -11060,6 +11241,10 @@
                             <w:r>
                               <w:rPr>
                                 <w:rFonts w:asciiTheme="majorBidi" w:hAnsiTheme="majorBidi" w:cstheme="majorBidi"/>
+                                <w:b/>
+                                <w:bCs/>
+                                <w:i/>
+                                <w:iCs/>
                                 <w:sz w:val="28"/>
                                 <w:szCs w:val="28"/>
                               </w:rPr>
@@ -11090,13 +11275,18 @@
           </mc:Choice>
           <mc:Fallback>
             <w:pict>
-              <v:rect w14:anchorId="579AEA6C" id="Rectangle 9" o:spid="_x0000_s1035" style="position:absolute;left:0;text-align:left;margin-left:36pt;margin-top:21.85pt;width:160.5pt;height:51.75pt;z-index:251667456;visibility:visible;mso-wrap-style:square;mso-height-percent:0;mso-wrap-distance-left:9pt;mso-wrap-distance-top:0;mso-wrap-distance-right:9pt;mso-wrap-distance-bottom:0;mso-position-horizontal:absolute;mso-position-horizontal-relative:margin;mso-position-vertical:absolute;mso-position-vertical-relative:text;mso-height-percent:0;mso-height-relative:margin;v-text-anchor:middle" o:gfxdata="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" fillcolor="black [3200]" strokecolor="black [480]" strokeweight="1pt">
+              <v:rect w14:anchorId="579AEA6C" id="Rectangle 9" o:spid="_x0000_s1035" style="position:absolute;left:0;text-align:left;margin-left:36pt;margin-top:21.5pt;width:160.5pt;height:42pt;z-index:251667456;visibility:visible;mso-wrap-style:square;mso-height-percent:0;mso-wrap-distance-left:9pt;mso-wrap-distance-top:0;mso-wrap-distance-right:9pt;mso-wrap-distance-bottom:0;mso-position-horizontal:absolute;mso-position-horizontal-relative:margin;mso-position-vertical:absolute;mso-position-vertical-relative:text;mso-height-percent:0;mso-height-relative:margin;v-text-anchor:middle" o:gfxdata="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" fillcolor="black [3200]" strokecolor="black [480]" strokeweight="1pt">
                 <v:textbox>
                   <w:txbxContent>
                     <w:p>
                       <w:pPr>
+                        <w:spacing w:after="0"/>
                         <w:rPr>
                           <w:rFonts w:asciiTheme="majorBidi" w:hAnsiTheme="majorBidi" w:cstheme="majorBidi"/>
+                          <w:b/>
+                          <w:bCs/>
+                          <w:i/>
+                          <w:iCs/>
                           <w:sz w:val="28"/>
                           <w:szCs w:val="28"/>
                         </w:rPr>
@@ -11104,6 +11294,10 @@
                       <w:r>
                         <w:rPr>
                           <w:rFonts w:asciiTheme="majorBidi" w:hAnsiTheme="majorBidi" w:cstheme="majorBidi"/>
+                          <w:b/>
+                          <w:bCs/>
+                          <w:i/>
+                          <w:iCs/>
                           <w:sz w:val="28"/>
                           <w:szCs w:val="28"/>
                         </w:rPr>
@@ -11112,8 +11306,13 @@
                     </w:p>
                     <w:p>
                       <w:pPr>
+                        <w:spacing w:after="0"/>
                         <w:rPr>
                           <w:rFonts w:asciiTheme="majorBidi" w:hAnsiTheme="majorBidi" w:cstheme="majorBidi"/>
+                          <w:b/>
+                          <w:bCs/>
+                          <w:i/>
+                          <w:iCs/>
                           <w:sz w:val="28"/>
                           <w:szCs w:val="28"/>
                         </w:rPr>
@@ -11122,6 +11321,10 @@
                       <w:r>
                         <w:rPr>
                           <w:rFonts w:asciiTheme="majorBidi" w:hAnsiTheme="majorBidi" w:cstheme="majorBidi"/>
+                          <w:b/>
+                          <w:bCs/>
+                          <w:i/>
+                          <w:iCs/>
                           <w:sz w:val="28"/>
                           <w:szCs w:val="28"/>
                         </w:rPr>
@@ -11131,6 +11334,10 @@
                       <w:r>
                         <w:rPr>
                           <w:rFonts w:asciiTheme="majorBidi" w:hAnsiTheme="majorBidi" w:cstheme="majorBidi"/>
+                          <w:b/>
+                          <w:bCs/>
+                          <w:i/>
+                          <w:iCs/>
                           <w:sz w:val="28"/>
                           <w:szCs w:val="28"/>
                         </w:rPr>
@@ -11155,6 +11362,7 @@
           <w:rFonts w:asciiTheme="majorBidi" w:hAnsiTheme="majorBidi" w:cstheme="majorBidi"/>
           <w:sz w:val="28"/>
           <w:szCs w:val="28"/>
+          <w:u w:val="single"/>
         </w:rPr>
         <w:t>Example:</w:t>
       </w:r>
@@ -11171,16 +11379,7 @@
     </w:p>
     <w:p>
       <w:pPr>
-        <w:jc w:val="both"/>
-        <w:rPr>
-          <w:rFonts w:asciiTheme="majorBidi" w:hAnsiTheme="majorBidi" w:cstheme="majorBidi"/>
-          <w:sz w:val="28"/>
-          <w:szCs w:val="28"/>
-        </w:rPr>
-      </w:pPr>
-    </w:p>
-    <w:p>
-      <w:pPr>
+        <w:spacing w:after="120"/>
         <w:ind w:left="720"/>
         <w:jc w:val="both"/>
         <w:rPr>
@@ -11211,25 +11410,27 @@
           <w:rFonts w:asciiTheme="majorBidi" w:hAnsiTheme="majorBidi" w:cstheme="majorBidi"/>
           <w:sz w:val="28"/>
           <w:szCs w:val="28"/>
+          <w:u w:val="single"/>
         </w:rPr>
       </w:pPr>
       <w:r>
         <w:rPr>
           <w:noProof/>
+          <w:u w:val="single"/>
         </w:rPr>
         <mc:AlternateContent>
           <mc:Choice Requires="wps">
             <w:drawing>
-              <wp:anchor distT="0" distB="0" distL="114300" distR="114300" simplePos="0" relativeHeight="251668480" behindDoc="0" locked="0" layoutInCell="1" allowOverlap="1" wp14:anchorId="76E22524" wp14:editId="6081166A">
+              <wp:anchor distT="0" distB="0" distL="114300" distR="114300" simplePos="0" relativeHeight="251668480" behindDoc="0" locked="0" layoutInCell="1" allowOverlap="1" wp14:anchorId="76E22524" wp14:editId="5B0E10F9">
                 <wp:simplePos x="0" y="0"/>
                 <wp:positionH relativeFrom="column">
                   <wp:posOffset>457200</wp:posOffset>
                 </wp:positionH>
                 <wp:positionV relativeFrom="paragraph">
-                  <wp:posOffset>245745</wp:posOffset>
+                  <wp:posOffset>303529</wp:posOffset>
                 </wp:positionV>
-                <wp:extent cx="2600325" cy="676275"/>
-                <wp:effectExtent l="0" t="0" r="28575" b="28575"/>
+                <wp:extent cx="2705100" cy="523875"/>
+                <wp:effectExtent l="0" t="0" r="19050" b="28575"/>
                 <wp:wrapNone/>
                 <wp:docPr id="10" name="Rectangle 10"/>
                 <wp:cNvGraphicFramePr/>
@@ -11240,7 +11441,7 @@
                       <wps:spPr>
                         <a:xfrm>
                           <a:off x="0" y="0"/>
-                          <a:ext cx="2600325" cy="676275"/>
+                          <a:ext cx="2705100" cy="523875"/>
                         </a:xfrm>
                         <a:prstGeom prst="rect">
                           <a:avLst/>
@@ -11266,8 +11467,13 @@
                         <w:txbxContent>
                           <w:p>
                             <w:pPr>
+                              <w:spacing w:after="0"/>
                               <w:rPr>
                                 <w:rFonts w:asciiTheme="majorBidi" w:hAnsiTheme="majorBidi" w:cstheme="majorBidi"/>
+                                <w:b/>
+                                <w:bCs/>
+                                <w:i/>
+                                <w:iCs/>
                                 <w:sz w:val="28"/>
                                 <w:szCs w:val="28"/>
                               </w:rPr>
@@ -11275,6 +11481,10 @@
                             <w:r>
                               <w:rPr>
                                 <w:rFonts w:asciiTheme="majorBidi" w:hAnsiTheme="majorBidi" w:cstheme="majorBidi"/>
+                                <w:b/>
+                                <w:bCs/>
+                                <w:i/>
+                                <w:iCs/>
                                 <w:sz w:val="28"/>
                                 <w:szCs w:val="28"/>
                               </w:rPr>
@@ -11283,8 +11493,13 @@
                           </w:p>
                           <w:p>
                             <w:pPr>
+                              <w:spacing w:after="0"/>
                               <w:rPr>
                                 <w:rFonts w:asciiTheme="majorBidi" w:hAnsiTheme="majorBidi" w:cstheme="majorBidi"/>
+                                <w:b/>
+                                <w:bCs/>
+                                <w:i/>
+                                <w:iCs/>
                                 <w:sz w:val="28"/>
                                 <w:szCs w:val="28"/>
                               </w:rPr>
@@ -11293,6 +11508,10 @@
                             <w:r>
                               <w:rPr>
                                 <w:rFonts w:asciiTheme="majorBidi" w:hAnsiTheme="majorBidi" w:cstheme="majorBidi"/>
+                                <w:b/>
+                                <w:bCs/>
+                                <w:i/>
+                                <w:iCs/>
                                 <w:sz w:val="28"/>
                                 <w:szCs w:val="28"/>
                               </w:rPr>
@@ -11302,6 +11521,10 @@
                             <w:r>
                               <w:rPr>
                                 <w:rFonts w:asciiTheme="majorBidi" w:hAnsiTheme="majorBidi" w:cstheme="majorBidi"/>
+                                <w:b/>
+                                <w:bCs/>
+                                <w:i/>
+                                <w:iCs/>
                                 <w:sz w:val="28"/>
                                 <w:szCs w:val="28"/>
                               </w:rPr>
@@ -11335,13 +11558,18 @@
           </mc:Choice>
           <mc:Fallback>
             <w:pict>
-              <v:rect w14:anchorId="76E22524" id="Rectangle 10" o:spid="_x0000_s1036" style="position:absolute;left:0;text-align:left;margin-left:36pt;margin-top:19.35pt;width:204.75pt;height:53.25pt;z-index:251668480;visibility:visible;mso-wrap-style:square;mso-width-percent:0;mso-height-percent:0;mso-wrap-distance-left:9pt;mso-wrap-distance-top:0;mso-wrap-distance-right:9pt;mso-wrap-distance-bottom:0;mso-position-horizontal:absolute;mso-position-horizontal-relative:text;mso-position-vertical:absolute;mso-position-vertical-relative:text;mso-width-percent:0;mso-height-percent:0;mso-width-relative:margin;mso-height-relative:margin;v-text-anchor:middle" o:gfxdata="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" fillcolor="black [3200]" strokecolor="black [480]" strokeweight="1pt">
+              <v:rect w14:anchorId="76E22524" id="Rectangle 10" o:spid="_x0000_s1036" style="position:absolute;left:0;text-align:left;margin-left:36pt;margin-top:23.9pt;width:213pt;height:41.25pt;z-index:251668480;visibility:visible;mso-wrap-style:square;mso-width-percent:0;mso-height-percent:0;mso-wrap-distance-left:9pt;mso-wrap-distance-top:0;mso-wrap-distance-right:9pt;mso-wrap-distance-bottom:0;mso-position-horizontal:absolute;mso-position-horizontal-relative:text;mso-position-vertical:absolute;mso-position-vertical-relative:text;mso-width-percent:0;mso-height-percent:0;mso-width-relative:margin;mso-height-relative:margin;v-text-anchor:middle" o:gfxdata="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" fillcolor="black [3200]" strokecolor="black [480]" strokeweight="1pt">
                 <v:textbox>
                   <w:txbxContent>
                     <w:p>
                       <w:pPr>
+                        <w:spacing w:after="0"/>
                         <w:rPr>
                           <w:rFonts w:asciiTheme="majorBidi" w:hAnsiTheme="majorBidi" w:cstheme="majorBidi"/>
+                          <w:b/>
+                          <w:bCs/>
+                          <w:i/>
+                          <w:iCs/>
                           <w:sz w:val="28"/>
                           <w:szCs w:val="28"/>
                         </w:rPr>
@@ -11349,6 +11577,10 @@
                       <w:r>
                         <w:rPr>
                           <w:rFonts w:asciiTheme="majorBidi" w:hAnsiTheme="majorBidi" w:cstheme="majorBidi"/>
+                          <w:b/>
+                          <w:bCs/>
+                          <w:i/>
+                          <w:iCs/>
                           <w:sz w:val="28"/>
                           <w:szCs w:val="28"/>
                         </w:rPr>
@@ -11357,8 +11589,13 @@
                     </w:p>
                     <w:p>
                       <w:pPr>
+                        <w:spacing w:after="0"/>
                         <w:rPr>
                           <w:rFonts w:asciiTheme="majorBidi" w:hAnsiTheme="majorBidi" w:cstheme="majorBidi"/>
+                          <w:b/>
+                          <w:bCs/>
+                          <w:i/>
+                          <w:iCs/>
                           <w:sz w:val="28"/>
                           <w:szCs w:val="28"/>
                         </w:rPr>
@@ -11367,6 +11604,10 @@
                       <w:r>
                         <w:rPr>
                           <w:rFonts w:asciiTheme="majorBidi" w:hAnsiTheme="majorBidi" w:cstheme="majorBidi"/>
+                          <w:b/>
+                          <w:bCs/>
+                          <w:i/>
+                          <w:iCs/>
                           <w:sz w:val="28"/>
                           <w:szCs w:val="28"/>
                         </w:rPr>
@@ -11376,6 +11617,10 @@
                       <w:r>
                         <w:rPr>
                           <w:rFonts w:asciiTheme="majorBidi" w:hAnsiTheme="majorBidi" w:cstheme="majorBidi"/>
+                          <w:b/>
+                          <w:bCs/>
+                          <w:i/>
+                          <w:iCs/>
                           <w:sz w:val="28"/>
                           <w:szCs w:val="28"/>
                         </w:rPr>
@@ -11399,6 +11644,7 @@
           <w:rFonts w:asciiTheme="majorBidi" w:hAnsiTheme="majorBidi" w:cstheme="majorBidi"/>
           <w:sz w:val="28"/>
           <w:szCs w:val="28"/>
+          <w:u w:val="single"/>
         </w:rPr>
         <w:t>Example:</w:t>
       </w:r>
@@ -11418,8 +11664,8 @@
         <w:jc w:val="both"/>
         <w:rPr>
           <w:rFonts w:asciiTheme="majorBidi" w:hAnsiTheme="majorBidi" w:cstheme="majorBidi"/>
-          <w:sz w:val="28"/>
-          <w:szCs w:val="28"/>
+          <w:sz w:val="14"/>
+          <w:szCs w:val="14"/>
         </w:rPr>
       </w:pPr>
     </w:p>
@@ -11518,29 +11764,32 @@
           <w:ilvl w:val="0"/>
           <w:numId w:val="15"/>
         </w:numPr>
+        <w:spacing w:after="60"/>
         <w:ind w:left="360"/>
         <w:jc w:val="both"/>
         <w:rPr>
           <w:rFonts w:asciiTheme="majorBidi" w:hAnsiTheme="majorBidi" w:cstheme="majorBidi"/>
           <w:b/>
           <w:bCs/>
-          <w:sz w:val="28"/>
-          <w:szCs w:val="28"/>
-        </w:rPr>
-      </w:pPr>
-      <w:r>
-        <w:rPr>
-          <w:rFonts w:asciiTheme="majorBidi" w:hAnsiTheme="majorBidi" w:cstheme="majorBidi"/>
-          <w:b/>
-          <w:bCs/>
-          <w:sz w:val="28"/>
-          <w:szCs w:val="28"/>
+          <w:sz w:val="32"/>
+          <w:szCs w:val="32"/>
+        </w:rPr>
+      </w:pPr>
+      <w:r>
+        <w:rPr>
+          <w:rFonts w:asciiTheme="majorBidi" w:hAnsiTheme="majorBidi" w:cstheme="majorBidi"/>
+          <w:b/>
+          <w:bCs/>
+          <w:sz w:val="32"/>
+          <w:szCs w:val="32"/>
         </w:rPr>
         <w:t>Monotonic Timers</w:t>
       </w:r>
     </w:p>
     <w:p>
       <w:pPr>
+        <w:spacing w:after="120"/>
+        <w:ind w:left="360"/>
         <w:jc w:val="both"/>
         <w:rPr>
           <w:rFonts w:asciiTheme="majorBidi" w:hAnsiTheme="majorBidi" w:cstheme="majorBidi"/>
@@ -11575,6 +11824,7 @@
     </w:p>
     <w:p>
       <w:pPr>
+        <w:ind w:left="360"/>
         <w:jc w:val="both"/>
         <w:rPr>
           <w:rFonts w:asciiTheme="majorBidi" w:hAnsiTheme="majorBidi" w:cstheme="majorBidi"/>
@@ -11595,13 +11845,13 @@
       <w:tblPr>
         <w:tblStyle w:val="GridTable3"/>
         <w:tblW w:w="0" w:type="auto"/>
-        <w:tblInd w:w="5" w:type="dxa"/>
+        <w:tblInd w:w="360" w:type="dxa"/>
         <w:tblLook w:val="04A0" w:firstRow="1" w:lastRow="0" w:firstColumn="1" w:lastColumn="0" w:noHBand="0" w:noVBand="1"/>
       </w:tblPr>
       <w:tblGrid>
-        <w:gridCol w:w="2605"/>
-        <w:gridCol w:w="4680"/>
-        <w:gridCol w:w="3171"/>
+        <w:gridCol w:w="2585"/>
+        <w:gridCol w:w="4525"/>
+        <w:gridCol w:w="2996"/>
       </w:tblGrid>
       <w:tr>
         <w:trPr>
@@ -11610,7 +11860,7 @@
         <w:tc>
           <w:tcPr>
             <w:cnfStyle w:val="001000000100" w:firstRow="0" w:lastRow="0" w:firstColumn="1" w:lastColumn="0" w:oddVBand="0" w:evenVBand="0" w:oddHBand="0" w:evenHBand="0" w:firstRowFirstColumn="1" w:firstRowLastColumn="0" w:lastRowFirstColumn="0" w:lastRowLastColumn="0"/>
-            <w:tcW w:w="2605" w:type="dxa"/>
+            <w:tcW w:w="2585" w:type="dxa"/>
             <w:tcBorders>
               <w:top w:val="single" w:sz="12" w:space="0" w:color="000000"/>
             </w:tcBorders>
@@ -11638,7 +11888,7 @@
         </w:tc>
         <w:tc>
           <w:tcPr>
-            <w:tcW w:w="4680" w:type="dxa"/>
+            <w:tcW w:w="4525" w:type="dxa"/>
             <w:tcBorders>
               <w:top w:val="single" w:sz="12" w:space="0" w:color="000000"/>
             </w:tcBorders>
@@ -11667,7 +11917,7 @@
         </w:tc>
         <w:tc>
           <w:tcPr>
-            <w:tcW w:w="3171" w:type="dxa"/>
+            <w:tcW w:w="2996" w:type="dxa"/>
             <w:tcBorders>
               <w:top w:val="single" w:sz="12" w:space="0" w:color="000000"/>
             </w:tcBorders>
@@ -11702,7 +11952,7 @@
         <w:tc>
           <w:tcPr>
             <w:cnfStyle w:val="001000000000" w:firstRow="0" w:lastRow="0" w:firstColumn="1" w:lastColumn="0" w:oddVBand="0" w:evenVBand="0" w:oddHBand="0" w:evenHBand="0" w:firstRowFirstColumn="0" w:firstRowLastColumn="0" w:lastRowFirstColumn="0" w:lastRowLastColumn="0"/>
-            <w:tcW w:w="2605" w:type="dxa"/>
+            <w:tcW w:w="2585" w:type="dxa"/>
             <w:vAlign w:val="center"/>
           </w:tcPr>
           <w:p>
@@ -11741,7 +11991,7 @@
         </w:tc>
         <w:tc>
           <w:tcPr>
-            <w:tcW w:w="4680" w:type="dxa"/>
+            <w:tcW w:w="4525" w:type="dxa"/>
             <w:vAlign w:val="center"/>
           </w:tcPr>
           <w:p>
@@ -11769,7 +12019,7 @@
         </w:tc>
         <w:tc>
           <w:tcPr>
-            <w:tcW w:w="3171" w:type="dxa"/>
+            <w:tcW w:w="2996" w:type="dxa"/>
             <w:vAlign w:val="center"/>
           </w:tcPr>
           <w:p>
@@ -11781,6 +12031,8 @@
                 <w:rFonts w:asciiTheme="majorBidi" w:hAnsiTheme="majorBidi" w:cstheme="majorBidi"/>
                 <w:b/>
                 <w:bCs/>
+                <w:i/>
+                <w:iCs/>
                 <w:sz w:val="28"/>
                 <w:szCs w:val="28"/>
               </w:rPr>
@@ -11790,6 +12042,10 @@
               <w:rPr>
                 <w:rStyle w:val="HTMLCode"/>
                 <w:rFonts w:asciiTheme="majorBidi" w:eastAsiaTheme="minorHAnsi" w:hAnsiTheme="majorBidi" w:cstheme="majorBidi"/>
+                <w:b/>
+                <w:bCs/>
+                <w:i/>
+                <w:iCs/>
                 <w:sz w:val="28"/>
                 <w:szCs w:val="28"/>
               </w:rPr>
@@ -11800,6 +12056,10 @@
               <w:rPr>
                 <w:rStyle w:val="HTMLCode"/>
                 <w:rFonts w:asciiTheme="majorBidi" w:eastAsiaTheme="minorHAnsi" w:hAnsiTheme="majorBidi" w:cstheme="majorBidi"/>
+                <w:b/>
+                <w:bCs/>
+                <w:i/>
+                <w:iCs/>
                 <w:sz w:val="28"/>
                 <w:szCs w:val="28"/>
               </w:rPr>
@@ -11812,7 +12072,7 @@
         <w:tc>
           <w:tcPr>
             <w:cnfStyle w:val="001000000000" w:firstRow="0" w:lastRow="0" w:firstColumn="1" w:lastColumn="0" w:oddVBand="0" w:evenVBand="0" w:oddHBand="0" w:evenHBand="0" w:firstRowFirstColumn="0" w:firstRowLastColumn="0" w:lastRowFirstColumn="0" w:lastRowLastColumn="0"/>
-            <w:tcW w:w="2605" w:type="dxa"/>
+            <w:tcW w:w="2585" w:type="dxa"/>
             <w:vAlign w:val="center"/>
           </w:tcPr>
           <w:p>
@@ -11851,7 +12111,7 @@
         </w:tc>
         <w:tc>
           <w:tcPr>
-            <w:tcW w:w="4680" w:type="dxa"/>
+            <w:tcW w:w="4525" w:type="dxa"/>
             <w:vAlign w:val="center"/>
           </w:tcPr>
           <w:p>
@@ -11897,7 +12157,7 @@
         </w:tc>
         <w:tc>
           <w:tcPr>
-            <w:tcW w:w="3171" w:type="dxa"/>
+            <w:tcW w:w="2996" w:type="dxa"/>
             <w:vAlign w:val="center"/>
           </w:tcPr>
           <w:p>
@@ -11909,6 +12169,8 @@
                 <w:rFonts w:asciiTheme="majorBidi" w:hAnsiTheme="majorBidi" w:cstheme="majorBidi"/>
                 <w:b/>
                 <w:bCs/>
+                <w:i/>
+                <w:iCs/>
                 <w:sz w:val="28"/>
                 <w:szCs w:val="28"/>
               </w:rPr>
@@ -11918,6 +12180,10 @@
               <w:rPr>
                 <w:rStyle w:val="HTMLCode"/>
                 <w:rFonts w:asciiTheme="majorBidi" w:eastAsiaTheme="minorHAnsi" w:hAnsiTheme="majorBidi" w:cstheme="majorBidi"/>
+                <w:b/>
+                <w:bCs/>
+                <w:i/>
+                <w:iCs/>
                 <w:sz w:val="28"/>
                 <w:szCs w:val="28"/>
               </w:rPr>
@@ -11928,6 +12194,10 @@
               <w:rPr>
                 <w:rStyle w:val="HTMLCode"/>
                 <w:rFonts w:asciiTheme="majorBidi" w:eastAsiaTheme="minorHAnsi" w:hAnsiTheme="majorBidi" w:cstheme="majorBidi"/>
+                <w:b/>
+                <w:bCs/>
+                <w:i/>
+                <w:iCs/>
                 <w:sz w:val="28"/>
                 <w:szCs w:val="28"/>
               </w:rPr>
@@ -11943,7 +12213,7 @@
         <w:tc>
           <w:tcPr>
             <w:cnfStyle w:val="001000000000" w:firstRow="0" w:lastRow="0" w:firstColumn="1" w:lastColumn="0" w:oddVBand="0" w:evenVBand="0" w:oddHBand="0" w:evenHBand="0" w:firstRowFirstColumn="0" w:firstRowLastColumn="0" w:lastRowFirstColumn="0" w:lastRowLastColumn="0"/>
-            <w:tcW w:w="2605" w:type="dxa"/>
+            <w:tcW w:w="2585" w:type="dxa"/>
             <w:vAlign w:val="center"/>
           </w:tcPr>
           <w:p>
@@ -11982,7 +12252,7 @@
         </w:tc>
         <w:tc>
           <w:tcPr>
-            <w:tcW w:w="4680" w:type="dxa"/>
+            <w:tcW w:w="4525" w:type="dxa"/>
             <w:vAlign w:val="center"/>
           </w:tcPr>
           <w:p>
@@ -12010,7 +12280,7 @@
         </w:tc>
         <w:tc>
           <w:tcPr>
-            <w:tcW w:w="3171" w:type="dxa"/>
+            <w:tcW w:w="2996" w:type="dxa"/>
             <w:vAlign w:val="center"/>
           </w:tcPr>
           <w:p>
@@ -12022,6 +12292,8 @@
                 <w:rFonts w:asciiTheme="majorBidi" w:hAnsiTheme="majorBidi" w:cstheme="majorBidi"/>
                 <w:b/>
                 <w:bCs/>
+                <w:i/>
+                <w:iCs/>
                 <w:sz w:val="28"/>
                 <w:szCs w:val="28"/>
               </w:rPr>
@@ -12031,6 +12303,10 @@
               <w:rPr>
                 <w:rStyle w:val="HTMLCode"/>
                 <w:rFonts w:asciiTheme="majorBidi" w:eastAsiaTheme="minorHAnsi" w:hAnsiTheme="majorBidi" w:cstheme="majorBidi"/>
+                <w:b/>
+                <w:bCs/>
+                <w:i/>
+                <w:iCs/>
                 <w:sz w:val="28"/>
                 <w:szCs w:val="28"/>
               </w:rPr>
@@ -12041,6 +12317,10 @@
               <w:rPr>
                 <w:rStyle w:val="HTMLCode"/>
                 <w:rFonts w:asciiTheme="majorBidi" w:eastAsiaTheme="minorHAnsi" w:hAnsiTheme="majorBidi" w:cstheme="majorBidi"/>
+                <w:b/>
+                <w:bCs/>
+                <w:i/>
+                <w:iCs/>
                 <w:sz w:val="28"/>
                 <w:szCs w:val="28"/>
               </w:rPr>
@@ -12053,7 +12333,7 @@
         <w:tc>
           <w:tcPr>
             <w:cnfStyle w:val="001000000000" w:firstRow="0" w:lastRow="0" w:firstColumn="1" w:lastColumn="0" w:oddVBand="0" w:evenVBand="0" w:oddHBand="0" w:evenHBand="0" w:firstRowFirstColumn="0" w:firstRowLastColumn="0" w:lastRowFirstColumn="0" w:lastRowLastColumn="0"/>
-            <w:tcW w:w="2605" w:type="dxa"/>
+            <w:tcW w:w="2585" w:type="dxa"/>
             <w:tcBorders>
               <w:bottom w:val="single" w:sz="12" w:space="0" w:color="000000"/>
             </w:tcBorders>
@@ -12095,7 +12375,7 @@
         </w:tc>
         <w:tc>
           <w:tcPr>
-            <w:tcW w:w="4680" w:type="dxa"/>
+            <w:tcW w:w="4525" w:type="dxa"/>
             <w:tcBorders>
               <w:bottom w:val="single" w:sz="12" w:space="0" w:color="000000"/>
             </w:tcBorders>
@@ -12126,7 +12406,7 @@
         </w:tc>
         <w:tc>
           <w:tcPr>
-            <w:tcW w:w="3171" w:type="dxa"/>
+            <w:tcW w:w="2996" w:type="dxa"/>
             <w:tcBorders>
               <w:bottom w:val="single" w:sz="12" w:space="0" w:color="000000"/>
             </w:tcBorders>
@@ -12141,6 +12421,8 @@
                 <w:rFonts w:asciiTheme="majorBidi" w:hAnsiTheme="majorBidi" w:cstheme="majorBidi"/>
                 <w:b/>
                 <w:bCs/>
+                <w:i/>
+                <w:iCs/>
                 <w:sz w:val="28"/>
                 <w:szCs w:val="28"/>
               </w:rPr>
@@ -12150,6 +12432,10 @@
               <w:rPr>
                 <w:rStyle w:val="HTMLCode"/>
                 <w:rFonts w:asciiTheme="majorBidi" w:eastAsiaTheme="minorHAnsi" w:hAnsiTheme="majorBidi" w:cstheme="majorBidi"/>
+                <w:b/>
+                <w:bCs/>
+                <w:i/>
+                <w:iCs/>
                 <w:sz w:val="28"/>
                 <w:szCs w:val="28"/>
               </w:rPr>
@@ -12160,6 +12446,10 @@
               <w:rPr>
                 <w:rStyle w:val="HTMLCode"/>
                 <w:rFonts w:asciiTheme="majorBidi" w:eastAsiaTheme="minorHAnsi" w:hAnsiTheme="majorBidi" w:cstheme="majorBidi"/>
+                <w:b/>
+                <w:bCs/>
+                <w:i/>
+                <w:iCs/>
                 <w:sz w:val="28"/>
                 <w:szCs w:val="28"/>
               </w:rPr>
@@ -12182,6 +12472,7 @@
     </w:p>
     <w:p>
       <w:pPr>
+        <w:ind w:left="360"/>
         <w:jc w:val="both"/>
         <w:rPr>
           <w:rFonts w:asciiTheme="majorBidi" w:hAnsiTheme="majorBidi" w:cstheme="majorBidi"/>
@@ -12201,16 +12492,16 @@
         <mc:AlternateContent>
           <mc:Choice Requires="wps">
             <w:drawing>
-              <wp:anchor distT="0" distB="0" distL="114300" distR="114300" simplePos="0" relativeHeight="251669504" behindDoc="0" locked="0" layoutInCell="1" allowOverlap="1" wp14:anchorId="4EB48889" wp14:editId="3142347A">
+              <wp:anchor distT="0" distB="0" distL="114300" distR="114300" simplePos="0" relativeHeight="251669504" behindDoc="0" locked="0" layoutInCell="1" allowOverlap="1" wp14:anchorId="4EB48889" wp14:editId="344A9551">
                 <wp:simplePos x="0" y="0"/>
                 <wp:positionH relativeFrom="column">
-                  <wp:posOffset>9525</wp:posOffset>
+                  <wp:posOffset>238126</wp:posOffset>
                 </wp:positionH>
                 <wp:positionV relativeFrom="paragraph">
-                  <wp:posOffset>322580</wp:posOffset>
+                  <wp:posOffset>281940</wp:posOffset>
                 </wp:positionV>
-                <wp:extent cx="3438525" cy="962025"/>
-                <wp:effectExtent l="0" t="0" r="28575" b="28575"/>
+                <wp:extent cx="1752600" cy="762000"/>
+                <wp:effectExtent l="0" t="0" r="19050" b="19050"/>
                 <wp:wrapNone/>
                 <wp:docPr id="11" name="Rectangle 11"/>
                 <wp:cNvGraphicFramePr/>
@@ -12221,7 +12512,7 @@
                       <wps:spPr>
                         <a:xfrm>
                           <a:off x="0" y="0"/>
-                          <a:ext cx="3438525" cy="962025"/>
+                          <a:ext cx="1752600" cy="762000"/>
                         </a:xfrm>
                         <a:prstGeom prst="rect">
                           <a:avLst/>
@@ -12247,10 +12538,13 @@
                         <w:txbxContent>
                           <w:p>
                             <w:pPr>
+                              <w:spacing w:after="0"/>
                               <w:rPr>
                                 <w:rFonts w:asciiTheme="majorBidi" w:hAnsiTheme="majorBidi" w:cstheme="majorBidi"/>
                                 <w:b/>
                                 <w:bCs/>
+                                <w:i/>
+                                <w:iCs/>
                                 <w:sz w:val="28"/>
                                 <w:szCs w:val="28"/>
                               </w:rPr>
@@ -12260,6 +12554,8 @@
                                 <w:rFonts w:asciiTheme="majorBidi" w:hAnsiTheme="majorBidi" w:cstheme="majorBidi"/>
                                 <w:b/>
                                 <w:bCs/>
+                                <w:i/>
+                                <w:iCs/>
                                 <w:sz w:val="28"/>
                                 <w:szCs w:val="28"/>
                               </w:rPr>
@@ -12268,10 +12564,13 @@
                           </w:p>
                           <w:p>
                             <w:pPr>
+                              <w:spacing w:after="0"/>
                               <w:rPr>
                                 <w:rFonts w:asciiTheme="majorBidi" w:hAnsiTheme="majorBidi" w:cstheme="majorBidi"/>
                                 <w:b/>
                                 <w:bCs/>
+                                <w:i/>
+                                <w:iCs/>
                                 <w:sz w:val="28"/>
                                 <w:szCs w:val="28"/>
                               </w:rPr>
@@ -12282,6 +12581,8 @@
                                 <w:rFonts w:asciiTheme="majorBidi" w:hAnsiTheme="majorBidi" w:cstheme="majorBidi"/>
                                 <w:b/>
                                 <w:bCs/>
+                                <w:i/>
+                                <w:iCs/>
                                 <w:sz w:val="28"/>
                                 <w:szCs w:val="28"/>
                               </w:rPr>
@@ -12293,6 +12594,8 @@
                                 <w:rFonts w:asciiTheme="majorBidi" w:hAnsiTheme="majorBidi" w:cstheme="majorBidi"/>
                                 <w:b/>
                                 <w:bCs/>
+                                <w:i/>
+                                <w:iCs/>
                                 <w:sz w:val="28"/>
                                 <w:szCs w:val="28"/>
                               </w:rPr>
@@ -12301,10 +12604,13 @@
                           </w:p>
                           <w:p>
                             <w:pPr>
+                              <w:spacing w:after="0"/>
                               <w:rPr>
                                 <w:rFonts w:asciiTheme="majorBidi" w:hAnsiTheme="majorBidi" w:cstheme="majorBidi"/>
                                 <w:b/>
                                 <w:bCs/>
+                                <w:i/>
+                                <w:iCs/>
                                 <w:sz w:val="28"/>
                                 <w:szCs w:val="28"/>
                               </w:rPr>
@@ -12315,6 +12621,8 @@
                                 <w:rFonts w:asciiTheme="majorBidi" w:hAnsiTheme="majorBidi" w:cstheme="majorBidi"/>
                                 <w:b/>
                                 <w:bCs/>
+                                <w:i/>
+                                <w:iCs/>
                                 <w:sz w:val="28"/>
                                 <w:szCs w:val="28"/>
                               </w:rPr>
@@ -12326,6 +12634,8 @@
                                 <w:rFonts w:asciiTheme="majorBidi" w:hAnsiTheme="majorBidi" w:cstheme="majorBidi"/>
                                 <w:b/>
                                 <w:bCs/>
+                                <w:i/>
+                                <w:iCs/>
                                 <w:sz w:val="28"/>
                                 <w:szCs w:val="28"/>
                               </w:rPr>
@@ -12359,15 +12669,18 @@
           </mc:Choice>
           <mc:Fallback>
             <w:pict>
-              <v:rect w14:anchorId="4EB48889" id="Rectangle 11" o:spid="_x0000_s1037" style="position:absolute;left:0;text-align:left;margin-left:.75pt;margin-top:25.4pt;width:270.75pt;height:75.75pt;z-index:251669504;visibility:visible;mso-wrap-style:square;mso-width-percent:0;mso-height-percent:0;mso-wrap-distance-left:9pt;mso-wrap-distance-top:0;mso-wrap-distance-right:9pt;mso-wrap-distance-bottom:0;mso-position-horizontal:absolute;mso-position-horizontal-relative:text;mso-position-vertical:absolute;mso-position-vertical-relative:text;mso-width-percent:0;mso-height-percent:0;mso-width-relative:margin;mso-height-relative:margin;v-text-anchor:middle" o:gfxdata="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" fillcolor="black [3200]" strokecolor="black [480]" strokeweight="1pt">
+              <v:rect w14:anchorId="4EB48889" id="Rectangle 11" o:spid="_x0000_s1037" style="position:absolute;left:0;text-align:left;margin-left:18.75pt;margin-top:22.2pt;width:138pt;height:60pt;z-index:251669504;visibility:visible;mso-wrap-style:square;mso-width-percent:0;mso-height-percent:0;mso-wrap-distance-left:9pt;mso-wrap-distance-top:0;mso-wrap-distance-right:9pt;mso-wrap-distance-bottom:0;mso-position-horizontal:absolute;mso-position-horizontal-relative:text;mso-position-vertical:absolute;mso-position-vertical-relative:text;mso-width-percent:0;mso-height-percent:0;mso-width-relative:margin;mso-height-relative:margin;v-text-anchor:middle" o:gfxdata="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" fillcolor="black [3200]" strokecolor="black [480]" strokeweight="1pt">
                 <v:textbox>
                   <w:txbxContent>
                     <w:p>
                       <w:pPr>
+                        <w:spacing w:after="0"/>
                         <w:rPr>
                           <w:rFonts w:asciiTheme="majorBidi" w:hAnsiTheme="majorBidi" w:cstheme="majorBidi"/>
                           <w:b/>
                           <w:bCs/>
+                          <w:i/>
+                          <w:iCs/>
                           <w:sz w:val="28"/>
                           <w:szCs w:val="28"/>
                         </w:rPr>
@@ -12377,6 +12690,8 @@
                           <w:rFonts w:asciiTheme="majorBidi" w:hAnsiTheme="majorBidi" w:cstheme="majorBidi"/>
                           <w:b/>
                           <w:bCs/>
+                          <w:i/>
+                          <w:iCs/>
                           <w:sz w:val="28"/>
                           <w:szCs w:val="28"/>
                         </w:rPr>
@@ -12385,10 +12700,13 @@
                     </w:p>
                     <w:p>
                       <w:pPr>
+                        <w:spacing w:after="0"/>
                         <w:rPr>
                           <w:rFonts w:asciiTheme="majorBidi" w:hAnsiTheme="majorBidi" w:cstheme="majorBidi"/>
                           <w:b/>
                           <w:bCs/>
+                          <w:i/>
+                          <w:iCs/>
                           <w:sz w:val="28"/>
                           <w:szCs w:val="28"/>
                         </w:rPr>
@@ -12399,6 +12717,8 @@
                           <w:rFonts w:asciiTheme="majorBidi" w:hAnsiTheme="majorBidi" w:cstheme="majorBidi"/>
                           <w:b/>
                           <w:bCs/>
+                          <w:i/>
+                          <w:iCs/>
                           <w:sz w:val="28"/>
                           <w:szCs w:val="28"/>
                         </w:rPr>
@@ -12410,6 +12730,8 @@
                           <w:rFonts w:asciiTheme="majorBidi" w:hAnsiTheme="majorBidi" w:cstheme="majorBidi"/>
                           <w:b/>
                           <w:bCs/>
+                          <w:i/>
+                          <w:iCs/>
                           <w:sz w:val="28"/>
                           <w:szCs w:val="28"/>
                         </w:rPr>
@@ -12418,10 +12740,13 @@
                     </w:p>
                     <w:p>
                       <w:pPr>
+                        <w:spacing w:after="0"/>
                         <w:rPr>
                           <w:rFonts w:asciiTheme="majorBidi" w:hAnsiTheme="majorBidi" w:cstheme="majorBidi"/>
                           <w:b/>
                           <w:bCs/>
+                          <w:i/>
+                          <w:iCs/>
                           <w:sz w:val="28"/>
                           <w:szCs w:val="28"/>
                         </w:rPr>
@@ -12432,6 +12757,8 @@
                           <w:rFonts w:asciiTheme="majorBidi" w:hAnsiTheme="majorBidi" w:cstheme="majorBidi"/>
                           <w:b/>
                           <w:bCs/>
+                          <w:i/>
+                          <w:iCs/>
                           <w:sz w:val="28"/>
                           <w:szCs w:val="28"/>
                         </w:rPr>
@@ -12443,6 +12770,8 @@
                           <w:rFonts w:asciiTheme="majorBidi" w:hAnsiTheme="majorBidi" w:cstheme="majorBidi"/>
                           <w:b/>
                           <w:bCs/>
+                          <w:i/>
+                          <w:iCs/>
                           <w:sz w:val="28"/>
                           <w:szCs w:val="28"/>
                         </w:rPr>
@@ -12490,37 +12819,15 @@
           <w:rFonts w:asciiTheme="majorBidi" w:hAnsiTheme="majorBidi" w:cstheme="majorBidi"/>
           <w:b/>
           <w:bCs/>
-          <w:sz w:val="28"/>
-          <w:szCs w:val="28"/>
-        </w:rPr>
-      </w:pPr>
-    </w:p>
-    <w:p>
-      <w:pPr>
-        <w:jc w:val="both"/>
-        <w:rPr>
-          <w:rFonts w:asciiTheme="majorBidi" w:hAnsiTheme="majorBidi" w:cstheme="majorBidi"/>
-          <w:b/>
-          <w:bCs/>
-          <w:sz w:val="28"/>
-          <w:szCs w:val="28"/>
-        </w:rPr>
-      </w:pPr>
-    </w:p>
-    <w:p>
-      <w:pPr>
-        <w:jc w:val="both"/>
-        <w:rPr>
-          <w:rFonts w:asciiTheme="majorBidi" w:hAnsiTheme="majorBidi" w:cstheme="majorBidi"/>
-          <w:b/>
-          <w:bCs/>
-          <w:sz w:val="2"/>
-          <w:szCs w:val="2"/>
-        </w:rPr>
-      </w:pPr>
-    </w:p>
-    <w:p>
-      <w:pPr>
+          <w:sz w:val="44"/>
+          <w:szCs w:val="44"/>
+        </w:rPr>
+      </w:pPr>
+    </w:p>
+    <w:p>
+      <w:pPr>
+        <w:spacing w:after="120"/>
+        <w:ind w:left="360"/>
         <w:jc w:val="both"/>
         <w:rPr>
           <w:rFonts w:asciiTheme="majorBidi" w:hAnsiTheme="majorBidi" w:cstheme="majorBidi"/>
@@ -12544,7 +12851,6 @@
           <w:ilvl w:val="0"/>
           <w:numId w:val="20"/>
         </w:numPr>
-        <w:ind w:left="360"/>
         <w:jc w:val="both"/>
         <w:rPr>
           <w:rFonts w:asciiTheme="majorBidi" w:hAnsiTheme="majorBidi" w:cstheme="majorBidi"/>
@@ -12568,7 +12874,6 @@
           <w:ilvl w:val="0"/>
           <w:numId w:val="20"/>
         </w:numPr>
-        <w:ind w:left="360"/>
         <w:jc w:val="both"/>
         <w:rPr>
           <w:rFonts w:asciiTheme="majorBidi" w:hAnsiTheme="majorBidi" w:cstheme="majorBidi"/>
@@ -12590,15 +12895,19 @@
         <w:jc w:val="both"/>
         <w:rPr>
           <w:rFonts w:asciiTheme="majorBidi" w:hAnsiTheme="majorBidi" w:cstheme="majorBidi"/>
-          <w:sz w:val="28"/>
-          <w:szCs w:val="28"/>
-        </w:rPr>
-      </w:pPr>
-      <w:r>
-        <w:rPr>
-          <w:rFonts w:asciiTheme="majorBidi" w:hAnsiTheme="majorBidi" w:cstheme="majorBidi"/>
-          <w:sz w:val="28"/>
-          <w:szCs w:val="28"/>
+          <w:b/>
+          <w:bCs/>
+          <w:sz w:val="32"/>
+          <w:szCs w:val="32"/>
+        </w:rPr>
+      </w:pPr>
+      <w:r>
+        <w:rPr>
+          <w:rFonts w:asciiTheme="majorBidi" w:hAnsiTheme="majorBidi" w:cstheme="majorBidi"/>
+          <w:b/>
+          <w:bCs/>
+          <w:sz w:val="32"/>
+          <w:szCs w:val="32"/>
         </w:rPr>
         <w:t>Summary:</w:t>
       </w:r>
@@ -13050,6 +13359,7 @@
     </w:p>
     <w:p>
       <w:pPr>
+        <w:spacing w:after="120"/>
         <w:jc w:val="both"/>
         <w:rPr>
           <w:rFonts w:asciiTheme="majorBidi" w:hAnsiTheme="majorBidi" w:cstheme="majorBidi"/>
@@ -13109,6 +13419,7 @@
           <w:ilvl w:val="0"/>
           <w:numId w:val="22"/>
         </w:numPr>
+        <w:spacing w:after="60"/>
         <w:ind w:left="360"/>
         <w:jc w:val="both"/>
         <w:rPr>
@@ -13150,6 +13461,7 @@
     </w:p>
     <w:p>
       <w:pPr>
+        <w:spacing w:after="120"/>
         <w:ind w:left="360"/>
         <w:jc w:val="both"/>
         <w:rPr>
@@ -13219,6 +13531,7 @@
     </w:p>
     <w:p>
       <w:pPr>
+        <w:spacing w:after="60"/>
         <w:ind w:left="360"/>
         <w:jc w:val="both"/>
         <w:rPr>
@@ -13416,11 +13729,12 @@
     </w:p>
     <w:p>
       <w:pPr>
-        <w:jc w:val="both"/>
-        <w:rPr>
-          <w:rFonts w:asciiTheme="majorBidi" w:hAnsiTheme="majorBidi" w:cstheme="majorBidi"/>
-          <w:sz w:val="2"/>
-          <w:szCs w:val="2"/>
+        <w:pStyle w:val="ListParagraph"/>
+        <w:jc w:val="both"/>
+        <w:rPr>
+          <w:rFonts w:asciiTheme="majorBidi" w:hAnsiTheme="majorBidi" w:cstheme="majorBidi"/>
+          <w:sz w:val="8"/>
+          <w:szCs w:val="8"/>
         </w:rPr>
       </w:pPr>
     </w:p>
@@ -13556,6 +13870,7 @@
           <w:ilvl w:val="0"/>
           <w:numId w:val="25"/>
         </w:numPr>
+        <w:spacing w:after="120"/>
         <w:ind w:left="1080"/>
         <w:jc w:val="both"/>
         <w:rPr>
@@ -13579,6 +13894,7 @@
     </w:p>
     <w:p>
       <w:pPr>
+        <w:spacing w:after="120"/>
         <w:ind w:left="720"/>
         <w:jc w:val="both"/>
         <w:rPr>
@@ -13653,6 +13969,7 @@
           <w:ilvl w:val="0"/>
           <w:numId w:val="29"/>
         </w:numPr>
+        <w:spacing w:after="60"/>
         <w:ind w:left="360"/>
         <w:jc w:val="both"/>
         <w:rPr>
@@ -13688,6 +14005,7 @@
     </w:p>
     <w:p>
       <w:pPr>
+        <w:spacing w:after="120"/>
         <w:ind w:left="360"/>
         <w:jc w:val="both"/>
         <w:rPr>
@@ -13704,17 +14022,14 @@
         </w:rPr>
         <w:t>Defines the maximum allowed time deviation ("slack") for the timer to fire.</w:t>
       </w:r>
-    </w:p>
-    <w:p>
-      <w:pPr>
-        <w:ind w:left="360"/>
-        <w:jc w:val="both"/>
-        <w:rPr>
-          <w:rFonts w:asciiTheme="majorBidi" w:hAnsiTheme="majorBidi" w:cstheme="majorBidi"/>
-          <w:sz w:val="28"/>
-          <w:szCs w:val="28"/>
-        </w:rPr>
-      </w:pPr>
+      <w:r>
+        <w:rPr>
+          <w:rFonts w:asciiTheme="majorBidi" w:hAnsiTheme="majorBidi" w:cstheme="majorBidi"/>
+          <w:sz w:val="28"/>
+          <w:szCs w:val="28"/>
+        </w:rPr>
+        <w:t xml:space="preserve"> </w:t>
+      </w:r>
       <w:proofErr w:type="spellStart"/>
       <w:r>
         <w:rPr>
@@ -13736,6 +14051,7 @@
     </w:p>
     <w:p>
       <w:pPr>
+        <w:spacing w:after="60"/>
         <w:ind w:left="360"/>
         <w:jc w:val="both"/>
         <w:rPr>
@@ -13823,6 +14139,7 @@
           <w:ilvl w:val="0"/>
           <w:numId w:val="29"/>
         </w:numPr>
+        <w:spacing w:after="60"/>
         <w:ind w:left="360"/>
         <w:jc w:val="both"/>
         <w:rPr>
@@ -13864,6 +14181,7 @@
     </w:p>
     <w:p>
       <w:pPr>
+        <w:spacing w:after="120"/>
         <w:ind w:left="360"/>
         <w:jc w:val="both"/>
         <w:rPr>
@@ -13883,6 +14201,7 @@
     </w:p>
     <w:p>
       <w:pPr>
+        <w:spacing w:after="60"/>
         <w:ind w:left="360"/>
         <w:jc w:val="both"/>
         <w:rPr>
@@ -13962,6 +14281,7 @@
           <w:ilvl w:val="0"/>
           <w:numId w:val="29"/>
         </w:numPr>
+        <w:spacing w:after="60"/>
         <w:ind w:left="360"/>
         <w:jc w:val="both"/>
         <w:rPr>
@@ -13989,6 +14309,7 @@
     </w:p>
     <w:p>
       <w:pPr>
+        <w:spacing w:after="120"/>
         <w:ind w:left="360"/>
         <w:jc w:val="both"/>
         <w:rPr>
@@ -14088,6 +14409,7 @@
     </w:p>
     <w:p>
       <w:pPr>
+        <w:spacing w:after="60"/>
         <w:ind w:left="360"/>
         <w:jc w:val="both"/>
         <w:rPr>
@@ -14155,6 +14477,7 @@
           <w:ilvl w:val="0"/>
           <w:numId w:val="29"/>
         </w:numPr>
+        <w:spacing w:after="60"/>
         <w:ind w:left="360"/>
         <w:jc w:val="both"/>
         <w:rPr>
@@ -14182,6 +14505,7 @@
     </w:p>
     <w:p>
       <w:pPr>
+        <w:spacing w:after="120"/>
         <w:ind w:left="360"/>
         <w:jc w:val="both"/>
         <w:rPr>
@@ -14196,12 +14520,12 @@
           <w:sz w:val="28"/>
           <w:szCs w:val="28"/>
         </w:rPr>
-        <w:lastRenderedPageBreak/>
         <w:t>Ensures missed timers run immediately at boot if the system was off when they were supposed to run.</w:t>
       </w:r>
     </w:p>
     <w:p>
       <w:pPr>
+        <w:spacing w:after="60"/>
         <w:ind w:left="360"/>
         <w:jc w:val="both"/>
         <w:rPr>
@@ -14271,6 +14595,7 @@
           <w:ilvl w:val="0"/>
           <w:numId w:val="29"/>
         </w:numPr>
+        <w:spacing w:after="60"/>
         <w:ind w:left="360"/>
         <w:jc w:val="both"/>
         <w:rPr>
@@ -14294,6 +14619,7 @@
           <w:sz w:val="28"/>
           <w:szCs w:val="28"/>
         </w:rPr>
+        <w:lastRenderedPageBreak/>
         <w:t>WakeSystem</w:t>
       </w:r>
       <w:proofErr w:type="spellEnd"/>
@@ -14312,6 +14638,7 @@
     </w:p>
     <w:p>
       <w:pPr>
+        <w:spacing w:after="80"/>
         <w:ind w:left="360"/>
         <w:jc w:val="both"/>
         <w:rPr>
@@ -14328,6 +14655,120 @@
         </w:rPr>
         <w:t>If supported by the system hardware, allows the timer to wake the machine from sleep to execute the job.</w:t>
       </w:r>
+      <w:r>
+        <w:rPr>
+          <w:rFonts w:asciiTheme="majorBidi" w:hAnsiTheme="majorBidi" w:cstheme="majorBidi"/>
+          <w:sz w:val="28"/>
+          <w:szCs w:val="28"/>
+        </w:rPr>
+        <w:t xml:space="preserve"> </w:t>
+      </w:r>
+      <w:r>
+        <w:rPr>
+          <w:rFonts w:asciiTheme="majorBidi" w:hAnsiTheme="majorBidi" w:cstheme="majorBidi"/>
+          <w:sz w:val="28"/>
+          <w:szCs w:val="28"/>
+        </w:rPr>
+        <w:t xml:space="preserve">Use </w:t>
+      </w:r>
+      <w:proofErr w:type="gramStart"/>
+      <w:r>
+        <w:rPr>
+          <w:rFonts w:asciiTheme="majorBidi" w:hAnsiTheme="majorBidi" w:cstheme="majorBidi"/>
+          <w:sz w:val="28"/>
+          <w:szCs w:val="28"/>
+        </w:rPr>
+        <w:t xml:space="preserve">a </w:t>
+      </w:r>
+      <w:r>
+        <w:rPr>
+          <w:rFonts w:asciiTheme="majorBidi" w:hAnsiTheme="majorBidi" w:cstheme="majorBidi"/>
+          <w:b/>
+          <w:bCs/>
+          <w:i/>
+          <w:iCs/>
+          <w:sz w:val="28"/>
+          <w:szCs w:val="28"/>
+        </w:rPr>
+        <w:t>.timer</w:t>
+      </w:r>
+      <w:proofErr w:type="gramEnd"/>
+      <w:r>
+        <w:rPr>
+          <w:rFonts w:asciiTheme="majorBidi" w:hAnsiTheme="majorBidi" w:cstheme="majorBidi"/>
+          <w:sz w:val="28"/>
+          <w:szCs w:val="28"/>
+        </w:rPr>
+        <w:t xml:space="preserve"> with </w:t>
+      </w:r>
+      <w:proofErr w:type="spellStart"/>
+      <w:r>
+        <w:rPr>
+          <w:rFonts w:asciiTheme="majorBidi" w:hAnsiTheme="majorBidi" w:cstheme="majorBidi"/>
+          <w:b/>
+          <w:bCs/>
+          <w:i/>
+          <w:iCs/>
+          <w:sz w:val="28"/>
+          <w:szCs w:val="28"/>
+        </w:rPr>
+        <w:t>WakeSystem</w:t>
+      </w:r>
+      <w:proofErr w:type="spellEnd"/>
+      <w:r>
+        <w:rPr>
+          <w:rFonts w:asciiTheme="majorBidi" w:hAnsiTheme="majorBidi" w:cstheme="majorBidi"/>
+          <w:b/>
+          <w:bCs/>
+          <w:i/>
+          <w:iCs/>
+          <w:sz w:val="28"/>
+          <w:szCs w:val="28"/>
+        </w:rPr>
+        <w:t>=true</w:t>
+      </w:r>
+      <w:r>
+        <w:rPr>
+          <w:rFonts w:asciiTheme="majorBidi" w:hAnsiTheme="majorBidi" w:cstheme="majorBidi"/>
+          <w:sz w:val="28"/>
+          <w:szCs w:val="28"/>
+        </w:rPr>
+        <w:t xml:space="preserve">. If the machine is asleep (suspend), </w:t>
+      </w:r>
+      <w:proofErr w:type="spellStart"/>
+      <w:r>
+        <w:rPr>
+          <w:rFonts w:asciiTheme="majorBidi" w:hAnsiTheme="majorBidi" w:cstheme="majorBidi"/>
+          <w:sz w:val="28"/>
+          <w:szCs w:val="28"/>
+        </w:rPr>
+        <w:t>systemd</w:t>
+      </w:r>
+      <w:proofErr w:type="spellEnd"/>
+      <w:r>
+        <w:rPr>
+          <w:rFonts w:asciiTheme="majorBidi" w:hAnsiTheme="majorBidi" w:cstheme="majorBidi"/>
+          <w:sz w:val="28"/>
+          <w:szCs w:val="28"/>
+        </w:rPr>
+        <w:t xml:space="preserve"> asks firmware to wake it and runs the job at the scheduled time.</w:t>
+      </w:r>
+      <w:r>
+        <w:rPr>
+          <w:rFonts w:asciiTheme="majorBidi" w:hAnsiTheme="majorBidi" w:cstheme="majorBidi"/>
+          <w:sz w:val="28"/>
+          <w:szCs w:val="28"/>
+        </w:rPr>
+        <w:t xml:space="preserve"> </w:t>
+      </w:r>
+      <w:r>
+        <w:rPr>
+          <w:rFonts w:asciiTheme="majorBidi" w:hAnsiTheme="majorBidi" w:cstheme="majorBidi"/>
+          <w:sz w:val="28"/>
+          <w:szCs w:val="28"/>
+        </w:rPr>
+        <w:t>Use RTC wake alarms when the machine is powered off</w:t>
+      </w:r>
     </w:p>
     <w:p>
       <w:pPr>
@@ -14337,45 +14778,33 @@
           <w:rFonts w:asciiTheme="majorBidi" w:hAnsiTheme="majorBidi" w:cstheme="majorBidi"/>
           <w:sz w:val="28"/>
           <w:szCs w:val="28"/>
-        </w:rPr>
-      </w:pPr>
-      <w:r>
-        <w:rPr>
-          <w:rFonts w:asciiTheme="majorBidi" w:hAnsiTheme="majorBidi" w:cstheme="majorBidi"/>
-          <w:sz w:val="28"/>
-          <w:szCs w:val="28"/>
-        </w:rPr>
-        <w:t xml:space="preserve">Use </w:t>
-      </w:r>
-      <w:proofErr w:type="gramStart"/>
-      <w:r>
-        <w:rPr>
-          <w:rFonts w:asciiTheme="majorBidi" w:hAnsiTheme="majorBidi" w:cstheme="majorBidi"/>
-          <w:sz w:val="28"/>
-          <w:szCs w:val="28"/>
-        </w:rPr>
-        <w:t xml:space="preserve">a </w:t>
-      </w:r>
-      <w:r>
-        <w:rPr>
-          <w:rFonts w:asciiTheme="majorBidi" w:hAnsiTheme="majorBidi" w:cstheme="majorBidi"/>
-          <w:b/>
-          <w:bCs/>
-          <w:i/>
-          <w:iCs/>
-          <w:sz w:val="28"/>
-          <w:szCs w:val="28"/>
-        </w:rPr>
-        <w:t>.timer</w:t>
-      </w:r>
-      <w:proofErr w:type="gramEnd"/>
-      <w:r>
-        <w:rPr>
-          <w:rFonts w:asciiTheme="majorBidi" w:hAnsiTheme="majorBidi" w:cstheme="majorBidi"/>
-          <w:sz w:val="28"/>
-          <w:szCs w:val="28"/>
-        </w:rPr>
-        <w:t xml:space="preserve"> with </w:t>
+          <w:u w:val="single"/>
+        </w:rPr>
+      </w:pPr>
+      <w:r>
+        <w:rPr>
+          <w:rFonts w:asciiTheme="majorBidi" w:hAnsiTheme="majorBidi" w:cstheme="majorBidi"/>
+          <w:sz w:val="28"/>
+          <w:szCs w:val="28"/>
+          <w:u w:val="single"/>
+        </w:rPr>
+        <w:t>Example</w:t>
+      </w:r>
+      <w:r>
+        <w:rPr>
+          <w:rFonts w:asciiTheme="majorBidi" w:hAnsiTheme="majorBidi" w:cstheme="majorBidi"/>
+          <w:sz w:val="28"/>
+          <w:szCs w:val="28"/>
+        </w:rPr>
+        <w:t>:</w:t>
+      </w:r>
+      <w:r>
+        <w:rPr>
+          <w:rFonts w:asciiTheme="majorBidi" w:hAnsiTheme="majorBidi" w:cstheme="majorBidi"/>
+          <w:sz w:val="28"/>
+          <w:szCs w:val="28"/>
+        </w:rPr>
+        <w:t xml:space="preserve"> </w:t>
       </w:r>
       <w:proofErr w:type="spellStart"/>
       <w:r>
@@ -14403,20 +14832,65 @@
         </w:rPr>
         <w:t>=true</w:t>
       </w:r>
-      <w:r>
-        <w:rPr>
-          <w:rFonts w:asciiTheme="majorBidi" w:hAnsiTheme="majorBidi" w:cstheme="majorBidi"/>
-          <w:sz w:val="28"/>
-          <w:szCs w:val="28"/>
-        </w:rPr>
-        <w:t xml:space="preserve">. If the machine is asleep (suspend), </w:t>
+    </w:p>
+    <w:p>
+      <w:pPr>
+        <w:spacing w:after="120"/>
+        <w:jc w:val="both"/>
+        <w:rPr>
+          <w:rFonts w:asciiTheme="majorBidi" w:hAnsiTheme="majorBidi" w:cstheme="majorBidi"/>
+          <w:b/>
+          <w:bCs/>
+          <w:sz w:val="32"/>
+          <w:szCs w:val="32"/>
+        </w:rPr>
+      </w:pPr>
+      <w:r>
+        <w:rPr>
+          <w:rFonts w:asciiTheme="majorBidi" w:hAnsiTheme="majorBidi" w:cstheme="majorBidi"/>
+          <w:b/>
+          <w:bCs/>
+          <w:sz w:val="32"/>
+          <w:szCs w:val="32"/>
+        </w:rPr>
+        <w:t>Real-time example</w:t>
+      </w:r>
+      <w:r>
+        <w:rPr>
+          <w:rFonts w:asciiTheme="majorBidi" w:hAnsiTheme="majorBidi" w:cstheme="majorBidi"/>
+          <w:b/>
+          <w:bCs/>
+          <w:sz w:val="32"/>
+          <w:szCs w:val="32"/>
+        </w:rPr>
+        <w:t xml:space="preserve"> </w:t>
+      </w:r>
+      <w:r>
+        <w:rPr>
+          <w:rFonts w:asciiTheme="majorBidi" w:hAnsiTheme="majorBidi" w:cstheme="majorBidi"/>
+          <w:sz w:val="32"/>
+          <w:szCs w:val="32"/>
+        </w:rPr>
+        <w:t>→</w:t>
+      </w:r>
+      <w:r>
+        <w:rPr>
+          <w:rFonts w:asciiTheme="majorBidi" w:hAnsiTheme="majorBidi" w:cstheme="majorBidi"/>
+          <w:b/>
+          <w:bCs/>
+          <w:sz w:val="32"/>
+          <w:szCs w:val="32"/>
+        </w:rPr>
+        <w:t xml:space="preserve"> Automated Daily Backup with </w:t>
       </w:r>
       <w:proofErr w:type="spellStart"/>
       <w:r>
         <w:rPr>
           <w:rFonts w:asciiTheme="majorBidi" w:hAnsiTheme="majorBidi" w:cstheme="majorBidi"/>
-          <w:sz w:val="28"/>
-          <w:szCs w:val="28"/>
+          <w:b/>
+          <w:bCs/>
+          <w:sz w:val="32"/>
+          <w:szCs w:val="32"/>
         </w:rPr>
         <w:t>systemd</w:t>
       </w:r>
@@ -14424,159 +14898,10 @@
       <w:r>
         <w:rPr>
           <w:rFonts w:asciiTheme="majorBidi" w:hAnsiTheme="majorBidi" w:cstheme="majorBidi"/>
-          <w:sz w:val="28"/>
-          <w:szCs w:val="28"/>
-        </w:rPr>
-        <w:t xml:space="preserve"> asks firmware to wake it and runs the job at the scheduled time.</w:t>
-      </w:r>
-      <w:r>
-        <w:rPr>
-          <w:rFonts w:asciiTheme="majorBidi" w:hAnsiTheme="majorBidi" w:cstheme="majorBidi"/>
-          <w:sz w:val="28"/>
-          <w:szCs w:val="28"/>
-        </w:rPr>
-        <w:t xml:space="preserve"> </w:t>
-      </w:r>
-      <w:r>
-        <w:rPr>
-          <w:rFonts w:asciiTheme="majorBidi" w:hAnsiTheme="majorBidi" w:cstheme="majorBidi"/>
-          <w:sz w:val="28"/>
-          <w:szCs w:val="28"/>
-        </w:rPr>
-        <w:t>Use RTC wake alarms when the machine is powered off</w:t>
-      </w:r>
-    </w:p>
-    <w:p>
-      <w:pPr>
-        <w:ind w:left="360"/>
-        <w:jc w:val="both"/>
-        <w:rPr>
-          <w:rFonts w:asciiTheme="majorBidi" w:hAnsiTheme="majorBidi" w:cstheme="majorBidi"/>
-          <w:sz w:val="28"/>
-          <w:szCs w:val="28"/>
-          <w:u w:val="single"/>
-        </w:rPr>
-      </w:pPr>
-      <w:r>
-        <w:rPr>
-          <w:rFonts w:asciiTheme="majorBidi" w:hAnsiTheme="majorBidi" w:cstheme="majorBidi"/>
-          <w:sz w:val="28"/>
-          <w:szCs w:val="28"/>
-          <w:u w:val="single"/>
-        </w:rPr>
-        <w:t>Example</w:t>
-      </w:r>
-      <w:r>
-        <w:rPr>
-          <w:rFonts w:asciiTheme="majorBidi" w:hAnsiTheme="majorBidi" w:cstheme="majorBidi"/>
-          <w:sz w:val="28"/>
-          <w:szCs w:val="28"/>
-        </w:rPr>
-        <w:t>:</w:t>
-      </w:r>
-      <w:r>
-        <w:rPr>
-          <w:rFonts w:asciiTheme="majorBidi" w:hAnsiTheme="majorBidi" w:cstheme="majorBidi"/>
-          <w:sz w:val="28"/>
-          <w:szCs w:val="28"/>
-        </w:rPr>
-        <w:t xml:space="preserve"> </w:t>
-      </w:r>
-      <w:proofErr w:type="spellStart"/>
-      <w:r>
-        <w:rPr>
-          <w:rFonts w:asciiTheme="majorBidi" w:hAnsiTheme="majorBidi" w:cstheme="majorBidi"/>
-          <w:b/>
-          <w:bCs/>
-          <w:i/>
-          <w:iCs/>
-          <w:sz w:val="28"/>
-          <w:szCs w:val="28"/>
-        </w:rPr>
-        <w:t>WakeSystem</w:t>
-      </w:r>
-      <w:proofErr w:type="spellEnd"/>
-      <w:r>
-        <w:rPr>
-          <w:rFonts w:asciiTheme="majorBidi" w:hAnsiTheme="majorBidi" w:cstheme="majorBidi"/>
-          <w:b/>
-          <w:bCs/>
-          <w:i/>
-          <w:iCs/>
-          <w:sz w:val="28"/>
-          <w:szCs w:val="28"/>
-        </w:rPr>
-        <w:t>=true</w:t>
-      </w:r>
-    </w:p>
-    <w:p>
-      <w:pPr>
-        <w:jc w:val="both"/>
-        <w:rPr>
-          <w:rFonts w:asciiTheme="majorBidi" w:hAnsiTheme="majorBidi" w:cstheme="majorBidi"/>
-          <w:b/>
-          <w:bCs/>
-          <w:sz w:val="28"/>
-          <w:szCs w:val="28"/>
-        </w:rPr>
-      </w:pPr>
-      <w:r>
-        <w:rPr>
-          <w:rFonts w:asciiTheme="majorBidi" w:hAnsiTheme="majorBidi" w:cstheme="majorBidi"/>
-          <w:b/>
-          <w:bCs/>
-          <w:sz w:val="28"/>
-          <w:szCs w:val="28"/>
-        </w:rPr>
-        <w:t>Real-time example</w:t>
-      </w:r>
-      <w:r>
-        <w:rPr>
-          <w:rFonts w:asciiTheme="majorBidi" w:hAnsiTheme="majorBidi" w:cstheme="majorBidi"/>
-          <w:b/>
-          <w:bCs/>
-          <w:sz w:val="28"/>
-          <w:szCs w:val="28"/>
-        </w:rPr>
-        <w:t xml:space="preserve"> </w:t>
-      </w:r>
-      <w:r>
-        <w:rPr>
-          <w:rFonts w:asciiTheme="majorBidi" w:hAnsiTheme="majorBidi" w:cstheme="majorBidi"/>
-          <w:sz w:val="28"/>
-          <w:szCs w:val="28"/>
-        </w:rPr>
-        <w:t>→</w:t>
-      </w:r>
-      <w:r>
-        <w:rPr>
-          <w:rFonts w:asciiTheme="majorBidi" w:hAnsiTheme="majorBidi" w:cstheme="majorBidi"/>
-          <w:b/>
-          <w:bCs/>
-          <w:sz w:val="28"/>
-          <w:szCs w:val="28"/>
-        </w:rPr>
-        <w:t xml:space="preserve"> Automated Daily Backup with </w:t>
-      </w:r>
-      <w:proofErr w:type="spellStart"/>
-      <w:r>
-        <w:rPr>
-          <w:rFonts w:asciiTheme="majorBidi" w:hAnsiTheme="majorBidi" w:cstheme="majorBidi"/>
-          <w:b/>
-          <w:bCs/>
-          <w:sz w:val="28"/>
-          <w:szCs w:val="28"/>
-        </w:rPr>
-        <w:t>systemd</w:t>
-      </w:r>
-      <w:proofErr w:type="spellEnd"/>
-      <w:r>
-        <w:rPr>
-          <w:rFonts w:asciiTheme="majorBidi" w:hAnsiTheme="majorBidi" w:cstheme="majorBidi"/>
-          <w:b/>
-          <w:bCs/>
-          <w:sz w:val="28"/>
-          <w:szCs w:val="28"/>
+          <w:b/>
+          <w:bCs/>
+          <w:sz w:val="32"/>
+          <w:szCs w:val="32"/>
         </w:rPr>
         <w:t xml:space="preserve"> Timer:</w:t>
       </w:r>
@@ -14588,6 +14913,7 @@
           <w:ilvl w:val="0"/>
           <w:numId w:val="30"/>
         </w:numPr>
+        <w:spacing w:after="60"/>
         <w:ind w:left="360"/>
         <w:jc w:val="both"/>
         <w:rPr>
@@ -14615,36 +14941,32 @@
     </w:p>
     <w:p>
       <w:pPr>
-        <w:pStyle w:val="ListParagraph"/>
         <w:ind w:left="360"/>
         <w:jc w:val="both"/>
         <w:rPr>
           <w:rFonts w:asciiTheme="majorBidi" w:hAnsiTheme="majorBidi" w:cstheme="majorBidi"/>
-          <w:sz w:val="28"/>
-          <w:szCs w:val="28"/>
-        </w:rPr>
-      </w:pPr>
-      <w:r>
-        <w:rPr>
-          <w:rFonts w:asciiTheme="majorBidi" w:hAnsiTheme="majorBidi" w:cstheme="majorBidi"/>
-          <w:b/>
-          <w:bCs/>
+          <w:b/>
+          <w:bCs/>
+          <w:sz w:val="28"/>
+          <w:szCs w:val="28"/>
+        </w:rPr>
+      </w:pPr>
+      <w:r>
+        <w:rPr>
           <w:noProof/>
-          <w:sz w:val="28"/>
-          <w:szCs w:val="28"/>
         </w:rPr>
         <mc:AlternateContent>
           <mc:Choice Requires="wps">
             <w:drawing>
-              <wp:anchor distT="0" distB="0" distL="114300" distR="114300" simplePos="0" relativeHeight="251670528" behindDoc="0" locked="0" layoutInCell="1" allowOverlap="1" wp14:anchorId="6B79957E" wp14:editId="03141BDF">
+              <wp:anchor distT="0" distB="0" distL="114300" distR="114300" simplePos="0" relativeHeight="251670528" behindDoc="0" locked="0" layoutInCell="1" allowOverlap="1" wp14:anchorId="6B79957E" wp14:editId="4A9A3D2D">
                 <wp:simplePos x="0" y="0"/>
                 <wp:positionH relativeFrom="column">
                   <wp:posOffset>238125</wp:posOffset>
                 </wp:positionH>
                 <wp:positionV relativeFrom="paragraph">
-                  <wp:posOffset>284480</wp:posOffset>
+                  <wp:posOffset>305435</wp:posOffset>
                 </wp:positionV>
-                <wp:extent cx="3400425" cy="1914525"/>
+                <wp:extent cx="3400425" cy="1400175"/>
                 <wp:effectExtent l="0" t="0" r="28575" b="28575"/>
                 <wp:wrapNone/>
                 <wp:docPr id="12" name="Rectangle 12"/>
@@ -14656,7 +14978,7 @@
                       <wps:spPr>
                         <a:xfrm>
                           <a:off x="0" y="0"/>
-                          <a:ext cx="3400425" cy="1914525"/>
+                          <a:ext cx="3400425" cy="1400175"/>
                         </a:xfrm>
                         <a:prstGeom prst="rect">
                           <a:avLst/>
@@ -14682,10 +15004,13 @@
                         <w:txbxContent>
                           <w:p>
                             <w:pPr>
+                              <w:spacing w:after="60"/>
                               <w:rPr>
                                 <w:rFonts w:asciiTheme="majorBidi" w:hAnsiTheme="majorBidi" w:cstheme="majorBidi"/>
                                 <w:b/>
                                 <w:bCs/>
+                                <w:i/>
+                                <w:iCs/>
                                 <w:sz w:val="28"/>
                                 <w:szCs w:val="28"/>
                               </w:rPr>
@@ -14695,6 +15020,8 @@
                                 <w:rFonts w:asciiTheme="majorBidi" w:hAnsiTheme="majorBidi" w:cstheme="majorBidi"/>
                                 <w:b/>
                                 <w:bCs/>
+                                <w:i/>
+                                <w:iCs/>
                                 <w:sz w:val="28"/>
                                 <w:szCs w:val="28"/>
                               </w:rPr>
@@ -14707,6 +15034,8 @@
                                 <w:rFonts w:asciiTheme="majorBidi" w:hAnsiTheme="majorBidi" w:cstheme="majorBidi"/>
                                 <w:b/>
                                 <w:bCs/>
+                                <w:i/>
+                                <w:iCs/>
                                 <w:sz w:val="28"/>
                                 <w:szCs w:val="28"/>
                               </w:rPr>
@@ -14716,6 +15045,8 @@
                                 <w:rFonts w:asciiTheme="majorBidi" w:hAnsiTheme="majorBidi" w:cstheme="majorBidi"/>
                                 <w:b/>
                                 <w:bCs/>
+                                <w:i/>
+                                <w:iCs/>
                                 <w:sz w:val="28"/>
                                 <w:szCs w:val="28"/>
                               </w:rPr>
@@ -14724,21 +15055,13 @@
                           </w:p>
                           <w:p>
                             <w:pPr>
+                              <w:spacing w:after="60"/>
                               <w:rPr>
                                 <w:rFonts w:asciiTheme="majorBidi" w:hAnsiTheme="majorBidi" w:cstheme="majorBidi"/>
                                 <w:b/>
                                 <w:bCs/>
-                                <w:sz w:val="28"/>
-                                <w:szCs w:val="28"/>
-                              </w:rPr>
-                            </w:pPr>
-                          </w:p>
-                          <w:p>
-                            <w:pPr>
-                              <w:rPr>
-                                <w:rFonts w:asciiTheme="majorBidi" w:hAnsiTheme="majorBidi" w:cstheme="majorBidi"/>
-                                <w:b/>
-                                <w:bCs/>
+                                <w:i/>
+                                <w:iCs/>
                                 <w:sz w:val="28"/>
                                 <w:szCs w:val="28"/>
                               </w:rPr>
@@ -14748,6 +15071,8 @@
                                 <w:rFonts w:asciiTheme="majorBidi" w:hAnsiTheme="majorBidi" w:cstheme="majorBidi"/>
                                 <w:b/>
                                 <w:bCs/>
+                                <w:i/>
+                                <w:iCs/>
                                 <w:sz w:val="28"/>
                                 <w:szCs w:val="28"/>
                               </w:rPr>
@@ -14756,10 +15081,13 @@
                           </w:p>
                           <w:p>
                             <w:pPr>
+                              <w:spacing w:after="0"/>
                               <w:rPr>
                                 <w:rFonts w:asciiTheme="majorBidi" w:hAnsiTheme="majorBidi" w:cstheme="majorBidi"/>
                                 <w:b/>
                                 <w:bCs/>
+                                <w:i/>
+                                <w:iCs/>
                                 <w:sz w:val="28"/>
                                 <w:szCs w:val="28"/>
                               </w:rPr>
@@ -14769,6 +15097,8 @@
                                 <w:rFonts w:asciiTheme="majorBidi" w:hAnsiTheme="majorBidi" w:cstheme="majorBidi"/>
                                 <w:b/>
                                 <w:bCs/>
+                                <w:i/>
+                                <w:iCs/>
                                 <w:sz w:val="28"/>
                                 <w:szCs w:val="28"/>
                               </w:rPr>
@@ -14780,6 +15110,8 @@
                                 <w:rFonts w:asciiTheme="majorBidi" w:hAnsiTheme="majorBidi" w:cstheme="majorBidi"/>
                                 <w:b/>
                                 <w:bCs/>
+                                <w:i/>
+                                <w:iCs/>
                                 <w:sz w:val="28"/>
                                 <w:szCs w:val="28"/>
                               </w:rPr>
@@ -14793,6 +15125,8 @@
                                 <w:rFonts w:asciiTheme="majorBidi" w:hAnsiTheme="majorBidi" w:cstheme="majorBidi"/>
                                 <w:b/>
                                 <w:bCs/>
+                                <w:i/>
+                                <w:iCs/>
                                 <w:sz w:val="28"/>
                                 <w:szCs w:val="28"/>
                               </w:rPr>
@@ -14802,6 +15136,8 @@
                                 <w:rFonts w:asciiTheme="majorBidi" w:hAnsiTheme="majorBidi" w:cstheme="majorBidi"/>
                                 <w:b/>
                                 <w:bCs/>
+                                <w:i/>
+                                <w:iCs/>
                                 <w:sz w:val="28"/>
                                 <w:szCs w:val="28"/>
                               </w:rPr>
@@ -14832,15 +15168,18 @@
           </mc:Choice>
           <mc:Fallback>
             <w:pict>
-              <v:rect w14:anchorId="6B79957E" id="Rectangle 12" o:spid="_x0000_s1038" style="position:absolute;left:0;text-align:left;margin-left:18.75pt;margin-top:22.4pt;width:267.75pt;height:150.75pt;z-index:251670528;visibility:visible;mso-wrap-style:square;mso-height-percent:0;mso-wrap-distance-left:9pt;mso-wrap-distance-top:0;mso-wrap-distance-right:9pt;mso-wrap-distance-bottom:0;mso-position-horizontal:absolute;mso-position-horizontal-relative:text;mso-position-vertical:absolute;mso-position-vertical-relative:text;mso-height-percent:0;mso-height-relative:margin;v-text-anchor:middle" o:gfxdata="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" fillcolor="black [3200]" strokecolor="black [480]" strokeweight="1pt">
+              <v:rect w14:anchorId="6B79957E" id="Rectangle 12" o:spid="_x0000_s1038" style="position:absolute;left:0;text-align:left;margin-left:18.75pt;margin-top:24.05pt;width:267.75pt;height:110.25pt;z-index:251670528;visibility:visible;mso-wrap-style:square;mso-height-percent:0;mso-wrap-distance-left:9pt;mso-wrap-distance-top:0;mso-wrap-distance-right:9pt;mso-wrap-distance-bottom:0;mso-position-horizontal:absolute;mso-position-horizontal-relative:text;mso-position-vertical:absolute;mso-position-vertical-relative:text;mso-height-percent:0;mso-height-relative:margin;v-text-anchor:middle" o:gfxdata="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" fillcolor="black [3200]" strokecolor="black [480]" strokeweight="1pt">
                 <v:textbox>
                   <w:txbxContent>
                     <w:p>
                       <w:pPr>
+                        <w:spacing w:after="60"/>
                         <w:rPr>
                           <w:rFonts w:asciiTheme="majorBidi" w:hAnsiTheme="majorBidi" w:cstheme="majorBidi"/>
                           <w:b/>
                           <w:bCs/>
+                          <w:i/>
+                          <w:iCs/>
                           <w:sz w:val="28"/>
                           <w:szCs w:val="28"/>
                         </w:rPr>
@@ -14850,6 +15189,8 @@
                           <w:rFonts w:asciiTheme="majorBidi" w:hAnsiTheme="majorBidi" w:cstheme="majorBidi"/>
                           <w:b/>
                           <w:bCs/>
+                          <w:i/>
+                          <w:iCs/>
                           <w:sz w:val="28"/>
                           <w:szCs w:val="28"/>
                         </w:rPr>
@@ -14862,6 +15203,8 @@
                           <w:rFonts w:asciiTheme="majorBidi" w:hAnsiTheme="majorBidi" w:cstheme="majorBidi"/>
                           <w:b/>
                           <w:bCs/>
+                          <w:i/>
+                          <w:iCs/>
                           <w:sz w:val="28"/>
                           <w:szCs w:val="28"/>
                         </w:rPr>
@@ -14871,6 +15214,8 @@
                           <w:rFonts w:asciiTheme="majorBidi" w:hAnsiTheme="majorBidi" w:cstheme="majorBidi"/>
                           <w:b/>
                           <w:bCs/>
+                          <w:i/>
+                          <w:iCs/>
                           <w:sz w:val="28"/>
                           <w:szCs w:val="28"/>
                         </w:rPr>
@@ -14879,21 +15224,13 @@
                     </w:p>
                     <w:p>
                       <w:pPr>
+                        <w:spacing w:after="60"/>
                         <w:rPr>
                           <w:rFonts w:asciiTheme="majorBidi" w:hAnsiTheme="majorBidi" w:cstheme="majorBidi"/>
                           <w:b/>
                           <w:bCs/>
-                          <w:sz w:val="28"/>
-                          <w:szCs w:val="28"/>
-                        </w:rPr>
-                      </w:pPr>
-                    </w:p>
-                    <w:p>
-                      <w:pPr>
-                        <w:rPr>
-                          <w:rFonts w:asciiTheme="majorBidi" w:hAnsiTheme="majorBidi" w:cstheme="majorBidi"/>
-                          <w:b/>
-                          <w:bCs/>
+                          <w:i/>
+                          <w:iCs/>
                           <w:sz w:val="28"/>
                           <w:szCs w:val="28"/>
                         </w:rPr>
@@ -14903,6 +15240,8 @@
                           <w:rFonts w:asciiTheme="majorBidi" w:hAnsiTheme="majorBidi" w:cstheme="majorBidi"/>
                           <w:b/>
                           <w:bCs/>
+                          <w:i/>
+                          <w:iCs/>
                           <w:sz w:val="28"/>
                           <w:szCs w:val="28"/>
                         </w:rPr>
@@ -14911,10 +15250,13 @@
                     </w:p>
                     <w:p>
                       <w:pPr>
+                        <w:spacing w:after="0"/>
                         <w:rPr>
                           <w:rFonts w:asciiTheme="majorBidi" w:hAnsiTheme="majorBidi" w:cstheme="majorBidi"/>
                           <w:b/>
                           <w:bCs/>
+                          <w:i/>
+                          <w:iCs/>
                           <w:sz w:val="28"/>
                           <w:szCs w:val="28"/>
                         </w:rPr>
@@ -14924,6 +15266,8 @@
                           <w:rFonts w:asciiTheme="majorBidi" w:hAnsiTheme="majorBidi" w:cstheme="majorBidi"/>
                           <w:b/>
                           <w:bCs/>
+                          <w:i/>
+                          <w:iCs/>
                           <w:sz w:val="28"/>
                           <w:szCs w:val="28"/>
                         </w:rPr>
@@ -14935,6 +15279,8 @@
                           <w:rFonts w:asciiTheme="majorBidi" w:hAnsiTheme="majorBidi" w:cstheme="majorBidi"/>
                           <w:b/>
                           <w:bCs/>
+                          <w:i/>
+                          <w:iCs/>
                           <w:sz w:val="28"/>
                           <w:szCs w:val="28"/>
                         </w:rPr>
@@ -14948,6 +15294,8 @@
                           <w:rFonts w:asciiTheme="majorBidi" w:hAnsiTheme="majorBidi" w:cstheme="majorBidi"/>
                           <w:b/>
                           <w:bCs/>
+                          <w:i/>
+                          <w:iCs/>
                           <w:sz w:val="28"/>
                           <w:szCs w:val="28"/>
                         </w:rPr>
@@ -14957,6 +15305,8 @@
                           <w:rFonts w:asciiTheme="majorBidi" w:hAnsiTheme="majorBidi" w:cstheme="majorBidi"/>
                           <w:b/>
                           <w:bCs/>
+                          <w:i/>
+                          <w:iCs/>
                           <w:sz w:val="28"/>
                           <w:szCs w:val="28"/>
                         </w:rPr>
@@ -15097,20 +15447,8 @@
           <w:rFonts w:asciiTheme="majorBidi" w:hAnsiTheme="majorBidi" w:cstheme="majorBidi"/>
           <w:b/>
           <w:bCs/>
-          <w:sz w:val="28"/>
-          <w:szCs w:val="28"/>
-        </w:rPr>
-      </w:pPr>
-    </w:p>
-    <w:p>
-      <w:pPr>
-        <w:jc w:val="both"/>
-        <w:rPr>
-          <w:rFonts w:asciiTheme="majorBidi" w:hAnsiTheme="majorBidi" w:cstheme="majorBidi"/>
-          <w:b/>
-          <w:bCs/>
-          <w:sz w:val="28"/>
-          <w:szCs w:val="28"/>
+          <w:sz w:val="4"/>
+          <w:szCs w:val="4"/>
         </w:rPr>
       </w:pPr>
     </w:p>
@@ -15121,6 +15459,7 @@
           <w:ilvl w:val="0"/>
           <w:numId w:val="30"/>
         </w:numPr>
+        <w:spacing w:after="60"/>
         <w:ind w:left="360"/>
         <w:jc w:val="both"/>
         <w:rPr>
@@ -15162,15 +15501,15 @@
         <mc:AlternateContent>
           <mc:Choice Requires="wps">
             <w:drawing>
-              <wp:anchor distT="0" distB="0" distL="114300" distR="114300" simplePos="0" relativeHeight="251671552" behindDoc="0" locked="0" layoutInCell="1" allowOverlap="1" wp14:anchorId="066968F2" wp14:editId="06D71C31">
+              <wp:anchor distT="0" distB="0" distL="114300" distR="114300" simplePos="0" relativeHeight="251671552" behindDoc="0" locked="0" layoutInCell="1" allowOverlap="1" wp14:anchorId="066968F2" wp14:editId="17A0978E">
                 <wp:simplePos x="0" y="0"/>
-                <wp:positionH relativeFrom="column">
-                  <wp:posOffset>228600</wp:posOffset>
+                <wp:positionH relativeFrom="margin">
+                  <wp:align>right</wp:align>
                 </wp:positionH>
                 <wp:positionV relativeFrom="paragraph">
-                  <wp:posOffset>306705</wp:posOffset>
+                  <wp:posOffset>302260</wp:posOffset>
                 </wp:positionV>
-                <wp:extent cx="6076950" cy="3895725"/>
+                <wp:extent cx="6400800" cy="2638425"/>
                 <wp:effectExtent l="0" t="0" r="19050" b="28575"/>
                 <wp:wrapNone/>
                 <wp:docPr id="13" name="Rectangle 13"/>
@@ -15182,7 +15521,7 @@
                       <wps:spPr>
                         <a:xfrm>
                           <a:off x="0" y="0"/>
-                          <a:ext cx="6076950" cy="3895725"/>
+                          <a:ext cx="6400800" cy="2638425"/>
                         </a:xfrm>
                         <a:prstGeom prst="rect">
                           <a:avLst/>
@@ -15208,8 +15547,13 @@
                         <w:txbxContent>
                           <w:p>
                             <w:pPr>
+                              <w:spacing w:after="60"/>
                               <w:rPr>
                                 <w:rFonts w:asciiTheme="majorBidi" w:hAnsiTheme="majorBidi" w:cstheme="majorBidi"/>
+                                <w:b/>
+                                <w:bCs/>
+                                <w:i/>
+                                <w:iCs/>
                                 <w:sz w:val="28"/>
                                 <w:szCs w:val="28"/>
                               </w:rPr>
@@ -15217,6 +15561,10 @@
                             <w:r>
                               <w:rPr>
                                 <w:rFonts w:asciiTheme="majorBidi" w:hAnsiTheme="majorBidi" w:cstheme="majorBidi"/>
+                                <w:b/>
+                                <w:bCs/>
+                                <w:i/>
+                                <w:iCs/>
                                 <w:sz w:val="28"/>
                                 <w:szCs w:val="28"/>
                               </w:rPr>
@@ -15227,6 +15575,10 @@
                             <w:pPr>
                               <w:rPr>
                                 <w:rFonts w:asciiTheme="majorBidi" w:hAnsiTheme="majorBidi" w:cstheme="majorBidi"/>
+                                <w:b/>
+                                <w:bCs/>
+                                <w:i/>
+                                <w:iCs/>
                                 <w:sz w:val="28"/>
                                 <w:szCs w:val="28"/>
                               </w:rPr>
@@ -15234,6 +15586,10 @@
                             <w:r>
                               <w:rPr>
                                 <w:rFonts w:asciiTheme="majorBidi" w:hAnsiTheme="majorBidi" w:cstheme="majorBidi"/>
+                                <w:b/>
+                                <w:bCs/>
+                                <w:i/>
+                                <w:iCs/>
                                 <w:sz w:val="28"/>
                                 <w:szCs w:val="28"/>
                               </w:rPr>
@@ -15244,6 +15600,10 @@
                             <w:r>
                               <w:rPr>
                                 <w:rFonts w:asciiTheme="majorBidi" w:hAnsiTheme="majorBidi" w:cstheme="majorBidi"/>
+                                <w:b/>
+                                <w:bCs/>
+                                <w:i/>
+                                <w:iCs/>
                                 <w:sz w:val="28"/>
                                 <w:szCs w:val="28"/>
                               </w:rPr>
@@ -15254,6 +15614,10 @@
                             <w:r>
                               <w:rPr>
                                 <w:rFonts w:asciiTheme="majorBidi" w:hAnsiTheme="majorBidi" w:cstheme="majorBidi"/>
+                                <w:b/>
+                                <w:bCs/>
+                                <w:i/>
+                                <w:iCs/>
                                 <w:sz w:val="28"/>
                                 <w:szCs w:val="28"/>
                               </w:rPr>
@@ -15262,17 +15626,13 @@
                           </w:p>
                           <w:p>
                             <w:pPr>
+                              <w:spacing w:after="60"/>
                               <w:rPr>
                                 <w:rFonts w:asciiTheme="majorBidi" w:hAnsiTheme="majorBidi" w:cstheme="majorBidi"/>
-                                <w:sz w:val="28"/>
-                                <w:szCs w:val="28"/>
-                              </w:rPr>
-                            </w:pPr>
-                          </w:p>
-                          <w:p>
-                            <w:pPr>
-                              <w:rPr>
-                                <w:rFonts w:asciiTheme="majorBidi" w:hAnsiTheme="majorBidi" w:cstheme="majorBidi"/>
+                                <w:b/>
+                                <w:bCs/>
+                                <w:i/>
+                                <w:iCs/>
                                 <w:sz w:val="28"/>
                                 <w:szCs w:val="28"/>
                               </w:rPr>
@@ -15280,6 +15640,10 @@
                             <w:r>
                               <w:rPr>
                                 <w:rFonts w:asciiTheme="majorBidi" w:hAnsiTheme="majorBidi" w:cstheme="majorBidi"/>
+                                <w:b/>
+                                <w:bCs/>
+                                <w:i/>
+                                <w:iCs/>
                                 <w:sz w:val="28"/>
                                 <w:szCs w:val="28"/>
                               </w:rPr>
@@ -15288,8 +15652,13 @@
                           </w:p>
                           <w:p>
                             <w:pPr>
+                              <w:spacing w:after="0"/>
                               <w:rPr>
                                 <w:rFonts w:asciiTheme="majorBidi" w:hAnsiTheme="majorBidi" w:cstheme="majorBidi"/>
+                                <w:b/>
+                                <w:bCs/>
+                                <w:i/>
+                                <w:iCs/>
                                 <w:color w:val="AEAAAA" w:themeColor="background2" w:themeShade="BF"/>
                                 <w:sz w:val="28"/>
                                 <w:szCs w:val="28"/>
@@ -15299,6 +15668,10 @@
                             <w:r>
                               <w:rPr>
                                 <w:rFonts w:asciiTheme="majorBidi" w:hAnsiTheme="majorBidi" w:cstheme="majorBidi"/>
+                                <w:b/>
+                                <w:bCs/>
+                                <w:i/>
+                                <w:iCs/>
                                 <w:sz w:val="28"/>
                                 <w:szCs w:val="28"/>
                               </w:rPr>
@@ -15308,14 +15681,46 @@
                             <w:r>
                               <w:rPr>
                                 <w:rFonts w:asciiTheme="majorBidi" w:hAnsiTheme="majorBidi" w:cstheme="majorBidi"/>
+                                <w:b/>
+                                <w:bCs/>
+                                <w:i/>
+                                <w:iCs/>
                                 <w:sz w:val="28"/>
                                 <w:szCs w:val="28"/>
                               </w:rPr>
-                              <w:t xml:space="preserve">=daily        </w:t>
+                              <w:t xml:space="preserve">=daily       </w:t>
                             </w:r>
                             <w:r>
                               <w:rPr>
                                 <w:rFonts w:asciiTheme="majorBidi" w:hAnsiTheme="majorBidi" w:cstheme="majorBidi"/>
+                                <w:b/>
+                                <w:bCs/>
+                                <w:i/>
+                                <w:iCs/>
+                                <w:sz w:val="28"/>
+                                <w:szCs w:val="28"/>
+                              </w:rPr>
+                              <w:t xml:space="preserve">           </w:t>
+                            </w:r>
+                            <w:r>
+                              <w:rPr>
+                                <w:rFonts w:asciiTheme="majorBidi" w:hAnsiTheme="majorBidi" w:cstheme="majorBidi"/>
+                                <w:b/>
+                                <w:bCs/>
+                                <w:i/>
+                                <w:iCs/>
+                                <w:sz w:val="28"/>
+                                <w:szCs w:val="28"/>
+                              </w:rPr>
+                              <w:t xml:space="preserve"> </w:t>
+                            </w:r>
+                            <w:r>
+                              <w:rPr>
+                                <w:rFonts w:asciiTheme="majorBidi" w:hAnsiTheme="majorBidi" w:cstheme="majorBidi"/>
+                                <w:b/>
+                                <w:bCs/>
+                                <w:i/>
+                                <w:iCs/>
                                 <w:color w:val="AEAAAA" w:themeColor="background2" w:themeShade="BF"/>
                                 <w:sz w:val="28"/>
                                 <w:szCs w:val="28"/>
@@ -15325,8 +15730,13 @@
                           </w:p>
                           <w:p>
                             <w:pPr>
+                              <w:spacing w:after="0"/>
                               <w:rPr>
                                 <w:rFonts w:asciiTheme="majorBidi" w:hAnsiTheme="majorBidi" w:cstheme="majorBidi"/>
+                                <w:b/>
+                                <w:bCs/>
+                                <w:i/>
+                                <w:iCs/>
                                 <w:sz w:val="28"/>
                                 <w:szCs w:val="28"/>
                               </w:rPr>
@@ -15334,14 +15744,46 @@
                             <w:r>
                               <w:rPr>
                                 <w:rFonts w:asciiTheme="majorBidi" w:hAnsiTheme="majorBidi" w:cstheme="majorBidi"/>
+                                <w:b/>
+                                <w:bCs/>
+                                <w:i/>
+                                <w:iCs/>
                                 <w:sz w:val="28"/>
                                 <w:szCs w:val="28"/>
                               </w:rPr>
-                              <w:t xml:space="preserve">Persistent=true          </w:t>
+                              <w:t xml:space="preserve">Persistent=true        </w:t>
                             </w:r>
                             <w:r>
                               <w:rPr>
                                 <w:rFonts w:asciiTheme="majorBidi" w:hAnsiTheme="majorBidi" w:cstheme="majorBidi"/>
+                                <w:b/>
+                                <w:bCs/>
+                                <w:i/>
+                                <w:iCs/>
+                                <w:sz w:val="28"/>
+                                <w:szCs w:val="28"/>
+                              </w:rPr>
+                              <w:t xml:space="preserve">              </w:t>
+                            </w:r>
+                            <w:r>
+                              <w:rPr>
+                                <w:rFonts w:asciiTheme="majorBidi" w:hAnsiTheme="majorBidi" w:cstheme="majorBidi"/>
+                                <w:b/>
+                                <w:bCs/>
+                                <w:i/>
+                                <w:iCs/>
+                                <w:sz w:val="28"/>
+                                <w:szCs w:val="28"/>
+                              </w:rPr>
+                              <w:t xml:space="preserve">  </w:t>
+                            </w:r>
+                            <w:r>
+                              <w:rPr>
+                                <w:rFonts w:asciiTheme="majorBidi" w:hAnsiTheme="majorBidi" w:cstheme="majorBidi"/>
+                                <w:b/>
+                                <w:bCs/>
+                                <w:i/>
+                                <w:iCs/>
                                 <w:color w:val="AEAAAA" w:themeColor="background2" w:themeShade="BF"/>
                                 <w:sz w:val="28"/>
                                 <w:szCs w:val="28"/>
@@ -15351,8 +15793,13 @@
                           </w:p>
                           <w:p>
                             <w:pPr>
+                              <w:spacing w:after="0"/>
                               <w:rPr>
                                 <w:rFonts w:asciiTheme="majorBidi" w:hAnsiTheme="majorBidi" w:cstheme="majorBidi"/>
+                                <w:b/>
+                                <w:bCs/>
+                                <w:i/>
+                                <w:iCs/>
                                 <w:sz w:val="28"/>
                                 <w:szCs w:val="28"/>
                               </w:rPr>
@@ -15361,6 +15808,10 @@
                             <w:r>
                               <w:rPr>
                                 <w:rFonts w:asciiTheme="majorBidi" w:hAnsiTheme="majorBidi" w:cstheme="majorBidi"/>
+                                <w:b/>
+                                <w:bCs/>
+                                <w:i/>
+                                <w:iCs/>
                                 <w:sz w:val="28"/>
                                 <w:szCs w:val="28"/>
                               </w:rPr>
@@ -15370,14 +15821,46 @@
                             <w:r>
                               <w:rPr>
                                 <w:rFonts w:asciiTheme="majorBidi" w:hAnsiTheme="majorBidi" w:cstheme="majorBidi"/>
+                                <w:b/>
+                                <w:bCs/>
+                                <w:i/>
+                                <w:iCs/>
                                 <w:sz w:val="28"/>
                                 <w:szCs w:val="28"/>
                               </w:rPr>
-                              <w:t xml:space="preserve">=5min         </w:t>
+                              <w:t xml:space="preserve">=5min       </w:t>
                             </w:r>
                             <w:r>
                               <w:rPr>
                                 <w:rFonts w:asciiTheme="majorBidi" w:hAnsiTheme="majorBidi" w:cstheme="majorBidi"/>
+                                <w:b/>
+                                <w:bCs/>
+                                <w:i/>
+                                <w:iCs/>
+                                <w:sz w:val="28"/>
+                                <w:szCs w:val="28"/>
+                              </w:rPr>
+                              <w:t xml:space="preserve">        </w:t>
+                            </w:r>
+                            <w:r>
+                              <w:rPr>
+                                <w:rFonts w:asciiTheme="majorBidi" w:hAnsiTheme="majorBidi" w:cstheme="majorBidi"/>
+                                <w:b/>
+                                <w:bCs/>
+                                <w:i/>
+                                <w:iCs/>
+                                <w:sz w:val="28"/>
+                                <w:szCs w:val="28"/>
+                              </w:rPr>
+                              <w:t xml:space="preserve">  </w:t>
+                            </w:r>
+                            <w:r>
+                              <w:rPr>
+                                <w:rFonts w:asciiTheme="majorBidi" w:hAnsiTheme="majorBidi" w:cstheme="majorBidi"/>
+                                <w:b/>
+                                <w:bCs/>
+                                <w:i/>
+                                <w:iCs/>
                                 <w:color w:val="AEAAAA" w:themeColor="background2" w:themeShade="BF"/>
                                 <w:sz w:val="28"/>
                                 <w:szCs w:val="28"/>
@@ -15387,8 +15870,13 @@
                           </w:p>
                           <w:p>
                             <w:pPr>
+                              <w:spacing w:after="0"/>
                               <w:rPr>
                                 <w:rFonts w:asciiTheme="majorBidi" w:hAnsiTheme="majorBidi" w:cstheme="majorBidi"/>
+                                <w:b/>
+                                <w:bCs/>
+                                <w:i/>
+                                <w:iCs/>
                                 <w:sz w:val="28"/>
                                 <w:szCs w:val="28"/>
                               </w:rPr>
@@ -15397,6 +15885,10 @@
                             <w:r>
                               <w:rPr>
                                 <w:rFonts w:asciiTheme="majorBidi" w:hAnsiTheme="majorBidi" w:cstheme="majorBidi"/>
+                                <w:b/>
+                                <w:bCs/>
+                                <w:i/>
+                                <w:iCs/>
                                 <w:sz w:val="28"/>
                                 <w:szCs w:val="28"/>
                               </w:rPr>
@@ -15406,14 +15898,46 @@
                             <w:r>
                               <w:rPr>
                                 <w:rFonts w:asciiTheme="majorBidi" w:hAnsiTheme="majorBidi" w:cstheme="majorBidi"/>
+                                <w:b/>
+                                <w:bCs/>
+                                <w:i/>
+                                <w:iCs/>
                                 <w:sz w:val="28"/>
                                 <w:szCs w:val="28"/>
                               </w:rPr>
-                              <w:t xml:space="preserve">=30m   </w:t>
+                              <w:t xml:space="preserve">=30m </w:t>
                             </w:r>
                             <w:r>
                               <w:rPr>
                                 <w:rFonts w:asciiTheme="majorBidi" w:hAnsiTheme="majorBidi" w:cstheme="majorBidi"/>
+                                <w:b/>
+                                <w:bCs/>
+                                <w:i/>
+                                <w:iCs/>
+                                <w:sz w:val="28"/>
+                                <w:szCs w:val="28"/>
+                              </w:rPr>
+                              <w:t xml:space="preserve"> </w:t>
+                            </w:r>
+                            <w:r>
+                              <w:rPr>
+                                <w:rFonts w:asciiTheme="majorBidi" w:hAnsiTheme="majorBidi" w:cstheme="majorBidi"/>
+                                <w:b/>
+                                <w:bCs/>
+                                <w:i/>
+                                <w:iCs/>
+                                <w:sz w:val="28"/>
+                                <w:szCs w:val="28"/>
+                              </w:rPr>
+                              <w:t xml:space="preserve">  </w:t>
+                            </w:r>
+                            <w:r>
+                              <w:rPr>
+                                <w:rFonts w:asciiTheme="majorBidi" w:hAnsiTheme="majorBidi" w:cstheme="majorBidi"/>
+                                <w:b/>
+                                <w:bCs/>
+                                <w:i/>
+                                <w:iCs/>
                                 <w:color w:val="AEAAAA" w:themeColor="background2" w:themeShade="BF"/>
                                 <w:sz w:val="28"/>
                                 <w:szCs w:val="28"/>
@@ -15425,6 +15949,10 @@
                             <w:pPr>
                               <w:rPr>
                                 <w:rFonts w:asciiTheme="majorBidi" w:hAnsiTheme="majorBidi" w:cstheme="majorBidi"/>
+                                <w:b/>
+                                <w:bCs/>
+                                <w:i/>
+                                <w:iCs/>
                                 <w:sz w:val="28"/>
                                 <w:szCs w:val="28"/>
                               </w:rPr>
@@ -15432,6 +15960,10 @@
                             <w:r>
                               <w:rPr>
                                 <w:rFonts w:asciiTheme="majorBidi" w:hAnsiTheme="majorBidi" w:cstheme="majorBidi"/>
+                                <w:b/>
+                                <w:bCs/>
+                                <w:i/>
+                                <w:iCs/>
                                 <w:sz w:val="28"/>
                                 <w:szCs w:val="28"/>
                               </w:rPr>
@@ -15441,6 +15973,10 @@
                             <w:r>
                               <w:rPr>
                                 <w:rFonts w:asciiTheme="majorBidi" w:hAnsiTheme="majorBidi" w:cstheme="majorBidi"/>
+                                <w:b/>
+                                <w:bCs/>
+                                <w:i/>
+                                <w:iCs/>
                                 <w:sz w:val="28"/>
                                 <w:szCs w:val="28"/>
                               </w:rPr>
@@ -15450,14 +15986,46 @@
                             <w:r>
                               <w:rPr>
                                 <w:rFonts w:asciiTheme="majorBidi" w:hAnsiTheme="majorBidi" w:cstheme="majorBidi"/>
+                                <w:b/>
+                                <w:bCs/>
+                                <w:i/>
+                                <w:iCs/>
                                 <w:sz w:val="28"/>
                                 <w:szCs w:val="28"/>
                               </w:rPr>
-                              <w:t xml:space="preserve">      </w:t>
+                              <w:t xml:space="preserve">  </w:t>
                             </w:r>
                             <w:r>
                               <w:rPr>
                                 <w:rFonts w:asciiTheme="majorBidi" w:hAnsiTheme="majorBidi" w:cstheme="majorBidi"/>
+                                <w:b/>
+                                <w:bCs/>
+                                <w:i/>
+                                <w:iCs/>
+                                <w:sz w:val="28"/>
+                                <w:szCs w:val="28"/>
+                              </w:rPr>
+                              <w:t xml:space="preserve">          </w:t>
+                            </w:r>
+                            <w:r>
+                              <w:rPr>
+                                <w:rFonts w:asciiTheme="majorBidi" w:hAnsiTheme="majorBidi" w:cstheme="majorBidi"/>
+                                <w:b/>
+                                <w:bCs/>
+                                <w:i/>
+                                <w:iCs/>
+                                <w:sz w:val="28"/>
+                                <w:szCs w:val="28"/>
+                              </w:rPr>
+                              <w:t xml:space="preserve">    </w:t>
+                            </w:r>
+                            <w:r>
+                              <w:rPr>
+                                <w:rFonts w:asciiTheme="majorBidi" w:hAnsiTheme="majorBidi" w:cstheme="majorBidi"/>
+                                <w:b/>
+                                <w:bCs/>
+                                <w:i/>
+                                <w:iCs/>
                                 <w:color w:val="AEAAAA" w:themeColor="background2" w:themeShade="BF"/>
                                 <w:sz w:val="28"/>
                                 <w:szCs w:val="28"/>
@@ -15467,17 +16035,13 @@
                           </w:p>
                           <w:p>
                             <w:pPr>
+                              <w:spacing w:after="60"/>
                               <w:rPr>
                                 <w:rFonts w:asciiTheme="majorBidi" w:hAnsiTheme="majorBidi" w:cstheme="majorBidi"/>
-                                <w:sz w:val="28"/>
-                                <w:szCs w:val="28"/>
-                              </w:rPr>
-                            </w:pPr>
-                          </w:p>
-                          <w:p>
-                            <w:pPr>
-                              <w:rPr>
-                                <w:rFonts w:asciiTheme="majorBidi" w:hAnsiTheme="majorBidi" w:cstheme="majorBidi"/>
+                                <w:b/>
+                                <w:bCs/>
+                                <w:i/>
+                                <w:iCs/>
                                 <w:sz w:val="28"/>
                                 <w:szCs w:val="28"/>
                               </w:rPr>
@@ -15485,6 +16049,10 @@
                             <w:r>
                               <w:rPr>
                                 <w:rFonts w:asciiTheme="majorBidi" w:hAnsiTheme="majorBidi" w:cstheme="majorBidi"/>
+                                <w:b/>
+                                <w:bCs/>
+                                <w:i/>
+                                <w:iCs/>
                                 <w:sz w:val="28"/>
                                 <w:szCs w:val="28"/>
                               </w:rPr>
@@ -15496,6 +16064,10 @@
                               <w:jc w:val="both"/>
                               <w:rPr>
                                 <w:rFonts w:asciiTheme="majorBidi" w:hAnsiTheme="majorBidi" w:cstheme="majorBidi"/>
+                                <w:b/>
+                                <w:bCs/>
+                                <w:i/>
+                                <w:iCs/>
                                 <w:sz w:val="28"/>
                                 <w:szCs w:val="28"/>
                               </w:rPr>
@@ -15504,6 +16076,10 @@
                             <w:r>
                               <w:rPr>
                                 <w:rFonts w:asciiTheme="majorBidi" w:hAnsiTheme="majorBidi" w:cstheme="majorBidi"/>
+                                <w:b/>
+                                <w:bCs/>
+                                <w:i/>
+                                <w:iCs/>
                                 <w:sz w:val="28"/>
                                 <w:szCs w:val="28"/>
                               </w:rPr>
@@ -15513,6 +16089,10 @@
                             <w:r>
                               <w:rPr>
                                 <w:rFonts w:asciiTheme="majorBidi" w:hAnsiTheme="majorBidi" w:cstheme="majorBidi"/>
+                                <w:b/>
+                                <w:bCs/>
+                                <w:i/>
+                                <w:iCs/>
                                 <w:sz w:val="28"/>
                                 <w:szCs w:val="28"/>
                               </w:rPr>
@@ -15522,6 +16102,10 @@
                             <w:r>
                               <w:rPr>
                                 <w:rFonts w:asciiTheme="majorBidi" w:hAnsiTheme="majorBidi" w:cstheme="majorBidi"/>
+                                <w:b/>
+                                <w:bCs/>
+                                <w:i/>
+                                <w:iCs/>
                                 <w:sz w:val="28"/>
                                 <w:szCs w:val="28"/>
                               </w:rPr>
@@ -15556,13 +16140,18 @@
           </mc:Choice>
           <mc:Fallback>
             <w:pict>
-              <v:rect w14:anchorId="066968F2" id="Rectangle 13" o:spid="_x0000_s1039" style="position:absolute;left:0;text-align:left;margin-left:18pt;margin-top:24.15pt;width:478.5pt;height:306.75pt;z-index:251671552;visibility:visible;mso-wrap-style:square;mso-width-percent:0;mso-height-percent:0;mso-wrap-distance-left:9pt;mso-wrap-distance-top:0;mso-wrap-distance-right:9pt;mso-wrap-distance-bottom:0;mso-position-horizontal:absolute;mso-position-horizontal-relative:text;mso-position-vertical:absolute;mso-position-vertical-relative:text;mso-width-percent:0;mso-height-percent:0;mso-width-relative:margin;mso-height-relative:margin;v-text-anchor:middle" o:gfxdata="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" fillcolor="black [3200]" strokecolor="black [480]" strokeweight="1pt">
+              <v:rect w14:anchorId="066968F2" id="Rectangle 13" o:spid="_x0000_s1039" style="position:absolute;left:0;text-align:left;margin-left:452.8pt;margin-top:23.8pt;width:7in;height:207.75pt;z-index:251671552;visibility:visible;mso-wrap-style:square;mso-width-percent:0;mso-height-percent:0;mso-wrap-distance-left:9pt;mso-wrap-distance-top:0;mso-wrap-distance-right:9pt;mso-wrap-distance-bottom:0;mso-position-horizontal:right;mso-position-horizontal-relative:margin;mso-position-vertical:absolute;mso-position-vertical-relative:text;mso-width-percent:0;mso-height-percent:0;mso-width-relative:margin;mso-height-relative:margin;v-text-anchor:middle" o:gfxdata="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" fillcolor="black [3200]" strokecolor="black [480]" strokeweight="1pt">
                 <v:textbox>
                   <w:txbxContent>
                     <w:p>
                       <w:pPr>
+                        <w:spacing w:after="60"/>
                         <w:rPr>
                           <w:rFonts w:asciiTheme="majorBidi" w:hAnsiTheme="majorBidi" w:cstheme="majorBidi"/>
+                          <w:b/>
+                          <w:bCs/>
+                          <w:i/>
+                          <w:iCs/>
                           <w:sz w:val="28"/>
                           <w:szCs w:val="28"/>
                         </w:rPr>
@@ -15570,6 +16159,10 @@
                       <w:r>
                         <w:rPr>
                           <w:rFonts w:asciiTheme="majorBidi" w:hAnsiTheme="majorBidi" w:cstheme="majorBidi"/>
+                          <w:b/>
+                          <w:bCs/>
+                          <w:i/>
+                          <w:iCs/>
                           <w:sz w:val="28"/>
                           <w:szCs w:val="28"/>
                         </w:rPr>
@@ -15580,6 +16173,10 @@
                       <w:pPr>
                         <w:rPr>
                           <w:rFonts w:asciiTheme="majorBidi" w:hAnsiTheme="majorBidi" w:cstheme="majorBidi"/>
+                          <w:b/>
+                          <w:bCs/>
+                          <w:i/>
+                          <w:iCs/>
                           <w:sz w:val="28"/>
                           <w:szCs w:val="28"/>
                         </w:rPr>
@@ -15587,6 +16184,10 @@
                       <w:r>
                         <w:rPr>
                           <w:rFonts w:asciiTheme="majorBidi" w:hAnsiTheme="majorBidi" w:cstheme="majorBidi"/>
+                          <w:b/>
+                          <w:bCs/>
+                          <w:i/>
+                          <w:iCs/>
                           <w:sz w:val="28"/>
                           <w:szCs w:val="28"/>
                         </w:rPr>
@@ -15597,6 +16198,10 @@
                       <w:r>
                         <w:rPr>
                           <w:rFonts w:asciiTheme="majorBidi" w:hAnsiTheme="majorBidi" w:cstheme="majorBidi"/>
+                          <w:b/>
+                          <w:bCs/>
+                          <w:i/>
+                          <w:iCs/>
                           <w:sz w:val="28"/>
                           <w:szCs w:val="28"/>
                         </w:rPr>
@@ -15607,6 +16212,10 @@
                       <w:r>
                         <w:rPr>
                           <w:rFonts w:asciiTheme="majorBidi" w:hAnsiTheme="majorBidi" w:cstheme="majorBidi"/>
+                          <w:b/>
+                          <w:bCs/>
+                          <w:i/>
+                          <w:iCs/>
                           <w:sz w:val="28"/>
                           <w:szCs w:val="28"/>
                         </w:rPr>
@@ -15615,17 +16224,13 @@
                     </w:p>
                     <w:p>
                       <w:pPr>
+                        <w:spacing w:after="60"/>
                         <w:rPr>
                           <w:rFonts w:asciiTheme="majorBidi" w:hAnsiTheme="majorBidi" w:cstheme="majorBidi"/>
-                          <w:sz w:val="28"/>
-                          <w:szCs w:val="28"/>
-                        </w:rPr>
-                      </w:pPr>
-                    </w:p>
-                    <w:p>
-                      <w:pPr>
-                        <w:rPr>
-                          <w:rFonts w:asciiTheme="majorBidi" w:hAnsiTheme="majorBidi" w:cstheme="majorBidi"/>
+                          <w:b/>
+                          <w:bCs/>
+                          <w:i/>
+                          <w:iCs/>
                           <w:sz w:val="28"/>
                           <w:szCs w:val="28"/>
                         </w:rPr>
@@ -15633,6 +16238,10 @@
                       <w:r>
                         <w:rPr>
                           <w:rFonts w:asciiTheme="majorBidi" w:hAnsiTheme="majorBidi" w:cstheme="majorBidi"/>
+                          <w:b/>
+                          <w:bCs/>
+                          <w:i/>
+                          <w:iCs/>
                           <w:sz w:val="28"/>
                           <w:szCs w:val="28"/>
                         </w:rPr>
@@ -15641,8 +16250,13 @@
                     </w:p>
                     <w:p>
                       <w:pPr>
+                        <w:spacing w:after="0"/>
                         <w:rPr>
                           <w:rFonts w:asciiTheme="majorBidi" w:hAnsiTheme="majorBidi" w:cstheme="majorBidi"/>
+                          <w:b/>
+                          <w:bCs/>
+                          <w:i/>
+                          <w:iCs/>
                           <w:color w:val="AEAAAA" w:themeColor="background2" w:themeShade="BF"/>
                           <w:sz w:val="28"/>
                           <w:szCs w:val="28"/>
@@ -15652,6 +16266,10 @@
                       <w:r>
                         <w:rPr>
                           <w:rFonts w:asciiTheme="majorBidi" w:hAnsiTheme="majorBidi" w:cstheme="majorBidi"/>
+                          <w:b/>
+                          <w:bCs/>
+                          <w:i/>
+                          <w:iCs/>
                           <w:sz w:val="28"/>
                           <w:szCs w:val="28"/>
                         </w:rPr>
@@ -15661,14 +16279,46 @@
                       <w:r>
                         <w:rPr>
                           <w:rFonts w:asciiTheme="majorBidi" w:hAnsiTheme="majorBidi" w:cstheme="majorBidi"/>
+                          <w:b/>
+                          <w:bCs/>
+                          <w:i/>
+                          <w:iCs/>
                           <w:sz w:val="28"/>
                           <w:szCs w:val="28"/>
                         </w:rPr>
-                        <w:t xml:space="preserve">=daily        </w:t>
+                        <w:t xml:space="preserve">=daily       </w:t>
                       </w:r>
                       <w:r>
                         <w:rPr>
                           <w:rFonts w:asciiTheme="majorBidi" w:hAnsiTheme="majorBidi" w:cstheme="majorBidi"/>
+                          <w:b/>
+                          <w:bCs/>
+                          <w:i/>
+                          <w:iCs/>
+                          <w:sz w:val="28"/>
+                          <w:szCs w:val="28"/>
+                        </w:rPr>
+                        <w:t xml:space="preserve">           </w:t>
+                      </w:r>
+                      <w:r>
+                        <w:rPr>
+                          <w:rFonts w:asciiTheme="majorBidi" w:hAnsiTheme="majorBidi" w:cstheme="majorBidi"/>
+                          <w:b/>
+                          <w:bCs/>
+                          <w:i/>
+                          <w:iCs/>
+                          <w:sz w:val="28"/>
+                          <w:szCs w:val="28"/>
+                        </w:rPr>
+                        <w:t xml:space="preserve"> </w:t>
+                      </w:r>
+                      <w:r>
+                        <w:rPr>
+                          <w:rFonts w:asciiTheme="majorBidi" w:hAnsiTheme="majorBidi" w:cstheme="majorBidi"/>
+                          <w:b/>
+                          <w:bCs/>
+                          <w:i/>
+                          <w:iCs/>
                           <w:color w:val="AEAAAA" w:themeColor="background2" w:themeShade="BF"/>
                           <w:sz w:val="28"/>
                           <w:szCs w:val="28"/>
@@ -15678,8 +16328,13 @@
                     </w:p>
                     <w:p>
                       <w:pPr>
+                        <w:spacing w:after="0"/>
                         <w:rPr>
                           <w:rFonts w:asciiTheme="majorBidi" w:hAnsiTheme="majorBidi" w:cstheme="majorBidi"/>
+                          <w:b/>
+                          <w:bCs/>
+                          <w:i/>
+                          <w:iCs/>
                           <w:sz w:val="28"/>
                           <w:szCs w:val="28"/>
                         </w:rPr>
@@ -15687,14 +16342,46 @@
                       <w:r>
                         <w:rPr>
                           <w:rFonts w:asciiTheme="majorBidi" w:hAnsiTheme="majorBidi" w:cstheme="majorBidi"/>
+                          <w:b/>
+                          <w:bCs/>
+                          <w:i/>
+                          <w:iCs/>
                           <w:sz w:val="28"/>
                           <w:szCs w:val="28"/>
                         </w:rPr>
-                        <w:t xml:space="preserve">Persistent=true          </w:t>
+                        <w:t xml:space="preserve">Persistent=true        </w:t>
                       </w:r>
                       <w:r>
                         <w:rPr>
                           <w:rFonts w:asciiTheme="majorBidi" w:hAnsiTheme="majorBidi" w:cstheme="majorBidi"/>
+                          <w:b/>
+                          <w:bCs/>
+                          <w:i/>
+                          <w:iCs/>
+                          <w:sz w:val="28"/>
+                          <w:szCs w:val="28"/>
+                        </w:rPr>
+                        <w:t xml:space="preserve">              </w:t>
+                      </w:r>
+                      <w:r>
+                        <w:rPr>
+                          <w:rFonts w:asciiTheme="majorBidi" w:hAnsiTheme="majorBidi" w:cstheme="majorBidi"/>
+                          <w:b/>
+                          <w:bCs/>
+                          <w:i/>
+                          <w:iCs/>
+                          <w:sz w:val="28"/>
+                          <w:szCs w:val="28"/>
+                        </w:rPr>
+                        <w:t xml:space="preserve">  </w:t>
+                      </w:r>
+                      <w:r>
+                        <w:rPr>
+                          <w:rFonts w:asciiTheme="majorBidi" w:hAnsiTheme="majorBidi" w:cstheme="majorBidi"/>
+                          <w:b/>
+                          <w:bCs/>
+                          <w:i/>
+                          <w:iCs/>
                           <w:color w:val="AEAAAA" w:themeColor="background2" w:themeShade="BF"/>
                           <w:sz w:val="28"/>
                           <w:szCs w:val="28"/>
@@ -15704,8 +16391,13 @@
                     </w:p>
                     <w:p>
                       <w:pPr>
+                        <w:spacing w:after="0"/>
                         <w:rPr>
                           <w:rFonts w:asciiTheme="majorBidi" w:hAnsiTheme="majorBidi" w:cstheme="majorBidi"/>
+                          <w:b/>
+                          <w:bCs/>
+                          <w:i/>
+                          <w:iCs/>
                           <w:sz w:val="28"/>
                           <w:szCs w:val="28"/>
                         </w:rPr>
@@ -15714,6 +16406,10 @@
                       <w:r>
                         <w:rPr>
                           <w:rFonts w:asciiTheme="majorBidi" w:hAnsiTheme="majorBidi" w:cstheme="majorBidi"/>
+                          <w:b/>
+                          <w:bCs/>
+                          <w:i/>
+                          <w:iCs/>
                           <w:sz w:val="28"/>
                           <w:szCs w:val="28"/>
                         </w:rPr>
@@ -15723,14 +16419,46 @@
                       <w:r>
                         <w:rPr>
                           <w:rFonts w:asciiTheme="majorBidi" w:hAnsiTheme="majorBidi" w:cstheme="majorBidi"/>
+                          <w:b/>
+                          <w:bCs/>
+                          <w:i/>
+                          <w:iCs/>
                           <w:sz w:val="28"/>
                           <w:szCs w:val="28"/>
                         </w:rPr>
-                        <w:t xml:space="preserve">=5min         </w:t>
+                        <w:t xml:space="preserve">=5min       </w:t>
                       </w:r>
                       <w:r>
                         <w:rPr>
                           <w:rFonts w:asciiTheme="majorBidi" w:hAnsiTheme="majorBidi" w:cstheme="majorBidi"/>
+                          <w:b/>
+                          <w:bCs/>
+                          <w:i/>
+                          <w:iCs/>
+                          <w:sz w:val="28"/>
+                          <w:szCs w:val="28"/>
+                        </w:rPr>
+                        <w:t xml:space="preserve">        </w:t>
+                      </w:r>
+                      <w:r>
+                        <w:rPr>
+                          <w:rFonts w:asciiTheme="majorBidi" w:hAnsiTheme="majorBidi" w:cstheme="majorBidi"/>
+                          <w:b/>
+                          <w:bCs/>
+                          <w:i/>
+                          <w:iCs/>
+                          <w:sz w:val="28"/>
+                          <w:szCs w:val="28"/>
+                        </w:rPr>
+                        <w:t xml:space="preserve">  </w:t>
+                      </w:r>
+                      <w:r>
+                        <w:rPr>
+                          <w:rFonts w:asciiTheme="majorBidi" w:hAnsiTheme="majorBidi" w:cstheme="majorBidi"/>
+                          <w:b/>
+                          <w:bCs/>
+                          <w:i/>
+                          <w:iCs/>
                           <w:color w:val="AEAAAA" w:themeColor="background2" w:themeShade="BF"/>
                           <w:sz w:val="28"/>
                           <w:szCs w:val="28"/>
@@ -15740,8 +16468,13 @@
                     </w:p>
                     <w:p>
                       <w:pPr>
+                        <w:spacing w:after="0"/>
                         <w:rPr>
                           <w:rFonts w:asciiTheme="majorBidi" w:hAnsiTheme="majorBidi" w:cstheme="majorBidi"/>
+                          <w:b/>
+                          <w:bCs/>
+                          <w:i/>
+                          <w:iCs/>
                           <w:sz w:val="28"/>
                           <w:szCs w:val="28"/>
                         </w:rPr>
@@ -15750,6 +16483,10 @@
                       <w:r>
                         <w:rPr>
                           <w:rFonts w:asciiTheme="majorBidi" w:hAnsiTheme="majorBidi" w:cstheme="majorBidi"/>
+                          <w:b/>
+                          <w:bCs/>
+                          <w:i/>
+                          <w:iCs/>
                           <w:sz w:val="28"/>
                           <w:szCs w:val="28"/>
                         </w:rPr>
@@ -15759,14 +16496,46 @@
                       <w:r>
                         <w:rPr>
                           <w:rFonts w:asciiTheme="majorBidi" w:hAnsiTheme="majorBidi" w:cstheme="majorBidi"/>
+                          <w:b/>
+                          <w:bCs/>
+                          <w:i/>
+                          <w:iCs/>
                           <w:sz w:val="28"/>
                           <w:szCs w:val="28"/>
                         </w:rPr>
-                        <w:t xml:space="preserve">=30m   </w:t>
+                        <w:t xml:space="preserve">=30m </w:t>
                       </w:r>
                       <w:r>
                         <w:rPr>
                           <w:rFonts w:asciiTheme="majorBidi" w:hAnsiTheme="majorBidi" w:cstheme="majorBidi"/>
+                          <w:b/>
+                          <w:bCs/>
+                          <w:i/>
+                          <w:iCs/>
+                          <w:sz w:val="28"/>
+                          <w:szCs w:val="28"/>
+                        </w:rPr>
+                        <w:t xml:space="preserve"> </w:t>
+                      </w:r>
+                      <w:r>
+                        <w:rPr>
+                          <w:rFonts w:asciiTheme="majorBidi" w:hAnsiTheme="majorBidi" w:cstheme="majorBidi"/>
+                          <w:b/>
+                          <w:bCs/>
+                          <w:i/>
+                          <w:iCs/>
+                          <w:sz w:val="28"/>
+                          <w:szCs w:val="28"/>
+                        </w:rPr>
+                        <w:t xml:space="preserve">  </w:t>
+                      </w:r>
+                      <w:r>
+                        <w:rPr>
+                          <w:rFonts w:asciiTheme="majorBidi" w:hAnsiTheme="majorBidi" w:cstheme="majorBidi"/>
+                          <w:b/>
+                          <w:bCs/>
+                          <w:i/>
+                          <w:iCs/>
                           <w:color w:val="AEAAAA" w:themeColor="background2" w:themeShade="BF"/>
                           <w:sz w:val="28"/>
                           <w:szCs w:val="28"/>
@@ -15778,6 +16547,10 @@
                       <w:pPr>
                         <w:rPr>
                           <w:rFonts w:asciiTheme="majorBidi" w:hAnsiTheme="majorBidi" w:cstheme="majorBidi"/>
+                          <w:b/>
+                          <w:bCs/>
+                          <w:i/>
+                          <w:iCs/>
                           <w:sz w:val="28"/>
                           <w:szCs w:val="28"/>
                         </w:rPr>
@@ -15785,6 +16558,10 @@
                       <w:r>
                         <w:rPr>
                           <w:rFonts w:asciiTheme="majorBidi" w:hAnsiTheme="majorBidi" w:cstheme="majorBidi"/>
+                          <w:b/>
+                          <w:bCs/>
+                          <w:i/>
+                          <w:iCs/>
                           <w:sz w:val="28"/>
                           <w:szCs w:val="28"/>
                         </w:rPr>
@@ -15794,6 +16571,10 @@
                       <w:r>
                         <w:rPr>
                           <w:rFonts w:asciiTheme="majorBidi" w:hAnsiTheme="majorBidi" w:cstheme="majorBidi"/>
+                          <w:b/>
+                          <w:bCs/>
+                          <w:i/>
+                          <w:iCs/>
                           <w:sz w:val="28"/>
                           <w:szCs w:val="28"/>
                         </w:rPr>
@@ -15803,14 +16584,46 @@
                       <w:r>
                         <w:rPr>
                           <w:rFonts w:asciiTheme="majorBidi" w:hAnsiTheme="majorBidi" w:cstheme="majorBidi"/>
+                          <w:b/>
+                          <w:bCs/>
+                          <w:i/>
+                          <w:iCs/>
                           <w:sz w:val="28"/>
                           <w:szCs w:val="28"/>
                         </w:rPr>
-                        <w:t xml:space="preserve">      </w:t>
+                        <w:t xml:space="preserve">  </w:t>
                       </w:r>
                       <w:r>
                         <w:rPr>
                           <w:rFonts w:asciiTheme="majorBidi" w:hAnsiTheme="majorBidi" w:cstheme="majorBidi"/>
+                          <w:b/>
+                          <w:bCs/>
+                          <w:i/>
+                          <w:iCs/>
+                          <w:sz w:val="28"/>
+                          <w:szCs w:val="28"/>
+                        </w:rPr>
+                        <w:t xml:space="preserve">          </w:t>
+                      </w:r>
+                      <w:r>
+                        <w:rPr>
+                          <w:rFonts w:asciiTheme="majorBidi" w:hAnsiTheme="majorBidi" w:cstheme="majorBidi"/>
+                          <w:b/>
+                          <w:bCs/>
+                          <w:i/>
+                          <w:iCs/>
+                          <w:sz w:val="28"/>
+                          <w:szCs w:val="28"/>
+                        </w:rPr>
+                        <w:t xml:space="preserve">    </w:t>
+                      </w:r>
+                      <w:r>
+                        <w:rPr>
+                          <w:rFonts w:asciiTheme="majorBidi" w:hAnsiTheme="majorBidi" w:cstheme="majorBidi"/>
+                          <w:b/>
+                          <w:bCs/>
+                          <w:i/>
+                          <w:iCs/>
                           <w:color w:val="AEAAAA" w:themeColor="background2" w:themeShade="BF"/>
                           <w:sz w:val="28"/>
                           <w:szCs w:val="28"/>
@@ -15820,17 +16633,13 @@
                     </w:p>
                     <w:p>
                       <w:pPr>
+                        <w:spacing w:after="60"/>
                         <w:rPr>
                           <w:rFonts w:asciiTheme="majorBidi" w:hAnsiTheme="majorBidi" w:cstheme="majorBidi"/>
-                          <w:sz w:val="28"/>
-                          <w:szCs w:val="28"/>
-                        </w:rPr>
-                      </w:pPr>
-                    </w:p>
-                    <w:p>
-                      <w:pPr>
-                        <w:rPr>
-                          <w:rFonts w:asciiTheme="majorBidi" w:hAnsiTheme="majorBidi" w:cstheme="majorBidi"/>
+                          <w:b/>
+                          <w:bCs/>
+                          <w:i/>
+                          <w:iCs/>
                           <w:sz w:val="28"/>
                           <w:szCs w:val="28"/>
                         </w:rPr>
@@ -15838,6 +16647,10 @@
                       <w:r>
                         <w:rPr>
                           <w:rFonts w:asciiTheme="majorBidi" w:hAnsiTheme="majorBidi" w:cstheme="majorBidi"/>
+                          <w:b/>
+                          <w:bCs/>
+                          <w:i/>
+                          <w:iCs/>
                           <w:sz w:val="28"/>
                           <w:szCs w:val="28"/>
                         </w:rPr>
@@ -15849,6 +16662,10 @@
                         <w:jc w:val="both"/>
                         <w:rPr>
                           <w:rFonts w:asciiTheme="majorBidi" w:hAnsiTheme="majorBidi" w:cstheme="majorBidi"/>
+                          <w:b/>
+                          <w:bCs/>
+                          <w:i/>
+                          <w:iCs/>
                           <w:sz w:val="28"/>
                           <w:szCs w:val="28"/>
                         </w:rPr>
@@ -15857,6 +16674,10 @@
                       <w:r>
                         <w:rPr>
                           <w:rFonts w:asciiTheme="majorBidi" w:hAnsiTheme="majorBidi" w:cstheme="majorBidi"/>
+                          <w:b/>
+                          <w:bCs/>
+                          <w:i/>
+                          <w:iCs/>
                           <w:sz w:val="28"/>
                           <w:szCs w:val="28"/>
                         </w:rPr>
@@ -15866,6 +16687,10 @@
                       <w:r>
                         <w:rPr>
                           <w:rFonts w:asciiTheme="majorBidi" w:hAnsiTheme="majorBidi" w:cstheme="majorBidi"/>
+                          <w:b/>
+                          <w:bCs/>
+                          <w:i/>
+                          <w:iCs/>
                           <w:sz w:val="28"/>
                           <w:szCs w:val="28"/>
                         </w:rPr>
@@ -15875,6 +16700,10 @@
                       <w:r>
                         <w:rPr>
                           <w:rFonts w:asciiTheme="majorBidi" w:hAnsiTheme="majorBidi" w:cstheme="majorBidi"/>
+                          <w:b/>
+                          <w:bCs/>
+                          <w:i/>
+                          <w:iCs/>
                           <w:sz w:val="28"/>
                           <w:szCs w:val="28"/>
                         </w:rPr>
@@ -15889,6 +16718,7 @@
                     </w:p>
                   </w:txbxContent>
                 </v:textbox>
+                <w10:wrap anchorx="margin"/>
               </v:rect>
             </w:pict>
           </mc:Fallback>
@@ -16038,65 +16868,1408 @@
         <w:jc w:val="both"/>
         <w:rPr>
           <w:rFonts w:asciiTheme="majorBidi" w:hAnsiTheme="majorBidi" w:cstheme="majorBidi"/>
-          <w:sz w:val="28"/>
-          <w:szCs w:val="28"/>
-        </w:rPr>
-      </w:pPr>
-    </w:p>
-    <w:p>
-      <w:pPr>
-        <w:jc w:val="both"/>
-        <w:rPr>
-          <w:rFonts w:asciiTheme="majorBidi" w:hAnsiTheme="majorBidi" w:cstheme="majorBidi"/>
-          <w:sz w:val="28"/>
-          <w:szCs w:val="28"/>
-        </w:rPr>
-      </w:pPr>
-    </w:p>
-    <w:p>
-      <w:pPr>
-        <w:jc w:val="both"/>
-        <w:rPr>
-          <w:rFonts w:asciiTheme="majorBidi" w:hAnsiTheme="majorBidi" w:cstheme="majorBidi"/>
-          <w:sz w:val="28"/>
-          <w:szCs w:val="28"/>
-        </w:rPr>
-      </w:pPr>
-    </w:p>
-    <w:p>
-      <w:pPr>
-        <w:jc w:val="both"/>
-        <w:rPr>
-          <w:rFonts w:asciiTheme="majorBidi" w:hAnsiTheme="majorBidi" w:cstheme="majorBidi"/>
-          <w:sz w:val="28"/>
-          <w:szCs w:val="28"/>
-        </w:rPr>
-      </w:pPr>
-    </w:p>
-    <w:p>
-      <w:pPr>
-        <w:jc w:val="both"/>
-        <w:rPr>
-          <w:rFonts w:asciiTheme="majorBidi" w:hAnsiTheme="majorBidi" w:cstheme="majorBidi"/>
-          <w:b/>
-          <w:bCs/>
-          <w:sz w:val="28"/>
-          <w:szCs w:val="28"/>
-        </w:rPr>
-      </w:pPr>
-    </w:p>
-    <w:p>
-      <w:pPr>
-        <w:jc w:val="both"/>
-        <w:rPr>
-          <w:rFonts w:asciiTheme="majorBidi" w:hAnsiTheme="majorBidi" w:cstheme="majorBidi"/>
-          <w:sz w:val="2"/>
-          <w:szCs w:val="2"/>
-        </w:rPr>
-      </w:pPr>
-    </w:p>
-    <w:p>
-      <w:pPr>
+          <w:sz w:val="40"/>
+          <w:szCs w:val="40"/>
+        </w:rPr>
+      </w:pPr>
+    </w:p>
+    <w:p>
+      <w:pPr>
+        <w:jc w:val="both"/>
+        <w:rPr>
+          <w:rFonts w:asciiTheme="majorBidi" w:hAnsiTheme="majorBidi" w:cstheme="majorBidi"/>
+          <w:b/>
+          <w:bCs/>
+          <w:i/>
+          <w:iCs/>
+          <w:sz w:val="28"/>
+          <w:szCs w:val="28"/>
+        </w:rPr>
+      </w:pPr>
+      <w:proofErr w:type="spellStart"/>
+      <w:r>
+        <w:rPr>
+          <w:rFonts w:asciiTheme="majorBidi" w:hAnsiTheme="majorBidi" w:cstheme="majorBidi"/>
+          <w:b/>
+          <w:bCs/>
+          <w:i/>
+          <w:iCs/>
+          <w:sz w:val="28"/>
+          <w:szCs w:val="28"/>
+        </w:rPr>
+        <w:t>WantedBy</w:t>
+      </w:r>
+      <w:proofErr w:type="spellEnd"/>
+      <w:r>
+        <w:rPr>
+          <w:rFonts w:asciiTheme="majorBidi" w:hAnsiTheme="majorBidi" w:cstheme="majorBidi"/>
+          <w:b/>
+          <w:bCs/>
+          <w:i/>
+          <w:iCs/>
+          <w:sz w:val="28"/>
+          <w:szCs w:val="28"/>
+        </w:rPr>
+        <w:t>=</w:t>
+      </w:r>
+      <w:proofErr w:type="spellStart"/>
+      <w:r>
+        <w:rPr>
+          <w:rFonts w:asciiTheme="majorBidi" w:hAnsiTheme="majorBidi" w:cstheme="majorBidi"/>
+          <w:b/>
+          <w:bCs/>
+          <w:i/>
+          <w:iCs/>
+          <w:sz w:val="28"/>
+          <w:szCs w:val="28"/>
+        </w:rPr>
+        <w:t>timers.target</w:t>
+      </w:r>
+      <w:proofErr w:type="spellEnd"/>
+    </w:p>
+    <w:p>
+      <w:pPr>
+        <w:spacing w:after="60"/>
+        <w:rPr>
+          <w:rFonts w:asciiTheme="majorBidi" w:hAnsiTheme="majorBidi" w:cstheme="majorBidi"/>
+          <w:sz w:val="28"/>
+          <w:szCs w:val="28"/>
+        </w:rPr>
+      </w:pPr>
+      <w:r>
+        <w:rPr>
+          <w:rFonts w:asciiTheme="majorBidi" w:hAnsiTheme="majorBidi" w:cstheme="majorBidi"/>
+          <w:sz w:val="28"/>
+          <w:szCs w:val="28"/>
+        </w:rPr>
+        <w:t>When you run</w:t>
+      </w:r>
+      <w:r>
+        <w:rPr>
+          <w:rFonts w:asciiTheme="majorBidi" w:hAnsiTheme="majorBidi" w:cstheme="majorBidi"/>
+          <w:sz w:val="28"/>
+          <w:szCs w:val="28"/>
+        </w:rPr>
+        <w:t xml:space="preserve"> </w:t>
+      </w:r>
+      <w:proofErr w:type="spellStart"/>
+      <w:r>
+        <w:rPr>
+          <w:rFonts w:asciiTheme="majorBidi" w:hAnsiTheme="majorBidi" w:cstheme="majorBidi"/>
+          <w:b/>
+          <w:bCs/>
+          <w:i/>
+          <w:iCs/>
+          <w:sz w:val="28"/>
+          <w:szCs w:val="28"/>
+        </w:rPr>
+        <w:t>systemctl</w:t>
+      </w:r>
+      <w:proofErr w:type="spellEnd"/>
+      <w:r>
+        <w:rPr>
+          <w:rFonts w:asciiTheme="majorBidi" w:hAnsiTheme="majorBidi" w:cstheme="majorBidi"/>
+          <w:b/>
+          <w:bCs/>
+          <w:i/>
+          <w:iCs/>
+          <w:sz w:val="28"/>
+          <w:szCs w:val="28"/>
+        </w:rPr>
+        <w:t xml:space="preserve"> enable </w:t>
+      </w:r>
+      <w:proofErr w:type="spellStart"/>
+      <w:proofErr w:type="gramStart"/>
+      <w:r>
+        <w:rPr>
+          <w:rFonts w:asciiTheme="majorBidi" w:hAnsiTheme="majorBidi" w:cstheme="majorBidi"/>
+          <w:b/>
+          <w:bCs/>
+          <w:i/>
+          <w:iCs/>
+          <w:sz w:val="28"/>
+          <w:szCs w:val="28"/>
+        </w:rPr>
+        <w:t>backup.timer</w:t>
+      </w:r>
+      <w:proofErr w:type="spellEnd"/>
+      <w:proofErr w:type="gramEnd"/>
+      <w:r>
+        <w:rPr>
+          <w:rFonts w:asciiTheme="majorBidi" w:hAnsiTheme="majorBidi" w:cstheme="majorBidi"/>
+          <w:sz w:val="28"/>
+          <w:szCs w:val="28"/>
+        </w:rPr>
+        <w:t xml:space="preserve">, </w:t>
+      </w:r>
+      <w:proofErr w:type="spellStart"/>
+      <w:r>
+        <w:rPr>
+          <w:rFonts w:asciiTheme="majorBidi" w:hAnsiTheme="majorBidi" w:cstheme="majorBidi"/>
+          <w:sz w:val="28"/>
+          <w:szCs w:val="28"/>
+        </w:rPr>
+        <w:t>systemd</w:t>
+      </w:r>
+      <w:proofErr w:type="spellEnd"/>
+      <w:r>
+        <w:rPr>
+          <w:rFonts w:asciiTheme="majorBidi" w:hAnsiTheme="majorBidi" w:cstheme="majorBidi"/>
+          <w:sz w:val="28"/>
+          <w:szCs w:val="28"/>
+        </w:rPr>
+        <w:t xml:space="preserve"> creates a </w:t>
+      </w:r>
+      <w:proofErr w:type="spellStart"/>
+      <w:r>
+        <w:rPr>
+          <w:rFonts w:asciiTheme="majorBidi" w:hAnsiTheme="majorBidi" w:cstheme="majorBidi"/>
+          <w:sz w:val="28"/>
+          <w:szCs w:val="28"/>
+        </w:rPr>
+        <w:t>symlink</w:t>
+      </w:r>
+      <w:proofErr w:type="spellEnd"/>
+      <w:r>
+        <w:rPr>
+          <w:rFonts w:asciiTheme="majorBidi" w:hAnsiTheme="majorBidi" w:cstheme="majorBidi"/>
+          <w:sz w:val="28"/>
+          <w:szCs w:val="28"/>
+        </w:rPr>
+        <w:t xml:space="preserve"> like:</w:t>
+      </w:r>
+    </w:p>
+    <w:p>
+      <w:pPr>
+        <w:spacing w:after="120"/>
+        <w:rPr>
+          <w:rFonts w:asciiTheme="majorBidi" w:hAnsiTheme="majorBidi" w:cstheme="majorBidi"/>
+          <w:sz w:val="28"/>
+          <w:szCs w:val="28"/>
+        </w:rPr>
+      </w:pPr>
+      <w:r>
+        <w:rPr>
+          <w:rFonts w:asciiTheme="majorBidi" w:hAnsiTheme="majorBidi" w:cstheme="majorBidi"/>
+          <w:b/>
+          <w:bCs/>
+          <w:i/>
+          <w:iCs/>
+          <w:sz w:val="28"/>
+          <w:szCs w:val="28"/>
+        </w:rPr>
+        <w:t>/</w:t>
+      </w:r>
+      <w:proofErr w:type="spellStart"/>
+      <w:r>
+        <w:rPr>
+          <w:rFonts w:asciiTheme="majorBidi" w:hAnsiTheme="majorBidi" w:cstheme="majorBidi"/>
+          <w:b/>
+          <w:bCs/>
+          <w:i/>
+          <w:iCs/>
+          <w:sz w:val="28"/>
+          <w:szCs w:val="28"/>
+        </w:rPr>
+        <w:t>etc</w:t>
+      </w:r>
+      <w:proofErr w:type="spellEnd"/>
+      <w:r>
+        <w:rPr>
+          <w:rFonts w:asciiTheme="majorBidi" w:hAnsiTheme="majorBidi" w:cstheme="majorBidi"/>
+          <w:b/>
+          <w:bCs/>
+          <w:i/>
+          <w:iCs/>
+          <w:sz w:val="28"/>
+          <w:szCs w:val="28"/>
+        </w:rPr>
+        <w:t>/</w:t>
+      </w:r>
+      <w:proofErr w:type="spellStart"/>
+      <w:r>
+        <w:rPr>
+          <w:rFonts w:asciiTheme="majorBidi" w:hAnsiTheme="majorBidi" w:cstheme="majorBidi"/>
+          <w:b/>
+          <w:bCs/>
+          <w:i/>
+          <w:iCs/>
+          <w:sz w:val="28"/>
+          <w:szCs w:val="28"/>
+        </w:rPr>
+        <w:t>systemd</w:t>
+      </w:r>
+      <w:proofErr w:type="spellEnd"/>
+      <w:r>
+        <w:rPr>
+          <w:rFonts w:asciiTheme="majorBidi" w:hAnsiTheme="majorBidi" w:cstheme="majorBidi"/>
+          <w:b/>
+          <w:bCs/>
+          <w:i/>
+          <w:iCs/>
+          <w:sz w:val="28"/>
+          <w:szCs w:val="28"/>
+        </w:rPr>
+        <w:t>/system/</w:t>
+      </w:r>
+      <w:proofErr w:type="spellStart"/>
+      <w:r>
+        <w:rPr>
+          <w:rFonts w:asciiTheme="majorBidi" w:hAnsiTheme="majorBidi" w:cstheme="majorBidi"/>
+          <w:b/>
+          <w:bCs/>
+          <w:i/>
+          <w:iCs/>
+          <w:sz w:val="28"/>
+          <w:szCs w:val="28"/>
+        </w:rPr>
+        <w:t>timers.target.wants</w:t>
+      </w:r>
+      <w:proofErr w:type="spellEnd"/>
+      <w:r>
+        <w:rPr>
+          <w:rFonts w:asciiTheme="majorBidi" w:hAnsiTheme="majorBidi" w:cstheme="majorBidi"/>
+          <w:b/>
+          <w:bCs/>
+          <w:i/>
+          <w:iCs/>
+          <w:sz w:val="28"/>
+          <w:szCs w:val="28"/>
+        </w:rPr>
+        <w:t>/</w:t>
+      </w:r>
+      <w:proofErr w:type="spellStart"/>
+      <w:r>
+        <w:rPr>
+          <w:rFonts w:asciiTheme="majorBidi" w:hAnsiTheme="majorBidi" w:cstheme="majorBidi"/>
+          <w:b/>
+          <w:bCs/>
+          <w:i/>
+          <w:iCs/>
+          <w:sz w:val="28"/>
+          <w:szCs w:val="28"/>
+        </w:rPr>
+        <w:t>backup.timer</w:t>
+      </w:r>
+      <w:proofErr w:type="spellEnd"/>
+      <w:r>
+        <w:rPr>
+          <w:rFonts w:asciiTheme="majorBidi" w:hAnsiTheme="majorBidi" w:cstheme="majorBidi"/>
+          <w:b/>
+          <w:bCs/>
+          <w:i/>
+          <w:iCs/>
+          <w:sz w:val="28"/>
+          <w:szCs w:val="28"/>
+        </w:rPr>
+        <w:t xml:space="preserve"> </w:t>
+      </w:r>
+      <w:r>
+        <w:rPr>
+          <w:rFonts w:asciiTheme="majorBidi" w:hAnsiTheme="majorBidi" w:cstheme="majorBidi"/>
+          <w:sz w:val="32"/>
+          <w:szCs w:val="32"/>
+        </w:rPr>
+        <w:t>→</w:t>
+      </w:r>
+      <w:r>
+        <w:rPr>
+          <w:rFonts w:asciiTheme="majorBidi" w:hAnsiTheme="majorBidi" w:cstheme="majorBidi"/>
+          <w:b/>
+          <w:bCs/>
+          <w:sz w:val="32"/>
+          <w:szCs w:val="32"/>
+        </w:rPr>
+        <w:t xml:space="preserve"> </w:t>
+      </w:r>
+      <w:r>
+        <w:rPr>
+          <w:rFonts w:asciiTheme="majorBidi" w:hAnsiTheme="majorBidi" w:cstheme="majorBidi"/>
+          <w:sz w:val="28"/>
+          <w:szCs w:val="28"/>
+        </w:rPr>
+        <w:t>This means</w:t>
+      </w:r>
+      <w:r>
+        <w:rPr>
+          <w:rFonts w:asciiTheme="majorBidi" w:hAnsiTheme="majorBidi" w:cstheme="majorBidi"/>
+          <w:sz w:val="28"/>
+          <w:szCs w:val="28"/>
+        </w:rPr>
+        <w:t xml:space="preserve"> w</w:t>
+      </w:r>
+      <w:r>
+        <w:rPr>
+          <w:rFonts w:asciiTheme="majorBidi" w:hAnsiTheme="majorBidi" w:cstheme="majorBidi"/>
+          <w:sz w:val="28"/>
+          <w:szCs w:val="28"/>
+        </w:rPr>
+        <w:t xml:space="preserve">hen </w:t>
+      </w:r>
+      <w:proofErr w:type="spellStart"/>
+      <w:proofErr w:type="gramStart"/>
+      <w:r>
+        <w:rPr>
+          <w:rFonts w:asciiTheme="majorBidi" w:hAnsiTheme="majorBidi" w:cstheme="majorBidi"/>
+          <w:b/>
+          <w:bCs/>
+          <w:i/>
+          <w:iCs/>
+          <w:sz w:val="28"/>
+          <w:szCs w:val="28"/>
+        </w:rPr>
+        <w:t>timers.target</w:t>
+      </w:r>
+      <w:proofErr w:type="spellEnd"/>
+      <w:proofErr w:type="gramEnd"/>
+      <w:r>
+        <w:rPr>
+          <w:rFonts w:asciiTheme="majorBidi" w:hAnsiTheme="majorBidi" w:cstheme="majorBidi"/>
+          <w:sz w:val="28"/>
+          <w:szCs w:val="28"/>
+        </w:rPr>
+        <w:t xml:space="preserve"> is started, </w:t>
+      </w:r>
+      <w:proofErr w:type="spellStart"/>
+      <w:r>
+        <w:rPr>
+          <w:rFonts w:asciiTheme="majorBidi" w:hAnsiTheme="majorBidi" w:cstheme="majorBidi"/>
+          <w:sz w:val="28"/>
+          <w:szCs w:val="28"/>
+        </w:rPr>
+        <w:t>systemd</w:t>
+      </w:r>
+      <w:proofErr w:type="spellEnd"/>
+      <w:r>
+        <w:rPr>
+          <w:rFonts w:asciiTheme="majorBidi" w:hAnsiTheme="majorBidi" w:cstheme="majorBidi"/>
+          <w:sz w:val="28"/>
+          <w:szCs w:val="28"/>
+        </w:rPr>
+        <w:t xml:space="preserve"> will also start </w:t>
+      </w:r>
+      <w:proofErr w:type="spellStart"/>
+      <w:r>
+        <w:rPr>
+          <w:rFonts w:asciiTheme="majorBidi" w:hAnsiTheme="majorBidi" w:cstheme="majorBidi"/>
+          <w:b/>
+          <w:bCs/>
+          <w:i/>
+          <w:iCs/>
+          <w:sz w:val="28"/>
+          <w:szCs w:val="28"/>
+        </w:rPr>
+        <w:t>backup.timer</w:t>
+      </w:r>
+      <w:proofErr w:type="spellEnd"/>
+      <w:r>
+        <w:rPr>
+          <w:rFonts w:asciiTheme="majorBidi" w:hAnsiTheme="majorBidi" w:cstheme="majorBidi"/>
+          <w:sz w:val="28"/>
+          <w:szCs w:val="28"/>
+        </w:rPr>
+        <w:t>.</w:t>
+      </w:r>
+    </w:p>
+    <w:p>
+      <w:pPr>
+        <w:spacing w:after="60"/>
+        <w:rPr>
+          <w:rFonts w:asciiTheme="majorBidi" w:hAnsiTheme="majorBidi" w:cstheme="majorBidi"/>
+          <w:b/>
+          <w:bCs/>
+          <w:sz w:val="28"/>
+          <w:szCs w:val="28"/>
+        </w:rPr>
+      </w:pPr>
+      <w:r>
+        <w:rPr>
+          <w:rFonts w:asciiTheme="majorBidi" w:hAnsiTheme="majorBidi" w:cstheme="majorBidi"/>
+          <w:b/>
+          <w:bCs/>
+          <w:sz w:val="28"/>
+          <w:szCs w:val="28"/>
+        </w:rPr>
+        <w:t xml:space="preserve">What is </w:t>
+      </w:r>
+      <w:proofErr w:type="spellStart"/>
+      <w:proofErr w:type="gramStart"/>
+      <w:r>
+        <w:rPr>
+          <w:rFonts w:asciiTheme="majorBidi" w:hAnsiTheme="majorBidi" w:cstheme="majorBidi"/>
+          <w:b/>
+          <w:bCs/>
+          <w:i/>
+          <w:iCs/>
+          <w:sz w:val="28"/>
+          <w:szCs w:val="28"/>
+        </w:rPr>
+        <w:t>timers.target</w:t>
+      </w:r>
+      <w:proofErr w:type="spellEnd"/>
+      <w:proofErr w:type="gramEnd"/>
+      <w:r>
+        <w:rPr>
+          <w:rFonts w:asciiTheme="majorBidi" w:hAnsiTheme="majorBidi" w:cstheme="majorBidi"/>
+          <w:b/>
+          <w:bCs/>
+          <w:sz w:val="28"/>
+          <w:szCs w:val="28"/>
+        </w:rPr>
+        <w:t>?</w:t>
+      </w:r>
+    </w:p>
+    <w:p>
+      <w:pPr>
+        <w:spacing w:after="120"/>
+        <w:rPr>
+          <w:rFonts w:asciiTheme="majorBidi" w:hAnsiTheme="majorBidi" w:cstheme="majorBidi"/>
+          <w:sz w:val="28"/>
+          <w:szCs w:val="28"/>
+        </w:rPr>
+      </w:pPr>
+      <w:proofErr w:type="spellStart"/>
+      <w:proofErr w:type="gramStart"/>
+      <w:r>
+        <w:rPr>
+          <w:rFonts w:asciiTheme="majorBidi" w:hAnsiTheme="majorBidi" w:cstheme="majorBidi"/>
+          <w:b/>
+          <w:bCs/>
+          <w:i/>
+          <w:iCs/>
+          <w:sz w:val="28"/>
+          <w:szCs w:val="28"/>
+        </w:rPr>
+        <w:t>timers.target</w:t>
+      </w:r>
+      <w:proofErr w:type="spellEnd"/>
+      <w:proofErr w:type="gramEnd"/>
+      <w:r>
+        <w:rPr>
+          <w:rFonts w:asciiTheme="majorBidi" w:hAnsiTheme="majorBidi" w:cstheme="majorBidi"/>
+          <w:sz w:val="28"/>
+          <w:szCs w:val="28"/>
+        </w:rPr>
+        <w:t xml:space="preserve"> is a special </w:t>
+      </w:r>
+      <w:proofErr w:type="spellStart"/>
+      <w:r>
+        <w:rPr>
+          <w:rFonts w:asciiTheme="majorBidi" w:hAnsiTheme="majorBidi" w:cstheme="majorBidi"/>
+          <w:sz w:val="28"/>
+          <w:szCs w:val="28"/>
+        </w:rPr>
+        <w:t>systemd</w:t>
+      </w:r>
+      <w:proofErr w:type="spellEnd"/>
+      <w:r>
+        <w:rPr>
+          <w:rFonts w:asciiTheme="majorBidi" w:hAnsiTheme="majorBidi" w:cstheme="majorBidi"/>
+          <w:sz w:val="28"/>
+          <w:szCs w:val="28"/>
+        </w:rPr>
+        <w:t xml:space="preserve"> target that activates all timers during boot.</w:t>
+      </w:r>
+      <w:r>
+        <w:rPr>
+          <w:rFonts w:asciiTheme="majorBidi" w:hAnsiTheme="majorBidi" w:cstheme="majorBidi"/>
+          <w:sz w:val="28"/>
+          <w:szCs w:val="28"/>
+        </w:rPr>
+        <w:t xml:space="preserve"> </w:t>
+      </w:r>
+      <w:r>
+        <w:rPr>
+          <w:rFonts w:asciiTheme="majorBidi" w:hAnsiTheme="majorBidi" w:cstheme="majorBidi"/>
+          <w:sz w:val="28"/>
+          <w:szCs w:val="28"/>
+        </w:rPr>
+        <w:t>It is usually started automatically as part of the normal boot sequence.</w:t>
+      </w:r>
+    </w:p>
+    <w:p>
+      <w:pPr>
+        <w:rPr>
+          <w:rFonts w:asciiTheme="majorBidi" w:hAnsiTheme="majorBidi" w:cstheme="majorBidi"/>
+          <w:sz w:val="28"/>
+          <w:szCs w:val="28"/>
+        </w:rPr>
+      </w:pPr>
+      <w:proofErr w:type="gramStart"/>
+      <w:r>
+        <w:rPr>
+          <w:rFonts w:asciiTheme="majorBidi" w:hAnsiTheme="majorBidi" w:cstheme="majorBidi"/>
+          <w:sz w:val="28"/>
+          <w:szCs w:val="28"/>
+        </w:rPr>
+        <w:t>So</w:t>
+      </w:r>
+      <w:proofErr w:type="gramEnd"/>
+      <w:r>
+        <w:rPr>
+          <w:rFonts w:asciiTheme="majorBidi" w:hAnsiTheme="majorBidi" w:cstheme="majorBidi"/>
+          <w:sz w:val="28"/>
+          <w:szCs w:val="28"/>
+        </w:rPr>
+        <w:t xml:space="preserve"> the chain is roughly:</w:t>
+      </w:r>
+    </w:p>
+    <w:p>
+      <w:pPr>
+        <w:rPr>
+          <w:rFonts w:asciiTheme="majorBidi" w:hAnsiTheme="majorBidi" w:cstheme="majorBidi"/>
+          <w:sz w:val="28"/>
+          <w:szCs w:val="28"/>
+        </w:rPr>
+      </w:pPr>
+    </w:p>
+    <w:p>
+      <w:pPr>
+        <w:jc w:val="both"/>
+        <w:rPr>
+          <w:rFonts w:asciiTheme="majorBidi" w:hAnsiTheme="majorBidi" w:cstheme="majorBidi"/>
+          <w:sz w:val="28"/>
+          <w:szCs w:val="28"/>
+        </w:rPr>
+      </w:pPr>
+      <w:r>
+        <w:rPr>
+          <w:rFonts w:asciiTheme="majorBidi" w:hAnsiTheme="majorBidi" w:cstheme="majorBidi"/>
+          <w:noProof/>
+          <w:sz w:val="28"/>
+          <w:szCs w:val="28"/>
+        </w:rPr>
+        <w:lastRenderedPageBreak/>
+        <mc:AlternateContent>
+          <mc:Choice Requires="wps">
+            <w:drawing>
+              <wp:anchor distT="0" distB="0" distL="114300" distR="114300" simplePos="0" relativeHeight="251677696" behindDoc="0" locked="0" layoutInCell="1" allowOverlap="1" wp14:anchorId="0F20A0A7" wp14:editId="0F4821C3">
+                <wp:simplePos x="0" y="0"/>
+                <wp:positionH relativeFrom="margin">
+                  <wp:align>left</wp:align>
+                </wp:positionH>
+                <wp:positionV relativeFrom="paragraph">
+                  <wp:posOffset>9525</wp:posOffset>
+                </wp:positionV>
+                <wp:extent cx="3895725" cy="1209675"/>
+                <wp:effectExtent l="0" t="0" r="28575" b="28575"/>
+                <wp:wrapNone/>
+                <wp:docPr id="15" name="Rectangle 15"/>
+                <wp:cNvGraphicFramePr/>
+                <a:graphic xmlns:a="http://schemas.openxmlformats.org/drawingml/2006/main">
+                  <a:graphicData uri="http://schemas.microsoft.com/office/word/2010/wordprocessingShape">
+                    <wps:wsp>
+                      <wps:cNvSpPr/>
+                      <wps:spPr>
+                        <a:xfrm>
+                          <a:off x="0" y="0"/>
+                          <a:ext cx="3895725" cy="1209675"/>
+                        </a:xfrm>
+                        <a:prstGeom prst="rect">
+                          <a:avLst/>
+                        </a:prstGeom>
+                      </wps:spPr>
+                      <wps:style>
+                        <a:lnRef idx="2">
+                          <a:schemeClr val="dk1">
+                            <a:shade val="15000"/>
+                          </a:schemeClr>
+                        </a:lnRef>
+                        <a:fillRef idx="1">
+                          <a:schemeClr val="dk1"/>
+                        </a:fillRef>
+                        <a:effectRef idx="0">
+                          <a:schemeClr val="dk1"/>
+                        </a:effectRef>
+                        <a:fontRef idx="minor">
+                          <a:schemeClr val="lt1"/>
+                        </a:fontRef>
+                      </wps:style>
+                      <wps:txbx>
+                        <w:txbxContent>
+                          <w:p>
+                            <w:pPr>
+                              <w:spacing w:after="0"/>
+                              <w:rPr>
+                                <w:rFonts w:asciiTheme="majorBidi" w:hAnsiTheme="majorBidi" w:cstheme="majorBidi"/>
+                                <w:b/>
+                                <w:bCs/>
+                                <w:i/>
+                                <w:iCs/>
+                                <w:sz w:val="28"/>
+                                <w:szCs w:val="28"/>
+                              </w:rPr>
+                            </w:pPr>
+                            <w:r>
+                              <w:rPr>
+                                <w:rFonts w:asciiTheme="majorBidi" w:hAnsiTheme="majorBidi" w:cstheme="majorBidi"/>
+                                <w:b/>
+                                <w:bCs/>
+                                <w:i/>
+                                <w:iCs/>
+                                <w:sz w:val="28"/>
+                                <w:szCs w:val="28"/>
+                              </w:rPr>
+                              <w:t>boot</w:t>
+                            </w:r>
+                          </w:p>
+                          <w:p>
+                            <w:pPr>
+                              <w:spacing w:after="0"/>
+                              <w:rPr>
+                                <w:rFonts w:asciiTheme="majorBidi" w:hAnsiTheme="majorBidi" w:cstheme="majorBidi"/>
+                                <w:b/>
+                                <w:bCs/>
+                                <w:i/>
+                                <w:iCs/>
+                                <w:sz w:val="28"/>
+                                <w:szCs w:val="28"/>
+                              </w:rPr>
+                            </w:pPr>
+                            <w:r>
+                              <w:rPr>
+                                <w:rFonts w:asciiTheme="majorBidi" w:hAnsiTheme="majorBidi" w:cstheme="majorBidi"/>
+                                <w:b/>
+                                <w:bCs/>
+                                <w:i/>
+                                <w:iCs/>
+                                <w:sz w:val="28"/>
+                                <w:szCs w:val="28"/>
+                              </w:rPr>
+                              <w:t xml:space="preserve"> └─ basic system targets</w:t>
+                            </w:r>
+                          </w:p>
+                          <w:p>
+                            <w:pPr>
+                              <w:spacing w:after="0"/>
+                              <w:rPr>
+                                <w:rFonts w:asciiTheme="majorBidi" w:hAnsiTheme="majorBidi" w:cstheme="majorBidi"/>
+                                <w:b/>
+                                <w:bCs/>
+                                <w:i/>
+                                <w:iCs/>
+                                <w:sz w:val="28"/>
+                                <w:szCs w:val="28"/>
+                              </w:rPr>
+                            </w:pPr>
+                            <w:r>
+                              <w:rPr>
+                                <w:rFonts w:asciiTheme="majorBidi" w:hAnsiTheme="majorBidi" w:cstheme="majorBidi"/>
+                                <w:b/>
+                                <w:bCs/>
+                                <w:i/>
+                                <w:iCs/>
+                                <w:sz w:val="28"/>
+                                <w:szCs w:val="28"/>
+                              </w:rPr>
+                              <w:t xml:space="preserve">    </w:t>
+                            </w:r>
+                            <w:r>
+                              <w:rPr>
+                                <w:rFonts w:asciiTheme="majorBidi" w:hAnsiTheme="majorBidi" w:cstheme="majorBidi"/>
+                                <w:b/>
+                                <w:bCs/>
+                                <w:i/>
+                                <w:iCs/>
+                                <w:sz w:val="28"/>
+                                <w:szCs w:val="28"/>
+                              </w:rPr>
+                              <w:t xml:space="preserve">     </w:t>
+                            </w:r>
+                            <w:r>
+                              <w:rPr>
+                                <w:rFonts w:asciiTheme="majorBidi" w:hAnsiTheme="majorBidi" w:cstheme="majorBidi"/>
+                                <w:b/>
+                                <w:bCs/>
+                                <w:i/>
+                                <w:iCs/>
+                                <w:sz w:val="28"/>
+                                <w:szCs w:val="28"/>
+                              </w:rPr>
+                              <w:t xml:space="preserve"> └─ </w:t>
+                            </w:r>
+                            <w:proofErr w:type="spellStart"/>
+                            <w:proofErr w:type="gramStart"/>
+                            <w:r>
+                              <w:rPr>
+                                <w:rFonts w:asciiTheme="majorBidi" w:hAnsiTheme="majorBidi" w:cstheme="majorBidi"/>
+                                <w:b/>
+                                <w:bCs/>
+                                <w:i/>
+                                <w:iCs/>
+                                <w:sz w:val="28"/>
+                                <w:szCs w:val="28"/>
+                              </w:rPr>
+                              <w:t>timers.target</w:t>
+                            </w:r>
+                            <w:proofErr w:type="spellEnd"/>
+                            <w:proofErr w:type="gramEnd"/>
+                          </w:p>
+                          <w:p>
+                            <w:pPr>
+                              <w:spacing w:after="0"/>
+                              <w:rPr>
+                                <w:rFonts w:asciiTheme="majorBidi" w:hAnsiTheme="majorBidi" w:cstheme="majorBidi"/>
+                                <w:b/>
+                                <w:bCs/>
+                                <w:i/>
+                                <w:iCs/>
+                                <w:sz w:val="28"/>
+                                <w:szCs w:val="28"/>
+                              </w:rPr>
+                            </w:pPr>
+                            <w:r>
+                              <w:rPr>
+                                <w:rFonts w:asciiTheme="majorBidi" w:hAnsiTheme="majorBidi" w:cstheme="majorBidi"/>
+                                <w:b/>
+                                <w:bCs/>
+                                <w:i/>
+                                <w:iCs/>
+                                <w:sz w:val="28"/>
+                                <w:szCs w:val="28"/>
+                              </w:rPr>
+                              <w:t xml:space="preserve">      </w:t>
+                            </w:r>
+                            <w:r>
+                              <w:rPr>
+                                <w:rFonts w:asciiTheme="majorBidi" w:hAnsiTheme="majorBidi" w:cstheme="majorBidi"/>
+                                <w:b/>
+                                <w:bCs/>
+                                <w:i/>
+                                <w:iCs/>
+                                <w:sz w:val="28"/>
+                                <w:szCs w:val="28"/>
+                              </w:rPr>
+                              <w:t xml:space="preserve">               </w:t>
+                            </w:r>
+                            <w:r>
+                              <w:rPr>
+                                <w:rFonts w:asciiTheme="majorBidi" w:hAnsiTheme="majorBidi" w:cstheme="majorBidi"/>
+                                <w:b/>
+                                <w:bCs/>
+                                <w:i/>
+                                <w:iCs/>
+                                <w:sz w:val="28"/>
+                                <w:szCs w:val="28"/>
+                              </w:rPr>
+                              <w:t xml:space="preserve">   └─ </w:t>
+                            </w:r>
+                            <w:proofErr w:type="spellStart"/>
+                            <w:proofErr w:type="gramStart"/>
+                            <w:r>
+                              <w:rPr>
+                                <w:rFonts w:asciiTheme="majorBidi" w:hAnsiTheme="majorBidi" w:cstheme="majorBidi"/>
+                                <w:b/>
+                                <w:bCs/>
+                                <w:i/>
+                                <w:iCs/>
+                                <w:sz w:val="28"/>
+                                <w:szCs w:val="28"/>
+                              </w:rPr>
+                              <w:t>backup.timer</w:t>
+                            </w:r>
+                            <w:proofErr w:type="spellEnd"/>
+                            <w:proofErr w:type="gramEnd"/>
+                          </w:p>
+                          <w:p>
+                            <w:pPr>
+                              <w:rPr>
+                                <w:rFonts w:asciiTheme="majorBidi" w:hAnsiTheme="majorBidi" w:cstheme="majorBidi"/>
+                                <w:b/>
+                                <w:bCs/>
+                                <w:i/>
+                                <w:iCs/>
+                                <w:sz w:val="28"/>
+                                <w:szCs w:val="28"/>
+                              </w:rPr>
+                            </w:pPr>
+                            <w:r>
+                              <w:rPr>
+                                <w:rFonts w:asciiTheme="majorBidi" w:hAnsiTheme="majorBidi" w:cstheme="majorBidi"/>
+                                <w:b/>
+                                <w:bCs/>
+                                <w:i/>
+                                <w:iCs/>
+                                <w:sz w:val="28"/>
+                                <w:szCs w:val="28"/>
+                              </w:rPr>
+                              <w:t xml:space="preserve">          </w:t>
+                            </w:r>
+                            <w:r>
+                              <w:rPr>
+                                <w:rFonts w:asciiTheme="majorBidi" w:hAnsiTheme="majorBidi" w:cstheme="majorBidi"/>
+                                <w:b/>
+                                <w:bCs/>
+                                <w:i/>
+                                <w:iCs/>
+                                <w:sz w:val="28"/>
+                                <w:szCs w:val="28"/>
+                              </w:rPr>
+                              <w:t xml:space="preserve">                         </w:t>
+                            </w:r>
+                            <w:r>
+                              <w:rPr>
+                                <w:rFonts w:asciiTheme="majorBidi" w:hAnsiTheme="majorBidi" w:cstheme="majorBidi"/>
+                                <w:b/>
+                                <w:bCs/>
+                                <w:i/>
+                                <w:iCs/>
+                                <w:sz w:val="28"/>
+                                <w:szCs w:val="28"/>
+                              </w:rPr>
+                              <w:t xml:space="preserve">   └─ triggers </w:t>
+                            </w:r>
+                            <w:proofErr w:type="spellStart"/>
+                            <w:proofErr w:type="gramStart"/>
+                            <w:r>
+                              <w:rPr>
+                                <w:rFonts w:asciiTheme="majorBidi" w:hAnsiTheme="majorBidi" w:cstheme="majorBidi"/>
+                                <w:b/>
+                                <w:bCs/>
+                                <w:i/>
+                                <w:iCs/>
+                                <w:sz w:val="28"/>
+                                <w:szCs w:val="28"/>
+                              </w:rPr>
+                              <w:t>backup.service</w:t>
+                            </w:r>
+                            <w:proofErr w:type="spellEnd"/>
+                            <w:proofErr w:type="gramEnd"/>
+                          </w:p>
+                          <w:p>
+                            <w:pPr>
+                              <w:jc w:val="center"/>
+                            </w:pPr>
+                          </w:p>
+                        </w:txbxContent>
+                      </wps:txbx>
+                      <wps:bodyPr rot="0" spcFirstLastPara="0" vertOverflow="overflow" horzOverflow="overflow" vert="horz" wrap="square" lIns="91440" tIns="45720" rIns="91440" bIns="45720" numCol="1" spcCol="0" rtlCol="0" fromWordArt="0" anchor="ctr" anchorCtr="0" forceAA="0" compatLnSpc="1">
+                        <a:prstTxWarp prst="textNoShape">
+                          <a:avLst/>
+                        </a:prstTxWarp>
+                        <a:noAutofit/>
+                      </wps:bodyPr>
+                    </wps:wsp>
+                  </a:graphicData>
+                </a:graphic>
+                <wp14:sizeRelH relativeFrom="margin">
+                  <wp14:pctWidth>0</wp14:pctWidth>
+                </wp14:sizeRelH>
+                <wp14:sizeRelV relativeFrom="margin">
+                  <wp14:pctHeight>0</wp14:pctHeight>
+                </wp14:sizeRelV>
+              </wp:anchor>
+            </w:drawing>
+          </mc:Choice>
+          <mc:Fallback>
+            <w:pict>
+              <v:rect w14:anchorId="0F20A0A7" id="Rectangle 15" o:spid="_x0000_s1040" style="position:absolute;left:0;text-align:left;margin-left:0;margin-top:.75pt;width:306.75pt;height:95.25pt;z-index:251677696;visibility:visible;mso-wrap-style:square;mso-width-percent:0;mso-height-percent:0;mso-wrap-distance-left:9pt;mso-wrap-distance-top:0;mso-wrap-distance-right:9pt;mso-wrap-distance-bottom:0;mso-position-horizontal:left;mso-position-horizontal-relative:margin;mso-position-vertical:absolute;mso-position-vertical-relative:text;mso-width-percent:0;mso-height-percent:0;mso-width-relative:margin;mso-height-relative:margin;v-text-anchor:middle" o:gfxdata="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" fillcolor="black [3200]" strokecolor="black [480]" strokeweight="1pt">
+                <v:textbox>
+                  <w:txbxContent>
+                    <w:p>
+                      <w:pPr>
+                        <w:spacing w:after="0"/>
+                        <w:rPr>
+                          <w:rFonts w:asciiTheme="majorBidi" w:hAnsiTheme="majorBidi" w:cstheme="majorBidi"/>
+                          <w:b/>
+                          <w:bCs/>
+                          <w:i/>
+                          <w:iCs/>
+                          <w:sz w:val="28"/>
+                          <w:szCs w:val="28"/>
+                        </w:rPr>
+                      </w:pPr>
+                      <w:r>
+                        <w:rPr>
+                          <w:rFonts w:asciiTheme="majorBidi" w:hAnsiTheme="majorBidi" w:cstheme="majorBidi"/>
+                          <w:b/>
+                          <w:bCs/>
+                          <w:i/>
+                          <w:iCs/>
+                          <w:sz w:val="28"/>
+                          <w:szCs w:val="28"/>
+                        </w:rPr>
+                        <w:t>boot</w:t>
+                      </w:r>
+                    </w:p>
+                    <w:p>
+                      <w:pPr>
+                        <w:spacing w:after="0"/>
+                        <w:rPr>
+                          <w:rFonts w:asciiTheme="majorBidi" w:hAnsiTheme="majorBidi" w:cstheme="majorBidi"/>
+                          <w:b/>
+                          <w:bCs/>
+                          <w:i/>
+                          <w:iCs/>
+                          <w:sz w:val="28"/>
+                          <w:szCs w:val="28"/>
+                        </w:rPr>
+                      </w:pPr>
+                      <w:r>
+                        <w:rPr>
+                          <w:rFonts w:asciiTheme="majorBidi" w:hAnsiTheme="majorBidi" w:cstheme="majorBidi"/>
+                          <w:b/>
+                          <w:bCs/>
+                          <w:i/>
+                          <w:iCs/>
+                          <w:sz w:val="28"/>
+                          <w:szCs w:val="28"/>
+                        </w:rPr>
+                        <w:t xml:space="preserve"> └─ basic system targets</w:t>
+                      </w:r>
+                    </w:p>
+                    <w:p>
+                      <w:pPr>
+                        <w:spacing w:after="0"/>
+                        <w:rPr>
+                          <w:rFonts w:asciiTheme="majorBidi" w:hAnsiTheme="majorBidi" w:cstheme="majorBidi"/>
+                          <w:b/>
+                          <w:bCs/>
+                          <w:i/>
+                          <w:iCs/>
+                          <w:sz w:val="28"/>
+                          <w:szCs w:val="28"/>
+                        </w:rPr>
+                      </w:pPr>
+                      <w:r>
+                        <w:rPr>
+                          <w:rFonts w:asciiTheme="majorBidi" w:hAnsiTheme="majorBidi" w:cstheme="majorBidi"/>
+                          <w:b/>
+                          <w:bCs/>
+                          <w:i/>
+                          <w:iCs/>
+                          <w:sz w:val="28"/>
+                          <w:szCs w:val="28"/>
+                        </w:rPr>
+                        <w:t xml:space="preserve">    </w:t>
+                      </w:r>
+                      <w:r>
+                        <w:rPr>
+                          <w:rFonts w:asciiTheme="majorBidi" w:hAnsiTheme="majorBidi" w:cstheme="majorBidi"/>
+                          <w:b/>
+                          <w:bCs/>
+                          <w:i/>
+                          <w:iCs/>
+                          <w:sz w:val="28"/>
+                          <w:szCs w:val="28"/>
+                        </w:rPr>
+                        <w:t xml:space="preserve">     </w:t>
+                      </w:r>
+                      <w:r>
+                        <w:rPr>
+                          <w:rFonts w:asciiTheme="majorBidi" w:hAnsiTheme="majorBidi" w:cstheme="majorBidi"/>
+                          <w:b/>
+                          <w:bCs/>
+                          <w:i/>
+                          <w:iCs/>
+                          <w:sz w:val="28"/>
+                          <w:szCs w:val="28"/>
+                        </w:rPr>
+                        <w:t xml:space="preserve"> └─ </w:t>
+                      </w:r>
+                      <w:proofErr w:type="spellStart"/>
+                      <w:proofErr w:type="gramStart"/>
+                      <w:r>
+                        <w:rPr>
+                          <w:rFonts w:asciiTheme="majorBidi" w:hAnsiTheme="majorBidi" w:cstheme="majorBidi"/>
+                          <w:b/>
+                          <w:bCs/>
+                          <w:i/>
+                          <w:iCs/>
+                          <w:sz w:val="28"/>
+                          <w:szCs w:val="28"/>
+                        </w:rPr>
+                        <w:t>timers.target</w:t>
+                      </w:r>
+                      <w:proofErr w:type="spellEnd"/>
+                      <w:proofErr w:type="gramEnd"/>
+                    </w:p>
+                    <w:p>
+                      <w:pPr>
+                        <w:spacing w:after="0"/>
+                        <w:rPr>
+                          <w:rFonts w:asciiTheme="majorBidi" w:hAnsiTheme="majorBidi" w:cstheme="majorBidi"/>
+                          <w:b/>
+                          <w:bCs/>
+                          <w:i/>
+                          <w:iCs/>
+                          <w:sz w:val="28"/>
+                          <w:szCs w:val="28"/>
+                        </w:rPr>
+                      </w:pPr>
+                      <w:r>
+                        <w:rPr>
+                          <w:rFonts w:asciiTheme="majorBidi" w:hAnsiTheme="majorBidi" w:cstheme="majorBidi"/>
+                          <w:b/>
+                          <w:bCs/>
+                          <w:i/>
+                          <w:iCs/>
+                          <w:sz w:val="28"/>
+                          <w:szCs w:val="28"/>
+                        </w:rPr>
+                        <w:t xml:space="preserve">      </w:t>
+                      </w:r>
+                      <w:r>
+                        <w:rPr>
+                          <w:rFonts w:asciiTheme="majorBidi" w:hAnsiTheme="majorBidi" w:cstheme="majorBidi"/>
+                          <w:b/>
+                          <w:bCs/>
+                          <w:i/>
+                          <w:iCs/>
+                          <w:sz w:val="28"/>
+                          <w:szCs w:val="28"/>
+                        </w:rPr>
+                        <w:t xml:space="preserve">               </w:t>
+                      </w:r>
+                      <w:r>
+                        <w:rPr>
+                          <w:rFonts w:asciiTheme="majorBidi" w:hAnsiTheme="majorBidi" w:cstheme="majorBidi"/>
+                          <w:b/>
+                          <w:bCs/>
+                          <w:i/>
+                          <w:iCs/>
+                          <w:sz w:val="28"/>
+                          <w:szCs w:val="28"/>
+                        </w:rPr>
+                        <w:t xml:space="preserve">   └─ </w:t>
+                      </w:r>
+                      <w:proofErr w:type="spellStart"/>
+                      <w:proofErr w:type="gramStart"/>
+                      <w:r>
+                        <w:rPr>
+                          <w:rFonts w:asciiTheme="majorBidi" w:hAnsiTheme="majorBidi" w:cstheme="majorBidi"/>
+                          <w:b/>
+                          <w:bCs/>
+                          <w:i/>
+                          <w:iCs/>
+                          <w:sz w:val="28"/>
+                          <w:szCs w:val="28"/>
+                        </w:rPr>
+                        <w:t>backup.timer</w:t>
+                      </w:r>
+                      <w:proofErr w:type="spellEnd"/>
+                      <w:proofErr w:type="gramEnd"/>
+                    </w:p>
+                    <w:p>
+                      <w:pPr>
+                        <w:rPr>
+                          <w:rFonts w:asciiTheme="majorBidi" w:hAnsiTheme="majorBidi" w:cstheme="majorBidi"/>
+                          <w:b/>
+                          <w:bCs/>
+                          <w:i/>
+                          <w:iCs/>
+                          <w:sz w:val="28"/>
+                          <w:szCs w:val="28"/>
+                        </w:rPr>
+                      </w:pPr>
+                      <w:r>
+                        <w:rPr>
+                          <w:rFonts w:asciiTheme="majorBidi" w:hAnsiTheme="majorBidi" w:cstheme="majorBidi"/>
+                          <w:b/>
+                          <w:bCs/>
+                          <w:i/>
+                          <w:iCs/>
+                          <w:sz w:val="28"/>
+                          <w:szCs w:val="28"/>
+                        </w:rPr>
+                        <w:t xml:space="preserve">          </w:t>
+                      </w:r>
+                      <w:r>
+                        <w:rPr>
+                          <w:rFonts w:asciiTheme="majorBidi" w:hAnsiTheme="majorBidi" w:cstheme="majorBidi"/>
+                          <w:b/>
+                          <w:bCs/>
+                          <w:i/>
+                          <w:iCs/>
+                          <w:sz w:val="28"/>
+                          <w:szCs w:val="28"/>
+                        </w:rPr>
+                        <w:t xml:space="preserve">                         </w:t>
+                      </w:r>
+                      <w:r>
+                        <w:rPr>
+                          <w:rFonts w:asciiTheme="majorBidi" w:hAnsiTheme="majorBidi" w:cstheme="majorBidi"/>
+                          <w:b/>
+                          <w:bCs/>
+                          <w:i/>
+                          <w:iCs/>
+                          <w:sz w:val="28"/>
+                          <w:szCs w:val="28"/>
+                        </w:rPr>
+                        <w:t xml:space="preserve">   └─ triggers </w:t>
+                      </w:r>
+                      <w:proofErr w:type="spellStart"/>
+                      <w:proofErr w:type="gramStart"/>
+                      <w:r>
+                        <w:rPr>
+                          <w:rFonts w:asciiTheme="majorBidi" w:hAnsiTheme="majorBidi" w:cstheme="majorBidi"/>
+                          <w:b/>
+                          <w:bCs/>
+                          <w:i/>
+                          <w:iCs/>
+                          <w:sz w:val="28"/>
+                          <w:szCs w:val="28"/>
+                        </w:rPr>
+                        <w:t>backup.service</w:t>
+                      </w:r>
+                      <w:proofErr w:type="spellEnd"/>
+                      <w:proofErr w:type="gramEnd"/>
+                    </w:p>
+                    <w:p>
+                      <w:pPr>
+                        <w:jc w:val="center"/>
+                      </w:pPr>
+                    </w:p>
+                  </w:txbxContent>
+                </v:textbox>
+                <w10:wrap anchorx="margin"/>
+              </v:rect>
+            </w:pict>
+          </mc:Fallback>
+        </mc:AlternateContent>
+      </w:r>
+    </w:p>
+    <w:p>
+      <w:pPr>
+        <w:jc w:val="both"/>
+        <w:rPr>
+          <w:rFonts w:asciiTheme="majorBidi" w:hAnsiTheme="majorBidi" w:cstheme="majorBidi"/>
+          <w:sz w:val="28"/>
+          <w:szCs w:val="28"/>
+        </w:rPr>
+      </w:pPr>
+    </w:p>
+    <w:p>
+      <w:pPr>
+        <w:jc w:val="both"/>
+        <w:rPr>
+          <w:rFonts w:asciiTheme="majorBidi" w:hAnsiTheme="majorBidi" w:cstheme="majorBidi"/>
+          <w:sz w:val="28"/>
+          <w:szCs w:val="28"/>
+        </w:rPr>
+      </w:pPr>
+    </w:p>
+    <w:p>
+      <w:pPr>
+        <w:jc w:val="both"/>
+        <w:rPr>
+          <w:rFonts w:asciiTheme="majorBidi" w:hAnsiTheme="majorBidi" w:cstheme="majorBidi"/>
+          <w:sz w:val="28"/>
+          <w:szCs w:val="28"/>
+        </w:rPr>
+      </w:pPr>
+    </w:p>
+    <w:p>
+      <w:pPr>
+        <w:rPr>
+          <w:rFonts w:asciiTheme="majorBidi" w:hAnsiTheme="majorBidi" w:cstheme="majorBidi"/>
+          <w:sz w:val="28"/>
+          <w:szCs w:val="28"/>
+        </w:rPr>
+      </w:pPr>
+      <w:r>
+        <w:rPr>
+          <w:rFonts w:asciiTheme="majorBidi" w:hAnsiTheme="majorBidi" w:cstheme="majorBidi"/>
+          <w:sz w:val="28"/>
+          <w:szCs w:val="28"/>
+        </w:rPr>
+        <w:t xml:space="preserve">Timers are grouped under </w:t>
+      </w:r>
+      <w:proofErr w:type="spellStart"/>
+      <w:proofErr w:type="gramStart"/>
+      <w:r>
+        <w:rPr>
+          <w:rFonts w:asciiTheme="majorBidi" w:hAnsiTheme="majorBidi" w:cstheme="majorBidi"/>
+          <w:b/>
+          <w:bCs/>
+          <w:i/>
+          <w:iCs/>
+          <w:sz w:val="28"/>
+          <w:szCs w:val="28"/>
+        </w:rPr>
+        <w:t>timers.target</w:t>
+      </w:r>
+      <w:proofErr w:type="spellEnd"/>
+      <w:proofErr w:type="gramEnd"/>
+      <w:r>
+        <w:rPr>
+          <w:rFonts w:asciiTheme="majorBidi" w:hAnsiTheme="majorBidi" w:cstheme="majorBidi"/>
+          <w:sz w:val="28"/>
+          <w:szCs w:val="28"/>
+        </w:rPr>
+        <w:t xml:space="preserve"> so that:</w:t>
+      </w:r>
+    </w:p>
+    <w:p>
+      <w:pPr>
+        <w:pStyle w:val="ListParagraph"/>
+        <w:numPr>
+          <w:ilvl w:val="0"/>
+          <w:numId w:val="29"/>
+        </w:numPr>
+        <w:ind w:left="360"/>
+        <w:rPr>
+          <w:rFonts w:asciiTheme="majorBidi" w:hAnsiTheme="majorBidi" w:cstheme="majorBidi"/>
+          <w:sz w:val="28"/>
+          <w:szCs w:val="28"/>
+        </w:rPr>
+      </w:pPr>
+      <w:r>
+        <w:rPr>
+          <w:rFonts w:asciiTheme="majorBidi" w:hAnsiTheme="majorBidi" w:cstheme="majorBidi"/>
+          <w:sz w:val="28"/>
+          <w:szCs w:val="28"/>
+        </w:rPr>
+        <w:t>All timers can start together at boot.</w:t>
+      </w:r>
+    </w:p>
+    <w:p>
+      <w:pPr>
+        <w:pStyle w:val="ListParagraph"/>
+        <w:numPr>
+          <w:ilvl w:val="0"/>
+          <w:numId w:val="29"/>
+        </w:numPr>
+        <w:ind w:left="360"/>
+        <w:rPr>
+          <w:rFonts w:asciiTheme="majorBidi" w:hAnsiTheme="majorBidi" w:cstheme="majorBidi"/>
+          <w:sz w:val="28"/>
+          <w:szCs w:val="28"/>
+        </w:rPr>
+      </w:pPr>
+      <w:r>
+        <w:rPr>
+          <w:rFonts w:asciiTheme="majorBidi" w:hAnsiTheme="majorBidi" w:cstheme="majorBidi"/>
+          <w:sz w:val="28"/>
+          <w:szCs w:val="28"/>
+        </w:rPr>
+        <w:t>You can control them collectively:</w:t>
+      </w:r>
+    </w:p>
+    <w:p>
+      <w:pPr>
+        <w:pStyle w:val="ListParagraph"/>
+        <w:numPr>
+          <w:ilvl w:val="0"/>
+          <w:numId w:val="50"/>
+        </w:numPr>
+        <w:rPr>
+          <w:rFonts w:asciiTheme="majorBidi" w:hAnsiTheme="majorBidi" w:cstheme="majorBidi"/>
+          <w:b/>
+          <w:bCs/>
+          <w:i/>
+          <w:iCs/>
+          <w:sz w:val="28"/>
+          <w:szCs w:val="28"/>
+        </w:rPr>
+      </w:pPr>
+      <w:proofErr w:type="spellStart"/>
+      <w:r>
+        <w:rPr>
+          <w:rFonts w:asciiTheme="majorBidi" w:hAnsiTheme="majorBidi" w:cstheme="majorBidi"/>
+          <w:b/>
+          <w:bCs/>
+          <w:i/>
+          <w:iCs/>
+          <w:sz w:val="28"/>
+          <w:szCs w:val="28"/>
+        </w:rPr>
+        <w:t>systemctl</w:t>
+      </w:r>
+      <w:proofErr w:type="spellEnd"/>
+      <w:r>
+        <w:rPr>
+          <w:rFonts w:asciiTheme="majorBidi" w:hAnsiTheme="majorBidi" w:cstheme="majorBidi"/>
+          <w:b/>
+          <w:bCs/>
+          <w:i/>
+          <w:iCs/>
+          <w:sz w:val="28"/>
+          <w:szCs w:val="28"/>
+        </w:rPr>
+        <w:t xml:space="preserve"> stop </w:t>
+      </w:r>
+      <w:proofErr w:type="spellStart"/>
+      <w:proofErr w:type="gramStart"/>
+      <w:r>
+        <w:rPr>
+          <w:rFonts w:asciiTheme="majorBidi" w:hAnsiTheme="majorBidi" w:cstheme="majorBidi"/>
+          <w:b/>
+          <w:bCs/>
+          <w:i/>
+          <w:iCs/>
+          <w:sz w:val="28"/>
+          <w:szCs w:val="28"/>
+        </w:rPr>
+        <w:t>timers.target</w:t>
+      </w:r>
+      <w:proofErr w:type="spellEnd"/>
+      <w:proofErr w:type="gramEnd"/>
+    </w:p>
+    <w:p>
+      <w:pPr>
+        <w:pStyle w:val="ListParagraph"/>
+        <w:numPr>
+          <w:ilvl w:val="0"/>
+          <w:numId w:val="50"/>
+        </w:numPr>
+        <w:jc w:val="both"/>
+        <w:rPr>
+          <w:rFonts w:asciiTheme="majorBidi" w:hAnsiTheme="majorBidi" w:cstheme="majorBidi"/>
+          <w:b/>
+          <w:bCs/>
+          <w:i/>
+          <w:iCs/>
+          <w:sz w:val="28"/>
+          <w:szCs w:val="28"/>
+        </w:rPr>
+      </w:pPr>
+      <w:proofErr w:type="spellStart"/>
+      <w:r>
+        <w:rPr>
+          <w:rFonts w:asciiTheme="majorBidi" w:hAnsiTheme="majorBidi" w:cstheme="majorBidi"/>
+          <w:b/>
+          <w:bCs/>
+          <w:i/>
+          <w:iCs/>
+          <w:sz w:val="28"/>
+          <w:szCs w:val="28"/>
+        </w:rPr>
+        <w:t>systemctl</w:t>
+      </w:r>
+      <w:proofErr w:type="spellEnd"/>
+      <w:r>
+        <w:rPr>
+          <w:rFonts w:asciiTheme="majorBidi" w:hAnsiTheme="majorBidi" w:cstheme="majorBidi"/>
+          <w:b/>
+          <w:bCs/>
+          <w:i/>
+          <w:iCs/>
+          <w:sz w:val="28"/>
+          <w:szCs w:val="28"/>
+        </w:rPr>
+        <w:t xml:space="preserve"> start </w:t>
+      </w:r>
+      <w:proofErr w:type="spellStart"/>
+      <w:proofErr w:type="gramStart"/>
+      <w:r>
+        <w:rPr>
+          <w:rFonts w:asciiTheme="majorBidi" w:hAnsiTheme="majorBidi" w:cstheme="majorBidi"/>
+          <w:b/>
+          <w:bCs/>
+          <w:i/>
+          <w:iCs/>
+          <w:sz w:val="28"/>
+          <w:szCs w:val="28"/>
+        </w:rPr>
+        <w:t>timers.target</w:t>
+      </w:r>
+      <w:proofErr w:type="spellEnd"/>
+      <w:proofErr w:type="gramEnd"/>
+    </w:p>
+    <w:p>
+      <w:pPr>
+        <w:spacing w:after="120"/>
         <w:jc w:val="both"/>
         <w:rPr>
           <w:rFonts w:asciiTheme="majorBidi" w:hAnsiTheme="majorBidi" w:cstheme="majorBidi"/>
@@ -17133,6 +19306,7 @@
           <w:sz w:val="28"/>
           <w:szCs w:val="28"/>
         </w:rPr>
+        <w:lastRenderedPageBreak/>
         <w:t>wake up at a specific time (e.g. 06:30 tomorrow):</w:t>
       </w:r>
     </w:p>
@@ -17433,7 +19607,6 @@
           <w:sz w:val="28"/>
           <w:szCs w:val="28"/>
         </w:rPr>
-        <w:lastRenderedPageBreak/>
         <w:t>alarm_</w:t>
       </w:r>
       <w:proofErr w:type="gramStart"/>
@@ -17835,19 +20008,6 @@
       <w:pPr>
         <w:rPr>
           <w:rFonts w:asciiTheme="majorBidi" w:hAnsiTheme="majorBidi" w:cstheme="majorBidi"/>
-          <w:b/>
-          <w:bCs/>
-          <w:i/>
-          <w:iCs/>
-          <w:sz w:val="28"/>
-          <w:szCs w:val="28"/>
-        </w:rPr>
-      </w:pPr>
-    </w:p>
-    <w:p>
-      <w:pPr>
-        <w:rPr>
-          <w:rFonts w:asciiTheme="majorBidi" w:hAnsiTheme="majorBidi" w:cstheme="majorBidi"/>
           <w:sz w:val="28"/>
           <w:szCs w:val="28"/>
           <w:u w:val="single"/>
@@ -18199,6 +20359,7 @@
           <w:sz w:val="28"/>
           <w:szCs w:val="28"/>
         </w:rPr>
+        <w:lastRenderedPageBreak/>
         <w:t>Wake script → sets the RTC wake-up alarm.</w:t>
       </w:r>
     </w:p>
@@ -18347,7 +20508,6 @@
           <w:sz w:val="28"/>
           <w:szCs w:val="28"/>
         </w:rPr>
-        <w:lastRenderedPageBreak/>
         <w:t>script that sets RTC alarm for the next occurrence of 02:00</w:t>
       </w:r>
       <w:r>
@@ -18710,7 +20870,7 @@
           </mc:Choice>
           <mc:Fallback>
             <w:pict>
-              <v:rect w14:anchorId="4886DC60" id="_x0000_s1040" style="position:absolute;left:0;text-align:left;margin-left:19.2pt;margin-top:3.45pt;width:460.8pt;height:234.6pt;z-index:251672576;visibility:visible;mso-wrap-style:square;mso-width-percent:0;mso-height-percent:0;mso-wrap-distance-left:9pt;mso-wrap-distance-top:0;mso-wrap-distance-right:9pt;mso-wrap-distance-bottom:0;mso-position-horizontal:absolute;mso-position-horizontal-relative:text;mso-position-vertical:absolute;mso-position-vertical-relative:text;mso-width-percent:0;mso-height-percent:0;mso-width-relative:margin;mso-height-relative:margin;v-text-anchor:middle" o:gfxdata="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" fillcolor="black [3200]" strokecolor="black [480]" strokeweight="1pt">
+              <v:rect w14:anchorId="4886DC60" id="_x0000_s1041" style="position:absolute;left:0;text-align:left;margin-left:19.2pt;margin-top:3.45pt;width:460.8pt;height:234.6pt;z-index:251672576;visibility:visible;mso-wrap-style:square;mso-width-percent:0;mso-height-percent:0;mso-wrap-distance-left:9pt;mso-wrap-distance-top:0;mso-wrap-distance-right:9pt;mso-wrap-distance-bottom:0;mso-position-horizontal:absolute;mso-position-horizontal-relative:text;mso-position-vertical:absolute;mso-position-vertical-relative:text;mso-width-percent:0;mso-height-percent:0;mso-width-relative:margin;mso-height-relative:margin;v-text-anchor:middle" o:gfxdata="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" fillcolor="black [3200]" strokecolor="black [480]" strokeweight="1pt">
                 <v:textbox>
                   <w:txbxContent>
                     <w:p>
@@ -19522,7 +21682,7 @@
           </mc:Choice>
           <mc:Fallback>
             <w:pict>
-              <v:rect w14:anchorId="0B35A7FF" id="Rectangle 15" o:spid="_x0000_s1041" style="position:absolute;left:0;text-align:left;margin-left:14.4pt;margin-top:0;width:466.8pt;height:284.4pt;z-index:251673600;visibility:visible;mso-wrap-style:square;mso-width-percent:0;mso-height-percent:0;mso-wrap-distance-left:9pt;mso-wrap-distance-top:0;mso-wrap-distance-right:9pt;mso-wrap-distance-bottom:0;mso-position-horizontal:absolute;mso-position-horizontal-relative:text;mso-position-vertical:absolute;mso-position-vertical-relative:text;mso-width-percent:0;mso-height-percent:0;mso-width-relative:margin;mso-height-relative:margin;v-text-anchor:middle" o:gfxdata="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" fillcolor="black [3200]" strokecolor="black [480]" strokeweight="1pt">
+              <v:rect w14:anchorId="0B35A7FF" id="_x0000_s1042" style="position:absolute;left:0;text-align:left;margin-left:14.4pt;margin-top:0;width:466.8pt;height:284.4pt;z-index:251673600;visibility:visible;mso-wrap-style:square;mso-width-percent:0;mso-height-percent:0;mso-wrap-distance-left:9pt;mso-wrap-distance-top:0;mso-wrap-distance-right:9pt;mso-wrap-distance-bottom:0;mso-position-horizontal:absolute;mso-position-horizontal-relative:text;mso-position-vertical:absolute;mso-position-vertical-relative:text;mso-width-percent:0;mso-height-percent:0;mso-width-relative:margin;mso-height-relative:margin;v-text-anchor:middle" o:gfxdata="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" fillcolor="black [3200]" strokecolor="black [480]" strokeweight="1pt">
                 <v:textbox>
                   <w:txbxContent>
                     <w:p>
@@ -20102,6 +22262,7 @@
           <w:sz w:val="28"/>
           <w:szCs w:val="28"/>
         </w:rPr>
+        <w:lastRenderedPageBreak/>
         <w:t>File:</w:t>
       </w:r>
       <w:r>
@@ -20495,7 +22656,7 @@
           </mc:Choice>
           <mc:Fallback>
             <w:pict>
-              <v:rect w14:anchorId="6597F29B" id="Rectangle 16" o:spid="_x0000_s1042" style="position:absolute;left:0;text-align:left;margin-left:18.6pt;margin-top:5.4pt;width:335.4pt;height:232.8pt;z-index:251674624;visibility:visible;mso-wrap-style:square;mso-width-percent:0;mso-height-percent:0;mso-wrap-distance-left:9pt;mso-wrap-distance-top:0;mso-wrap-distance-right:9pt;mso-wrap-distance-bottom:0;mso-position-horizontal:absolute;mso-position-horizontal-relative:margin;mso-position-vertical:absolute;mso-position-vertical-relative:text;mso-width-percent:0;mso-height-percent:0;mso-width-relative:margin;mso-height-relative:margin;v-text-anchor:middle" o:gfxdata="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" fillcolor="black [3200]" strokecolor="black [480]" strokeweight="1pt">
+              <v:rect w14:anchorId="6597F29B" id="Rectangle 16" o:spid="_x0000_s1043" style="position:absolute;left:0;text-align:left;margin-left:18.6pt;margin-top:5.4pt;width:335.4pt;height:232.8pt;z-index:251674624;visibility:visible;mso-wrap-style:square;mso-width-percent:0;mso-height-percent:0;mso-wrap-distance-left:9pt;mso-wrap-distance-top:0;mso-wrap-distance-right:9pt;mso-wrap-distance-bottom:0;mso-position-horizontal:absolute;mso-position-horizontal-relative:margin;mso-position-vertical:absolute;mso-position-vertical-relative:text;mso-width-percent:0;mso-height-percent:0;mso-width-relative:margin;mso-height-relative:margin;v-text-anchor:middle" o:gfxdata="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" fillcolor="black [3200]" strokecolor="black [480]" strokeweight="1pt">
                 <v:textbox>
                   <w:txbxContent>
                     <w:p>
@@ -21762,6 +23923,7 @@
           <w:sz w:val="28"/>
           <w:szCs w:val="28"/>
         </w:rPr>
+        <w:lastRenderedPageBreak/>
         <w:t>In the command:</w:t>
       </w:r>
       <w:r>
@@ -21981,7 +24143,6 @@
           <w:sz w:val="28"/>
           <w:szCs w:val="28"/>
         </w:rPr>
-        <w:lastRenderedPageBreak/>
         <w:t xml:space="preserve">Take the first argument ($1) passed to the script and assign it to the variable </w:t>
       </w:r>
       <w:r>
@@ -22890,7 +25051,7 @@
           </mc:Choice>
           <mc:Fallback>
             <w:pict>
-              <v:rect w14:anchorId="73EC9FB5" id="Rectangle 17" o:spid="_x0000_s1043" style="position:absolute;margin-left:19.2pt;margin-top:0;width:323.4pt;height:256.8pt;z-index:251675648;visibility:visible;mso-wrap-style:square;mso-width-percent:0;mso-height-percent:0;mso-wrap-distance-left:9pt;mso-wrap-distance-top:0;mso-wrap-distance-right:9pt;mso-wrap-distance-bottom:0;mso-position-horizontal:absolute;mso-position-horizontal-relative:text;mso-position-vertical:absolute;mso-position-vertical-relative:text;mso-width-percent:0;mso-height-percent:0;mso-width-relative:margin;mso-height-relative:margin;v-text-anchor:middle" o:gfxdata="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" fillcolor="black [3200]" strokecolor="black [480]" strokeweight="1pt">
+              <v:rect w14:anchorId="73EC9FB5" id="Rectangle 17" o:spid="_x0000_s1044" style="position:absolute;margin-left:19.2pt;margin-top:0;width:323.4pt;height:256.8pt;z-index:251675648;visibility:visible;mso-wrap-style:square;mso-width-percent:0;mso-height-percent:0;mso-wrap-distance-left:9pt;mso-wrap-distance-top:0;mso-wrap-distance-right:9pt;mso-wrap-distance-bottom:0;mso-position-horizontal:absolute;mso-position-horizontal-relative:text;mso-position-vertical:absolute;mso-position-vertical-relative:text;mso-width-percent:0;mso-height-percent:0;mso-width-relative:margin;mso-height-relative:margin;v-text-anchor:middle" o:gfxdata="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" fillcolor="black [3200]" strokecolor="black [480]" strokeweight="1pt">
                 <v:textbox>
                   <w:txbxContent>
                     <w:p>
@@ -26450,7 +28611,7 @@
   <w:abstractNum w:abstractNumId="28" w15:restartNumberingAfterBreak="0">
     <w:nsid w:val="46811741"/>
     <w:multiLevelType w:val="hybridMultilevel"/>
-    <w:tmpl w:val="3DFC3C2C"/>
+    <w:tmpl w:val="C6AEA080"/>
     <w:lvl w:ilvl="0" w:tplc="04090001">
       <w:start w:val="1"/>
       <w:numFmt w:val="bullet"/>
@@ -27583,6 +29744,119 @@
     </w:lvl>
   </w:abstractNum>
   <w:abstractNum w:abstractNumId="39" w15:restartNumberingAfterBreak="0">
+    <w:nsid w:val="652174E8"/>
+    <w:multiLevelType w:val="hybridMultilevel"/>
+    <w:tmpl w:val="8A820864"/>
+    <w:lvl w:ilvl="0" w:tplc="04090001">
+      <w:start w:val="1"/>
+      <w:numFmt w:val="bullet"/>
+      <w:lvlText w:val=""/>
+      <w:lvlJc w:val="left"/>
+      <w:pPr>
+        <w:ind w:left="720" w:hanging="360"/>
+      </w:pPr>
+      <w:rPr>
+        <w:rFonts w:ascii="Symbol" w:hAnsi="Symbol" w:hint="default"/>
+      </w:rPr>
+    </w:lvl>
+    <w:lvl w:ilvl="1" w:tplc="04090003" w:tentative="1">
+      <w:start w:val="1"/>
+      <w:numFmt w:val="bullet"/>
+      <w:lvlText w:val="o"/>
+      <w:lvlJc w:val="left"/>
+      <w:pPr>
+        <w:ind w:left="1440" w:hanging="360"/>
+      </w:pPr>
+      <w:rPr>
+        <w:rFonts w:ascii="Courier New" w:hAnsi="Courier New" w:cs="Courier New" w:hint="default"/>
+      </w:rPr>
+    </w:lvl>
+    <w:lvl w:ilvl="2" w:tplc="04090005" w:tentative="1">
+      <w:start w:val="1"/>
+      <w:numFmt w:val="bullet"/>
+      <w:lvlText w:val=""/>
+      <w:lvlJc w:val="left"/>
+      <w:pPr>
+        <w:ind w:left="2160" w:hanging="360"/>
+      </w:pPr>
+      <w:rPr>
+        <w:rFonts w:ascii="Wingdings" w:hAnsi="Wingdings" w:hint="default"/>
+      </w:rPr>
+    </w:lvl>
+    <w:lvl w:ilvl="3" w:tplc="04090001" w:tentative="1">
+      <w:start w:val="1"/>
+      <w:numFmt w:val="bullet"/>
+      <w:lvlText w:val=""/>
+      <w:lvlJc w:val="left"/>
+      <w:pPr>
+        <w:ind w:left="2880" w:hanging="360"/>
+      </w:pPr>
+      <w:rPr>
+        <w:rFonts w:ascii="Symbol" w:hAnsi="Symbol" w:hint="default"/>
+      </w:rPr>
+    </w:lvl>
+    <w:lvl w:ilvl="4" w:tplc="04090003" w:tentative="1">
+      <w:start w:val="1"/>
+      <w:numFmt w:val="bullet"/>
+      <w:lvlText w:val="o"/>
+      <w:lvlJc w:val="left"/>
+      <w:pPr>
+        <w:ind w:left="3600" w:hanging="360"/>
+      </w:pPr>
+      <w:rPr>
+        <w:rFonts w:ascii="Courier New" w:hAnsi="Courier New" w:cs="Courier New" w:hint="default"/>
+      </w:rPr>
+    </w:lvl>
+    <w:lvl w:ilvl="5" w:tplc="04090005" w:tentative="1">
+      <w:start w:val="1"/>
+      <w:numFmt w:val="bullet"/>
+      <w:lvlText w:val=""/>
+      <w:lvlJc w:val="left"/>
+      <w:pPr>
+        <w:ind w:left="4320" w:hanging="360"/>
+      </w:pPr>
+      <w:rPr>
+        <w:rFonts w:ascii="Wingdings" w:hAnsi="Wingdings" w:hint="default"/>
+      </w:rPr>
+    </w:lvl>
+    <w:lvl w:ilvl="6" w:tplc="04090001" w:tentative="1">
+      <w:start w:val="1"/>
+      <w:numFmt w:val="bullet"/>
+      <w:lvlText w:val=""/>
+      <w:lvlJc w:val="left"/>
+      <w:pPr>
+        <w:ind w:left="5040" w:hanging="360"/>
+      </w:pPr>
+      <w:rPr>
+        <w:rFonts w:ascii="Symbol" w:hAnsi="Symbol" w:hint="default"/>
+      </w:rPr>
+    </w:lvl>
+    <w:lvl w:ilvl="7" w:tplc="04090003" w:tentative="1">
+      <w:start w:val="1"/>
+      <w:numFmt w:val="bullet"/>
+      <w:lvlText w:val="o"/>
+      <w:lvlJc w:val="left"/>
+      <w:pPr>
+        <w:ind w:left="5760" w:hanging="360"/>
+      </w:pPr>
+      <w:rPr>
+        <w:rFonts w:ascii="Courier New" w:hAnsi="Courier New" w:cs="Courier New" w:hint="default"/>
+      </w:rPr>
+    </w:lvl>
+    <w:lvl w:ilvl="8" w:tplc="04090005" w:tentative="1">
+      <w:start w:val="1"/>
+      <w:numFmt w:val="bullet"/>
+      <w:lvlText w:val=""/>
+      <w:lvlJc w:val="left"/>
+      <w:pPr>
+        <w:ind w:left="6480" w:hanging="360"/>
+      </w:pPr>
+      <w:rPr>
+        <w:rFonts w:ascii="Wingdings" w:hAnsi="Wingdings" w:hint="default"/>
+      </w:rPr>
+    </w:lvl>
+  </w:abstractNum>
+  <w:abstractNum w:abstractNumId="40" w15:restartNumberingAfterBreak="0">
     <w:nsid w:val="66050D5D"/>
     <w:multiLevelType w:val="hybridMultilevel"/>
     <w:tmpl w:val="A74C956C"/>
@@ -27668,7 +29942,7 @@
       </w:pPr>
     </w:lvl>
   </w:abstractNum>
-  <w:abstractNum w:abstractNumId="40" w15:restartNumberingAfterBreak="0">
+  <w:abstractNum w:abstractNumId="41" w15:restartNumberingAfterBreak="0">
     <w:nsid w:val="6B8E02B6"/>
     <w:multiLevelType w:val="hybridMultilevel"/>
     <w:tmpl w:val="5A3885DE"/>
@@ -27754,7 +30028,7 @@
       </w:pPr>
     </w:lvl>
   </w:abstractNum>
-  <w:abstractNum w:abstractNumId="41" w15:restartNumberingAfterBreak="0">
+  <w:abstractNum w:abstractNumId="42" w15:restartNumberingAfterBreak="0">
     <w:nsid w:val="72724731"/>
     <w:multiLevelType w:val="hybridMultilevel"/>
     <w:tmpl w:val="D8864C0C"/>
@@ -27867,7 +30141,7 @@
       </w:rPr>
     </w:lvl>
   </w:abstractNum>
-  <w:abstractNum w:abstractNumId="42" w15:restartNumberingAfterBreak="0">
+  <w:abstractNum w:abstractNumId="43" w15:restartNumberingAfterBreak="0">
     <w:nsid w:val="741A526A"/>
     <w:multiLevelType w:val="hybridMultilevel"/>
     <w:tmpl w:val="4F280B52"/>
@@ -27953,7 +30227,7 @@
       </w:pPr>
     </w:lvl>
   </w:abstractNum>
-  <w:abstractNum w:abstractNumId="43" w15:restartNumberingAfterBreak="0">
+  <w:abstractNum w:abstractNumId="44" w15:restartNumberingAfterBreak="0">
     <w:nsid w:val="7A0557F5"/>
     <w:multiLevelType w:val="hybridMultilevel"/>
     <w:tmpl w:val="02F240AE"/>
@@ -28039,7 +30313,7 @@
       </w:pPr>
     </w:lvl>
   </w:abstractNum>
-  <w:abstractNum w:abstractNumId="44" w15:restartNumberingAfterBreak="0">
+  <w:abstractNum w:abstractNumId="45" w15:restartNumberingAfterBreak="0">
     <w:nsid w:val="7B147B3E"/>
     <w:multiLevelType w:val="hybridMultilevel"/>
     <w:tmpl w:val="77E2BBEA"/>
@@ -28152,7 +30426,120 @@
       </w:rPr>
     </w:lvl>
   </w:abstractNum>
-  <w:abstractNum w:abstractNumId="45" w15:restartNumberingAfterBreak="0">
+  <w:abstractNum w:abstractNumId="46" w15:restartNumberingAfterBreak="0">
+    <w:nsid w:val="7BAB1173"/>
+    <w:multiLevelType w:val="hybridMultilevel"/>
+    <w:tmpl w:val="2E20DD52"/>
+    <w:lvl w:ilvl="0" w:tplc="FFFFFFFF">
+      <w:start w:val="1"/>
+      <w:numFmt w:val="bullet"/>
+      <w:lvlText w:val="o"/>
+      <w:lvlJc w:val="left"/>
+      <w:pPr>
+        <w:ind w:left="720" w:hanging="360"/>
+      </w:pPr>
+      <w:rPr>
+        <w:rFonts w:ascii="Courier New" w:hAnsi="Courier New" w:cs="Courier New" w:hint="default"/>
+      </w:rPr>
+    </w:lvl>
+    <w:lvl w:ilvl="1" w:tplc="04090003" w:tentative="1">
+      <w:start w:val="1"/>
+      <w:numFmt w:val="bullet"/>
+      <w:lvlText w:val="o"/>
+      <w:lvlJc w:val="left"/>
+      <w:pPr>
+        <w:ind w:left="1440" w:hanging="360"/>
+      </w:pPr>
+      <w:rPr>
+        <w:rFonts w:ascii="Courier New" w:hAnsi="Courier New" w:cs="Courier New" w:hint="default"/>
+      </w:rPr>
+    </w:lvl>
+    <w:lvl w:ilvl="2" w:tplc="04090005" w:tentative="1">
+      <w:start w:val="1"/>
+      <w:numFmt w:val="bullet"/>
+      <w:lvlText w:val=""/>
+      <w:lvlJc w:val="left"/>
+      <w:pPr>
+        <w:ind w:left="2160" w:hanging="360"/>
+      </w:pPr>
+      <w:rPr>
+        <w:rFonts w:ascii="Wingdings" w:hAnsi="Wingdings" w:hint="default"/>
+      </w:rPr>
+    </w:lvl>
+    <w:lvl w:ilvl="3" w:tplc="04090001" w:tentative="1">
+      <w:start w:val="1"/>
+      <w:numFmt w:val="bullet"/>
+      <w:lvlText w:val=""/>
+      <w:lvlJc w:val="left"/>
+      <w:pPr>
+        <w:ind w:left="2880" w:hanging="360"/>
+      </w:pPr>
+      <w:rPr>
+        <w:rFonts w:ascii="Symbol" w:hAnsi="Symbol" w:hint="default"/>
+      </w:rPr>
+    </w:lvl>
+    <w:lvl w:ilvl="4" w:tplc="04090003" w:tentative="1">
+      <w:start w:val="1"/>
+      <w:numFmt w:val="bullet"/>
+      <w:lvlText w:val="o"/>
+      <w:lvlJc w:val="left"/>
+      <w:pPr>
+        <w:ind w:left="3600" w:hanging="360"/>
+      </w:pPr>
+      <w:rPr>
+        <w:rFonts w:ascii="Courier New" w:hAnsi="Courier New" w:cs="Courier New" w:hint="default"/>
+      </w:rPr>
+    </w:lvl>
+    <w:lvl w:ilvl="5" w:tplc="04090005" w:tentative="1">
+      <w:start w:val="1"/>
+      <w:numFmt w:val="bullet"/>
+      <w:lvlText w:val=""/>
+      <w:lvlJc w:val="left"/>
+      <w:pPr>
+        <w:ind w:left="4320" w:hanging="360"/>
+      </w:pPr>
+      <w:rPr>
+        <w:rFonts w:ascii="Wingdings" w:hAnsi="Wingdings" w:hint="default"/>
+      </w:rPr>
+    </w:lvl>
+    <w:lvl w:ilvl="6" w:tplc="04090001" w:tentative="1">
+      <w:start w:val="1"/>
+      <w:numFmt w:val="bullet"/>
+      <w:lvlText w:val=""/>
+      <w:lvlJc w:val="left"/>
+      <w:pPr>
+        <w:ind w:left="5040" w:hanging="360"/>
+      </w:pPr>
+      <w:rPr>
+        <w:rFonts w:ascii="Symbol" w:hAnsi="Symbol" w:hint="default"/>
+      </w:rPr>
+    </w:lvl>
+    <w:lvl w:ilvl="7" w:tplc="04090003" w:tentative="1">
+      <w:start w:val="1"/>
+      <w:numFmt w:val="bullet"/>
+      <w:lvlText w:val="o"/>
+      <w:lvlJc w:val="left"/>
+      <w:pPr>
+        <w:ind w:left="5760" w:hanging="360"/>
+      </w:pPr>
+      <w:rPr>
+        <w:rFonts w:ascii="Courier New" w:hAnsi="Courier New" w:cs="Courier New" w:hint="default"/>
+      </w:rPr>
+    </w:lvl>
+    <w:lvl w:ilvl="8" w:tplc="04090005" w:tentative="1">
+      <w:start w:val="1"/>
+      <w:numFmt w:val="bullet"/>
+      <w:lvlText w:val=""/>
+      <w:lvlJc w:val="left"/>
+      <w:pPr>
+        <w:ind w:left="6480" w:hanging="360"/>
+      </w:pPr>
+      <w:rPr>
+        <w:rFonts w:ascii="Wingdings" w:hAnsi="Wingdings" w:hint="default"/>
+      </w:rPr>
+    </w:lvl>
+  </w:abstractNum>
+  <w:abstractNum w:abstractNumId="47" w15:restartNumberingAfterBreak="0">
     <w:nsid w:val="7BE0234F"/>
     <w:multiLevelType w:val="hybridMultilevel"/>
     <w:tmpl w:val="69AEBF1E"/>
@@ -28265,7 +30652,7 @@
       </w:rPr>
     </w:lvl>
   </w:abstractNum>
-  <w:abstractNum w:abstractNumId="46" w15:restartNumberingAfterBreak="0">
+  <w:abstractNum w:abstractNumId="48" w15:restartNumberingAfterBreak="0">
     <w:nsid w:val="7E153F94"/>
     <w:multiLevelType w:val="hybridMultilevel"/>
     <w:tmpl w:val="96B2D314"/>
@@ -28351,7 +30738,7 @@
       </w:pPr>
     </w:lvl>
   </w:abstractNum>
-  <w:abstractNum w:abstractNumId="47" w15:restartNumberingAfterBreak="0">
+  <w:abstractNum w:abstractNumId="49" w15:restartNumberingAfterBreak="0">
     <w:nsid w:val="7E1C413C"/>
     <w:multiLevelType w:val="hybridMultilevel"/>
     <w:tmpl w:val="3A9E187E"/>
@@ -28474,13 +30861,13 @@
     <w:abstractNumId w:val="7"/>
   </w:num>
   <w:num w:numId="13" w16cid:durableId="153030542">
-    <w:abstractNumId w:val="46"/>
+    <w:abstractNumId w:val="48"/>
   </w:num>
   <w:num w:numId="14" w16cid:durableId="2005862032">
     <w:abstractNumId w:val="27"/>
   </w:num>
   <w:num w:numId="15" w16cid:durableId="797378908">
-    <w:abstractNumId w:val="40"/>
+    <w:abstractNumId w:val="41"/>
   </w:num>
   <w:num w:numId="16" w16cid:durableId="2043701288">
     <w:abstractNumId w:val="3"/>
@@ -28510,7 +30897,7 @@
     <w:abstractNumId w:val="35"/>
   </w:num>
   <w:num w:numId="25" w16cid:durableId="1592348685">
-    <w:abstractNumId w:val="44"/>
+    <w:abstractNumId w:val="45"/>
   </w:num>
   <w:num w:numId="26" w16cid:durableId="1548184317">
     <w:abstractNumId w:val="13"/>
@@ -28531,7 +30918,7 @@
     <w:abstractNumId w:val="37"/>
   </w:num>
   <w:num w:numId="32" w16cid:durableId="1764104798">
-    <w:abstractNumId w:val="47"/>
+    <w:abstractNumId w:val="49"/>
   </w:num>
   <w:num w:numId="33" w16cid:durableId="647783420">
     <w:abstractNumId w:val="6"/>
@@ -28540,10 +30927,10 @@
     <w:abstractNumId w:val="31"/>
   </w:num>
   <w:num w:numId="35" w16cid:durableId="765539903">
-    <w:abstractNumId w:val="43"/>
+    <w:abstractNumId w:val="44"/>
   </w:num>
   <w:num w:numId="36" w16cid:durableId="40130252">
-    <w:abstractNumId w:val="42"/>
+    <w:abstractNumId w:val="43"/>
   </w:num>
   <w:num w:numId="37" w16cid:durableId="998658421">
     <w:abstractNumId w:val="22"/>
@@ -28552,16 +30939,16 @@
     <w:abstractNumId w:val="33"/>
   </w:num>
   <w:num w:numId="39" w16cid:durableId="1628925929">
-    <w:abstractNumId w:val="45"/>
+    <w:abstractNumId w:val="47"/>
   </w:num>
   <w:num w:numId="40" w16cid:durableId="1889485503">
-    <w:abstractNumId w:val="39"/>
+    <w:abstractNumId w:val="40"/>
   </w:num>
   <w:num w:numId="41" w16cid:durableId="270087960">
     <w:abstractNumId w:val="29"/>
   </w:num>
   <w:num w:numId="42" w16cid:durableId="1766611162">
-    <w:abstractNumId w:val="41"/>
+    <w:abstractNumId w:val="42"/>
   </w:num>
   <w:num w:numId="43" w16cid:durableId="1573929677">
     <w:abstractNumId w:val="21"/>
@@ -28580,6 +30967,12 @@
   </w:num>
   <w:num w:numId="48" w16cid:durableId="1207331867">
     <w:abstractNumId w:val="10"/>
+  </w:num>
+  <w:num w:numId="49" w16cid:durableId="422921319">
+    <w:abstractNumId w:val="39"/>
+  </w:num>
+  <w:num w:numId="50" w16cid:durableId="874585316">
+    <w:abstractNumId w:val="46"/>
   </w:num>
 </w:numbering>
 </file>
